--- a/data/outputs/v2/Maths/SS3.2_Rotation/Mathematics_Rotation_CBE_LessonSequence.docx
+++ b/data/outputs/v2/Maths/SS3.2_Rotation/Mathematics_Rotation_CBE_LessonSequence.docx
@@ -3292,32 +3292,32 @@
         <w:tc>
           <w:tcPr>
             <w:tcW w:type="dxa" w:w="1520"/>
-            <w:shd w:fill="F2F2F2" w:color="auto" w:val="clear"/>
-            <w:tcMar>
-              <w:top w:type="dxa" w:w="60"/>
-              <w:left w:type="dxa" w:w="120"/>
-              <w:bottom w:type="dxa" w:w="60"/>
-              <w:right w:type="dxa" w:w="120"/>
-            </w:tcMar>
-            <w:vAlign w:val="top"/>
-          </w:tcPr>
-          <w:p>
-            <w:pPr>
-              <w:spacing w:after="40" w:before="0"/>
-              <w:jc w:val="left"/>
-            </w:pPr>
-            <w:r>
-              <w:rPr>
-                <w:rFonts w:ascii="Arial" w:cs="Arial" w:eastAsia="Arial" w:hAnsi="Arial"/>
-                <w:b/>
-                <w:bCs/>
-                <w:i w:val="false"/>
-                <w:iCs w:val="false"/>
-                <w:color w:val="000000"/>
-                <w:sz w:val="18"/>
-                <w:szCs w:val="18"/>
-              </w:rPr>
-              <w:t xml:space="preserve">1 — Predict</w:t>
+            <w:shd w:fill="EAD1F5" w:color="auto" w:val="clear"/>
+            <w:tcMar>
+              <w:top w:type="dxa" w:w="60"/>
+              <w:left w:type="dxa" w:w="120"/>
+              <w:bottom w:type="dxa" w:w="60"/>
+              <w:right w:type="dxa" w:w="120"/>
+            </w:tcMar>
+            <w:vAlign w:val="top"/>
+          </w:tcPr>
+          <w:p>
+            <w:pPr>
+              <w:spacing w:after="40" w:before="0"/>
+              <w:jc w:val="left"/>
+            </w:pPr>
+            <w:r>
+              <w:rPr>
+                <w:rFonts w:ascii="Arial" w:cs="Arial" w:eastAsia="Arial" w:hAnsi="Arial"/>
+                <w:b/>
+                <w:bCs/>
+                <w:i w:val="false"/>
+                <w:iCs w:val="false"/>
+                <w:color w:val="000000"/>
+                <w:sz w:val="18"/>
+                <w:szCs w:val="18"/>
+              </w:rPr>
+              <w:t xml:space="preserve">Predict Phase</w:t>
             </w:r>
           </w:p>
           <w:p>
@@ -3340,7 +3340,7 @@
             <w:pPr>
               <w:spacing w:after="20" w:before="0"/>
             </w:pPr>
-            <w:hyperlink w:history="1" r:id="rIdnrqfrofeprvwe1upvbe9f">
+            <w:hyperlink w:history="1" r:id="rIdqfbtnjttleurtst1c3xsy">
               <w:r>
                 <w:rPr>
                   <w:rFonts w:ascii="Arial" w:cs="Arial" w:eastAsia="Arial" w:hAnsi="Arial"/>
@@ -3373,7 +3373,7 @@
               <w:spacing w:after="10" w:before="0"/>
               <w:ind w:left="120"/>
             </w:pPr>
-            <w:hyperlink w:history="1" r:id="rIdwlbgtqdmunwpsph0lojl9">
+            <w:hyperlink w:history="1" r:id="rIdk8xg6-3rfd9at_pbcoe6r">
               <w:r>
                 <w:rPr>
                   <w:rFonts w:ascii="Arial" w:cs="Arial" w:eastAsia="Arial" w:hAnsi="Arial"/>
@@ -3418,7 +3418,7 @@
             <w:pPr>
               <w:spacing w:after="20" w:before="0"/>
             </w:pPr>
-            <w:hyperlink w:history="1" r:id="rIda4nvxca7-uhvu43ojdlji">
+            <w:hyperlink w:history="1" r:id="rIdm2gpfswnflrriertzybvj">
               <w:r>
                 <w:rPr>
                   <w:rFonts w:ascii="Arial" w:cs="Arial" w:eastAsia="Arial" w:hAnsi="Arial"/>
@@ -3451,7 +3451,7 @@
               <w:spacing w:after="10" w:before="0"/>
               <w:ind w:left="120"/>
             </w:pPr>
-            <w:hyperlink w:history="1" r:id="rIdo0zbkhazxbzjuwbmcdqfe">
+            <w:hyperlink w:history="1" r:id="rIdomv2pot2kvev24bqtbg-u">
               <w:r>
                 <w:rPr>
                   <w:rFonts w:ascii="Arial" w:cs="Arial" w:eastAsia="Arial" w:hAnsi="Arial"/>
@@ -3598,32 +3598,32 @@
         <w:tc>
           <w:tcPr>
             <w:tcW w:type="dxa" w:w="1520"/>
-            <w:shd w:fill="F2F2F2" w:color="auto" w:val="clear"/>
-            <w:tcMar>
-              <w:top w:type="dxa" w:w="60"/>
-              <w:left w:type="dxa" w:w="120"/>
-              <w:bottom w:type="dxa" w:w="60"/>
-              <w:right w:type="dxa" w:w="120"/>
-            </w:tcMar>
-            <w:vAlign w:val="top"/>
-          </w:tcPr>
-          <w:p>
-            <w:pPr>
-              <w:spacing w:after="40" w:before="0"/>
-              <w:jc w:val="left"/>
-            </w:pPr>
-            <w:r>
-              <w:rPr>
-                <w:rFonts w:ascii="Arial" w:cs="Arial" w:eastAsia="Arial" w:hAnsi="Arial"/>
-                <w:b/>
-                <w:bCs/>
-                <w:i w:val="false"/>
-                <w:iCs w:val="false"/>
-                <w:color w:val="000000"/>
-                <w:sz w:val="18"/>
-                <w:szCs w:val="18"/>
-              </w:rPr>
-              <w:t xml:space="preserve">2 — Observe</w:t>
+            <w:shd w:fill="D9EEF1" w:color="auto" w:val="clear"/>
+            <w:tcMar>
+              <w:top w:type="dxa" w:w="60"/>
+              <w:left w:type="dxa" w:w="120"/>
+              <w:bottom w:type="dxa" w:w="60"/>
+              <w:right w:type="dxa" w:w="120"/>
+            </w:tcMar>
+            <w:vAlign w:val="top"/>
+          </w:tcPr>
+          <w:p>
+            <w:pPr>
+              <w:spacing w:after="40" w:before="0"/>
+              <w:jc w:val="left"/>
+            </w:pPr>
+            <w:r>
+              <w:rPr>
+                <w:rFonts w:ascii="Arial" w:cs="Arial" w:eastAsia="Arial" w:hAnsi="Arial"/>
+                <w:b/>
+                <w:bCs/>
+                <w:i w:val="false"/>
+                <w:iCs w:val="false"/>
+                <w:color w:val="000000"/>
+                <w:sz w:val="18"/>
+                <w:szCs w:val="18"/>
+              </w:rPr>
+              <w:t xml:space="preserve">Observe Phase</w:t>
             </w:r>
           </w:p>
           <w:p>
@@ -3646,7 +3646,7 @@
             <w:pPr>
               <w:spacing w:after="20" w:before="0"/>
             </w:pPr>
-            <w:hyperlink w:history="1" r:id="rIdsxiqxm-vqz8jkp8ibm6l1">
+            <w:hyperlink w:history="1" r:id="rIdhp8tt-qyntqlrwqfzduel">
               <w:r>
                 <w:rPr>
                   <w:rFonts w:ascii="Arial" w:cs="Arial" w:eastAsia="Arial" w:hAnsi="Arial"/>
@@ -3679,7 +3679,7 @@
               <w:spacing w:after="10" w:before="0"/>
               <w:ind w:left="120"/>
             </w:pPr>
-            <w:hyperlink w:history="1" r:id="rIdfsbedmp154lybstba6lzz">
+            <w:hyperlink w:history="1" r:id="rIdzr0lgq6ayvviqx-m23qxu">
               <w:r>
                 <w:rPr>
                   <w:rFonts w:ascii="Arial" w:cs="Arial" w:eastAsia="Arial" w:hAnsi="Arial"/>
@@ -3724,7 +3724,7 @@
             <w:pPr>
               <w:spacing w:after="20" w:before="0"/>
             </w:pPr>
-            <w:hyperlink w:history="1" r:id="rId4g8wknfi4z1vv9nzjmdcb">
+            <w:hyperlink w:history="1" r:id="rIddyjomdhyb7mgmtrhbhxkf">
               <w:r>
                 <w:rPr>
                   <w:rFonts w:ascii="Arial" w:cs="Arial" w:eastAsia="Arial" w:hAnsi="Arial"/>
@@ -3757,7 +3757,7 @@
               <w:spacing w:after="10" w:before="0"/>
               <w:ind w:left="120"/>
             </w:pPr>
-            <w:hyperlink w:history="1" r:id="rIdnlfv9mhvcbseuryxlzhxe">
+            <w:hyperlink w:history="1" r:id="rIdghrl_2uo4skck14rszgqg">
               <w:r>
                 <w:rPr>
                   <w:rFonts w:ascii="Arial" w:cs="Arial" w:eastAsia="Arial" w:hAnsi="Arial"/>
@@ -3904,32 +3904,32 @@
         <w:tc>
           <w:tcPr>
             <w:tcW w:type="dxa" w:w="1520"/>
-            <w:shd w:fill="F2F2F2" w:color="auto" w:val="clear"/>
-            <w:tcMar>
-              <w:top w:type="dxa" w:w="60"/>
-              <w:left w:type="dxa" w:w="120"/>
-              <w:bottom w:type="dxa" w:w="60"/>
-              <w:right w:type="dxa" w:w="120"/>
-            </w:tcMar>
-            <w:vAlign w:val="top"/>
-          </w:tcPr>
-          <w:p>
-            <w:pPr>
-              <w:spacing w:after="40" w:before="0"/>
-              <w:jc w:val="left"/>
-            </w:pPr>
-            <w:r>
-              <w:rPr>
-                <w:rFonts w:ascii="Arial" w:cs="Arial" w:eastAsia="Arial" w:hAnsi="Arial"/>
-                <w:b/>
-                <w:bCs/>
-                <w:i w:val="false"/>
-                <w:iCs w:val="false"/>
-                <w:color w:val="000000"/>
-                <w:sz w:val="18"/>
-                <w:szCs w:val="18"/>
-              </w:rPr>
-              <w:t xml:space="preserve">3 — Explain</w:t>
+            <w:shd w:fill="E2EFDA" w:color="auto" w:val="clear"/>
+            <w:tcMar>
+              <w:top w:type="dxa" w:w="60"/>
+              <w:left w:type="dxa" w:w="120"/>
+              <w:bottom w:type="dxa" w:w="60"/>
+              <w:right w:type="dxa" w:w="120"/>
+            </w:tcMar>
+            <w:vAlign w:val="top"/>
+          </w:tcPr>
+          <w:p>
+            <w:pPr>
+              <w:spacing w:after="40" w:before="0"/>
+              <w:jc w:val="left"/>
+            </w:pPr>
+            <w:r>
+              <w:rPr>
+                <w:rFonts w:ascii="Arial" w:cs="Arial" w:eastAsia="Arial" w:hAnsi="Arial"/>
+                <w:b/>
+                <w:bCs/>
+                <w:i w:val="false"/>
+                <w:iCs w:val="false"/>
+                <w:color w:val="000000"/>
+                <w:sz w:val="18"/>
+                <w:szCs w:val="18"/>
+              </w:rPr>
+              <w:t xml:space="preserve">Explain Phase</w:t>
             </w:r>
           </w:p>
           <w:p>
@@ -3952,7 +3952,7 @@
             <w:pPr>
               <w:spacing w:after="20" w:before="0"/>
             </w:pPr>
-            <w:hyperlink w:history="1" r:id="rIdrmjk6sbjowtcdpzqo7wco">
+            <w:hyperlink w:history="1" r:id="rIdp1_mrfn5nayy_kin1bor5">
               <w:r>
                 <w:rPr>
                   <w:rFonts w:ascii="Arial" w:cs="Arial" w:eastAsia="Arial" w:hAnsi="Arial"/>
@@ -3985,7 +3985,7 @@
               <w:spacing w:after="10" w:before="0"/>
               <w:ind w:left="120"/>
             </w:pPr>
-            <w:hyperlink w:history="1" r:id="rIdebuygnge0bj1bk9wpag03">
+            <w:hyperlink w:history="1" r:id="rIdhtw1ejlsoh6pmtejopge3">
               <w:r>
                 <w:rPr>
                   <w:rFonts w:ascii="Arial" w:cs="Arial" w:eastAsia="Arial" w:hAnsi="Arial"/>
@@ -4030,7 +4030,7 @@
             <w:pPr>
               <w:spacing w:after="20" w:before="0"/>
             </w:pPr>
-            <w:hyperlink w:history="1" r:id="rIduvejevblxwtfrore86avh">
+            <w:hyperlink w:history="1" r:id="rId6j1pjiyudbco3tuiieqjr">
               <w:r>
                 <w:rPr>
                   <w:rFonts w:ascii="Arial" w:cs="Arial" w:eastAsia="Arial" w:hAnsi="Arial"/>
@@ -4063,7 +4063,7 @@
               <w:spacing w:after="10" w:before="0"/>
               <w:ind w:left="120"/>
             </w:pPr>
-            <w:hyperlink w:history="1" r:id="rIdvuqtcgts3mtrjo4zo6rmy">
+            <w:hyperlink w:history="1" r:id="rId1cyajhfbnobkk8yd2tnx_">
               <w:r>
                 <w:rPr>
                   <w:rFonts w:ascii="Arial" w:cs="Arial" w:eastAsia="Arial" w:hAnsi="Arial"/>
@@ -4210,32 +4210,32 @@
         <w:tc>
           <w:tcPr>
             <w:tcW w:type="dxa" w:w="1520"/>
-            <w:shd w:fill="F2F2F2" w:color="auto" w:val="clear"/>
-            <w:tcMar>
-              <w:top w:type="dxa" w:w="60"/>
-              <w:left w:type="dxa" w:w="120"/>
-              <w:bottom w:type="dxa" w:w="60"/>
-              <w:right w:type="dxa" w:w="120"/>
-            </w:tcMar>
-            <w:vAlign w:val="top"/>
-          </w:tcPr>
-          <w:p>
-            <w:pPr>
-              <w:spacing w:after="40" w:before="0"/>
-              <w:jc w:val="left"/>
-            </w:pPr>
-            <w:r>
-              <w:rPr>
-                <w:rFonts w:ascii="Arial" w:cs="Arial" w:eastAsia="Arial" w:hAnsi="Arial"/>
-                <w:b/>
-                <w:bCs/>
-                <w:i w:val="false"/>
-                <w:iCs w:val="false"/>
-                <w:color w:val="000000"/>
-                <w:sz w:val="18"/>
-                <w:szCs w:val="18"/>
-              </w:rPr>
-              <w:t xml:space="preserve">4 — Driving Question Board (DQB) Creation</w:t>
+            <w:shd w:fill="FCE4D6" w:color="auto" w:val="clear"/>
+            <w:tcMar>
+              <w:top w:type="dxa" w:w="60"/>
+              <w:left w:type="dxa" w:w="120"/>
+              <w:bottom w:type="dxa" w:w="60"/>
+              <w:right w:type="dxa" w:w="120"/>
+            </w:tcMar>
+            <w:vAlign w:val="top"/>
+          </w:tcPr>
+          <w:p>
+            <w:pPr>
+              <w:spacing w:after="40" w:before="0"/>
+              <w:jc w:val="left"/>
+            </w:pPr>
+            <w:r>
+              <w:rPr>
+                <w:rFonts w:ascii="Arial" w:cs="Arial" w:eastAsia="Arial" w:hAnsi="Arial"/>
+                <w:b/>
+                <w:bCs/>
+                <w:i w:val="false"/>
+                <w:iCs w:val="false"/>
+                <w:color w:val="000000"/>
+                <w:sz w:val="18"/>
+                <w:szCs w:val="18"/>
+              </w:rPr>
+              <w:t xml:space="preserve">Driving Question Board (DQB) Creation</w:t>
             </w:r>
           </w:p>
           <w:p>
@@ -4258,7 +4258,7 @@
             <w:pPr>
               <w:spacing w:after="20" w:before="0"/>
             </w:pPr>
-            <w:hyperlink w:history="1" r:id="rIdi6actbvr7ctqnn42kme5z">
+            <w:hyperlink w:history="1" r:id="rIdgmmsgfuvbzfxraocgvd6g">
               <w:r>
                 <w:rPr>
                   <w:rFonts w:ascii="Arial" w:cs="Arial" w:eastAsia="Arial" w:hAnsi="Arial"/>
@@ -4291,7 +4291,7 @@
               <w:spacing w:after="10" w:before="0"/>
               <w:ind w:left="120"/>
             </w:pPr>
-            <w:hyperlink w:history="1" r:id="rIdy5rg-clfx5cf-p3l8hbmt">
+            <w:hyperlink w:history="1" r:id="rId413jrgyeyyd93awmclbdt">
               <w:r>
                 <w:rPr>
                   <w:rFonts w:ascii="Arial" w:cs="Arial" w:eastAsia="Arial" w:hAnsi="Arial"/>
@@ -4336,7 +4336,7 @@
             <w:pPr>
               <w:spacing w:after="20" w:before="0"/>
             </w:pPr>
-            <w:hyperlink w:history="1" r:id="rIdvlwmgy5pg1kf19z0a6hoi">
+            <w:hyperlink w:history="1" r:id="rIdtxkwvuwfo91iwzno1t4rs">
               <w:r>
                 <w:rPr>
                   <w:rFonts w:ascii="Arial" w:cs="Arial" w:eastAsia="Arial" w:hAnsi="Arial"/>
@@ -4369,7 +4369,7 @@
               <w:spacing w:after="10" w:before="0"/>
               <w:ind w:left="120"/>
             </w:pPr>
-            <w:hyperlink w:history="1" r:id="rIdswkvq6uufsx90uxj0s7bq">
+            <w:hyperlink w:history="1" r:id="rIdvewxwzwfcz0qkwftvsend">
               <w:r>
                 <w:rPr>
                   <w:rFonts w:ascii="Arial" w:cs="Arial" w:eastAsia="Arial" w:hAnsi="Arial"/>
@@ -4516,32 +4516,32 @@
         <w:tc>
           <w:tcPr>
             <w:tcW w:type="dxa" w:w="1520"/>
-            <w:shd w:fill="F2F2F2" w:color="auto" w:val="clear"/>
-            <w:tcMar>
-              <w:top w:type="dxa" w:w="60"/>
-              <w:left w:type="dxa" w:w="120"/>
-              <w:bottom w:type="dxa" w:w="60"/>
-              <w:right w:type="dxa" w:w="120"/>
-            </w:tcMar>
-            <w:vAlign w:val="top"/>
-          </w:tcPr>
-          <w:p>
-            <w:pPr>
-              <w:spacing w:after="40" w:before="0"/>
-              <w:jc w:val="left"/>
-            </w:pPr>
-            <w:r>
-              <w:rPr>
-                <w:rFonts w:ascii="Arial" w:cs="Arial" w:eastAsia="Arial" w:hAnsi="Arial"/>
-                <w:b/>
-                <w:bCs/>
-                <w:i w:val="false"/>
-                <w:iCs w:val="false"/>
-                <w:color w:val="000000"/>
-                <w:sz w:val="18"/>
-                <w:szCs w:val="18"/>
-              </w:rPr>
-              <w:t xml:space="preserve">5 — Model Building</w:t>
+            <w:shd w:fill="D5E8F0" w:color="auto" w:val="clear"/>
+            <w:tcMar>
+              <w:top w:type="dxa" w:w="60"/>
+              <w:left w:type="dxa" w:w="120"/>
+              <w:bottom w:type="dxa" w:w="60"/>
+              <w:right w:type="dxa" w:w="120"/>
+            </w:tcMar>
+            <w:vAlign w:val="top"/>
+          </w:tcPr>
+          <w:p>
+            <w:pPr>
+              <w:spacing w:after="40" w:before="0"/>
+              <w:jc w:val="left"/>
+            </w:pPr>
+            <w:r>
+              <w:rPr>
+                <w:rFonts w:ascii="Arial" w:cs="Arial" w:eastAsia="Arial" w:hAnsi="Arial"/>
+                <w:b/>
+                <w:bCs/>
+                <w:i w:val="false"/>
+                <w:iCs w:val="false"/>
+                <w:color w:val="000000"/>
+                <w:sz w:val="18"/>
+                <w:szCs w:val="18"/>
+              </w:rPr>
+              <w:t xml:space="preserve">Model Building Phase</w:t>
             </w:r>
           </w:p>
           <w:p>
@@ -4564,7 +4564,7 @@
             <w:pPr>
               <w:spacing w:after="20" w:before="0"/>
             </w:pPr>
-            <w:hyperlink w:history="1" r:id="rId7mfjeesvw2-mrin2hho5w">
+            <w:hyperlink w:history="1" r:id="rIdwfl2tobkrbr7rocafvyw3">
               <w:r>
                 <w:rPr>
                   <w:rFonts w:ascii="Arial" w:cs="Arial" w:eastAsia="Arial" w:hAnsi="Arial"/>
@@ -4597,7 +4597,7 @@
               <w:spacing w:after="10" w:before="0"/>
               <w:ind w:left="120"/>
             </w:pPr>
-            <w:hyperlink w:history="1" r:id="rIdvec6iwjg8r54soxozeb09">
+            <w:hyperlink w:history="1" r:id="rIdldtnpziardtrfxswqkfi0">
               <w:r>
                 <w:rPr>
                   <w:rFonts w:ascii="Arial" w:cs="Arial" w:eastAsia="Arial" w:hAnsi="Arial"/>
@@ -4642,7 +4642,7 @@
             <w:pPr>
               <w:spacing w:after="20" w:before="0"/>
             </w:pPr>
-            <w:hyperlink w:history="1" r:id="rIde44c_znwexfnuxcip-yml">
+            <w:hyperlink w:history="1" r:id="rIdburgenk_sscuw49uo_iq3">
               <w:r>
                 <w:rPr>
                   <w:rFonts w:ascii="Arial" w:cs="Arial" w:eastAsia="Arial" w:hAnsi="Arial"/>
@@ -4675,7 +4675,7 @@
               <w:spacing w:after="10" w:before="0"/>
               <w:ind w:left="120"/>
             </w:pPr>
-            <w:hyperlink w:history="1" r:id="rIde0g9ajvmqct1g9ddkqilc">
+            <w:hyperlink w:history="1" r:id="rId90qbrh1zlxhyrc75uwcoh">
               <w:r>
                 <w:rPr>
                   <w:rFonts w:ascii="Arial" w:cs="Arial" w:eastAsia="Arial" w:hAnsi="Arial"/>
@@ -6209,32 +6209,32 @@
         <w:tc>
           <w:tcPr>
             <w:tcW w:type="dxa" w:w="1520"/>
-            <w:shd w:fill="F2F2F2" w:color="auto" w:val="clear"/>
-            <w:tcMar>
-              <w:top w:type="dxa" w:w="60"/>
-              <w:left w:type="dxa" w:w="120"/>
-              <w:bottom w:type="dxa" w:w="60"/>
-              <w:right w:type="dxa" w:w="120"/>
-            </w:tcMar>
-            <w:vAlign w:val="top"/>
-          </w:tcPr>
-          <w:p>
-            <w:pPr>
-              <w:spacing w:after="40" w:before="0"/>
-              <w:jc w:val="left"/>
-            </w:pPr>
-            <w:r>
-              <w:rPr>
-                <w:rFonts w:ascii="Arial" w:cs="Arial" w:eastAsia="Arial" w:hAnsi="Arial"/>
-                <w:b/>
-                <w:bCs/>
-                <w:i w:val="false"/>
-                <w:iCs w:val="false"/>
-                <w:color w:val="000000"/>
-                <w:sz w:val="18"/>
-                <w:szCs w:val="18"/>
-              </w:rPr>
-              <w:t xml:space="preserve">Phase 1 — Predict</w:t>
+            <w:shd w:fill="EAD1F5" w:color="auto" w:val="clear"/>
+            <w:tcMar>
+              <w:top w:type="dxa" w:w="60"/>
+              <w:left w:type="dxa" w:w="120"/>
+              <w:bottom w:type="dxa" w:w="60"/>
+              <w:right w:type="dxa" w:w="120"/>
+            </w:tcMar>
+            <w:vAlign w:val="top"/>
+          </w:tcPr>
+          <w:p>
+            <w:pPr>
+              <w:spacing w:after="40" w:before="0"/>
+              <w:jc w:val="left"/>
+            </w:pPr>
+            <w:r>
+              <w:rPr>
+                <w:rFonts w:ascii="Arial" w:cs="Arial" w:eastAsia="Arial" w:hAnsi="Arial"/>
+                <w:b/>
+                <w:bCs/>
+                <w:i w:val="false"/>
+                <w:iCs w:val="false"/>
+                <w:color w:val="000000"/>
+                <w:sz w:val="18"/>
+                <w:szCs w:val="18"/>
+              </w:rPr>
+              <w:t xml:space="preserve">Predict Phase</w:t>
             </w:r>
           </w:p>
           <w:p>
@@ -6257,7 +6257,7 @@
             <w:pPr>
               <w:spacing w:after="20" w:before="0"/>
             </w:pPr>
-            <w:hyperlink w:history="1" r:id="rIdth3ebogumqhhla0xpnd-a">
+            <w:hyperlink w:history="1" r:id="rIdgwuy5mvcrz5kuxki5mbm_">
               <w:r>
                 <w:rPr>
                   <w:rFonts w:ascii="Arial" w:cs="Arial" w:eastAsia="Arial" w:hAnsi="Arial"/>
@@ -6290,7 +6290,7 @@
               <w:spacing w:after="10" w:before="0"/>
               <w:ind w:left="120"/>
             </w:pPr>
-            <w:hyperlink w:history="1" r:id="rId4y8zftuidyjo1ufaqw_ru">
+            <w:hyperlink w:history="1" r:id="rIdy6nfezcz7xyvcniooad5f">
               <w:r>
                 <w:rPr>
                   <w:rFonts w:ascii="Arial" w:cs="Arial" w:eastAsia="Arial" w:hAnsi="Arial"/>
@@ -6335,7 +6335,7 @@
             <w:pPr>
               <w:spacing w:after="20" w:before="0"/>
             </w:pPr>
-            <w:hyperlink w:history="1" r:id="rIdjucmd9xcktsyagv16d_d2">
+            <w:hyperlink w:history="1" r:id="rIdwqdwtr6oalxqrj5jxslmm">
               <w:r>
                 <w:rPr>
                   <w:rFonts w:ascii="Arial" w:cs="Arial" w:eastAsia="Arial" w:hAnsi="Arial"/>
@@ -6368,7 +6368,7 @@
               <w:spacing w:after="10" w:before="0"/>
               <w:ind w:left="120"/>
             </w:pPr>
-            <w:hyperlink w:history="1" r:id="rIdzm6aaeaetuhzg_yslepmc">
+            <w:hyperlink w:history="1" r:id="rId0eqn_iuylwznlv8e9hjib">
               <w:r>
                 <w:rPr>
                   <w:rFonts w:ascii="Arial" w:cs="Arial" w:eastAsia="Arial" w:hAnsi="Arial"/>
@@ -6515,32 +6515,32 @@
         <w:tc>
           <w:tcPr>
             <w:tcW w:type="dxa" w:w="1520"/>
-            <w:shd w:fill="F2F2F2" w:color="auto" w:val="clear"/>
-            <w:tcMar>
-              <w:top w:type="dxa" w:w="60"/>
-              <w:left w:type="dxa" w:w="120"/>
-              <w:bottom w:type="dxa" w:w="60"/>
-              <w:right w:type="dxa" w:w="120"/>
-            </w:tcMar>
-            <w:vAlign w:val="top"/>
-          </w:tcPr>
-          <w:p>
-            <w:pPr>
-              <w:spacing w:after="40" w:before="0"/>
-              <w:jc w:val="left"/>
-            </w:pPr>
-            <w:r>
-              <w:rPr>
-                <w:rFonts w:ascii="Arial" w:cs="Arial" w:eastAsia="Arial" w:hAnsi="Arial"/>
-                <w:b/>
-                <w:bCs/>
-                <w:i w:val="false"/>
-                <w:iCs w:val="false"/>
-                <w:color w:val="000000"/>
-                <w:sz w:val="18"/>
-                <w:szCs w:val="18"/>
-              </w:rPr>
-              <w:t xml:space="preserve">Phase 2 — Observe</w:t>
+            <w:shd w:fill="D9EEF1" w:color="auto" w:val="clear"/>
+            <w:tcMar>
+              <w:top w:type="dxa" w:w="60"/>
+              <w:left w:type="dxa" w:w="120"/>
+              <w:bottom w:type="dxa" w:w="60"/>
+              <w:right w:type="dxa" w:w="120"/>
+            </w:tcMar>
+            <w:vAlign w:val="top"/>
+          </w:tcPr>
+          <w:p>
+            <w:pPr>
+              <w:spacing w:after="40" w:before="0"/>
+              <w:jc w:val="left"/>
+            </w:pPr>
+            <w:r>
+              <w:rPr>
+                <w:rFonts w:ascii="Arial" w:cs="Arial" w:eastAsia="Arial" w:hAnsi="Arial"/>
+                <w:b/>
+                <w:bCs/>
+                <w:i w:val="false"/>
+                <w:iCs w:val="false"/>
+                <w:color w:val="000000"/>
+                <w:sz w:val="18"/>
+                <w:szCs w:val="18"/>
+              </w:rPr>
+              <w:t xml:space="preserve">Observe Phase</w:t>
             </w:r>
           </w:p>
           <w:p>
@@ -6563,7 +6563,7 @@
             <w:pPr>
               <w:spacing w:after="20" w:before="0"/>
             </w:pPr>
-            <w:hyperlink w:history="1" r:id="rIdohg9nkxi5z9mbzsbjie5x">
+            <w:hyperlink w:history="1" r:id="rIdcla83zbgq8lhsvxrtfd6z">
               <w:r>
                 <w:rPr>
                   <w:rFonts w:ascii="Arial" w:cs="Arial" w:eastAsia="Arial" w:hAnsi="Arial"/>
@@ -6596,7 +6596,7 @@
               <w:spacing w:after="10" w:before="0"/>
               <w:ind w:left="120"/>
             </w:pPr>
-            <w:hyperlink w:history="1" r:id="rIdaxkjqyrow_wlupd2qtxje">
+            <w:hyperlink w:history="1" r:id="rId9zmpra-fci9wwetdecs-v">
               <w:r>
                 <w:rPr>
                   <w:rFonts w:ascii="Arial" w:cs="Arial" w:eastAsia="Arial" w:hAnsi="Arial"/>
@@ -6641,7 +6641,7 @@
             <w:pPr>
               <w:spacing w:after="20" w:before="0"/>
             </w:pPr>
-            <w:hyperlink w:history="1" r:id="rIdel6v8fpcll_cpvtd_46xt">
+            <w:hyperlink w:history="1" r:id="rId1_xldnxiztwrdrmtyic75">
               <w:r>
                 <w:rPr>
                   <w:rFonts w:ascii="Arial" w:cs="Arial" w:eastAsia="Arial" w:hAnsi="Arial"/>
@@ -6674,7 +6674,7 @@
               <w:spacing w:after="10" w:before="0"/>
               <w:ind w:left="120"/>
             </w:pPr>
-            <w:hyperlink w:history="1" r:id="rIdyhqoa7tfbnckbrtu_dtfj">
+            <w:hyperlink w:history="1" r:id="rIdk6o5jxc7otjh1tmggikpq">
               <w:r>
                 <w:rPr>
                   <w:rFonts w:ascii="Arial" w:cs="Arial" w:eastAsia="Arial" w:hAnsi="Arial"/>
@@ -6821,32 +6821,32 @@
         <w:tc>
           <w:tcPr>
             <w:tcW w:type="dxa" w:w="1520"/>
-            <w:shd w:fill="F2F2F2" w:color="auto" w:val="clear"/>
-            <w:tcMar>
-              <w:top w:type="dxa" w:w="60"/>
-              <w:left w:type="dxa" w:w="120"/>
-              <w:bottom w:type="dxa" w:w="60"/>
-              <w:right w:type="dxa" w:w="120"/>
-            </w:tcMar>
-            <w:vAlign w:val="top"/>
-          </w:tcPr>
-          <w:p>
-            <w:pPr>
-              <w:spacing w:after="40" w:before="0"/>
-              <w:jc w:val="left"/>
-            </w:pPr>
-            <w:r>
-              <w:rPr>
-                <w:rFonts w:ascii="Arial" w:cs="Arial" w:eastAsia="Arial" w:hAnsi="Arial"/>
-                <w:b/>
-                <w:bCs/>
-                <w:i w:val="false"/>
-                <w:iCs w:val="false"/>
-                <w:color w:val="000000"/>
-                <w:sz w:val="18"/>
-                <w:szCs w:val="18"/>
-              </w:rPr>
-              <w:t xml:space="preserve">Phase 3 — Explain</w:t>
+            <w:shd w:fill="E2EFDA" w:color="auto" w:val="clear"/>
+            <w:tcMar>
+              <w:top w:type="dxa" w:w="60"/>
+              <w:left w:type="dxa" w:w="120"/>
+              <w:bottom w:type="dxa" w:w="60"/>
+              <w:right w:type="dxa" w:w="120"/>
+            </w:tcMar>
+            <w:vAlign w:val="top"/>
+          </w:tcPr>
+          <w:p>
+            <w:pPr>
+              <w:spacing w:after="40" w:before="0"/>
+              <w:jc w:val="left"/>
+            </w:pPr>
+            <w:r>
+              <w:rPr>
+                <w:rFonts w:ascii="Arial" w:cs="Arial" w:eastAsia="Arial" w:hAnsi="Arial"/>
+                <w:b/>
+                <w:bCs/>
+                <w:i w:val="false"/>
+                <w:iCs w:val="false"/>
+                <w:color w:val="000000"/>
+                <w:sz w:val="18"/>
+                <w:szCs w:val="18"/>
+              </w:rPr>
+              <w:t xml:space="preserve">Explain Phase</w:t>
             </w:r>
           </w:p>
           <w:p>
@@ -6869,7 +6869,7 @@
             <w:pPr>
               <w:spacing w:after="20" w:before="0"/>
             </w:pPr>
-            <w:hyperlink w:history="1" r:id="rIdj34fne-v4ud1ctf2snbii">
+            <w:hyperlink w:history="1" r:id="rIdzrsmkxs2hami0k2yxjfge">
               <w:r>
                 <w:rPr>
                   <w:rFonts w:ascii="Arial" w:cs="Arial" w:eastAsia="Arial" w:hAnsi="Arial"/>
@@ -6902,7 +6902,7 @@
               <w:spacing w:after="10" w:before="0"/>
               <w:ind w:left="120"/>
             </w:pPr>
-            <w:hyperlink w:history="1" r:id="rIderqfro6hz7g3-jzwexdsr">
+            <w:hyperlink w:history="1" r:id="rIddplysvuhlpe0dhs4dd_q8">
               <w:r>
                 <w:rPr>
                   <w:rFonts w:ascii="Arial" w:cs="Arial" w:eastAsia="Arial" w:hAnsi="Arial"/>
@@ -6947,7 +6947,7 @@
             <w:pPr>
               <w:spacing w:after="20" w:before="0"/>
             </w:pPr>
-            <w:hyperlink w:history="1" r:id="rIdb7kbjiiago-empml5umak">
+            <w:hyperlink w:history="1" r:id="rIdgesaichbxh4_a3qiy2o8n">
               <w:r>
                 <w:rPr>
                   <w:rFonts w:ascii="Arial" w:cs="Arial" w:eastAsia="Arial" w:hAnsi="Arial"/>
@@ -6980,7 +6980,7 @@
               <w:spacing w:after="10" w:before="0"/>
               <w:ind w:left="120"/>
             </w:pPr>
-            <w:hyperlink w:history="1" r:id="rId7k1sqvl9uqfckfl4rijp1">
+            <w:hyperlink w:history="1" r:id="rIdj1n0cxy4scsd41hzci4ls">
               <w:r>
                 <w:rPr>
                   <w:rFonts w:ascii="Arial" w:cs="Arial" w:eastAsia="Arial" w:hAnsi="Arial"/>
@@ -7127,32 +7127,32 @@
         <w:tc>
           <w:tcPr>
             <w:tcW w:type="dxa" w:w="1520"/>
-            <w:shd w:fill="F2F2F2" w:color="auto" w:val="clear"/>
-            <w:tcMar>
-              <w:top w:type="dxa" w:w="60"/>
-              <w:left w:type="dxa" w:w="120"/>
-              <w:bottom w:type="dxa" w:w="60"/>
-              <w:right w:type="dxa" w:w="120"/>
-            </w:tcMar>
-            <w:vAlign w:val="top"/>
-          </w:tcPr>
-          <w:p>
-            <w:pPr>
-              <w:spacing w:after="40" w:before="0"/>
-              <w:jc w:val="left"/>
-            </w:pPr>
-            <w:r>
-              <w:rPr>
-                <w:rFonts w:ascii="Arial" w:cs="Arial" w:eastAsia="Arial" w:hAnsi="Arial"/>
-                <w:b/>
-                <w:bCs/>
-                <w:i w:val="false"/>
-                <w:iCs w:val="false"/>
-                <w:color w:val="000000"/>
-                <w:sz w:val="18"/>
-                <w:szCs w:val="18"/>
-              </w:rPr>
-              <w:t xml:space="preserve">Phase 4 — Driving Question Board (DQB) Update</w:t>
+            <w:shd w:fill="FCE4D6" w:color="auto" w:val="clear"/>
+            <w:tcMar>
+              <w:top w:type="dxa" w:w="60"/>
+              <w:left w:type="dxa" w:w="120"/>
+              <w:bottom w:type="dxa" w:w="60"/>
+              <w:right w:type="dxa" w:w="120"/>
+            </w:tcMar>
+            <w:vAlign w:val="top"/>
+          </w:tcPr>
+          <w:p>
+            <w:pPr>
+              <w:spacing w:after="40" w:before="0"/>
+              <w:jc w:val="left"/>
+            </w:pPr>
+            <w:r>
+              <w:rPr>
+                <w:rFonts w:ascii="Arial" w:cs="Arial" w:eastAsia="Arial" w:hAnsi="Arial"/>
+                <w:b/>
+                <w:bCs/>
+                <w:i w:val="false"/>
+                <w:iCs w:val="false"/>
+                <w:color w:val="000000"/>
+                <w:sz w:val="18"/>
+                <w:szCs w:val="18"/>
+              </w:rPr>
+              <w:t xml:space="preserve">Driving Question Board (DQB) Creation</w:t>
             </w:r>
           </w:p>
           <w:p>
@@ -7175,7 +7175,7 @@
             <w:pPr>
               <w:spacing w:after="20" w:before="0"/>
             </w:pPr>
-            <w:hyperlink w:history="1" r:id="rIdwilyzo2j7plvkq3tqw5p9">
+            <w:hyperlink w:history="1" r:id="rIdr9wm0seu2wqmhl8hwhxfb">
               <w:r>
                 <w:rPr>
                   <w:rFonts w:ascii="Arial" w:cs="Arial" w:eastAsia="Arial" w:hAnsi="Arial"/>
@@ -7208,7 +7208,7 @@
               <w:spacing w:after="10" w:before="0"/>
               <w:ind w:left="120"/>
             </w:pPr>
-            <w:hyperlink w:history="1" r:id="rIdzn_vofvnuocqcrjudkv7l">
+            <w:hyperlink w:history="1" r:id="rIdwmq1zfefenfcp53nheh1i">
               <w:r>
                 <w:rPr>
                   <w:rFonts w:ascii="Arial" w:cs="Arial" w:eastAsia="Arial" w:hAnsi="Arial"/>
@@ -7253,7 +7253,7 @@
             <w:pPr>
               <w:spacing w:after="20" w:before="0"/>
             </w:pPr>
-            <w:hyperlink w:history="1" r:id="rIdzmkt4112p9zxrevj9dt-j">
+            <w:hyperlink w:history="1" r:id="rIdvrv8boelj6gnplq2r1au4">
               <w:r>
                 <w:rPr>
                   <w:rFonts w:ascii="Arial" w:cs="Arial" w:eastAsia="Arial" w:hAnsi="Arial"/>
@@ -7286,7 +7286,7 @@
               <w:spacing w:after="10" w:before="0"/>
               <w:ind w:left="120"/>
             </w:pPr>
-            <w:hyperlink w:history="1" r:id="rIdistoqt-ux2eibrqp98r4m">
+            <w:hyperlink w:history="1" r:id="rIdjaeohwjsy65opmrisps32">
               <w:r>
                 <w:rPr>
                   <w:rFonts w:ascii="Arial" w:cs="Arial" w:eastAsia="Arial" w:hAnsi="Arial"/>
@@ -7433,32 +7433,32 @@
         <w:tc>
           <w:tcPr>
             <w:tcW w:type="dxa" w:w="1520"/>
-            <w:shd w:fill="F2F2F2" w:color="auto" w:val="clear"/>
-            <w:tcMar>
-              <w:top w:type="dxa" w:w="60"/>
-              <w:left w:type="dxa" w:w="120"/>
-              <w:bottom w:type="dxa" w:w="60"/>
-              <w:right w:type="dxa" w:w="120"/>
-            </w:tcMar>
-            <w:vAlign w:val="top"/>
-          </w:tcPr>
-          <w:p>
-            <w:pPr>
-              <w:spacing w:after="40" w:before="0"/>
-              <w:jc w:val="left"/>
-            </w:pPr>
-            <w:r>
-              <w:rPr>
-                <w:rFonts w:ascii="Arial" w:cs="Arial" w:eastAsia="Arial" w:hAnsi="Arial"/>
-                <w:b/>
-                <w:bCs/>
-                <w:i w:val="false"/>
-                <w:iCs w:val="false"/>
-                <w:color w:val="000000"/>
-                <w:sz w:val="18"/>
-                <w:szCs w:val="18"/>
-              </w:rPr>
-              <w:t xml:space="preserve">Phase 5 — Model Building</w:t>
+            <w:shd w:fill="D5E8F0" w:color="auto" w:val="clear"/>
+            <w:tcMar>
+              <w:top w:type="dxa" w:w="60"/>
+              <w:left w:type="dxa" w:w="120"/>
+              <w:bottom w:type="dxa" w:w="60"/>
+              <w:right w:type="dxa" w:w="120"/>
+            </w:tcMar>
+            <w:vAlign w:val="top"/>
+          </w:tcPr>
+          <w:p>
+            <w:pPr>
+              <w:spacing w:after="40" w:before="0"/>
+              <w:jc w:val="left"/>
+            </w:pPr>
+            <w:r>
+              <w:rPr>
+                <w:rFonts w:ascii="Arial" w:cs="Arial" w:eastAsia="Arial" w:hAnsi="Arial"/>
+                <w:b/>
+                <w:bCs/>
+                <w:i w:val="false"/>
+                <w:iCs w:val="false"/>
+                <w:color w:val="000000"/>
+                <w:sz w:val="18"/>
+                <w:szCs w:val="18"/>
+              </w:rPr>
+              <w:t xml:space="preserve">Model Building Phase</w:t>
             </w:r>
           </w:p>
           <w:p>
@@ -7481,7 +7481,7 @@
             <w:pPr>
               <w:spacing w:after="20" w:before="0"/>
             </w:pPr>
-            <w:hyperlink w:history="1" r:id="rIdjuwf3amcrjxmkkoxykcr8">
+            <w:hyperlink w:history="1" r:id="rIdpwv2jnssjzv2wil1_drhg">
               <w:r>
                 <w:rPr>
                   <w:rFonts w:ascii="Arial" w:cs="Arial" w:eastAsia="Arial" w:hAnsi="Arial"/>
@@ -7514,7 +7514,7 @@
               <w:spacing w:after="10" w:before="0"/>
               <w:ind w:left="120"/>
             </w:pPr>
-            <w:hyperlink w:history="1" r:id="rIdh5echs_rk5st8hnjrhwm6">
+            <w:hyperlink w:history="1" r:id="rId60smchhxk6nzzah9t2mq0">
               <w:r>
                 <w:rPr>
                   <w:rFonts w:ascii="Arial" w:cs="Arial" w:eastAsia="Arial" w:hAnsi="Arial"/>
@@ -7559,7 +7559,7 @@
             <w:pPr>
               <w:spacing w:after="20" w:before="0"/>
             </w:pPr>
-            <w:hyperlink w:history="1" r:id="rId0s3nqu77-94rs7uk01dts">
+            <w:hyperlink w:history="1" r:id="rIdtlveiiwo-ojurjv5xrvv0">
               <w:r>
                 <w:rPr>
                   <w:rFonts w:ascii="Arial" w:cs="Arial" w:eastAsia="Arial" w:hAnsi="Arial"/>
@@ -7592,7 +7592,7 @@
               <w:spacing w:after="10" w:before="0"/>
               <w:ind w:left="120"/>
             </w:pPr>
-            <w:hyperlink w:history="1" r:id="rIdaqlbkhicrzss2z48t5lj7">
+            <w:hyperlink w:history="1" r:id="rIdwdd50o_ka2huwjigabh2y">
               <w:r>
                 <w:rPr>
                   <w:rFonts w:ascii="Arial" w:cs="Arial" w:eastAsia="Arial" w:hAnsi="Arial"/>
@@ -9031,32 +9031,32 @@
         <w:tc>
           <w:tcPr>
             <w:tcW w:type="dxa" w:w="1520"/>
-            <w:shd w:fill="F2F2F2" w:color="auto" w:val="clear"/>
-            <w:tcMar>
-              <w:top w:type="dxa" w:w="60"/>
-              <w:left w:type="dxa" w:w="120"/>
-              <w:bottom w:type="dxa" w:w="60"/>
-              <w:right w:type="dxa" w:w="120"/>
-            </w:tcMar>
-            <w:vAlign w:val="top"/>
-          </w:tcPr>
-          <w:p>
-            <w:pPr>
-              <w:spacing w:after="40" w:before="0"/>
-              <w:jc w:val="left"/>
-            </w:pPr>
-            <w:r>
-              <w:rPr>
-                <w:rFonts w:ascii="Arial" w:cs="Arial" w:eastAsia="Arial" w:hAnsi="Arial"/>
-                <w:b/>
-                <w:bCs/>
-                <w:i w:val="false"/>
-                <w:iCs w:val="false"/>
-                <w:color w:val="000000"/>
-                <w:sz w:val="18"/>
-                <w:szCs w:val="18"/>
-              </w:rPr>
-              <w:t xml:space="preserve">Phase 1 — PREDICT (15 minutes)</w:t>
+            <w:shd w:fill="EAD1F5" w:color="auto" w:val="clear"/>
+            <w:tcMar>
+              <w:top w:type="dxa" w:w="60"/>
+              <w:left w:type="dxa" w:w="120"/>
+              <w:bottom w:type="dxa" w:w="60"/>
+              <w:right w:type="dxa" w:w="120"/>
+            </w:tcMar>
+            <w:vAlign w:val="top"/>
+          </w:tcPr>
+          <w:p>
+            <w:pPr>
+              <w:spacing w:after="40" w:before="0"/>
+              <w:jc w:val="left"/>
+            </w:pPr>
+            <w:r>
+              <w:rPr>
+                <w:rFonts w:ascii="Arial" w:cs="Arial" w:eastAsia="Arial" w:hAnsi="Arial"/>
+                <w:b/>
+                <w:bCs/>
+                <w:i w:val="false"/>
+                <w:iCs w:val="false"/>
+                <w:color w:val="000000"/>
+                <w:sz w:val="18"/>
+                <w:szCs w:val="18"/>
+              </w:rPr>
+              <w:t xml:space="preserve">Predict Phase</w:t>
             </w:r>
           </w:p>
           <w:p>
@@ -9079,7 +9079,7 @@
             <w:pPr>
               <w:spacing w:after="20" w:before="0"/>
             </w:pPr>
-            <w:hyperlink w:history="1" r:id="rIdiirnsr1gwtdbygizaunzp">
+            <w:hyperlink w:history="1" r:id="rIdbfce6haorrcidlutpl-wc">
               <w:r>
                 <w:rPr>
                   <w:rFonts w:ascii="Arial" w:cs="Arial" w:eastAsia="Arial" w:hAnsi="Arial"/>
@@ -9112,7 +9112,7 @@
               <w:spacing w:after="10" w:before="0"/>
               <w:ind w:left="120"/>
             </w:pPr>
-            <w:hyperlink w:history="1" r:id="rIdcnwfxdslyh0v-5ycugesp">
+            <w:hyperlink w:history="1" r:id="rIdohqb22jbtjripgrlmquyt">
               <w:r>
                 <w:rPr>
                   <w:rFonts w:ascii="Arial" w:cs="Arial" w:eastAsia="Arial" w:hAnsi="Arial"/>
@@ -9157,7 +9157,7 @@
             <w:pPr>
               <w:spacing w:after="20" w:before="0"/>
             </w:pPr>
-            <w:hyperlink w:history="1" r:id="rIdfka1yzhnlexo0rzxo7ci5">
+            <w:hyperlink w:history="1" r:id="rIdfp4stwr2u1gucs3bvely8">
               <w:r>
                 <w:rPr>
                   <w:rFonts w:ascii="Arial" w:cs="Arial" w:eastAsia="Arial" w:hAnsi="Arial"/>
@@ -9190,7 +9190,7 @@
               <w:spacing w:after="10" w:before="0"/>
               <w:ind w:left="120"/>
             </w:pPr>
-            <w:hyperlink w:history="1" r:id="rIdupaibi6mlnfxj6tuyaigc">
+            <w:hyperlink w:history="1" r:id="rIds8xyjlzlbcjknrgng0p7e">
               <w:r>
                 <w:rPr>
                   <w:rFonts w:ascii="Arial" w:cs="Arial" w:eastAsia="Arial" w:hAnsi="Arial"/>
@@ -9337,32 +9337,32 @@
         <w:tc>
           <w:tcPr>
             <w:tcW w:type="dxa" w:w="1520"/>
-            <w:shd w:fill="F2F2F2" w:color="auto" w:val="clear"/>
-            <w:tcMar>
-              <w:top w:type="dxa" w:w="60"/>
-              <w:left w:type="dxa" w:w="120"/>
-              <w:bottom w:type="dxa" w:w="60"/>
-              <w:right w:type="dxa" w:w="120"/>
-            </w:tcMar>
-            <w:vAlign w:val="top"/>
-          </w:tcPr>
-          <w:p>
-            <w:pPr>
-              <w:spacing w:after="40" w:before="0"/>
-              <w:jc w:val="left"/>
-            </w:pPr>
-            <w:r>
-              <w:rPr>
-                <w:rFonts w:ascii="Arial" w:cs="Arial" w:eastAsia="Arial" w:hAnsi="Arial"/>
-                <w:b/>
-                <w:bCs/>
-                <w:i w:val="false"/>
-                <w:iCs w:val="false"/>
-                <w:color w:val="000000"/>
-                <w:sz w:val="18"/>
-                <w:szCs w:val="18"/>
-              </w:rPr>
-              <w:t xml:space="preserve">Phase 2 — OBSERVE (20 minutes)</w:t>
+            <w:shd w:fill="D9EEF1" w:color="auto" w:val="clear"/>
+            <w:tcMar>
+              <w:top w:type="dxa" w:w="60"/>
+              <w:left w:type="dxa" w:w="120"/>
+              <w:bottom w:type="dxa" w:w="60"/>
+              <w:right w:type="dxa" w:w="120"/>
+            </w:tcMar>
+            <w:vAlign w:val="top"/>
+          </w:tcPr>
+          <w:p>
+            <w:pPr>
+              <w:spacing w:after="40" w:before="0"/>
+              <w:jc w:val="left"/>
+            </w:pPr>
+            <w:r>
+              <w:rPr>
+                <w:rFonts w:ascii="Arial" w:cs="Arial" w:eastAsia="Arial" w:hAnsi="Arial"/>
+                <w:b/>
+                <w:bCs/>
+                <w:i w:val="false"/>
+                <w:iCs w:val="false"/>
+                <w:color w:val="000000"/>
+                <w:sz w:val="18"/>
+                <w:szCs w:val="18"/>
+              </w:rPr>
+              <w:t xml:space="preserve">Observe Phase</w:t>
             </w:r>
           </w:p>
           <w:p>
@@ -9385,7 +9385,7 @@
             <w:pPr>
               <w:spacing w:after="20" w:before="0"/>
             </w:pPr>
-            <w:hyperlink w:history="1" r:id="rId0bevbhgzpksk84ytxqmqn">
+            <w:hyperlink w:history="1" r:id="rIdktgt6uhy_otazwj4vx4cq">
               <w:r>
                 <w:rPr>
                   <w:rFonts w:ascii="Arial" w:cs="Arial" w:eastAsia="Arial" w:hAnsi="Arial"/>
@@ -9418,7 +9418,7 @@
               <w:spacing w:after="10" w:before="0"/>
               <w:ind w:left="120"/>
             </w:pPr>
-            <w:hyperlink w:history="1" r:id="rIdt1mi0tpabam99skbdhwwx">
+            <w:hyperlink w:history="1" r:id="rId3jnpno9mlm7wco0bvr1wz">
               <w:r>
                 <w:rPr>
                   <w:rFonts w:ascii="Arial" w:cs="Arial" w:eastAsia="Arial" w:hAnsi="Arial"/>
@@ -9463,7 +9463,7 @@
             <w:pPr>
               <w:spacing w:after="20" w:before="0"/>
             </w:pPr>
-            <w:hyperlink w:history="1" r:id="rIdo6ayrbzpqf8zbocgynlsz">
+            <w:hyperlink w:history="1" r:id="rIdodwapwbf0npjtkb3-1z2c">
               <w:r>
                 <w:rPr>
                   <w:rFonts w:ascii="Arial" w:cs="Arial" w:eastAsia="Arial" w:hAnsi="Arial"/>
@@ -9496,7 +9496,7 @@
               <w:spacing w:after="10" w:before="0"/>
               <w:ind w:left="120"/>
             </w:pPr>
-            <w:hyperlink w:history="1" r:id="rId84mmraeosvxreifmedwjr">
+            <w:hyperlink w:history="1" r:id="rIdmugh-rm-uy3fpihwems5x">
               <w:r>
                 <w:rPr>
                   <w:rFonts w:ascii="Arial" w:cs="Arial" w:eastAsia="Arial" w:hAnsi="Arial"/>
@@ -9643,32 +9643,32 @@
         <w:tc>
           <w:tcPr>
             <w:tcW w:type="dxa" w:w="1520"/>
-            <w:shd w:fill="F2F2F2" w:color="auto" w:val="clear"/>
-            <w:tcMar>
-              <w:top w:type="dxa" w:w="60"/>
-              <w:left w:type="dxa" w:w="120"/>
-              <w:bottom w:type="dxa" w:w="60"/>
-              <w:right w:type="dxa" w:w="120"/>
-            </w:tcMar>
-            <w:vAlign w:val="top"/>
-          </w:tcPr>
-          <w:p>
-            <w:pPr>
-              <w:spacing w:after="40" w:before="0"/>
-              <w:jc w:val="left"/>
-            </w:pPr>
-            <w:r>
-              <w:rPr>
-                <w:rFonts w:ascii="Arial" w:cs="Arial" w:eastAsia="Arial" w:hAnsi="Arial"/>
-                <w:b/>
-                <w:bCs/>
-                <w:i w:val="false"/>
-                <w:iCs w:val="false"/>
-                <w:color w:val="000000"/>
-                <w:sz w:val="18"/>
-                <w:szCs w:val="18"/>
-              </w:rPr>
-              <w:t xml:space="preserve">Phase 3 — EXPLAIN (20 minutes)</w:t>
+            <w:shd w:fill="E2EFDA" w:color="auto" w:val="clear"/>
+            <w:tcMar>
+              <w:top w:type="dxa" w:w="60"/>
+              <w:left w:type="dxa" w:w="120"/>
+              <w:bottom w:type="dxa" w:w="60"/>
+              <w:right w:type="dxa" w:w="120"/>
+            </w:tcMar>
+            <w:vAlign w:val="top"/>
+          </w:tcPr>
+          <w:p>
+            <w:pPr>
+              <w:spacing w:after="40" w:before="0"/>
+              <w:jc w:val="left"/>
+            </w:pPr>
+            <w:r>
+              <w:rPr>
+                <w:rFonts w:ascii="Arial" w:cs="Arial" w:eastAsia="Arial" w:hAnsi="Arial"/>
+                <w:b/>
+                <w:bCs/>
+                <w:i w:val="false"/>
+                <w:iCs w:val="false"/>
+                <w:color w:val="000000"/>
+                <w:sz w:val="18"/>
+                <w:szCs w:val="18"/>
+              </w:rPr>
+              <w:t xml:space="preserve">Explain Phase</w:t>
             </w:r>
           </w:p>
           <w:p>
@@ -9691,7 +9691,7 @@
             <w:pPr>
               <w:spacing w:after="20" w:before="0"/>
             </w:pPr>
-            <w:hyperlink w:history="1" r:id="rIdjorfz4mdfn_kcynouollo">
+            <w:hyperlink w:history="1" r:id="rIdegmlxy-gh6vsmtoztsy3o">
               <w:r>
                 <w:rPr>
                   <w:rFonts w:ascii="Arial" w:cs="Arial" w:eastAsia="Arial" w:hAnsi="Arial"/>
@@ -9724,7 +9724,7 @@
               <w:spacing w:after="10" w:before="0"/>
               <w:ind w:left="120"/>
             </w:pPr>
-            <w:hyperlink w:history="1" r:id="rId-eh1r2rmyzhhyajlgrplc">
+            <w:hyperlink w:history="1" r:id="rId99ebhxkdlhzolrl2ds7zo">
               <w:r>
                 <w:rPr>
                   <w:rFonts w:ascii="Arial" w:cs="Arial" w:eastAsia="Arial" w:hAnsi="Arial"/>
@@ -9769,7 +9769,7 @@
             <w:pPr>
               <w:spacing w:after="20" w:before="0"/>
             </w:pPr>
-            <w:hyperlink w:history="1" r:id="rIdtumltk-zkasizgoasubnd">
+            <w:hyperlink w:history="1" r:id="rIdnsjsiyktdcqc8io74boia">
               <w:r>
                 <w:rPr>
                   <w:rFonts w:ascii="Arial" w:cs="Arial" w:eastAsia="Arial" w:hAnsi="Arial"/>
@@ -9802,7 +9802,7 @@
               <w:spacing w:after="10" w:before="0"/>
               <w:ind w:left="120"/>
             </w:pPr>
-            <w:hyperlink w:history="1" r:id="rIdspqpkboisdsv7y92tjf-n">
+            <w:hyperlink w:history="1" r:id="rIdxhvy0fr1cjozwqgqo596k">
               <w:r>
                 <w:rPr>
                   <w:rFonts w:ascii="Arial" w:cs="Arial" w:eastAsia="Arial" w:hAnsi="Arial"/>
@@ -9949,32 +9949,32 @@
         <w:tc>
           <w:tcPr>
             <w:tcW w:type="dxa" w:w="1520"/>
-            <w:shd w:fill="F2F2F2" w:color="auto" w:val="clear"/>
-            <w:tcMar>
-              <w:top w:type="dxa" w:w="60"/>
-              <w:left w:type="dxa" w:w="120"/>
-              <w:bottom w:type="dxa" w:w="60"/>
-              <w:right w:type="dxa" w:w="120"/>
-            </w:tcMar>
-            <w:vAlign w:val="top"/>
-          </w:tcPr>
-          <w:p>
-            <w:pPr>
-              <w:spacing w:after="40" w:before="0"/>
-              <w:jc w:val="left"/>
-            </w:pPr>
-            <w:r>
-              <w:rPr>
-                <w:rFonts w:ascii="Arial" w:cs="Arial" w:eastAsia="Arial" w:hAnsi="Arial"/>
-                <w:b/>
-                <w:bCs/>
-                <w:i w:val="false"/>
-                <w:iCs w:val="false"/>
-                <w:color w:val="000000"/>
-                <w:sz w:val="18"/>
-                <w:szCs w:val="18"/>
-              </w:rPr>
-              <w:t xml:space="preserve">Phase 4 — DRIVING QUESTION BOARD (DQB) Update (10 minutes)</w:t>
+            <w:shd w:fill="FCE4D6" w:color="auto" w:val="clear"/>
+            <w:tcMar>
+              <w:top w:type="dxa" w:w="60"/>
+              <w:left w:type="dxa" w:w="120"/>
+              <w:bottom w:type="dxa" w:w="60"/>
+              <w:right w:type="dxa" w:w="120"/>
+            </w:tcMar>
+            <w:vAlign w:val="top"/>
+          </w:tcPr>
+          <w:p>
+            <w:pPr>
+              <w:spacing w:after="40" w:before="0"/>
+              <w:jc w:val="left"/>
+            </w:pPr>
+            <w:r>
+              <w:rPr>
+                <w:rFonts w:ascii="Arial" w:cs="Arial" w:eastAsia="Arial" w:hAnsi="Arial"/>
+                <w:b/>
+                <w:bCs/>
+                <w:i w:val="false"/>
+                <w:iCs w:val="false"/>
+                <w:color w:val="000000"/>
+                <w:sz w:val="18"/>
+                <w:szCs w:val="18"/>
+              </w:rPr>
+              <w:t xml:space="preserve">Driving Question Board (DQB) Creation</w:t>
             </w:r>
           </w:p>
           <w:p>
@@ -9997,7 +9997,7 @@
             <w:pPr>
               <w:spacing w:after="20" w:before="0"/>
             </w:pPr>
-            <w:hyperlink w:history="1" r:id="rIdq_op6eyduiwyytnn8cmfn">
+            <w:hyperlink w:history="1" r:id="rIdhgnh14bbywv2x0belovaw">
               <w:r>
                 <w:rPr>
                   <w:rFonts w:ascii="Arial" w:cs="Arial" w:eastAsia="Arial" w:hAnsi="Arial"/>
@@ -10030,7 +10030,7 @@
               <w:spacing w:after="10" w:before="0"/>
               <w:ind w:left="120"/>
             </w:pPr>
-            <w:hyperlink w:history="1" r:id="rIdyy6ewmzswbox5fpcqagrr">
+            <w:hyperlink w:history="1" r:id="rIduzyjhnjqnjwf26k8fgaa7">
               <w:r>
                 <w:rPr>
                   <w:rFonts w:ascii="Arial" w:cs="Arial" w:eastAsia="Arial" w:hAnsi="Arial"/>
@@ -10075,7 +10075,7 @@
             <w:pPr>
               <w:spacing w:after="20" w:before="0"/>
             </w:pPr>
-            <w:hyperlink w:history="1" r:id="rIdtpavss96pzwweevuwep15">
+            <w:hyperlink w:history="1" r:id="rIdzv9fk_ql10tkeheetslrx">
               <w:r>
                 <w:rPr>
                   <w:rFonts w:ascii="Arial" w:cs="Arial" w:eastAsia="Arial" w:hAnsi="Arial"/>
@@ -10108,7 +10108,7 @@
               <w:spacing w:after="10" w:before="0"/>
               <w:ind w:left="120"/>
             </w:pPr>
-            <w:hyperlink w:history="1" r:id="rIdr6kvbpc1a9ljeghgbqc45">
+            <w:hyperlink w:history="1" r:id="rIdbf0crokzh9m7iui_qtbup">
               <w:r>
                 <w:rPr>
                   <w:rFonts w:ascii="Arial" w:cs="Arial" w:eastAsia="Arial" w:hAnsi="Arial"/>
@@ -10255,32 +10255,32 @@
         <w:tc>
           <w:tcPr>
             <w:tcW w:type="dxa" w:w="1520"/>
-            <w:shd w:fill="F2F2F2" w:color="auto" w:val="clear"/>
-            <w:tcMar>
-              <w:top w:type="dxa" w:w="60"/>
-              <w:left w:type="dxa" w:w="120"/>
-              <w:bottom w:type="dxa" w:w="60"/>
-              <w:right w:type="dxa" w:w="120"/>
-            </w:tcMar>
-            <w:vAlign w:val="top"/>
-          </w:tcPr>
-          <w:p>
-            <w:pPr>
-              <w:spacing w:after="40" w:before="0"/>
-              <w:jc w:val="left"/>
-            </w:pPr>
-            <w:r>
-              <w:rPr>
-                <w:rFonts w:ascii="Arial" w:cs="Arial" w:eastAsia="Arial" w:hAnsi="Arial"/>
-                <w:b/>
-                <w:bCs/>
-                <w:i w:val="false"/>
-                <w:iCs w:val="false"/>
-                <w:color w:val="000000"/>
-                <w:sz w:val="18"/>
-                <w:szCs w:val="18"/>
-              </w:rPr>
-              <w:t xml:space="preserve">Phase 5 — MODEL BUILDING (15 minutes)</w:t>
+            <w:shd w:fill="D5E8F0" w:color="auto" w:val="clear"/>
+            <w:tcMar>
+              <w:top w:type="dxa" w:w="60"/>
+              <w:left w:type="dxa" w:w="120"/>
+              <w:bottom w:type="dxa" w:w="60"/>
+              <w:right w:type="dxa" w:w="120"/>
+            </w:tcMar>
+            <w:vAlign w:val="top"/>
+          </w:tcPr>
+          <w:p>
+            <w:pPr>
+              <w:spacing w:after="40" w:before="0"/>
+              <w:jc w:val="left"/>
+            </w:pPr>
+            <w:r>
+              <w:rPr>
+                <w:rFonts w:ascii="Arial" w:cs="Arial" w:eastAsia="Arial" w:hAnsi="Arial"/>
+                <w:b/>
+                <w:bCs/>
+                <w:i w:val="false"/>
+                <w:iCs w:val="false"/>
+                <w:color w:val="000000"/>
+                <w:sz w:val="18"/>
+                <w:szCs w:val="18"/>
+              </w:rPr>
+              <w:t xml:space="preserve">Model Building Phase</w:t>
             </w:r>
           </w:p>
           <w:p>
@@ -10303,7 +10303,7 @@
             <w:pPr>
               <w:spacing w:after="20" w:before="0"/>
             </w:pPr>
-            <w:hyperlink w:history="1" r:id="rId9m9rdf_97dopbve-xcckt">
+            <w:hyperlink w:history="1" r:id="rIdholikqrnljvvqg7d5fvvf">
               <w:r>
                 <w:rPr>
                   <w:rFonts w:ascii="Arial" w:cs="Arial" w:eastAsia="Arial" w:hAnsi="Arial"/>
@@ -10336,7 +10336,7 @@
               <w:spacing w:after="10" w:before="0"/>
               <w:ind w:left="120"/>
             </w:pPr>
-            <w:hyperlink w:history="1" r:id="rIda-i3ycf14wygys_qre4hu">
+            <w:hyperlink w:history="1" r:id="rId09b05al0ygxudzyglj8nx">
               <w:r>
                 <w:rPr>
                   <w:rFonts w:ascii="Arial" w:cs="Arial" w:eastAsia="Arial" w:hAnsi="Arial"/>
@@ -10381,7 +10381,7 @@
             <w:pPr>
               <w:spacing w:after="20" w:before="0"/>
             </w:pPr>
-            <w:hyperlink w:history="1" r:id="rIdmtyeakvkgmidejvckyuxb">
+            <w:hyperlink w:history="1" r:id="rIdj8qntqriisf-igdpfawqv">
               <w:r>
                 <w:rPr>
                   <w:rFonts w:ascii="Arial" w:cs="Arial" w:eastAsia="Arial" w:hAnsi="Arial"/>
@@ -10414,7 +10414,7 @@
               <w:spacing w:after="10" w:before="0"/>
               <w:ind w:left="120"/>
             </w:pPr>
-            <w:hyperlink w:history="1" r:id="rId6lfnft2dcskfqfbapzgpf">
+            <w:hyperlink w:history="1" r:id="rIdpjhbyghgbp0ltoxnvs6up">
               <w:r>
                 <w:rPr>
                   <w:rFonts w:ascii="Arial" w:cs="Arial" w:eastAsia="Arial" w:hAnsi="Arial"/>
@@ -11853,32 +11853,32 @@
         <w:tc>
           <w:tcPr>
             <w:tcW w:type="dxa" w:w="1520"/>
-            <w:shd w:fill="F2F2F2" w:color="auto" w:val="clear"/>
-            <w:tcMar>
-              <w:top w:type="dxa" w:w="60"/>
-              <w:left w:type="dxa" w:w="120"/>
-              <w:bottom w:type="dxa" w:w="60"/>
-              <w:right w:type="dxa" w:w="120"/>
-            </w:tcMar>
-            <w:vAlign w:val="top"/>
-          </w:tcPr>
-          <w:p>
-            <w:pPr>
-              <w:spacing w:after="40" w:before="0"/>
-              <w:jc w:val="left"/>
-            </w:pPr>
-            <w:r>
-              <w:rPr>
-                <w:rFonts w:ascii="Arial" w:cs="Arial" w:eastAsia="Arial" w:hAnsi="Arial"/>
-                <w:b/>
-                <w:bCs/>
-                <w:i w:val="false"/>
-                <w:iCs w:val="false"/>
-                <w:color w:val="000000"/>
-                <w:sz w:val="18"/>
-                <w:szCs w:val="18"/>
-              </w:rPr>
-              <w:t xml:space="preserve">Phase 1 — Predict</w:t>
+            <w:shd w:fill="EAD1F5" w:color="auto" w:val="clear"/>
+            <w:tcMar>
+              <w:top w:type="dxa" w:w="60"/>
+              <w:left w:type="dxa" w:w="120"/>
+              <w:bottom w:type="dxa" w:w="60"/>
+              <w:right w:type="dxa" w:w="120"/>
+            </w:tcMar>
+            <w:vAlign w:val="top"/>
+          </w:tcPr>
+          <w:p>
+            <w:pPr>
+              <w:spacing w:after="40" w:before="0"/>
+              <w:jc w:val="left"/>
+            </w:pPr>
+            <w:r>
+              <w:rPr>
+                <w:rFonts w:ascii="Arial" w:cs="Arial" w:eastAsia="Arial" w:hAnsi="Arial"/>
+                <w:b/>
+                <w:bCs/>
+                <w:i w:val="false"/>
+                <w:iCs w:val="false"/>
+                <w:color w:val="000000"/>
+                <w:sz w:val="18"/>
+                <w:szCs w:val="18"/>
+              </w:rPr>
+              <w:t xml:space="preserve">Predict Phase</w:t>
             </w:r>
           </w:p>
           <w:p>
@@ -11901,7 +11901,7 @@
             <w:pPr>
               <w:spacing w:after="20" w:before="0"/>
             </w:pPr>
-            <w:hyperlink w:history="1" r:id="rIdkhnrpywucpmzzdlakn_zu">
+            <w:hyperlink w:history="1" r:id="rId8b08mhs53js8zhf4znpk1">
               <w:r>
                 <w:rPr>
                   <w:rFonts w:ascii="Arial" w:cs="Arial" w:eastAsia="Arial" w:hAnsi="Arial"/>
@@ -11934,7 +11934,7 @@
               <w:spacing w:after="10" w:before="0"/>
               <w:ind w:left="120"/>
             </w:pPr>
-            <w:hyperlink w:history="1" r:id="rId9aajstfqwjdhfgtyn_ii6">
+            <w:hyperlink w:history="1" r:id="rId50fg1ju8rjigeahucueh3">
               <w:r>
                 <w:rPr>
                   <w:rFonts w:ascii="Arial" w:cs="Arial" w:eastAsia="Arial" w:hAnsi="Arial"/>
@@ -11979,7 +11979,7 @@
             <w:pPr>
               <w:spacing w:after="20" w:before="0"/>
             </w:pPr>
-            <w:hyperlink w:history="1" r:id="rIdac30n-yiyt9pviposzyhs">
+            <w:hyperlink w:history="1" r:id="rId3i5zncrpep3uekutipm5y">
               <w:r>
                 <w:rPr>
                   <w:rFonts w:ascii="Arial" w:cs="Arial" w:eastAsia="Arial" w:hAnsi="Arial"/>
@@ -12012,7 +12012,7 @@
               <w:spacing w:after="10" w:before="0"/>
               <w:ind w:left="120"/>
             </w:pPr>
-            <w:hyperlink w:history="1" r:id="rIdtgsfhen12kvpj9t-8kctl">
+            <w:hyperlink w:history="1" r:id="rIdrznwsye50k2v4cismapgp">
               <w:r>
                 <w:rPr>
                   <w:rFonts w:ascii="Arial" w:cs="Arial" w:eastAsia="Arial" w:hAnsi="Arial"/>
@@ -12159,32 +12159,32 @@
         <w:tc>
           <w:tcPr>
             <w:tcW w:type="dxa" w:w="1520"/>
-            <w:shd w:fill="F2F2F2" w:color="auto" w:val="clear"/>
-            <w:tcMar>
-              <w:top w:type="dxa" w:w="60"/>
-              <w:left w:type="dxa" w:w="120"/>
-              <w:bottom w:type="dxa" w:w="60"/>
-              <w:right w:type="dxa" w:w="120"/>
-            </w:tcMar>
-            <w:vAlign w:val="top"/>
-          </w:tcPr>
-          <w:p>
-            <w:pPr>
-              <w:spacing w:after="40" w:before="0"/>
-              <w:jc w:val="left"/>
-            </w:pPr>
-            <w:r>
-              <w:rPr>
-                <w:rFonts w:ascii="Arial" w:cs="Arial" w:eastAsia="Arial" w:hAnsi="Arial"/>
-                <w:b/>
-                <w:bCs/>
-                <w:i w:val="false"/>
-                <w:iCs w:val="false"/>
-                <w:color w:val="000000"/>
-                <w:sz w:val="18"/>
-                <w:szCs w:val="18"/>
-              </w:rPr>
-              <w:t xml:space="preserve">Phase 2 — Observe</w:t>
+            <w:shd w:fill="D9EEF1" w:color="auto" w:val="clear"/>
+            <w:tcMar>
+              <w:top w:type="dxa" w:w="60"/>
+              <w:left w:type="dxa" w:w="120"/>
+              <w:bottom w:type="dxa" w:w="60"/>
+              <w:right w:type="dxa" w:w="120"/>
+            </w:tcMar>
+            <w:vAlign w:val="top"/>
+          </w:tcPr>
+          <w:p>
+            <w:pPr>
+              <w:spacing w:after="40" w:before="0"/>
+              <w:jc w:val="left"/>
+            </w:pPr>
+            <w:r>
+              <w:rPr>
+                <w:rFonts w:ascii="Arial" w:cs="Arial" w:eastAsia="Arial" w:hAnsi="Arial"/>
+                <w:b/>
+                <w:bCs/>
+                <w:i w:val="false"/>
+                <w:iCs w:val="false"/>
+                <w:color w:val="000000"/>
+                <w:sz w:val="18"/>
+                <w:szCs w:val="18"/>
+              </w:rPr>
+              <w:t xml:space="preserve">Observe Phase</w:t>
             </w:r>
           </w:p>
           <w:p>
@@ -12207,7 +12207,7 @@
             <w:pPr>
               <w:spacing w:after="20" w:before="0"/>
             </w:pPr>
-            <w:hyperlink w:history="1" r:id="rIdkgu2oppytadq9lm3fssvg">
+            <w:hyperlink w:history="1" r:id="rId2qlujsfydai4w5naxdu5h">
               <w:r>
                 <w:rPr>
                   <w:rFonts w:ascii="Arial" w:cs="Arial" w:eastAsia="Arial" w:hAnsi="Arial"/>
@@ -12240,7 +12240,7 @@
               <w:spacing w:after="10" w:before="0"/>
               <w:ind w:left="120"/>
             </w:pPr>
-            <w:hyperlink w:history="1" r:id="rIduquie_a-ydak4awrbvs71">
+            <w:hyperlink w:history="1" r:id="rIdvwf_xbdfpz4vvkhl3q81b">
               <w:r>
                 <w:rPr>
                   <w:rFonts w:ascii="Arial" w:cs="Arial" w:eastAsia="Arial" w:hAnsi="Arial"/>
@@ -12285,7 +12285,7 @@
             <w:pPr>
               <w:spacing w:after="20" w:before="0"/>
             </w:pPr>
-            <w:hyperlink w:history="1" r:id="rIdwdt0jfhcfpuwo6c0nmjxd">
+            <w:hyperlink w:history="1" r:id="rIdi4vfcrws4sp9qz7sfrutm">
               <w:r>
                 <w:rPr>
                   <w:rFonts w:ascii="Arial" w:cs="Arial" w:eastAsia="Arial" w:hAnsi="Arial"/>
@@ -12318,7 +12318,7 @@
               <w:spacing w:after="10" w:before="0"/>
               <w:ind w:left="120"/>
             </w:pPr>
-            <w:hyperlink w:history="1" r:id="rId9qktbfydxf4ql56cxrz-k">
+            <w:hyperlink w:history="1" r:id="rId8tbmqfapa6jbktjm_bsjw">
               <w:r>
                 <w:rPr>
                   <w:rFonts w:ascii="Arial" w:cs="Arial" w:eastAsia="Arial" w:hAnsi="Arial"/>
@@ -12465,32 +12465,32 @@
         <w:tc>
           <w:tcPr>
             <w:tcW w:type="dxa" w:w="1520"/>
-            <w:shd w:fill="F2F2F2" w:color="auto" w:val="clear"/>
-            <w:tcMar>
-              <w:top w:type="dxa" w:w="60"/>
-              <w:left w:type="dxa" w:w="120"/>
-              <w:bottom w:type="dxa" w:w="60"/>
-              <w:right w:type="dxa" w:w="120"/>
-            </w:tcMar>
-            <w:vAlign w:val="top"/>
-          </w:tcPr>
-          <w:p>
-            <w:pPr>
-              <w:spacing w:after="40" w:before="0"/>
-              <w:jc w:val="left"/>
-            </w:pPr>
-            <w:r>
-              <w:rPr>
-                <w:rFonts w:ascii="Arial" w:cs="Arial" w:eastAsia="Arial" w:hAnsi="Arial"/>
-                <w:b/>
-                <w:bCs/>
-                <w:i w:val="false"/>
-                <w:iCs w:val="false"/>
-                <w:color w:val="000000"/>
-                <w:sz w:val="18"/>
-                <w:szCs w:val="18"/>
-              </w:rPr>
-              <w:t xml:space="preserve">Phase 3 — Explain</w:t>
+            <w:shd w:fill="E2EFDA" w:color="auto" w:val="clear"/>
+            <w:tcMar>
+              <w:top w:type="dxa" w:w="60"/>
+              <w:left w:type="dxa" w:w="120"/>
+              <w:bottom w:type="dxa" w:w="60"/>
+              <w:right w:type="dxa" w:w="120"/>
+            </w:tcMar>
+            <w:vAlign w:val="top"/>
+          </w:tcPr>
+          <w:p>
+            <w:pPr>
+              <w:spacing w:after="40" w:before="0"/>
+              <w:jc w:val="left"/>
+            </w:pPr>
+            <w:r>
+              <w:rPr>
+                <w:rFonts w:ascii="Arial" w:cs="Arial" w:eastAsia="Arial" w:hAnsi="Arial"/>
+                <w:b/>
+                <w:bCs/>
+                <w:i w:val="false"/>
+                <w:iCs w:val="false"/>
+                <w:color w:val="000000"/>
+                <w:sz w:val="18"/>
+                <w:szCs w:val="18"/>
+              </w:rPr>
+              <w:t xml:space="preserve">Explain Phase</w:t>
             </w:r>
           </w:p>
           <w:p>
@@ -12513,7 +12513,7 @@
             <w:pPr>
               <w:spacing w:after="20" w:before="0"/>
             </w:pPr>
-            <w:hyperlink w:history="1" r:id="rIdh0h3vhjxf8kvijou6kzwm">
+            <w:hyperlink w:history="1" r:id="rIdck1qdwi_n7vvi8xkxk9vu">
               <w:r>
                 <w:rPr>
                   <w:rFonts w:ascii="Arial" w:cs="Arial" w:eastAsia="Arial" w:hAnsi="Arial"/>
@@ -12546,7 +12546,7 @@
               <w:spacing w:after="10" w:before="0"/>
               <w:ind w:left="120"/>
             </w:pPr>
-            <w:hyperlink w:history="1" r:id="rIdpdgjupph0vn6cuunmhflh">
+            <w:hyperlink w:history="1" r:id="rIdihtkml_cqapipb9ocs2vq">
               <w:r>
                 <w:rPr>
                   <w:rFonts w:ascii="Arial" w:cs="Arial" w:eastAsia="Arial" w:hAnsi="Arial"/>
@@ -12591,7 +12591,7 @@
             <w:pPr>
               <w:spacing w:after="20" w:before="0"/>
             </w:pPr>
-            <w:hyperlink w:history="1" r:id="rIdkdhvrdsngfyxjm4cccy4f">
+            <w:hyperlink w:history="1" r:id="rId05cen2bsb_3mcok0dlnht">
               <w:r>
                 <w:rPr>
                   <w:rFonts w:ascii="Arial" w:cs="Arial" w:eastAsia="Arial" w:hAnsi="Arial"/>
@@ -12624,7 +12624,7 @@
               <w:spacing w:after="10" w:before="0"/>
               <w:ind w:left="120"/>
             </w:pPr>
-            <w:hyperlink w:history="1" r:id="rIdrazm9tzq0wwgz-xb7eqd1">
+            <w:hyperlink w:history="1" r:id="rIds_fdul2jdvedw1cgrb483">
               <w:r>
                 <w:rPr>
                   <w:rFonts w:ascii="Arial" w:cs="Arial" w:eastAsia="Arial" w:hAnsi="Arial"/>
@@ -12771,32 +12771,32 @@
         <w:tc>
           <w:tcPr>
             <w:tcW w:type="dxa" w:w="1520"/>
-            <w:shd w:fill="F2F2F2" w:color="auto" w:val="clear"/>
-            <w:tcMar>
-              <w:top w:type="dxa" w:w="60"/>
-              <w:left w:type="dxa" w:w="120"/>
-              <w:bottom w:type="dxa" w:w="60"/>
-              <w:right w:type="dxa" w:w="120"/>
-            </w:tcMar>
-            <w:vAlign w:val="top"/>
-          </w:tcPr>
-          <w:p>
-            <w:pPr>
-              <w:spacing w:after="40" w:before="0"/>
-              <w:jc w:val="left"/>
-            </w:pPr>
-            <w:r>
-              <w:rPr>
-                <w:rFonts w:ascii="Arial" w:cs="Arial" w:eastAsia="Arial" w:hAnsi="Arial"/>
-                <w:b/>
-                <w:bCs/>
-                <w:i w:val="false"/>
-                <w:iCs w:val="false"/>
-                <w:color w:val="000000"/>
-                <w:sz w:val="18"/>
-                <w:szCs w:val="18"/>
-              </w:rPr>
-              <w:t xml:space="preserve">Phase 4 — Driving Question Board (DQB) Update</w:t>
+            <w:shd w:fill="FCE4D6" w:color="auto" w:val="clear"/>
+            <w:tcMar>
+              <w:top w:type="dxa" w:w="60"/>
+              <w:left w:type="dxa" w:w="120"/>
+              <w:bottom w:type="dxa" w:w="60"/>
+              <w:right w:type="dxa" w:w="120"/>
+            </w:tcMar>
+            <w:vAlign w:val="top"/>
+          </w:tcPr>
+          <w:p>
+            <w:pPr>
+              <w:spacing w:after="40" w:before="0"/>
+              <w:jc w:val="left"/>
+            </w:pPr>
+            <w:r>
+              <w:rPr>
+                <w:rFonts w:ascii="Arial" w:cs="Arial" w:eastAsia="Arial" w:hAnsi="Arial"/>
+                <w:b/>
+                <w:bCs/>
+                <w:i w:val="false"/>
+                <w:iCs w:val="false"/>
+                <w:color w:val="000000"/>
+                <w:sz w:val="18"/>
+                <w:szCs w:val="18"/>
+              </w:rPr>
+              <w:t xml:space="preserve">Driving Question Board (DQB) Creation</w:t>
             </w:r>
           </w:p>
           <w:p>
@@ -12819,7 +12819,7 @@
             <w:pPr>
               <w:spacing w:after="20" w:before="0"/>
             </w:pPr>
-            <w:hyperlink w:history="1" r:id="rIdwmehed6bbhcqbsnepdwkm">
+            <w:hyperlink w:history="1" r:id="rIdzespfwlrud12ohzhdtnyx">
               <w:r>
                 <w:rPr>
                   <w:rFonts w:ascii="Arial" w:cs="Arial" w:eastAsia="Arial" w:hAnsi="Arial"/>
@@ -12852,7 +12852,7 @@
               <w:spacing w:after="10" w:before="0"/>
               <w:ind w:left="120"/>
             </w:pPr>
-            <w:hyperlink w:history="1" r:id="rIdbfty3eei5yoz1z8-b2fz_">
+            <w:hyperlink w:history="1" r:id="rIdhosqtq_lzcioictcuzxch">
               <w:r>
                 <w:rPr>
                   <w:rFonts w:ascii="Arial" w:cs="Arial" w:eastAsia="Arial" w:hAnsi="Arial"/>
@@ -12897,7 +12897,7 @@
             <w:pPr>
               <w:spacing w:after="20" w:before="0"/>
             </w:pPr>
-            <w:hyperlink w:history="1" r:id="rIddcihdu0kgurpsyjt0g8sc">
+            <w:hyperlink w:history="1" r:id="rIdd4neqo92ijbctqaeqozrk">
               <w:r>
                 <w:rPr>
                   <w:rFonts w:ascii="Arial" w:cs="Arial" w:eastAsia="Arial" w:hAnsi="Arial"/>
@@ -12930,7 +12930,7 @@
               <w:spacing w:after="10" w:before="0"/>
               <w:ind w:left="120"/>
             </w:pPr>
-            <w:hyperlink w:history="1" r:id="rIdn_ipqii3syp9lxy59bjin">
+            <w:hyperlink w:history="1" r:id="rIdekc0lwwhxlfmcnbapz80c">
               <w:r>
                 <w:rPr>
                   <w:rFonts w:ascii="Arial" w:cs="Arial" w:eastAsia="Arial" w:hAnsi="Arial"/>
@@ -13077,32 +13077,32 @@
         <w:tc>
           <w:tcPr>
             <w:tcW w:type="dxa" w:w="1520"/>
-            <w:shd w:fill="F2F2F2" w:color="auto" w:val="clear"/>
-            <w:tcMar>
-              <w:top w:type="dxa" w:w="60"/>
-              <w:left w:type="dxa" w:w="120"/>
-              <w:bottom w:type="dxa" w:w="60"/>
-              <w:right w:type="dxa" w:w="120"/>
-            </w:tcMar>
-            <w:vAlign w:val="top"/>
-          </w:tcPr>
-          <w:p>
-            <w:pPr>
-              <w:spacing w:after="40" w:before="0"/>
-              <w:jc w:val="left"/>
-            </w:pPr>
-            <w:r>
-              <w:rPr>
-                <w:rFonts w:ascii="Arial" w:cs="Arial" w:eastAsia="Arial" w:hAnsi="Arial"/>
-                <w:b/>
-                <w:bCs/>
-                <w:i w:val="false"/>
-                <w:iCs w:val="false"/>
-                <w:color w:val="000000"/>
-                <w:sz w:val="18"/>
-                <w:szCs w:val="18"/>
-              </w:rPr>
-              <w:t xml:space="preserve">Phase 5 — Model Building</w:t>
+            <w:shd w:fill="D5E8F0" w:color="auto" w:val="clear"/>
+            <w:tcMar>
+              <w:top w:type="dxa" w:w="60"/>
+              <w:left w:type="dxa" w:w="120"/>
+              <w:bottom w:type="dxa" w:w="60"/>
+              <w:right w:type="dxa" w:w="120"/>
+            </w:tcMar>
+            <w:vAlign w:val="top"/>
+          </w:tcPr>
+          <w:p>
+            <w:pPr>
+              <w:spacing w:after="40" w:before="0"/>
+              <w:jc w:val="left"/>
+            </w:pPr>
+            <w:r>
+              <w:rPr>
+                <w:rFonts w:ascii="Arial" w:cs="Arial" w:eastAsia="Arial" w:hAnsi="Arial"/>
+                <w:b/>
+                <w:bCs/>
+                <w:i w:val="false"/>
+                <w:iCs w:val="false"/>
+                <w:color w:val="000000"/>
+                <w:sz w:val="18"/>
+                <w:szCs w:val="18"/>
+              </w:rPr>
+              <w:t xml:space="preserve">Model Building Phase</w:t>
             </w:r>
           </w:p>
           <w:p>
@@ -13125,7 +13125,7 @@
             <w:pPr>
               <w:spacing w:after="20" w:before="0"/>
             </w:pPr>
-            <w:hyperlink w:history="1" r:id="rIdf3pkmajn3dmbqjogt-pau">
+            <w:hyperlink w:history="1" r:id="rId0vt5_70dxe5ilkempwwkg">
               <w:r>
                 <w:rPr>
                   <w:rFonts w:ascii="Arial" w:cs="Arial" w:eastAsia="Arial" w:hAnsi="Arial"/>
@@ -13158,7 +13158,7 @@
               <w:spacing w:after="10" w:before="0"/>
               <w:ind w:left="120"/>
             </w:pPr>
-            <w:hyperlink w:history="1" r:id="rIdnn6imb4h17rmmjkmner5p">
+            <w:hyperlink w:history="1" r:id="rIdrupa1ccrxpnujbqjppwsl">
               <w:r>
                 <w:rPr>
                   <w:rFonts w:ascii="Arial" w:cs="Arial" w:eastAsia="Arial" w:hAnsi="Arial"/>
@@ -13203,7 +13203,7 @@
             <w:pPr>
               <w:spacing w:after="20" w:before="0"/>
             </w:pPr>
-            <w:hyperlink w:history="1" r:id="rIdc09scyin-qshvzjt3qx-i">
+            <w:hyperlink w:history="1" r:id="rIdxmjcwcf3c49pzays0g6jo">
               <w:r>
                 <w:rPr>
                   <w:rFonts w:ascii="Arial" w:cs="Arial" w:eastAsia="Arial" w:hAnsi="Arial"/>
@@ -13236,7 +13236,7 @@
               <w:spacing w:after="10" w:before="0"/>
               <w:ind w:left="120"/>
             </w:pPr>
-            <w:hyperlink w:history="1" r:id="rIdhrejlnqz08xnw-yi__t3p">
+            <w:hyperlink w:history="1" r:id="rIdewl0v03e2-5ywgynjaezc">
               <w:r>
                 <w:rPr>
                   <w:rFonts w:ascii="Arial" w:cs="Arial" w:eastAsia="Arial" w:hAnsi="Arial"/>
@@ -14675,32 +14675,32 @@
         <w:tc>
           <w:tcPr>
             <w:tcW w:type="dxa" w:w="1520"/>
-            <w:shd w:fill="F2F2F2" w:color="auto" w:val="clear"/>
-            <w:tcMar>
-              <w:top w:type="dxa" w:w="60"/>
-              <w:left w:type="dxa" w:w="120"/>
-              <w:bottom w:type="dxa" w:w="60"/>
-              <w:right w:type="dxa" w:w="120"/>
-            </w:tcMar>
-            <w:vAlign w:val="top"/>
-          </w:tcPr>
-          <w:p>
-            <w:pPr>
-              <w:spacing w:after="40" w:before="0"/>
-              <w:jc w:val="left"/>
-            </w:pPr>
-            <w:r>
-              <w:rPr>
-                <w:rFonts w:ascii="Arial" w:cs="Arial" w:eastAsia="Arial" w:hAnsi="Arial"/>
-                <w:b/>
-                <w:bCs/>
-                <w:i w:val="false"/>
-                <w:iCs w:val="false"/>
-                <w:color w:val="000000"/>
-                <w:sz w:val="18"/>
-                <w:szCs w:val="18"/>
-              </w:rPr>
-              <w:t xml:space="preserve">Phase 1 — Predict</w:t>
+            <w:shd w:fill="EAD1F5" w:color="auto" w:val="clear"/>
+            <w:tcMar>
+              <w:top w:type="dxa" w:w="60"/>
+              <w:left w:type="dxa" w:w="120"/>
+              <w:bottom w:type="dxa" w:w="60"/>
+              <w:right w:type="dxa" w:w="120"/>
+            </w:tcMar>
+            <w:vAlign w:val="top"/>
+          </w:tcPr>
+          <w:p>
+            <w:pPr>
+              <w:spacing w:after="40" w:before="0"/>
+              <w:jc w:val="left"/>
+            </w:pPr>
+            <w:r>
+              <w:rPr>
+                <w:rFonts w:ascii="Arial" w:cs="Arial" w:eastAsia="Arial" w:hAnsi="Arial"/>
+                <w:b/>
+                <w:bCs/>
+                <w:i w:val="false"/>
+                <w:iCs w:val="false"/>
+                <w:color w:val="000000"/>
+                <w:sz w:val="18"/>
+                <w:szCs w:val="18"/>
+              </w:rPr>
+              <w:t xml:space="preserve">Predict Phase</w:t>
             </w:r>
           </w:p>
           <w:p>
@@ -14723,7 +14723,7 @@
             <w:pPr>
               <w:spacing w:after="20" w:before="0"/>
             </w:pPr>
-            <w:hyperlink w:history="1" r:id="rId_nipcwxhch6hcfuibg50t">
+            <w:hyperlink w:history="1" r:id="rIdbarzsvxwh_e-mxdwfmlwe">
               <w:r>
                 <w:rPr>
                   <w:rFonts w:ascii="Arial" w:cs="Arial" w:eastAsia="Arial" w:hAnsi="Arial"/>
@@ -14756,7 +14756,7 @@
               <w:spacing w:after="10" w:before="0"/>
               <w:ind w:left="120"/>
             </w:pPr>
-            <w:hyperlink w:history="1" r:id="rIdwlz0yugefll06imut6wfq">
+            <w:hyperlink w:history="1" r:id="rIdidssrpz632bffgspm1x37">
               <w:r>
                 <w:rPr>
                   <w:rFonts w:ascii="Arial" w:cs="Arial" w:eastAsia="Arial" w:hAnsi="Arial"/>
@@ -14801,7 +14801,7 @@
             <w:pPr>
               <w:spacing w:after="20" w:before="0"/>
             </w:pPr>
-            <w:hyperlink w:history="1" r:id="rId0mcjnhznpcxv5ov2fmtnf">
+            <w:hyperlink w:history="1" r:id="rIdbwmbat8wlf_vg3apgu2nb">
               <w:r>
                 <w:rPr>
                   <w:rFonts w:ascii="Arial" w:cs="Arial" w:eastAsia="Arial" w:hAnsi="Arial"/>
@@ -14834,7 +14834,7 @@
               <w:spacing w:after="10" w:before="0"/>
               <w:ind w:left="120"/>
             </w:pPr>
-            <w:hyperlink w:history="1" r:id="rIdamticmtfzkgq_wu-tzdla">
+            <w:hyperlink w:history="1" r:id="rIdbnacbyqepfvtstz7tdlnr">
               <w:r>
                 <w:rPr>
                   <w:rFonts w:ascii="Arial" w:cs="Arial" w:eastAsia="Arial" w:hAnsi="Arial"/>
@@ -14981,32 +14981,32 @@
         <w:tc>
           <w:tcPr>
             <w:tcW w:type="dxa" w:w="1520"/>
-            <w:shd w:fill="F2F2F2" w:color="auto" w:val="clear"/>
-            <w:tcMar>
-              <w:top w:type="dxa" w:w="60"/>
-              <w:left w:type="dxa" w:w="120"/>
-              <w:bottom w:type="dxa" w:w="60"/>
-              <w:right w:type="dxa" w:w="120"/>
-            </w:tcMar>
-            <w:vAlign w:val="top"/>
-          </w:tcPr>
-          <w:p>
-            <w:pPr>
-              <w:spacing w:after="40" w:before="0"/>
-              <w:jc w:val="left"/>
-            </w:pPr>
-            <w:r>
-              <w:rPr>
-                <w:rFonts w:ascii="Arial" w:cs="Arial" w:eastAsia="Arial" w:hAnsi="Arial"/>
-                <w:b/>
-                <w:bCs/>
-                <w:i w:val="false"/>
-                <w:iCs w:val="false"/>
-                <w:color w:val="000000"/>
-                <w:sz w:val="18"/>
-                <w:szCs w:val="18"/>
-              </w:rPr>
-              <w:t xml:space="preserve">Phase 2 — Observe</w:t>
+            <w:shd w:fill="D9EEF1" w:color="auto" w:val="clear"/>
+            <w:tcMar>
+              <w:top w:type="dxa" w:w="60"/>
+              <w:left w:type="dxa" w:w="120"/>
+              <w:bottom w:type="dxa" w:w="60"/>
+              <w:right w:type="dxa" w:w="120"/>
+            </w:tcMar>
+            <w:vAlign w:val="top"/>
+          </w:tcPr>
+          <w:p>
+            <w:pPr>
+              <w:spacing w:after="40" w:before="0"/>
+              <w:jc w:val="left"/>
+            </w:pPr>
+            <w:r>
+              <w:rPr>
+                <w:rFonts w:ascii="Arial" w:cs="Arial" w:eastAsia="Arial" w:hAnsi="Arial"/>
+                <w:b/>
+                <w:bCs/>
+                <w:i w:val="false"/>
+                <w:iCs w:val="false"/>
+                <w:color w:val="000000"/>
+                <w:sz w:val="18"/>
+                <w:szCs w:val="18"/>
+              </w:rPr>
+              <w:t xml:space="preserve">Observe Phase</w:t>
             </w:r>
           </w:p>
           <w:p>
@@ -15029,7 +15029,7 @@
             <w:pPr>
               <w:spacing w:after="20" w:before="0"/>
             </w:pPr>
-            <w:hyperlink w:history="1" r:id="rIdwrpet7r3crwvmllcvca7h">
+            <w:hyperlink w:history="1" r:id="rIdmdyeyo-wpx4otkbie_npa">
               <w:r>
                 <w:rPr>
                   <w:rFonts w:ascii="Arial" w:cs="Arial" w:eastAsia="Arial" w:hAnsi="Arial"/>
@@ -15062,7 +15062,7 @@
               <w:spacing w:after="10" w:before="0"/>
               <w:ind w:left="120"/>
             </w:pPr>
-            <w:hyperlink w:history="1" r:id="rId3zn_xft2gxzv0ypcamex1">
+            <w:hyperlink w:history="1" r:id="rIdkxu9xnvqg6h2x3exxsx0k">
               <w:r>
                 <w:rPr>
                   <w:rFonts w:ascii="Arial" w:cs="Arial" w:eastAsia="Arial" w:hAnsi="Arial"/>
@@ -15107,7 +15107,7 @@
             <w:pPr>
               <w:spacing w:after="20" w:before="0"/>
             </w:pPr>
-            <w:hyperlink w:history="1" r:id="rIdkggwdhothis0vczgff0ou">
+            <w:hyperlink w:history="1" r:id="rId_yd9vr-p4yqignfxycgaj">
               <w:r>
                 <w:rPr>
                   <w:rFonts w:ascii="Arial" w:cs="Arial" w:eastAsia="Arial" w:hAnsi="Arial"/>
@@ -15140,7 +15140,7 @@
               <w:spacing w:after="10" w:before="0"/>
               <w:ind w:left="120"/>
             </w:pPr>
-            <w:hyperlink w:history="1" r:id="rIdqrdr5pjeajhkel4e6apvd">
+            <w:hyperlink w:history="1" r:id="rIdksyxc4hkavz1dxctggect">
               <w:r>
                 <w:rPr>
                   <w:rFonts w:ascii="Arial" w:cs="Arial" w:eastAsia="Arial" w:hAnsi="Arial"/>
@@ -15287,32 +15287,32 @@
         <w:tc>
           <w:tcPr>
             <w:tcW w:type="dxa" w:w="1520"/>
-            <w:shd w:fill="F2F2F2" w:color="auto" w:val="clear"/>
-            <w:tcMar>
-              <w:top w:type="dxa" w:w="60"/>
-              <w:left w:type="dxa" w:w="120"/>
-              <w:bottom w:type="dxa" w:w="60"/>
-              <w:right w:type="dxa" w:w="120"/>
-            </w:tcMar>
-            <w:vAlign w:val="top"/>
-          </w:tcPr>
-          <w:p>
-            <w:pPr>
-              <w:spacing w:after="40" w:before="0"/>
-              <w:jc w:val="left"/>
-            </w:pPr>
-            <w:r>
-              <w:rPr>
-                <w:rFonts w:ascii="Arial" w:cs="Arial" w:eastAsia="Arial" w:hAnsi="Arial"/>
-                <w:b/>
-                <w:bCs/>
-                <w:i w:val="false"/>
-                <w:iCs w:val="false"/>
-                <w:color w:val="000000"/>
-                <w:sz w:val="18"/>
-                <w:szCs w:val="18"/>
-              </w:rPr>
-              <w:t xml:space="preserve">Phase 3 — Explain</w:t>
+            <w:shd w:fill="E2EFDA" w:color="auto" w:val="clear"/>
+            <w:tcMar>
+              <w:top w:type="dxa" w:w="60"/>
+              <w:left w:type="dxa" w:w="120"/>
+              <w:bottom w:type="dxa" w:w="60"/>
+              <w:right w:type="dxa" w:w="120"/>
+            </w:tcMar>
+            <w:vAlign w:val="top"/>
+          </w:tcPr>
+          <w:p>
+            <w:pPr>
+              <w:spacing w:after="40" w:before="0"/>
+              <w:jc w:val="left"/>
+            </w:pPr>
+            <w:r>
+              <w:rPr>
+                <w:rFonts w:ascii="Arial" w:cs="Arial" w:eastAsia="Arial" w:hAnsi="Arial"/>
+                <w:b/>
+                <w:bCs/>
+                <w:i w:val="false"/>
+                <w:iCs w:val="false"/>
+                <w:color w:val="000000"/>
+                <w:sz w:val="18"/>
+                <w:szCs w:val="18"/>
+              </w:rPr>
+              <w:t xml:space="preserve">Explain Phase</w:t>
             </w:r>
           </w:p>
           <w:p>
@@ -15335,7 +15335,7 @@
             <w:pPr>
               <w:spacing w:after="20" w:before="0"/>
             </w:pPr>
-            <w:hyperlink w:history="1" r:id="rIdq5tusktthyhxkn4tygevk">
+            <w:hyperlink w:history="1" r:id="rIdsnk-joob2nvqfssklgxdt">
               <w:r>
                 <w:rPr>
                   <w:rFonts w:ascii="Arial" w:cs="Arial" w:eastAsia="Arial" w:hAnsi="Arial"/>
@@ -15368,7 +15368,7 @@
               <w:spacing w:after="10" w:before="0"/>
               <w:ind w:left="120"/>
             </w:pPr>
-            <w:hyperlink w:history="1" r:id="rIdjoanwwlmyopjt6mks3ngc">
+            <w:hyperlink w:history="1" r:id="rIdlphwjlputhuiqtr4dxxtg">
               <w:r>
                 <w:rPr>
                   <w:rFonts w:ascii="Arial" w:cs="Arial" w:eastAsia="Arial" w:hAnsi="Arial"/>
@@ -15413,7 +15413,7 @@
             <w:pPr>
               <w:spacing w:after="20" w:before="0"/>
             </w:pPr>
-            <w:hyperlink w:history="1" r:id="rId46x9hqi2hl-qmdfn_po8p">
+            <w:hyperlink w:history="1" r:id="rIdripkrayw5iu35za2fcdrh">
               <w:r>
                 <w:rPr>
                   <w:rFonts w:ascii="Arial" w:cs="Arial" w:eastAsia="Arial" w:hAnsi="Arial"/>
@@ -15446,7 +15446,7 @@
               <w:spacing w:after="10" w:before="0"/>
               <w:ind w:left="120"/>
             </w:pPr>
-            <w:hyperlink w:history="1" r:id="rIdz4ljv0yjyaixkkaom1ihh">
+            <w:hyperlink w:history="1" r:id="rIdxqutunestprom1parrtzl">
               <w:r>
                 <w:rPr>
                   <w:rFonts w:ascii="Arial" w:cs="Arial" w:eastAsia="Arial" w:hAnsi="Arial"/>
@@ -15593,32 +15593,32 @@
         <w:tc>
           <w:tcPr>
             <w:tcW w:type="dxa" w:w="1520"/>
-            <w:shd w:fill="F2F2F2" w:color="auto" w:val="clear"/>
-            <w:tcMar>
-              <w:top w:type="dxa" w:w="60"/>
-              <w:left w:type="dxa" w:w="120"/>
-              <w:bottom w:type="dxa" w:w="60"/>
-              <w:right w:type="dxa" w:w="120"/>
-            </w:tcMar>
-            <w:vAlign w:val="top"/>
-          </w:tcPr>
-          <w:p>
-            <w:pPr>
-              <w:spacing w:after="40" w:before="0"/>
-              <w:jc w:val="left"/>
-            </w:pPr>
-            <w:r>
-              <w:rPr>
-                <w:rFonts w:ascii="Arial" w:cs="Arial" w:eastAsia="Arial" w:hAnsi="Arial"/>
-                <w:b/>
-                <w:bCs/>
-                <w:i w:val="false"/>
-                <w:iCs w:val="false"/>
-                <w:color w:val="000000"/>
-                <w:sz w:val="18"/>
-                <w:szCs w:val="18"/>
-              </w:rPr>
-              <w:t xml:space="preserve">Phase 4 — Driving Question Board (DQB) Update</w:t>
+            <w:shd w:fill="FCE4D6" w:color="auto" w:val="clear"/>
+            <w:tcMar>
+              <w:top w:type="dxa" w:w="60"/>
+              <w:left w:type="dxa" w:w="120"/>
+              <w:bottom w:type="dxa" w:w="60"/>
+              <w:right w:type="dxa" w:w="120"/>
+            </w:tcMar>
+            <w:vAlign w:val="top"/>
+          </w:tcPr>
+          <w:p>
+            <w:pPr>
+              <w:spacing w:after="40" w:before="0"/>
+              <w:jc w:val="left"/>
+            </w:pPr>
+            <w:r>
+              <w:rPr>
+                <w:rFonts w:ascii="Arial" w:cs="Arial" w:eastAsia="Arial" w:hAnsi="Arial"/>
+                <w:b/>
+                <w:bCs/>
+                <w:i w:val="false"/>
+                <w:iCs w:val="false"/>
+                <w:color w:val="000000"/>
+                <w:sz w:val="18"/>
+                <w:szCs w:val="18"/>
+              </w:rPr>
+              <w:t xml:space="preserve">Driving Question Board (DQB) Creation</w:t>
             </w:r>
           </w:p>
           <w:p>
@@ -15641,7 +15641,7 @@
             <w:pPr>
               <w:spacing w:after="20" w:before="0"/>
             </w:pPr>
-            <w:hyperlink w:history="1" r:id="rIdly-a7bgr08l6zajxccxz5">
+            <w:hyperlink w:history="1" r:id="rIdfsxibm5g3ibwh4qzukjs5">
               <w:r>
                 <w:rPr>
                   <w:rFonts w:ascii="Arial" w:cs="Arial" w:eastAsia="Arial" w:hAnsi="Arial"/>
@@ -15674,7 +15674,7 @@
               <w:spacing w:after="10" w:before="0"/>
               <w:ind w:left="120"/>
             </w:pPr>
-            <w:hyperlink w:history="1" r:id="rId2r2lk_gabypcgyyszjmtg">
+            <w:hyperlink w:history="1" r:id="rIdsuuz6k29dmdhfp5xlnpyv">
               <w:r>
                 <w:rPr>
                   <w:rFonts w:ascii="Arial" w:cs="Arial" w:eastAsia="Arial" w:hAnsi="Arial"/>
@@ -15719,7 +15719,7 @@
             <w:pPr>
               <w:spacing w:after="20" w:before="0"/>
             </w:pPr>
-            <w:hyperlink w:history="1" r:id="rIdiduqdhpnl13ymq-qcjpxd">
+            <w:hyperlink w:history="1" r:id="rIdqkuz6e00eae9nx2m8vlt6">
               <w:r>
                 <w:rPr>
                   <w:rFonts w:ascii="Arial" w:cs="Arial" w:eastAsia="Arial" w:hAnsi="Arial"/>
@@ -15752,7 +15752,7 @@
               <w:spacing w:after="10" w:before="0"/>
               <w:ind w:left="120"/>
             </w:pPr>
-            <w:hyperlink w:history="1" r:id="rIdbrzou1tiik8faqkvxovw3">
+            <w:hyperlink w:history="1" r:id="rIdcreh_kodgv0wuzngkhlix">
               <w:r>
                 <w:rPr>
                   <w:rFonts w:ascii="Arial" w:cs="Arial" w:eastAsia="Arial" w:hAnsi="Arial"/>
@@ -15899,32 +15899,32 @@
         <w:tc>
           <w:tcPr>
             <w:tcW w:type="dxa" w:w="1520"/>
-            <w:shd w:fill="F2F2F2" w:color="auto" w:val="clear"/>
-            <w:tcMar>
-              <w:top w:type="dxa" w:w="60"/>
-              <w:left w:type="dxa" w:w="120"/>
-              <w:bottom w:type="dxa" w:w="60"/>
-              <w:right w:type="dxa" w:w="120"/>
-            </w:tcMar>
-            <w:vAlign w:val="top"/>
-          </w:tcPr>
-          <w:p>
-            <w:pPr>
-              <w:spacing w:after="40" w:before="0"/>
-              <w:jc w:val="left"/>
-            </w:pPr>
-            <w:r>
-              <w:rPr>
-                <w:rFonts w:ascii="Arial" w:cs="Arial" w:eastAsia="Arial" w:hAnsi="Arial"/>
-                <w:b/>
-                <w:bCs/>
-                <w:i w:val="false"/>
-                <w:iCs w:val="false"/>
-                <w:color w:val="000000"/>
-                <w:sz w:val="18"/>
-                <w:szCs w:val="18"/>
-              </w:rPr>
-              <w:t xml:space="preserve">Phase 5 — Model Building</w:t>
+            <w:shd w:fill="D5E8F0" w:color="auto" w:val="clear"/>
+            <w:tcMar>
+              <w:top w:type="dxa" w:w="60"/>
+              <w:left w:type="dxa" w:w="120"/>
+              <w:bottom w:type="dxa" w:w="60"/>
+              <w:right w:type="dxa" w:w="120"/>
+            </w:tcMar>
+            <w:vAlign w:val="top"/>
+          </w:tcPr>
+          <w:p>
+            <w:pPr>
+              <w:spacing w:after="40" w:before="0"/>
+              <w:jc w:val="left"/>
+            </w:pPr>
+            <w:r>
+              <w:rPr>
+                <w:rFonts w:ascii="Arial" w:cs="Arial" w:eastAsia="Arial" w:hAnsi="Arial"/>
+                <w:b/>
+                <w:bCs/>
+                <w:i w:val="false"/>
+                <w:iCs w:val="false"/>
+                <w:color w:val="000000"/>
+                <w:sz w:val="18"/>
+                <w:szCs w:val="18"/>
+              </w:rPr>
+              <w:t xml:space="preserve">Model Building Phase</w:t>
             </w:r>
           </w:p>
           <w:p>
@@ -15947,7 +15947,7 @@
             <w:pPr>
               <w:spacing w:after="20" w:before="0"/>
             </w:pPr>
-            <w:hyperlink w:history="1" r:id="rIdtxrpm36r8cr6jaxci6imu">
+            <w:hyperlink w:history="1" r:id="rIdy59j5vfizpmoehsv1tqee">
               <w:r>
                 <w:rPr>
                   <w:rFonts w:ascii="Arial" w:cs="Arial" w:eastAsia="Arial" w:hAnsi="Arial"/>
@@ -15980,7 +15980,7 @@
               <w:spacing w:after="10" w:before="0"/>
               <w:ind w:left="120"/>
             </w:pPr>
-            <w:hyperlink w:history="1" r:id="rIdhjqvdpdzyanazcwq1bz_v">
+            <w:hyperlink w:history="1" r:id="rIdqhlf4ozmnlg9dhp4k0api">
               <w:r>
                 <w:rPr>
                   <w:rFonts w:ascii="Arial" w:cs="Arial" w:eastAsia="Arial" w:hAnsi="Arial"/>
@@ -16025,7 +16025,7 @@
             <w:pPr>
               <w:spacing w:after="20" w:before="0"/>
             </w:pPr>
-            <w:hyperlink w:history="1" r:id="rId37imq8l6z6brpttgtp6yl">
+            <w:hyperlink w:history="1" r:id="rIdphh3zcnvv0rzy-mclpujk">
               <w:r>
                 <w:rPr>
                   <w:rFonts w:ascii="Arial" w:cs="Arial" w:eastAsia="Arial" w:hAnsi="Arial"/>
@@ -16058,7 +16058,7 @@
               <w:spacing w:after="10" w:before="0"/>
               <w:ind w:left="120"/>
             </w:pPr>
-            <w:hyperlink w:history="1" r:id="rIdqby5vm_z1l6qcgkfuckf7">
+            <w:hyperlink w:history="1" r:id="rId0b9kmoo9l-aucpk5gztkd">
               <w:r>
                 <w:rPr>
                   <w:rFonts w:ascii="Arial" w:cs="Arial" w:eastAsia="Arial" w:hAnsi="Arial"/>
@@ -17497,32 +17497,32 @@
         <w:tc>
           <w:tcPr>
             <w:tcW w:type="dxa" w:w="1520"/>
-            <w:shd w:fill="F2F2F2" w:color="auto" w:val="clear"/>
-            <w:tcMar>
-              <w:top w:type="dxa" w:w="60"/>
-              <w:left w:type="dxa" w:w="120"/>
-              <w:bottom w:type="dxa" w:w="60"/>
-              <w:right w:type="dxa" w:w="120"/>
-            </w:tcMar>
-            <w:vAlign w:val="top"/>
-          </w:tcPr>
-          <w:p>
-            <w:pPr>
-              <w:spacing w:after="40" w:before="0"/>
-              <w:jc w:val="left"/>
-            </w:pPr>
-            <w:r>
-              <w:rPr>
-                <w:rFonts w:ascii="Arial" w:cs="Arial" w:eastAsia="Arial" w:hAnsi="Arial"/>
-                <w:b/>
-                <w:bCs/>
-                <w:i w:val="false"/>
-                <w:iCs w:val="false"/>
-                <w:color w:val="000000"/>
-                <w:sz w:val="18"/>
-                <w:szCs w:val="18"/>
-              </w:rPr>
-              <w:t xml:space="preserve">Phase 1 — Predict</w:t>
+            <w:shd w:fill="EAD1F5" w:color="auto" w:val="clear"/>
+            <w:tcMar>
+              <w:top w:type="dxa" w:w="60"/>
+              <w:left w:type="dxa" w:w="120"/>
+              <w:bottom w:type="dxa" w:w="60"/>
+              <w:right w:type="dxa" w:w="120"/>
+            </w:tcMar>
+            <w:vAlign w:val="top"/>
+          </w:tcPr>
+          <w:p>
+            <w:pPr>
+              <w:spacing w:after="40" w:before="0"/>
+              <w:jc w:val="left"/>
+            </w:pPr>
+            <w:r>
+              <w:rPr>
+                <w:rFonts w:ascii="Arial" w:cs="Arial" w:eastAsia="Arial" w:hAnsi="Arial"/>
+                <w:b/>
+                <w:bCs/>
+                <w:i w:val="false"/>
+                <w:iCs w:val="false"/>
+                <w:color w:val="000000"/>
+                <w:sz w:val="18"/>
+                <w:szCs w:val="18"/>
+              </w:rPr>
+              <w:t xml:space="preserve">Predict Phase</w:t>
             </w:r>
           </w:p>
           <w:p>
@@ -17545,7 +17545,7 @@
             <w:pPr>
               <w:spacing w:after="20" w:before="0"/>
             </w:pPr>
-            <w:hyperlink w:history="1" r:id="rIderplplp17sns7lpmbmg_t">
+            <w:hyperlink w:history="1" r:id="rId7po7hvtyb2jjjwx5vm-j_">
               <w:r>
                 <w:rPr>
                   <w:rFonts w:ascii="Arial" w:cs="Arial" w:eastAsia="Arial" w:hAnsi="Arial"/>
@@ -17578,7 +17578,7 @@
               <w:spacing w:after="10" w:before="0"/>
               <w:ind w:left="120"/>
             </w:pPr>
-            <w:hyperlink w:history="1" r:id="rIdcoozaaqq9cxzfeu2hicfw">
+            <w:hyperlink w:history="1" r:id="rIdi9gzhnh7wkgmaqxakrs4o">
               <w:r>
                 <w:rPr>
                   <w:rFonts w:ascii="Arial" w:cs="Arial" w:eastAsia="Arial" w:hAnsi="Arial"/>
@@ -17623,7 +17623,7 @@
             <w:pPr>
               <w:spacing w:after="20" w:before="0"/>
             </w:pPr>
-            <w:hyperlink w:history="1" r:id="rIdb7j9piiiusbpq2_dcjfrv">
+            <w:hyperlink w:history="1" r:id="rIdiaefqrzngt7jxnyvvhj0r">
               <w:r>
                 <w:rPr>
                   <w:rFonts w:ascii="Arial" w:cs="Arial" w:eastAsia="Arial" w:hAnsi="Arial"/>
@@ -17656,7 +17656,7 @@
               <w:spacing w:after="10" w:before="0"/>
               <w:ind w:left="120"/>
             </w:pPr>
-            <w:hyperlink w:history="1" r:id="rIde_58zfj_9yivpva1dh7mu">
+            <w:hyperlink w:history="1" r:id="rIddt3le1io1mf8acyagumte">
               <w:r>
                 <w:rPr>
                   <w:rFonts w:ascii="Arial" w:cs="Arial" w:eastAsia="Arial" w:hAnsi="Arial"/>
@@ -17803,32 +17803,32 @@
         <w:tc>
           <w:tcPr>
             <w:tcW w:type="dxa" w:w="1520"/>
-            <w:shd w:fill="F2F2F2" w:color="auto" w:val="clear"/>
-            <w:tcMar>
-              <w:top w:type="dxa" w:w="60"/>
-              <w:left w:type="dxa" w:w="120"/>
-              <w:bottom w:type="dxa" w:w="60"/>
-              <w:right w:type="dxa" w:w="120"/>
-            </w:tcMar>
-            <w:vAlign w:val="top"/>
-          </w:tcPr>
-          <w:p>
-            <w:pPr>
-              <w:spacing w:after="40" w:before="0"/>
-              <w:jc w:val="left"/>
-            </w:pPr>
-            <w:r>
-              <w:rPr>
-                <w:rFonts w:ascii="Arial" w:cs="Arial" w:eastAsia="Arial" w:hAnsi="Arial"/>
-                <w:b/>
-                <w:bCs/>
-                <w:i w:val="false"/>
-                <w:iCs w:val="false"/>
-                <w:color w:val="000000"/>
-                <w:sz w:val="18"/>
-                <w:szCs w:val="18"/>
-              </w:rPr>
-              <w:t xml:space="preserve">Phase 2 — Observe</w:t>
+            <w:shd w:fill="D9EEF1" w:color="auto" w:val="clear"/>
+            <w:tcMar>
+              <w:top w:type="dxa" w:w="60"/>
+              <w:left w:type="dxa" w:w="120"/>
+              <w:bottom w:type="dxa" w:w="60"/>
+              <w:right w:type="dxa" w:w="120"/>
+            </w:tcMar>
+            <w:vAlign w:val="top"/>
+          </w:tcPr>
+          <w:p>
+            <w:pPr>
+              <w:spacing w:after="40" w:before="0"/>
+              <w:jc w:val="left"/>
+            </w:pPr>
+            <w:r>
+              <w:rPr>
+                <w:rFonts w:ascii="Arial" w:cs="Arial" w:eastAsia="Arial" w:hAnsi="Arial"/>
+                <w:b/>
+                <w:bCs/>
+                <w:i w:val="false"/>
+                <w:iCs w:val="false"/>
+                <w:color w:val="000000"/>
+                <w:sz w:val="18"/>
+                <w:szCs w:val="18"/>
+              </w:rPr>
+              <w:t xml:space="preserve">Observe Phase</w:t>
             </w:r>
           </w:p>
           <w:p>
@@ -17851,7 +17851,7 @@
             <w:pPr>
               <w:spacing w:after="20" w:before="0"/>
             </w:pPr>
-            <w:hyperlink w:history="1" r:id="rIdp3bl4ttgbrm238n_8g-se">
+            <w:hyperlink w:history="1" r:id="rIdktigdwbnpimn2umkm7ae2">
               <w:r>
                 <w:rPr>
                   <w:rFonts w:ascii="Arial" w:cs="Arial" w:eastAsia="Arial" w:hAnsi="Arial"/>
@@ -17884,7 +17884,7 @@
               <w:spacing w:after="10" w:before="0"/>
               <w:ind w:left="120"/>
             </w:pPr>
-            <w:hyperlink w:history="1" r:id="rIdu0e5btepqdhdgzp121pyv">
+            <w:hyperlink w:history="1" r:id="rIdtkmmtmzu7nlo5r5usdadi">
               <w:r>
                 <w:rPr>
                   <w:rFonts w:ascii="Arial" w:cs="Arial" w:eastAsia="Arial" w:hAnsi="Arial"/>
@@ -17929,7 +17929,7 @@
             <w:pPr>
               <w:spacing w:after="20" w:before="0"/>
             </w:pPr>
-            <w:hyperlink w:history="1" r:id="rIdqtgllywqivs-9l98cudph">
+            <w:hyperlink w:history="1" r:id="rIdvaeqqv1pgqwgo5jj_dmpy">
               <w:r>
                 <w:rPr>
                   <w:rFonts w:ascii="Arial" w:cs="Arial" w:eastAsia="Arial" w:hAnsi="Arial"/>
@@ -17962,7 +17962,7 @@
               <w:spacing w:after="10" w:before="0"/>
               <w:ind w:left="120"/>
             </w:pPr>
-            <w:hyperlink w:history="1" r:id="rIdyjke-rfuzcmgfga7hgto1">
+            <w:hyperlink w:history="1" r:id="rIdqqizwc9yjjupdhwfa7uu4">
               <w:r>
                 <w:rPr>
                   <w:rFonts w:ascii="Arial" w:cs="Arial" w:eastAsia="Arial" w:hAnsi="Arial"/>
@@ -18109,32 +18109,32 @@
         <w:tc>
           <w:tcPr>
             <w:tcW w:type="dxa" w:w="1520"/>
-            <w:shd w:fill="F2F2F2" w:color="auto" w:val="clear"/>
-            <w:tcMar>
-              <w:top w:type="dxa" w:w="60"/>
-              <w:left w:type="dxa" w:w="120"/>
-              <w:bottom w:type="dxa" w:w="60"/>
-              <w:right w:type="dxa" w:w="120"/>
-            </w:tcMar>
-            <w:vAlign w:val="top"/>
-          </w:tcPr>
-          <w:p>
-            <w:pPr>
-              <w:spacing w:after="40" w:before="0"/>
-              <w:jc w:val="left"/>
-            </w:pPr>
-            <w:r>
-              <w:rPr>
-                <w:rFonts w:ascii="Arial" w:cs="Arial" w:eastAsia="Arial" w:hAnsi="Arial"/>
-                <w:b/>
-                <w:bCs/>
-                <w:i w:val="false"/>
-                <w:iCs w:val="false"/>
-                <w:color w:val="000000"/>
-                <w:sz w:val="18"/>
-                <w:szCs w:val="18"/>
-              </w:rPr>
-              <w:t xml:space="preserve">Phase 3 — Explain</w:t>
+            <w:shd w:fill="E2EFDA" w:color="auto" w:val="clear"/>
+            <w:tcMar>
+              <w:top w:type="dxa" w:w="60"/>
+              <w:left w:type="dxa" w:w="120"/>
+              <w:bottom w:type="dxa" w:w="60"/>
+              <w:right w:type="dxa" w:w="120"/>
+            </w:tcMar>
+            <w:vAlign w:val="top"/>
+          </w:tcPr>
+          <w:p>
+            <w:pPr>
+              <w:spacing w:after="40" w:before="0"/>
+              <w:jc w:val="left"/>
+            </w:pPr>
+            <w:r>
+              <w:rPr>
+                <w:rFonts w:ascii="Arial" w:cs="Arial" w:eastAsia="Arial" w:hAnsi="Arial"/>
+                <w:b/>
+                <w:bCs/>
+                <w:i w:val="false"/>
+                <w:iCs w:val="false"/>
+                <w:color w:val="000000"/>
+                <w:sz w:val="18"/>
+                <w:szCs w:val="18"/>
+              </w:rPr>
+              <w:t xml:space="preserve">Explain Phase</w:t>
             </w:r>
           </w:p>
           <w:p>
@@ -18157,7 +18157,7 @@
             <w:pPr>
               <w:spacing w:after="20" w:before="0"/>
             </w:pPr>
-            <w:hyperlink w:history="1" r:id="rIdmkgvnsotpnnjuwr_dkeei">
+            <w:hyperlink w:history="1" r:id="rId7rvvfro_-tqct4rmspfni">
               <w:r>
                 <w:rPr>
                   <w:rFonts w:ascii="Arial" w:cs="Arial" w:eastAsia="Arial" w:hAnsi="Arial"/>
@@ -18190,7 +18190,7 @@
               <w:spacing w:after="10" w:before="0"/>
               <w:ind w:left="120"/>
             </w:pPr>
-            <w:hyperlink w:history="1" r:id="rIdhrklndcsypyunuhoyb5aw">
+            <w:hyperlink w:history="1" r:id="rIdtmcodqsl35lplwugal9ed">
               <w:r>
                 <w:rPr>
                   <w:rFonts w:ascii="Arial" w:cs="Arial" w:eastAsia="Arial" w:hAnsi="Arial"/>
@@ -18235,7 +18235,7 @@
             <w:pPr>
               <w:spacing w:after="20" w:before="0"/>
             </w:pPr>
-            <w:hyperlink w:history="1" r:id="rIdbe0zqbblccgi_5g0m8ouc">
+            <w:hyperlink w:history="1" r:id="rIdfu5jamnbrc7j_qrpbuz6e">
               <w:r>
                 <w:rPr>
                   <w:rFonts w:ascii="Arial" w:cs="Arial" w:eastAsia="Arial" w:hAnsi="Arial"/>
@@ -18268,7 +18268,7 @@
               <w:spacing w:after="10" w:before="0"/>
               <w:ind w:left="120"/>
             </w:pPr>
-            <w:hyperlink w:history="1" r:id="rIdcvpw284djeiymsoid0uvw">
+            <w:hyperlink w:history="1" r:id="rId1wanh9smmxm46yvutql3g">
               <w:r>
                 <w:rPr>
                   <w:rFonts w:ascii="Arial" w:cs="Arial" w:eastAsia="Arial" w:hAnsi="Arial"/>
@@ -18415,32 +18415,32 @@
         <w:tc>
           <w:tcPr>
             <w:tcW w:type="dxa" w:w="1520"/>
-            <w:shd w:fill="F2F2F2" w:color="auto" w:val="clear"/>
-            <w:tcMar>
-              <w:top w:type="dxa" w:w="60"/>
-              <w:left w:type="dxa" w:w="120"/>
-              <w:bottom w:type="dxa" w:w="60"/>
-              <w:right w:type="dxa" w:w="120"/>
-            </w:tcMar>
-            <w:vAlign w:val="top"/>
-          </w:tcPr>
-          <w:p>
-            <w:pPr>
-              <w:spacing w:after="40" w:before="0"/>
-              <w:jc w:val="left"/>
-            </w:pPr>
-            <w:r>
-              <w:rPr>
-                <w:rFonts w:ascii="Arial" w:cs="Arial" w:eastAsia="Arial" w:hAnsi="Arial"/>
-                <w:b/>
-                <w:bCs/>
-                <w:i w:val="false"/>
-                <w:iCs w:val="false"/>
-                <w:color w:val="000000"/>
-                <w:sz w:val="18"/>
-                <w:szCs w:val="18"/>
-              </w:rPr>
-              <w:t xml:space="preserve">Phase 4 — Driving Question Board (DQB) Update</w:t>
+            <w:shd w:fill="FCE4D6" w:color="auto" w:val="clear"/>
+            <w:tcMar>
+              <w:top w:type="dxa" w:w="60"/>
+              <w:left w:type="dxa" w:w="120"/>
+              <w:bottom w:type="dxa" w:w="60"/>
+              <w:right w:type="dxa" w:w="120"/>
+            </w:tcMar>
+            <w:vAlign w:val="top"/>
+          </w:tcPr>
+          <w:p>
+            <w:pPr>
+              <w:spacing w:after="40" w:before="0"/>
+              <w:jc w:val="left"/>
+            </w:pPr>
+            <w:r>
+              <w:rPr>
+                <w:rFonts w:ascii="Arial" w:cs="Arial" w:eastAsia="Arial" w:hAnsi="Arial"/>
+                <w:b/>
+                <w:bCs/>
+                <w:i w:val="false"/>
+                <w:iCs w:val="false"/>
+                <w:color w:val="000000"/>
+                <w:sz w:val="18"/>
+                <w:szCs w:val="18"/>
+              </w:rPr>
+              <w:t xml:space="preserve">Driving Question Board (DQB) Creation</w:t>
             </w:r>
           </w:p>
           <w:p>
@@ -18463,7 +18463,7 @@
             <w:pPr>
               <w:spacing w:after="20" w:before="0"/>
             </w:pPr>
-            <w:hyperlink w:history="1" r:id="rId-051qdlgvn_4j5qebfcvm">
+            <w:hyperlink w:history="1" r:id="rIdydjcorncltzzlcztt76ib">
               <w:r>
                 <w:rPr>
                   <w:rFonts w:ascii="Arial" w:cs="Arial" w:eastAsia="Arial" w:hAnsi="Arial"/>
@@ -18496,7 +18496,7 @@
               <w:spacing w:after="10" w:before="0"/>
               <w:ind w:left="120"/>
             </w:pPr>
-            <w:hyperlink w:history="1" r:id="rIdb0vb8gqggfqbl1vtddjls">
+            <w:hyperlink w:history="1" r:id="rId601st20venbpxv-rqblfu">
               <w:r>
                 <w:rPr>
                   <w:rFonts w:ascii="Arial" w:cs="Arial" w:eastAsia="Arial" w:hAnsi="Arial"/>
@@ -18541,7 +18541,7 @@
             <w:pPr>
               <w:spacing w:after="20" w:before="0"/>
             </w:pPr>
-            <w:hyperlink w:history="1" r:id="rIdcm3s8mpgh198oq7ztibhm">
+            <w:hyperlink w:history="1" r:id="rIdt32bwawjmb5j88duohpli">
               <w:r>
                 <w:rPr>
                   <w:rFonts w:ascii="Arial" w:cs="Arial" w:eastAsia="Arial" w:hAnsi="Arial"/>
@@ -18574,7 +18574,7 @@
               <w:spacing w:after="10" w:before="0"/>
               <w:ind w:left="120"/>
             </w:pPr>
-            <w:hyperlink w:history="1" r:id="rIdsjhzadgzdgv1i28rktjrr">
+            <w:hyperlink w:history="1" r:id="rIdkmtuirulkn1kllvq3kssh">
               <w:r>
                 <w:rPr>
                   <w:rFonts w:ascii="Arial" w:cs="Arial" w:eastAsia="Arial" w:hAnsi="Arial"/>
@@ -18721,32 +18721,32 @@
         <w:tc>
           <w:tcPr>
             <w:tcW w:type="dxa" w:w="1520"/>
-            <w:shd w:fill="F2F2F2" w:color="auto" w:val="clear"/>
-            <w:tcMar>
-              <w:top w:type="dxa" w:w="60"/>
-              <w:left w:type="dxa" w:w="120"/>
-              <w:bottom w:type="dxa" w:w="60"/>
-              <w:right w:type="dxa" w:w="120"/>
-            </w:tcMar>
-            <w:vAlign w:val="top"/>
-          </w:tcPr>
-          <w:p>
-            <w:pPr>
-              <w:spacing w:after="40" w:before="0"/>
-              <w:jc w:val="left"/>
-            </w:pPr>
-            <w:r>
-              <w:rPr>
-                <w:rFonts w:ascii="Arial" w:cs="Arial" w:eastAsia="Arial" w:hAnsi="Arial"/>
-                <w:b/>
-                <w:bCs/>
-                <w:i w:val="false"/>
-                <w:iCs w:val="false"/>
-                <w:color w:val="000000"/>
-                <w:sz w:val="18"/>
-                <w:szCs w:val="18"/>
-              </w:rPr>
-              <w:t xml:space="preserve">Phase 5 — Model Building</w:t>
+            <w:shd w:fill="D5E8F0" w:color="auto" w:val="clear"/>
+            <w:tcMar>
+              <w:top w:type="dxa" w:w="60"/>
+              <w:left w:type="dxa" w:w="120"/>
+              <w:bottom w:type="dxa" w:w="60"/>
+              <w:right w:type="dxa" w:w="120"/>
+            </w:tcMar>
+            <w:vAlign w:val="top"/>
+          </w:tcPr>
+          <w:p>
+            <w:pPr>
+              <w:spacing w:after="40" w:before="0"/>
+              <w:jc w:val="left"/>
+            </w:pPr>
+            <w:r>
+              <w:rPr>
+                <w:rFonts w:ascii="Arial" w:cs="Arial" w:eastAsia="Arial" w:hAnsi="Arial"/>
+                <w:b/>
+                <w:bCs/>
+                <w:i w:val="false"/>
+                <w:iCs w:val="false"/>
+                <w:color w:val="000000"/>
+                <w:sz w:val="18"/>
+                <w:szCs w:val="18"/>
+              </w:rPr>
+              <w:t xml:space="preserve">Model Building Phase</w:t>
             </w:r>
           </w:p>
           <w:p>
@@ -18769,7 +18769,7 @@
             <w:pPr>
               <w:spacing w:after="20" w:before="0"/>
             </w:pPr>
-            <w:hyperlink w:history="1" r:id="rIdx-oqccgqrk8_6jywnxa2o">
+            <w:hyperlink w:history="1" r:id="rIdrnqbdzqdw1iiyiml6mm5u">
               <w:r>
                 <w:rPr>
                   <w:rFonts w:ascii="Arial" w:cs="Arial" w:eastAsia="Arial" w:hAnsi="Arial"/>
@@ -18802,7 +18802,7 @@
               <w:spacing w:after="10" w:before="0"/>
               <w:ind w:left="120"/>
             </w:pPr>
-            <w:hyperlink w:history="1" r:id="rIda2-x8gpoqgcpdbvi2dwfv">
+            <w:hyperlink w:history="1" r:id="rIdhmeucadlj2-mm0eemby8g">
               <w:r>
                 <w:rPr>
                   <w:rFonts w:ascii="Arial" w:cs="Arial" w:eastAsia="Arial" w:hAnsi="Arial"/>
@@ -18847,7 +18847,7 @@
             <w:pPr>
               <w:spacing w:after="20" w:before="0"/>
             </w:pPr>
-            <w:hyperlink w:history="1" r:id="rIdzxj8_z1adybzfu7aqsyfe">
+            <w:hyperlink w:history="1" r:id="rIdpl9bpky16z2ymgklukaf5">
               <w:r>
                 <w:rPr>
                   <w:rFonts w:ascii="Arial" w:cs="Arial" w:eastAsia="Arial" w:hAnsi="Arial"/>
@@ -18880,7 +18880,7 @@
               <w:spacing w:after="10" w:before="0"/>
               <w:ind w:left="120"/>
             </w:pPr>
-            <w:hyperlink w:history="1" r:id="rIdhfa0mihggsnc3mwzqnh0m">
+            <w:hyperlink w:history="1" r:id="rIdt2khv-lr9eyu0veyg4y5o">
               <w:r>
                 <w:rPr>
                   <w:rFonts w:ascii="Arial" w:cs="Arial" w:eastAsia="Arial" w:hAnsi="Arial"/>
@@ -19975,7 +19975,25 @@
             </w:tcMar>
             <w:vAlign w:val="top"/>
           </w:tcPr>
-          <w:p/>
+          <w:p>
+            <w:pPr>
+              <w:spacing w:after="40" w:before="0"/>
+              <w:jc w:val="left"/>
+            </w:pPr>
+            <w:r>
+              <w:rPr>
+                <w:rFonts w:ascii="Arial" w:cs="Arial" w:eastAsia="Arial" w:hAnsi="Arial"/>
+                <w:b w:val="false"/>
+                <w:bCs w:val="false"/>
+                <w:i w:val="false"/>
+                <w:iCs w:val="false"/>
+                <w:color w:val="000000"/>
+                <w:sz w:val="18"/>
+                <w:szCs w:val="18"/>
+              </w:rPr>
+              <w:t xml:space="preserve">No sharp or electrical objects to be handled. Physical objects (sufuria, bottle caps, gear cut-outs) should be clean and free of sharp edges. Students should not spin any object near their faces.</w:t>
+            </w:r>
+          </w:p>
         </w:tc>
       </w:tr>
     </w:tbl>
@@ -20349,7 +20367,7 @@
             <w:pPr>
               <w:spacing w:after="20" w:before="0"/>
             </w:pPr>
-            <w:hyperlink w:history="1" r:id="rIdgbq8h28cf76ymes42_q0d">
+            <w:hyperlink w:history="1" r:id="rIdlm-bep07kbarhfax2ct3b">
               <w:r>
                 <w:rPr>
                   <w:rFonts w:ascii="Arial" w:cs="Arial" w:eastAsia="Arial" w:hAnsi="Arial"/>
@@ -20382,7 +20400,7 @@
               <w:spacing w:after="10" w:before="0"/>
               <w:ind w:left="120"/>
             </w:pPr>
-            <w:hyperlink w:history="1" r:id="rIdou4dwiprrrxml55qdkakx">
+            <w:hyperlink w:history="1" r:id="rIdyb5m43vxvcoymgj4w2ixm">
               <w:r>
                 <w:rPr>
                   <w:rFonts w:ascii="Arial" w:cs="Arial" w:eastAsia="Arial" w:hAnsi="Arial"/>
@@ -20427,7 +20445,7 @@
             <w:pPr>
               <w:spacing w:after="20" w:before="0"/>
             </w:pPr>
-            <w:hyperlink w:history="1" r:id="rId0-ho1oefjatgugxulcyim">
+            <w:hyperlink w:history="1" r:id="rId-8baxjueffhnbdgpccumg">
               <w:r>
                 <w:rPr>
                   <w:rFonts w:ascii="Arial" w:cs="Arial" w:eastAsia="Arial" w:hAnsi="Arial"/>
@@ -20460,7 +20478,7 @@
               <w:spacing w:after="10" w:before="0"/>
               <w:ind w:left="120"/>
             </w:pPr>
-            <w:hyperlink w:history="1" r:id="rIdx4qg_6dpwkqzjvw1c5lha">
+            <w:hyperlink w:history="1" r:id="rId-5bjgff7ozeb6dfehfqyl">
               <w:r>
                 <w:rPr>
                   <w:rFonts w:ascii="Arial" w:cs="Arial" w:eastAsia="Arial" w:hAnsi="Arial"/>
@@ -20655,7 +20673,7 @@
             <w:pPr>
               <w:spacing w:after="20" w:before="0"/>
             </w:pPr>
-            <w:hyperlink w:history="1" r:id="rIdwjeiriwbjbtdmwnpcoree">
+            <w:hyperlink w:history="1" r:id="rIdpu8mwlagikclqi0owtzlg">
               <w:r>
                 <w:rPr>
                   <w:rFonts w:ascii="Arial" w:cs="Arial" w:eastAsia="Arial" w:hAnsi="Arial"/>
@@ -20688,7 +20706,7 @@
               <w:spacing w:after="10" w:before="0"/>
               <w:ind w:left="120"/>
             </w:pPr>
-            <w:hyperlink w:history="1" r:id="rIdzjmn9olkpap69yev4wkrn">
+            <w:hyperlink w:history="1" r:id="rIdjtimvc75ippvxj4rccr-i">
               <w:r>
                 <w:rPr>
                   <w:rFonts w:ascii="Arial" w:cs="Arial" w:eastAsia="Arial" w:hAnsi="Arial"/>
@@ -20733,7 +20751,7 @@
             <w:pPr>
               <w:spacing w:after="20" w:before="0"/>
             </w:pPr>
-            <w:hyperlink w:history="1" r:id="rIdcrjgrvdolapbs1r7deo-k">
+            <w:hyperlink w:history="1" r:id="rIdsgiqbydlsgub9ufb_wtev">
               <w:r>
                 <w:rPr>
                   <w:rFonts w:ascii="Arial" w:cs="Arial" w:eastAsia="Arial" w:hAnsi="Arial"/>
@@ -20766,7 +20784,7 @@
               <w:spacing w:after="10" w:before="0"/>
               <w:ind w:left="120"/>
             </w:pPr>
-            <w:hyperlink w:history="1" r:id="rIdyhnkbsif4nt96omwmljrz">
+            <w:hyperlink w:history="1" r:id="rIdsnpj2lv_8ztvmhdxqyfyr">
               <w:r>
                 <w:rPr>
                   <w:rFonts w:ascii="Arial" w:cs="Arial" w:eastAsia="Arial" w:hAnsi="Arial"/>
@@ -20961,7 +20979,7 @@
             <w:pPr>
               <w:spacing w:after="20" w:before="0"/>
             </w:pPr>
-            <w:hyperlink w:history="1" r:id="rIduzd86ub7iyeb1g40tlcpr">
+            <w:hyperlink w:history="1" r:id="rIddwctqyqretp_fgxmgkv1e">
               <w:r>
                 <w:rPr>
                   <w:rFonts w:ascii="Arial" w:cs="Arial" w:eastAsia="Arial" w:hAnsi="Arial"/>
@@ -20994,7 +21012,7 @@
               <w:spacing w:after="10" w:before="0"/>
               <w:ind w:left="120"/>
             </w:pPr>
-            <w:hyperlink w:history="1" r:id="rIdxlbuapxecspyeobfvryi9">
+            <w:hyperlink w:history="1" r:id="rIdu0z4brjv4hfy34eh4_xep">
               <w:r>
                 <w:rPr>
                   <w:rFonts w:ascii="Arial" w:cs="Arial" w:eastAsia="Arial" w:hAnsi="Arial"/>
@@ -21039,7 +21057,7 @@
             <w:pPr>
               <w:spacing w:after="20" w:before="0"/>
             </w:pPr>
-            <w:hyperlink w:history="1" r:id="rIdf4t8sgawceqhmplkqyktk">
+            <w:hyperlink w:history="1" r:id="rIdylpmqscb3-bpchbabjnk4">
               <w:r>
                 <w:rPr>
                   <w:rFonts w:ascii="Arial" w:cs="Arial" w:eastAsia="Arial" w:hAnsi="Arial"/>
@@ -21072,7 +21090,7 @@
               <w:spacing w:after="10" w:before="0"/>
               <w:ind w:left="120"/>
             </w:pPr>
-            <w:hyperlink w:history="1" r:id="rIdqatn0rg9hslfncqb2nbo9">
+            <w:hyperlink w:history="1" r:id="rIdj6qxbk_i7ptxjwtq7j0di">
               <w:r>
                 <w:rPr>
                   <w:rFonts w:ascii="Arial" w:cs="Arial" w:eastAsia="Arial" w:hAnsi="Arial"/>
@@ -21267,7 +21285,7 @@
             <w:pPr>
               <w:spacing w:after="20" w:before="0"/>
             </w:pPr>
-            <w:hyperlink w:history="1" r:id="rIdwpwnss6af4ealnwmnbz0v">
+            <w:hyperlink w:history="1" r:id="rIdw60cuftonozfphwcc2rne">
               <w:r>
                 <w:rPr>
                   <w:rFonts w:ascii="Arial" w:cs="Arial" w:eastAsia="Arial" w:hAnsi="Arial"/>
@@ -21300,7 +21318,7 @@
               <w:spacing w:after="10" w:before="0"/>
               <w:ind w:left="120"/>
             </w:pPr>
-            <w:hyperlink w:history="1" r:id="rIdbklb84wsufs5nxfsacnxp">
+            <w:hyperlink w:history="1" r:id="rIdvskz5evjuoz0qficbx74q">
               <w:r>
                 <w:rPr>
                   <w:rFonts w:ascii="Arial" w:cs="Arial" w:eastAsia="Arial" w:hAnsi="Arial"/>
@@ -21345,7 +21363,7 @@
             <w:pPr>
               <w:spacing w:after="20" w:before="0"/>
             </w:pPr>
-            <w:hyperlink w:history="1" r:id="rIdr0m8njh_w4zaylz_fylya">
+            <w:hyperlink w:history="1" r:id="rIdyloq0ypz-vltqlmiy1pgy">
               <w:r>
                 <w:rPr>
                   <w:rFonts w:ascii="Arial" w:cs="Arial" w:eastAsia="Arial" w:hAnsi="Arial"/>
@@ -21378,7 +21396,7 @@
               <w:spacing w:after="10" w:before="0"/>
               <w:ind w:left="120"/>
             </w:pPr>
-            <w:hyperlink w:history="1" r:id="rIdif2qc4qi51u1trtxribog">
+            <w:hyperlink w:history="1" r:id="rIdqcxp8x8ih-yl2ildlrftk">
               <w:r>
                 <w:rPr>
                   <w:rFonts w:ascii="Arial" w:cs="Arial" w:eastAsia="Arial" w:hAnsi="Arial"/>
@@ -21573,7 +21591,7 @@
             <w:pPr>
               <w:spacing w:after="20" w:before="0"/>
             </w:pPr>
-            <w:hyperlink w:history="1" r:id="rIdfukf1tcju8iqwtvaa2f49">
+            <w:hyperlink w:history="1" r:id="rIdcrioikxvkn47m-qbepi2e">
               <w:r>
                 <w:rPr>
                   <w:rFonts w:ascii="Arial" w:cs="Arial" w:eastAsia="Arial" w:hAnsi="Arial"/>
@@ -21606,7 +21624,7 @@
               <w:spacing w:after="10" w:before="0"/>
               <w:ind w:left="120"/>
             </w:pPr>
-            <w:hyperlink w:history="1" r:id="rIdjb8oxamvc4erpjqldd2g2">
+            <w:hyperlink w:history="1" r:id="rIduomdue_y9yehe3lgal8vg">
               <w:r>
                 <w:rPr>
                   <w:rFonts w:ascii="Arial" w:cs="Arial" w:eastAsia="Arial" w:hAnsi="Arial"/>
@@ -21651,7 +21669,7 @@
             <w:pPr>
               <w:spacing w:after="20" w:before="0"/>
             </w:pPr>
-            <w:hyperlink w:history="1" r:id="rIdhy4whc62tsyjacoh1z1ci">
+            <w:hyperlink w:history="1" r:id="rId7f-stbgib4v49xlugxebh">
               <w:r>
                 <w:rPr>
                   <w:rFonts w:ascii="Arial" w:cs="Arial" w:eastAsia="Arial" w:hAnsi="Arial"/>
@@ -21684,7 +21702,7 @@
               <w:spacing w:after="10" w:before="0"/>
               <w:ind w:left="120"/>
             </w:pPr>
-            <w:hyperlink w:history="1" r:id="rId7nfcj7srmqgqs4a-fmsvw">
+            <w:hyperlink w:history="1" r:id="rId7nh0ykugfve3wcvs0ouwz">
               <w:r>
                 <w:rPr>
                   <w:rFonts w:ascii="Arial" w:cs="Arial" w:eastAsia="Arial" w:hAnsi="Arial"/>
@@ -23123,32 +23141,32 @@
         <w:tc>
           <w:tcPr>
             <w:tcW w:type="dxa" w:w="1520"/>
-            <w:shd w:fill="F2F2F2" w:color="auto" w:val="clear"/>
-            <w:tcMar>
-              <w:top w:type="dxa" w:w="60"/>
-              <w:left w:type="dxa" w:w="120"/>
-              <w:bottom w:type="dxa" w:w="60"/>
-              <w:right w:type="dxa" w:w="120"/>
-            </w:tcMar>
-            <w:vAlign w:val="top"/>
-          </w:tcPr>
-          <w:p>
-            <w:pPr>
-              <w:spacing w:after="40" w:before="0"/>
-              <w:jc w:val="left"/>
-            </w:pPr>
-            <w:r>
-              <w:rPr>
-                <w:rFonts w:ascii="Arial" w:cs="Arial" w:eastAsia="Arial" w:hAnsi="Arial"/>
-                <w:b/>
-                <w:bCs/>
-                <w:i w:val="false"/>
-                <w:iCs w:val="false"/>
-                <w:color w:val="000000"/>
-                <w:sz w:val="18"/>
-                <w:szCs w:val="18"/>
-              </w:rPr>
-              <w:t xml:space="preserve">Phase 1 — Predict</w:t>
+            <w:shd w:fill="EAD1F5" w:color="auto" w:val="clear"/>
+            <w:tcMar>
+              <w:top w:type="dxa" w:w="60"/>
+              <w:left w:type="dxa" w:w="120"/>
+              <w:bottom w:type="dxa" w:w="60"/>
+              <w:right w:type="dxa" w:w="120"/>
+            </w:tcMar>
+            <w:vAlign w:val="top"/>
+          </w:tcPr>
+          <w:p>
+            <w:pPr>
+              <w:spacing w:after="40" w:before="0"/>
+              <w:jc w:val="left"/>
+            </w:pPr>
+            <w:r>
+              <w:rPr>
+                <w:rFonts w:ascii="Arial" w:cs="Arial" w:eastAsia="Arial" w:hAnsi="Arial"/>
+                <w:b/>
+                <w:bCs/>
+                <w:i w:val="false"/>
+                <w:iCs w:val="false"/>
+                <w:color w:val="000000"/>
+                <w:sz w:val="18"/>
+                <w:szCs w:val="18"/>
+              </w:rPr>
+              <w:t xml:space="preserve">Predict Phase</w:t>
             </w:r>
           </w:p>
           <w:p>
@@ -23171,7 +23189,7 @@
             <w:pPr>
               <w:spacing w:after="20" w:before="0"/>
             </w:pPr>
-            <w:hyperlink w:history="1" r:id="rIdranqyojxkpdwxed4wuioy">
+            <w:hyperlink w:history="1" r:id="rIdepooy-j8t33k4ryt_hjag">
               <w:r>
                 <w:rPr>
                   <w:rFonts w:ascii="Arial" w:cs="Arial" w:eastAsia="Arial" w:hAnsi="Arial"/>
@@ -23204,7 +23222,7 @@
               <w:spacing w:after="10" w:before="0"/>
               <w:ind w:left="120"/>
             </w:pPr>
-            <w:hyperlink w:history="1" r:id="rIdwfcb2azble02a_xroztzz">
+            <w:hyperlink w:history="1" r:id="rIdx1ehllsi5zvq_jhgolblc">
               <w:r>
                 <w:rPr>
                   <w:rFonts w:ascii="Arial" w:cs="Arial" w:eastAsia="Arial" w:hAnsi="Arial"/>
@@ -23249,7 +23267,7 @@
             <w:pPr>
               <w:spacing w:after="20" w:before="0"/>
             </w:pPr>
-            <w:hyperlink w:history="1" r:id="rIdwgkepcwmoxyerq93fq6kf">
+            <w:hyperlink w:history="1" r:id="rIdcgpvyyrb87nsdlhy0wlxs">
               <w:r>
                 <w:rPr>
                   <w:rFonts w:ascii="Arial" w:cs="Arial" w:eastAsia="Arial" w:hAnsi="Arial"/>
@@ -23282,7 +23300,7 @@
               <w:spacing w:after="10" w:before="0"/>
               <w:ind w:left="120"/>
             </w:pPr>
-            <w:hyperlink w:history="1" r:id="rId870em3i9huvf4yxohq3ym">
+            <w:hyperlink w:history="1" r:id="rIdylj-fhpyom3rrl1wg8dcw">
               <w:r>
                 <w:rPr>
                   <w:rFonts w:ascii="Arial" w:cs="Arial" w:eastAsia="Arial" w:hAnsi="Arial"/>
@@ -23429,32 +23447,32 @@
         <w:tc>
           <w:tcPr>
             <w:tcW w:type="dxa" w:w="1520"/>
-            <w:shd w:fill="F2F2F2" w:color="auto" w:val="clear"/>
-            <w:tcMar>
-              <w:top w:type="dxa" w:w="60"/>
-              <w:left w:type="dxa" w:w="120"/>
-              <w:bottom w:type="dxa" w:w="60"/>
-              <w:right w:type="dxa" w:w="120"/>
-            </w:tcMar>
-            <w:vAlign w:val="top"/>
-          </w:tcPr>
-          <w:p>
-            <w:pPr>
-              <w:spacing w:after="40" w:before="0"/>
-              <w:jc w:val="left"/>
-            </w:pPr>
-            <w:r>
-              <w:rPr>
-                <w:rFonts w:ascii="Arial" w:cs="Arial" w:eastAsia="Arial" w:hAnsi="Arial"/>
-                <w:b/>
-                <w:bCs/>
-                <w:i w:val="false"/>
-                <w:iCs w:val="false"/>
-                <w:color w:val="000000"/>
-                <w:sz w:val="18"/>
-                <w:szCs w:val="18"/>
-              </w:rPr>
-              <w:t xml:space="preserve">Phase 2 — Observe</w:t>
+            <w:shd w:fill="D9EEF1" w:color="auto" w:val="clear"/>
+            <w:tcMar>
+              <w:top w:type="dxa" w:w="60"/>
+              <w:left w:type="dxa" w:w="120"/>
+              <w:bottom w:type="dxa" w:w="60"/>
+              <w:right w:type="dxa" w:w="120"/>
+            </w:tcMar>
+            <w:vAlign w:val="top"/>
+          </w:tcPr>
+          <w:p>
+            <w:pPr>
+              <w:spacing w:after="40" w:before="0"/>
+              <w:jc w:val="left"/>
+            </w:pPr>
+            <w:r>
+              <w:rPr>
+                <w:rFonts w:ascii="Arial" w:cs="Arial" w:eastAsia="Arial" w:hAnsi="Arial"/>
+                <w:b/>
+                <w:bCs/>
+                <w:i w:val="false"/>
+                <w:iCs w:val="false"/>
+                <w:color w:val="000000"/>
+                <w:sz w:val="18"/>
+                <w:szCs w:val="18"/>
+              </w:rPr>
+              <w:t xml:space="preserve">Observe Phase</w:t>
             </w:r>
           </w:p>
           <w:p>
@@ -23477,7 +23495,7 @@
             <w:pPr>
               <w:spacing w:after="20" w:before="0"/>
             </w:pPr>
-            <w:hyperlink w:history="1" r:id="rIdje37azo3jtttiqkyzhc50">
+            <w:hyperlink w:history="1" r:id="rId6di8l0m3vklryfuinttdk">
               <w:r>
                 <w:rPr>
                   <w:rFonts w:ascii="Arial" w:cs="Arial" w:eastAsia="Arial" w:hAnsi="Arial"/>
@@ -23510,7 +23528,7 @@
               <w:spacing w:after="10" w:before="0"/>
               <w:ind w:left="120"/>
             </w:pPr>
-            <w:hyperlink w:history="1" r:id="rIddzhtamgrg9qypgwjtpduc">
+            <w:hyperlink w:history="1" r:id="rId1v2uwns6uhtes5rpgehb-">
               <w:r>
                 <w:rPr>
                   <w:rFonts w:ascii="Arial" w:cs="Arial" w:eastAsia="Arial" w:hAnsi="Arial"/>
@@ -23555,7 +23573,7 @@
             <w:pPr>
               <w:spacing w:after="20" w:before="0"/>
             </w:pPr>
-            <w:hyperlink w:history="1" r:id="rIdcibt_xqu_rxzr0gfrj4i2">
+            <w:hyperlink w:history="1" r:id="rIdncg149c7dhnkv8-oe15dd">
               <w:r>
                 <w:rPr>
                   <w:rFonts w:ascii="Arial" w:cs="Arial" w:eastAsia="Arial" w:hAnsi="Arial"/>
@@ -23588,7 +23606,7 @@
               <w:spacing w:after="10" w:before="0"/>
               <w:ind w:left="120"/>
             </w:pPr>
-            <w:hyperlink w:history="1" r:id="rIdv9ymy1x7tq1pot2uytmjr">
+            <w:hyperlink w:history="1" r:id="rIdym63mfr-dl0k90d34hzpk">
               <w:r>
                 <w:rPr>
                   <w:rFonts w:ascii="Arial" w:cs="Arial" w:eastAsia="Arial" w:hAnsi="Arial"/>
@@ -23735,32 +23753,32 @@
         <w:tc>
           <w:tcPr>
             <w:tcW w:type="dxa" w:w="1520"/>
-            <w:shd w:fill="F2F2F2" w:color="auto" w:val="clear"/>
-            <w:tcMar>
-              <w:top w:type="dxa" w:w="60"/>
-              <w:left w:type="dxa" w:w="120"/>
-              <w:bottom w:type="dxa" w:w="60"/>
-              <w:right w:type="dxa" w:w="120"/>
-            </w:tcMar>
-            <w:vAlign w:val="top"/>
-          </w:tcPr>
-          <w:p>
-            <w:pPr>
-              <w:spacing w:after="40" w:before="0"/>
-              <w:jc w:val="left"/>
-            </w:pPr>
-            <w:r>
-              <w:rPr>
-                <w:rFonts w:ascii="Arial" w:cs="Arial" w:eastAsia="Arial" w:hAnsi="Arial"/>
-                <w:b/>
-                <w:bCs/>
-                <w:i w:val="false"/>
-                <w:iCs w:val="false"/>
-                <w:color w:val="000000"/>
-                <w:sz w:val="18"/>
-                <w:szCs w:val="18"/>
-              </w:rPr>
-              <w:t xml:space="preserve">Phase 3 — Explain</w:t>
+            <w:shd w:fill="E2EFDA" w:color="auto" w:val="clear"/>
+            <w:tcMar>
+              <w:top w:type="dxa" w:w="60"/>
+              <w:left w:type="dxa" w:w="120"/>
+              <w:bottom w:type="dxa" w:w="60"/>
+              <w:right w:type="dxa" w:w="120"/>
+            </w:tcMar>
+            <w:vAlign w:val="top"/>
+          </w:tcPr>
+          <w:p>
+            <w:pPr>
+              <w:spacing w:after="40" w:before="0"/>
+              <w:jc w:val="left"/>
+            </w:pPr>
+            <w:r>
+              <w:rPr>
+                <w:rFonts w:ascii="Arial" w:cs="Arial" w:eastAsia="Arial" w:hAnsi="Arial"/>
+                <w:b/>
+                <w:bCs/>
+                <w:i w:val="false"/>
+                <w:iCs w:val="false"/>
+                <w:color w:val="000000"/>
+                <w:sz w:val="18"/>
+                <w:szCs w:val="18"/>
+              </w:rPr>
+              <w:t xml:space="preserve">Explain Phase</w:t>
             </w:r>
           </w:p>
           <w:p>
@@ -23783,7 +23801,7 @@
             <w:pPr>
               <w:spacing w:after="20" w:before="0"/>
             </w:pPr>
-            <w:hyperlink w:history="1" r:id="rIdd7zvf31ttvwsnn6z3eeya">
+            <w:hyperlink w:history="1" r:id="rIdulffiob3bxpjzznvqeo__">
               <w:r>
                 <w:rPr>
                   <w:rFonts w:ascii="Arial" w:cs="Arial" w:eastAsia="Arial" w:hAnsi="Arial"/>
@@ -23816,7 +23834,7 @@
               <w:spacing w:after="10" w:before="0"/>
               <w:ind w:left="120"/>
             </w:pPr>
-            <w:hyperlink w:history="1" r:id="rIdtn5bvvgyh1atnepnafo2w">
+            <w:hyperlink w:history="1" r:id="rIdyaciwjcmsdmct8aamj3mf">
               <w:r>
                 <w:rPr>
                   <w:rFonts w:ascii="Arial" w:cs="Arial" w:eastAsia="Arial" w:hAnsi="Arial"/>
@@ -23861,7 +23879,7 @@
             <w:pPr>
               <w:spacing w:after="20" w:before="0"/>
             </w:pPr>
-            <w:hyperlink w:history="1" r:id="rIdbm-yrzsutdkqvbkvtizgj">
+            <w:hyperlink w:history="1" r:id="rIdpqxrxpe7rwhn07-csd90l">
               <w:r>
                 <w:rPr>
                   <w:rFonts w:ascii="Arial" w:cs="Arial" w:eastAsia="Arial" w:hAnsi="Arial"/>
@@ -23894,7 +23912,7 @@
               <w:spacing w:after="10" w:before="0"/>
               <w:ind w:left="120"/>
             </w:pPr>
-            <w:hyperlink w:history="1" r:id="rIdhdapmtcfs0ufnlq6opwci">
+            <w:hyperlink w:history="1" r:id="rId5hls_o0ymx5arffduixdw">
               <w:r>
                 <w:rPr>
                   <w:rFonts w:ascii="Arial" w:cs="Arial" w:eastAsia="Arial" w:hAnsi="Arial"/>
@@ -24041,32 +24059,32 @@
         <w:tc>
           <w:tcPr>
             <w:tcW w:type="dxa" w:w="1520"/>
-            <w:shd w:fill="F2F2F2" w:color="auto" w:val="clear"/>
-            <w:tcMar>
-              <w:top w:type="dxa" w:w="60"/>
-              <w:left w:type="dxa" w:w="120"/>
-              <w:bottom w:type="dxa" w:w="60"/>
-              <w:right w:type="dxa" w:w="120"/>
-            </w:tcMar>
-            <w:vAlign w:val="top"/>
-          </w:tcPr>
-          <w:p>
-            <w:pPr>
-              <w:spacing w:after="40" w:before="0"/>
-              <w:jc w:val="left"/>
-            </w:pPr>
-            <w:r>
-              <w:rPr>
-                <w:rFonts w:ascii="Arial" w:cs="Arial" w:eastAsia="Arial" w:hAnsi="Arial"/>
-                <w:b/>
-                <w:bCs/>
-                <w:i w:val="false"/>
-                <w:iCs w:val="false"/>
-                <w:color w:val="000000"/>
-                <w:sz w:val="18"/>
-                <w:szCs w:val="18"/>
-              </w:rPr>
-              <w:t xml:space="preserve">Phase 4 — Driving Question Board (DQB) Update</w:t>
+            <w:shd w:fill="FCE4D6" w:color="auto" w:val="clear"/>
+            <w:tcMar>
+              <w:top w:type="dxa" w:w="60"/>
+              <w:left w:type="dxa" w:w="120"/>
+              <w:bottom w:type="dxa" w:w="60"/>
+              <w:right w:type="dxa" w:w="120"/>
+            </w:tcMar>
+            <w:vAlign w:val="top"/>
+          </w:tcPr>
+          <w:p>
+            <w:pPr>
+              <w:spacing w:after="40" w:before="0"/>
+              <w:jc w:val="left"/>
+            </w:pPr>
+            <w:r>
+              <w:rPr>
+                <w:rFonts w:ascii="Arial" w:cs="Arial" w:eastAsia="Arial" w:hAnsi="Arial"/>
+                <w:b/>
+                <w:bCs/>
+                <w:i w:val="false"/>
+                <w:iCs w:val="false"/>
+                <w:color w:val="000000"/>
+                <w:sz w:val="18"/>
+                <w:szCs w:val="18"/>
+              </w:rPr>
+              <w:t xml:space="preserve">Driving Question Board (DQB) Creation</w:t>
             </w:r>
           </w:p>
           <w:p>
@@ -24089,7 +24107,7 @@
             <w:pPr>
               <w:spacing w:after="20" w:before="0"/>
             </w:pPr>
-            <w:hyperlink w:history="1" r:id="rId5mmwvad8dfj9grtqq5t4o">
+            <w:hyperlink w:history="1" r:id="rIdckd7lrkhnmvqcliyn_9xc">
               <w:r>
                 <w:rPr>
                   <w:rFonts w:ascii="Arial" w:cs="Arial" w:eastAsia="Arial" w:hAnsi="Arial"/>
@@ -24122,7 +24140,7 @@
               <w:spacing w:after="10" w:before="0"/>
               <w:ind w:left="120"/>
             </w:pPr>
-            <w:hyperlink w:history="1" r:id="rIduvrkyijxglxazwogxnc4l">
+            <w:hyperlink w:history="1" r:id="rIdupnoodthht3jniokcwa2y">
               <w:r>
                 <w:rPr>
                   <w:rFonts w:ascii="Arial" w:cs="Arial" w:eastAsia="Arial" w:hAnsi="Arial"/>
@@ -24167,7 +24185,7 @@
             <w:pPr>
               <w:spacing w:after="20" w:before="0"/>
             </w:pPr>
-            <w:hyperlink w:history="1" r:id="rIdvmsas7dq5gv6bg_dg1kql">
+            <w:hyperlink w:history="1" r:id="rIddtprvtoa-putvaro9xv2z">
               <w:r>
                 <w:rPr>
                   <w:rFonts w:ascii="Arial" w:cs="Arial" w:eastAsia="Arial" w:hAnsi="Arial"/>
@@ -24200,7 +24218,7 @@
               <w:spacing w:after="10" w:before="0"/>
               <w:ind w:left="120"/>
             </w:pPr>
-            <w:hyperlink w:history="1" r:id="rIduhpapglpxutdhcvrqp1qk">
+            <w:hyperlink w:history="1" r:id="rId7_pmbvgmuluiabf3o8my0">
               <w:r>
                 <w:rPr>
                   <w:rFonts w:ascii="Arial" w:cs="Arial" w:eastAsia="Arial" w:hAnsi="Arial"/>
@@ -24347,32 +24365,32 @@
         <w:tc>
           <w:tcPr>
             <w:tcW w:type="dxa" w:w="1520"/>
-            <w:shd w:fill="F2F2F2" w:color="auto" w:val="clear"/>
-            <w:tcMar>
-              <w:top w:type="dxa" w:w="60"/>
-              <w:left w:type="dxa" w:w="120"/>
-              <w:bottom w:type="dxa" w:w="60"/>
-              <w:right w:type="dxa" w:w="120"/>
-            </w:tcMar>
-            <w:vAlign w:val="top"/>
-          </w:tcPr>
-          <w:p>
-            <w:pPr>
-              <w:spacing w:after="40" w:before="0"/>
-              <w:jc w:val="left"/>
-            </w:pPr>
-            <w:r>
-              <w:rPr>
-                <w:rFonts w:ascii="Arial" w:cs="Arial" w:eastAsia="Arial" w:hAnsi="Arial"/>
-                <w:b/>
-                <w:bCs/>
-                <w:i w:val="false"/>
-                <w:iCs w:val="false"/>
-                <w:color w:val="000000"/>
-                <w:sz w:val="18"/>
-                <w:szCs w:val="18"/>
-              </w:rPr>
-              <w:t xml:space="preserve">Phase 5 — Model Building</w:t>
+            <w:shd w:fill="D5E8F0" w:color="auto" w:val="clear"/>
+            <w:tcMar>
+              <w:top w:type="dxa" w:w="60"/>
+              <w:left w:type="dxa" w:w="120"/>
+              <w:bottom w:type="dxa" w:w="60"/>
+              <w:right w:type="dxa" w:w="120"/>
+            </w:tcMar>
+            <w:vAlign w:val="top"/>
+          </w:tcPr>
+          <w:p>
+            <w:pPr>
+              <w:spacing w:after="40" w:before="0"/>
+              <w:jc w:val="left"/>
+            </w:pPr>
+            <w:r>
+              <w:rPr>
+                <w:rFonts w:ascii="Arial" w:cs="Arial" w:eastAsia="Arial" w:hAnsi="Arial"/>
+                <w:b/>
+                <w:bCs/>
+                <w:i w:val="false"/>
+                <w:iCs w:val="false"/>
+                <w:color w:val="000000"/>
+                <w:sz w:val="18"/>
+                <w:szCs w:val="18"/>
+              </w:rPr>
+              <w:t xml:space="preserve">Model Building Phase</w:t>
             </w:r>
           </w:p>
           <w:p>
@@ -24395,7 +24413,7 @@
             <w:pPr>
               <w:spacing w:after="20" w:before="0"/>
             </w:pPr>
-            <w:hyperlink w:history="1" r:id="rIduh831ciahj3iyi3a2tw76">
+            <w:hyperlink w:history="1" r:id="rIdknyhgm93rtytfnfqwue9e">
               <w:r>
                 <w:rPr>
                   <w:rFonts w:ascii="Arial" w:cs="Arial" w:eastAsia="Arial" w:hAnsi="Arial"/>
@@ -24428,7 +24446,7 @@
               <w:spacing w:after="10" w:before="0"/>
               <w:ind w:left="120"/>
             </w:pPr>
-            <w:hyperlink w:history="1" r:id="rIds96doeuom4zi7hmiierbd">
+            <w:hyperlink w:history="1" r:id="rId_wysrbcu_qeuuzf-1phmp">
               <w:r>
                 <w:rPr>
                   <w:rFonts w:ascii="Arial" w:cs="Arial" w:eastAsia="Arial" w:hAnsi="Arial"/>
@@ -24473,7 +24491,7 @@
             <w:pPr>
               <w:spacing w:after="20" w:before="0"/>
             </w:pPr>
-            <w:hyperlink w:history="1" r:id="rId9sv38ab-_fgmfvn3uv-bw">
+            <w:hyperlink w:history="1" r:id="rIdfmsjcuxwfzb19jvy2fxla">
               <w:r>
                 <w:rPr>
                   <w:rFonts w:ascii="Arial" w:cs="Arial" w:eastAsia="Arial" w:hAnsi="Arial"/>
@@ -24506,7 +24524,7 @@
               <w:spacing w:after="10" w:before="0"/>
               <w:ind w:left="120"/>
             </w:pPr>
-            <w:hyperlink w:history="1" r:id="rId8j-ic1habtz9fzu7zor47">
+            <w:hyperlink w:history="1" r:id="rIdconat2qk-f_7oj88uwpeq">
               <w:r>
                 <w:rPr>
                   <w:rFonts w:ascii="Arial" w:cs="Arial" w:eastAsia="Arial" w:hAnsi="Arial"/>
@@ -25945,32 +25963,32 @@
         <w:tc>
           <w:tcPr>
             <w:tcW w:type="dxa" w:w="1520"/>
-            <w:shd w:fill="F2F2F2" w:color="auto" w:val="clear"/>
-            <w:tcMar>
-              <w:top w:type="dxa" w:w="60"/>
-              <w:left w:type="dxa" w:w="120"/>
-              <w:bottom w:type="dxa" w:w="60"/>
-              <w:right w:type="dxa" w:w="120"/>
-            </w:tcMar>
-            <w:vAlign w:val="top"/>
-          </w:tcPr>
-          <w:p>
-            <w:pPr>
-              <w:spacing w:after="40" w:before="0"/>
-              <w:jc w:val="left"/>
-            </w:pPr>
-            <w:r>
-              <w:rPr>
-                <w:rFonts w:ascii="Arial" w:cs="Arial" w:eastAsia="Arial" w:hAnsi="Arial"/>
-                <w:b/>
-                <w:bCs/>
-                <w:i w:val="false"/>
-                <w:iCs w:val="false"/>
-                <w:color w:val="000000"/>
-                <w:sz w:val="18"/>
-                <w:szCs w:val="18"/>
-              </w:rPr>
-              <w:t xml:space="preserve">Phase 1 — Predict</w:t>
+            <w:shd w:fill="EAD1F5" w:color="auto" w:val="clear"/>
+            <w:tcMar>
+              <w:top w:type="dxa" w:w="60"/>
+              <w:left w:type="dxa" w:w="120"/>
+              <w:bottom w:type="dxa" w:w="60"/>
+              <w:right w:type="dxa" w:w="120"/>
+            </w:tcMar>
+            <w:vAlign w:val="top"/>
+          </w:tcPr>
+          <w:p>
+            <w:pPr>
+              <w:spacing w:after="40" w:before="0"/>
+              <w:jc w:val="left"/>
+            </w:pPr>
+            <w:r>
+              <w:rPr>
+                <w:rFonts w:ascii="Arial" w:cs="Arial" w:eastAsia="Arial" w:hAnsi="Arial"/>
+                <w:b/>
+                <w:bCs/>
+                <w:i w:val="false"/>
+                <w:iCs w:val="false"/>
+                <w:color w:val="000000"/>
+                <w:sz w:val="18"/>
+                <w:szCs w:val="18"/>
+              </w:rPr>
+              <w:t xml:space="preserve">Predict Phase</w:t>
             </w:r>
           </w:p>
           <w:p>
@@ -25993,7 +26011,7 @@
             <w:pPr>
               <w:spacing w:after="20" w:before="0"/>
             </w:pPr>
-            <w:hyperlink w:history="1" r:id="rIdk0iqlofukfpt2duyupqyy">
+            <w:hyperlink w:history="1" r:id="rIdtyu8v1jprj_q5pgajipnz">
               <w:r>
                 <w:rPr>
                   <w:rFonts w:ascii="Arial" w:cs="Arial" w:eastAsia="Arial" w:hAnsi="Arial"/>
@@ -26026,7 +26044,7 @@
               <w:spacing w:after="10" w:before="0"/>
               <w:ind w:left="120"/>
             </w:pPr>
-            <w:hyperlink w:history="1" r:id="rIdvcvauvzs6baafw3nepzr8">
+            <w:hyperlink w:history="1" r:id="rIdmndwbdtv3mt3na3mziwvf">
               <w:r>
                 <w:rPr>
                   <w:rFonts w:ascii="Arial" w:cs="Arial" w:eastAsia="Arial" w:hAnsi="Arial"/>
@@ -26071,7 +26089,7 @@
             <w:pPr>
               <w:spacing w:after="20" w:before="0"/>
             </w:pPr>
-            <w:hyperlink w:history="1" r:id="rIdzhnvpmccfbntz6uwj9ghm">
+            <w:hyperlink w:history="1" r:id="rIdjgrsjcce8wlywby8-ptpy">
               <w:r>
                 <w:rPr>
                   <w:rFonts w:ascii="Arial" w:cs="Arial" w:eastAsia="Arial" w:hAnsi="Arial"/>
@@ -26104,7 +26122,7 @@
               <w:spacing w:after="10" w:before="0"/>
               <w:ind w:left="120"/>
             </w:pPr>
-            <w:hyperlink w:history="1" r:id="rIdkrzhcqc2n2y5iw76rw17c">
+            <w:hyperlink w:history="1" r:id="rIddqwrt4uibpaaov9j3rany">
               <w:r>
                 <w:rPr>
                   <w:rFonts w:ascii="Arial" w:cs="Arial" w:eastAsia="Arial" w:hAnsi="Arial"/>
@@ -26251,32 +26269,32 @@
         <w:tc>
           <w:tcPr>
             <w:tcW w:type="dxa" w:w="1520"/>
-            <w:shd w:fill="F2F2F2" w:color="auto" w:val="clear"/>
-            <w:tcMar>
-              <w:top w:type="dxa" w:w="60"/>
-              <w:left w:type="dxa" w:w="120"/>
-              <w:bottom w:type="dxa" w:w="60"/>
-              <w:right w:type="dxa" w:w="120"/>
-            </w:tcMar>
-            <w:vAlign w:val="top"/>
-          </w:tcPr>
-          <w:p>
-            <w:pPr>
-              <w:spacing w:after="40" w:before="0"/>
-              <w:jc w:val="left"/>
-            </w:pPr>
-            <w:r>
-              <w:rPr>
-                <w:rFonts w:ascii="Arial" w:cs="Arial" w:eastAsia="Arial" w:hAnsi="Arial"/>
-                <w:b/>
-                <w:bCs/>
-                <w:i w:val="false"/>
-                <w:iCs w:val="false"/>
-                <w:color w:val="000000"/>
-                <w:sz w:val="18"/>
-                <w:szCs w:val="18"/>
-              </w:rPr>
-              <w:t xml:space="preserve">Phase 2 — Observe</w:t>
+            <w:shd w:fill="D9EEF1" w:color="auto" w:val="clear"/>
+            <w:tcMar>
+              <w:top w:type="dxa" w:w="60"/>
+              <w:left w:type="dxa" w:w="120"/>
+              <w:bottom w:type="dxa" w:w="60"/>
+              <w:right w:type="dxa" w:w="120"/>
+            </w:tcMar>
+            <w:vAlign w:val="top"/>
+          </w:tcPr>
+          <w:p>
+            <w:pPr>
+              <w:spacing w:after="40" w:before="0"/>
+              <w:jc w:val="left"/>
+            </w:pPr>
+            <w:r>
+              <w:rPr>
+                <w:rFonts w:ascii="Arial" w:cs="Arial" w:eastAsia="Arial" w:hAnsi="Arial"/>
+                <w:b/>
+                <w:bCs/>
+                <w:i w:val="false"/>
+                <w:iCs w:val="false"/>
+                <w:color w:val="000000"/>
+                <w:sz w:val="18"/>
+                <w:szCs w:val="18"/>
+              </w:rPr>
+              <w:t xml:space="preserve">Observe Phase</w:t>
             </w:r>
           </w:p>
           <w:p>
@@ -26299,7 +26317,7 @@
             <w:pPr>
               <w:spacing w:after="20" w:before="0"/>
             </w:pPr>
-            <w:hyperlink w:history="1" r:id="rIdsp8wm2gwyrmjkwdbdnog-">
+            <w:hyperlink w:history="1" r:id="rId32amgrrwfdetwblwrrjge">
               <w:r>
                 <w:rPr>
                   <w:rFonts w:ascii="Arial" w:cs="Arial" w:eastAsia="Arial" w:hAnsi="Arial"/>
@@ -26332,7 +26350,7 @@
               <w:spacing w:after="10" w:before="0"/>
               <w:ind w:left="120"/>
             </w:pPr>
-            <w:hyperlink w:history="1" r:id="rIdqcnaz7t83dghadw3o38kz">
+            <w:hyperlink w:history="1" r:id="rId9ecwmklgjrf-9rw7jn20q">
               <w:r>
                 <w:rPr>
                   <w:rFonts w:ascii="Arial" w:cs="Arial" w:eastAsia="Arial" w:hAnsi="Arial"/>
@@ -26377,7 +26395,7 @@
             <w:pPr>
               <w:spacing w:after="20" w:before="0"/>
             </w:pPr>
-            <w:hyperlink w:history="1" r:id="rId6nuswtpi0uqdceiuxveg9">
+            <w:hyperlink w:history="1" r:id="rIdw5xmqwy9ccnvfqo_6klyh">
               <w:r>
                 <w:rPr>
                   <w:rFonts w:ascii="Arial" w:cs="Arial" w:eastAsia="Arial" w:hAnsi="Arial"/>
@@ -26410,7 +26428,7 @@
               <w:spacing w:after="10" w:before="0"/>
               <w:ind w:left="120"/>
             </w:pPr>
-            <w:hyperlink w:history="1" r:id="rIdxkyzkb-vi0ikozj_aqqu0">
+            <w:hyperlink w:history="1" r:id="rIdcwbuleimdt0gmba0josdn">
               <w:r>
                 <w:rPr>
                   <w:rFonts w:ascii="Arial" w:cs="Arial" w:eastAsia="Arial" w:hAnsi="Arial"/>
@@ -26557,32 +26575,32 @@
         <w:tc>
           <w:tcPr>
             <w:tcW w:type="dxa" w:w="1520"/>
-            <w:shd w:fill="F2F2F2" w:color="auto" w:val="clear"/>
-            <w:tcMar>
-              <w:top w:type="dxa" w:w="60"/>
-              <w:left w:type="dxa" w:w="120"/>
-              <w:bottom w:type="dxa" w:w="60"/>
-              <w:right w:type="dxa" w:w="120"/>
-            </w:tcMar>
-            <w:vAlign w:val="top"/>
-          </w:tcPr>
-          <w:p>
-            <w:pPr>
-              <w:spacing w:after="40" w:before="0"/>
-              <w:jc w:val="left"/>
-            </w:pPr>
-            <w:r>
-              <w:rPr>
-                <w:rFonts w:ascii="Arial" w:cs="Arial" w:eastAsia="Arial" w:hAnsi="Arial"/>
-                <w:b/>
-                <w:bCs/>
-                <w:i w:val="false"/>
-                <w:iCs w:val="false"/>
-                <w:color w:val="000000"/>
-                <w:sz w:val="18"/>
-                <w:szCs w:val="18"/>
-              </w:rPr>
-              <w:t xml:space="preserve">Phase 3 — Explain</w:t>
+            <w:shd w:fill="E2EFDA" w:color="auto" w:val="clear"/>
+            <w:tcMar>
+              <w:top w:type="dxa" w:w="60"/>
+              <w:left w:type="dxa" w:w="120"/>
+              <w:bottom w:type="dxa" w:w="60"/>
+              <w:right w:type="dxa" w:w="120"/>
+            </w:tcMar>
+            <w:vAlign w:val="top"/>
+          </w:tcPr>
+          <w:p>
+            <w:pPr>
+              <w:spacing w:after="40" w:before="0"/>
+              <w:jc w:val="left"/>
+            </w:pPr>
+            <w:r>
+              <w:rPr>
+                <w:rFonts w:ascii="Arial" w:cs="Arial" w:eastAsia="Arial" w:hAnsi="Arial"/>
+                <w:b/>
+                <w:bCs/>
+                <w:i w:val="false"/>
+                <w:iCs w:val="false"/>
+                <w:color w:val="000000"/>
+                <w:sz w:val="18"/>
+                <w:szCs w:val="18"/>
+              </w:rPr>
+              <w:t xml:space="preserve">Explain Phase</w:t>
             </w:r>
           </w:p>
           <w:p>
@@ -26605,7 +26623,7 @@
             <w:pPr>
               <w:spacing w:after="20" w:before="0"/>
             </w:pPr>
-            <w:hyperlink w:history="1" r:id="rIdewoscvheaa57qatvkcgwa">
+            <w:hyperlink w:history="1" r:id="rIdnjmuvlv7kptczmpuiimgc">
               <w:r>
                 <w:rPr>
                   <w:rFonts w:ascii="Arial" w:cs="Arial" w:eastAsia="Arial" w:hAnsi="Arial"/>
@@ -26638,7 +26656,7 @@
               <w:spacing w:after="10" w:before="0"/>
               <w:ind w:left="120"/>
             </w:pPr>
-            <w:hyperlink w:history="1" r:id="rIdtiothq59dwixkdqmgwado">
+            <w:hyperlink w:history="1" r:id="rIdnzavs_am66vkzg86fil-n">
               <w:r>
                 <w:rPr>
                   <w:rFonts w:ascii="Arial" w:cs="Arial" w:eastAsia="Arial" w:hAnsi="Arial"/>
@@ -26683,7 +26701,7 @@
             <w:pPr>
               <w:spacing w:after="20" w:before="0"/>
             </w:pPr>
-            <w:hyperlink w:history="1" r:id="rIde7x9oaqzm_znrglwtweq9">
+            <w:hyperlink w:history="1" r:id="rId7nnvahpl1uh-lwwd4aivc">
               <w:r>
                 <w:rPr>
                   <w:rFonts w:ascii="Arial" w:cs="Arial" w:eastAsia="Arial" w:hAnsi="Arial"/>
@@ -26716,7 +26734,7 @@
               <w:spacing w:after="10" w:before="0"/>
               <w:ind w:left="120"/>
             </w:pPr>
-            <w:hyperlink w:history="1" r:id="rIdd0x9zcak8jhhiw2ml3adr">
+            <w:hyperlink w:history="1" r:id="rIdyzc-bn5aywsvj6kix0-v-">
               <w:r>
                 <w:rPr>
                   <w:rFonts w:ascii="Arial" w:cs="Arial" w:eastAsia="Arial" w:hAnsi="Arial"/>
@@ -26863,32 +26881,32 @@
         <w:tc>
           <w:tcPr>
             <w:tcW w:type="dxa" w:w="1520"/>
-            <w:shd w:fill="F2F2F2" w:color="auto" w:val="clear"/>
-            <w:tcMar>
-              <w:top w:type="dxa" w:w="60"/>
-              <w:left w:type="dxa" w:w="120"/>
-              <w:bottom w:type="dxa" w:w="60"/>
-              <w:right w:type="dxa" w:w="120"/>
-            </w:tcMar>
-            <w:vAlign w:val="top"/>
-          </w:tcPr>
-          <w:p>
-            <w:pPr>
-              <w:spacing w:after="40" w:before="0"/>
-              <w:jc w:val="left"/>
-            </w:pPr>
-            <w:r>
-              <w:rPr>
-                <w:rFonts w:ascii="Arial" w:cs="Arial" w:eastAsia="Arial" w:hAnsi="Arial"/>
-                <w:b/>
-                <w:bCs/>
-                <w:i w:val="false"/>
-                <w:iCs w:val="false"/>
-                <w:color w:val="000000"/>
-                <w:sz w:val="18"/>
-                <w:szCs w:val="18"/>
-              </w:rPr>
-              <w:t xml:space="preserve">Phase 4 — Driving Question Board (DQB) Update</w:t>
+            <w:shd w:fill="FCE4D6" w:color="auto" w:val="clear"/>
+            <w:tcMar>
+              <w:top w:type="dxa" w:w="60"/>
+              <w:left w:type="dxa" w:w="120"/>
+              <w:bottom w:type="dxa" w:w="60"/>
+              <w:right w:type="dxa" w:w="120"/>
+            </w:tcMar>
+            <w:vAlign w:val="top"/>
+          </w:tcPr>
+          <w:p>
+            <w:pPr>
+              <w:spacing w:after="40" w:before="0"/>
+              <w:jc w:val="left"/>
+            </w:pPr>
+            <w:r>
+              <w:rPr>
+                <w:rFonts w:ascii="Arial" w:cs="Arial" w:eastAsia="Arial" w:hAnsi="Arial"/>
+                <w:b/>
+                <w:bCs/>
+                <w:i w:val="false"/>
+                <w:iCs w:val="false"/>
+                <w:color w:val="000000"/>
+                <w:sz w:val="18"/>
+                <w:szCs w:val="18"/>
+              </w:rPr>
+              <w:t xml:space="preserve">Driving Question Board (DQB) Creation</w:t>
             </w:r>
           </w:p>
           <w:p>
@@ -26911,7 +26929,7 @@
             <w:pPr>
               <w:spacing w:after="20" w:before="0"/>
             </w:pPr>
-            <w:hyperlink w:history="1" r:id="rIdgbpc4omxnliynq8urna__">
+            <w:hyperlink w:history="1" r:id="rIdykfvlyneb0d6k-ppsvk25">
               <w:r>
                 <w:rPr>
                   <w:rFonts w:ascii="Arial" w:cs="Arial" w:eastAsia="Arial" w:hAnsi="Arial"/>
@@ -26944,7 +26962,7 @@
               <w:spacing w:after="10" w:before="0"/>
               <w:ind w:left="120"/>
             </w:pPr>
-            <w:hyperlink w:history="1" r:id="rIdlo6tpya7vnyqng532pna4">
+            <w:hyperlink w:history="1" r:id="rIdxacfiuytsc0ffd5jfdyi2">
               <w:r>
                 <w:rPr>
                   <w:rFonts w:ascii="Arial" w:cs="Arial" w:eastAsia="Arial" w:hAnsi="Arial"/>
@@ -26989,7 +27007,7 @@
             <w:pPr>
               <w:spacing w:after="20" w:before="0"/>
             </w:pPr>
-            <w:hyperlink w:history="1" r:id="rIdue9cditsc-n7j0aag777i">
+            <w:hyperlink w:history="1" r:id="rIdqhaj5qu_t2nca1wce9ggo">
               <w:r>
                 <w:rPr>
                   <w:rFonts w:ascii="Arial" w:cs="Arial" w:eastAsia="Arial" w:hAnsi="Arial"/>
@@ -27022,7 +27040,7 @@
               <w:spacing w:after="10" w:before="0"/>
               <w:ind w:left="120"/>
             </w:pPr>
-            <w:hyperlink w:history="1" r:id="rIdh2ysly9efqe9jcwgjtkzy">
+            <w:hyperlink w:history="1" r:id="rIdusucekqt7yloieqxtavdl">
               <w:r>
                 <w:rPr>
                   <w:rFonts w:ascii="Arial" w:cs="Arial" w:eastAsia="Arial" w:hAnsi="Arial"/>
@@ -27169,32 +27187,32 @@
         <w:tc>
           <w:tcPr>
             <w:tcW w:type="dxa" w:w="1520"/>
-            <w:shd w:fill="F2F2F2" w:color="auto" w:val="clear"/>
-            <w:tcMar>
-              <w:top w:type="dxa" w:w="60"/>
-              <w:left w:type="dxa" w:w="120"/>
-              <w:bottom w:type="dxa" w:w="60"/>
-              <w:right w:type="dxa" w:w="120"/>
-            </w:tcMar>
-            <w:vAlign w:val="top"/>
-          </w:tcPr>
-          <w:p>
-            <w:pPr>
-              <w:spacing w:after="40" w:before="0"/>
-              <w:jc w:val="left"/>
-            </w:pPr>
-            <w:r>
-              <w:rPr>
-                <w:rFonts w:ascii="Arial" w:cs="Arial" w:eastAsia="Arial" w:hAnsi="Arial"/>
-                <w:b/>
-                <w:bCs/>
-                <w:i w:val="false"/>
-                <w:iCs w:val="false"/>
-                <w:color w:val="000000"/>
-                <w:sz w:val="18"/>
-                <w:szCs w:val="18"/>
-              </w:rPr>
-              <w:t xml:space="preserve">Phase 5 — Model Building</w:t>
+            <w:shd w:fill="D5E8F0" w:color="auto" w:val="clear"/>
+            <w:tcMar>
+              <w:top w:type="dxa" w:w="60"/>
+              <w:left w:type="dxa" w:w="120"/>
+              <w:bottom w:type="dxa" w:w="60"/>
+              <w:right w:type="dxa" w:w="120"/>
+            </w:tcMar>
+            <w:vAlign w:val="top"/>
+          </w:tcPr>
+          <w:p>
+            <w:pPr>
+              <w:spacing w:after="40" w:before="0"/>
+              <w:jc w:val="left"/>
+            </w:pPr>
+            <w:r>
+              <w:rPr>
+                <w:rFonts w:ascii="Arial" w:cs="Arial" w:eastAsia="Arial" w:hAnsi="Arial"/>
+                <w:b/>
+                <w:bCs/>
+                <w:i w:val="false"/>
+                <w:iCs w:val="false"/>
+                <w:color w:val="000000"/>
+                <w:sz w:val="18"/>
+                <w:szCs w:val="18"/>
+              </w:rPr>
+              <w:t xml:space="preserve">Model Building Phase</w:t>
             </w:r>
           </w:p>
           <w:p>
@@ -27217,7 +27235,7 @@
             <w:pPr>
               <w:spacing w:after="20" w:before="0"/>
             </w:pPr>
-            <w:hyperlink w:history="1" r:id="rIdrqaubon_b7ulj6ooxp8bo">
+            <w:hyperlink w:history="1" r:id="rIdlv1vi_ox9ekl9-bmwlt44">
               <w:r>
                 <w:rPr>
                   <w:rFonts w:ascii="Arial" w:cs="Arial" w:eastAsia="Arial" w:hAnsi="Arial"/>
@@ -27250,7 +27268,7 @@
               <w:spacing w:after="10" w:before="0"/>
               <w:ind w:left="120"/>
             </w:pPr>
-            <w:hyperlink w:history="1" r:id="rIdt4bz5ylutrqhbjajfagef">
+            <w:hyperlink w:history="1" r:id="rIdpdyt_iidiicnf46ogsu-h">
               <w:r>
                 <w:rPr>
                   <w:rFonts w:ascii="Arial" w:cs="Arial" w:eastAsia="Arial" w:hAnsi="Arial"/>
@@ -27295,7 +27313,7 @@
             <w:pPr>
               <w:spacing w:after="20" w:before="0"/>
             </w:pPr>
-            <w:hyperlink w:history="1" r:id="rId6_kkvrcx1qe8bg0ofkzhq">
+            <w:hyperlink w:history="1" r:id="rIdkqkbhwwlraoawt2d4akyq">
               <w:r>
                 <w:rPr>
                   <w:rFonts w:ascii="Arial" w:cs="Arial" w:eastAsia="Arial" w:hAnsi="Arial"/>
@@ -27328,7 +27346,7 @@
               <w:spacing w:after="10" w:before="0"/>
               <w:ind w:left="120"/>
             </w:pPr>
-            <w:hyperlink w:history="1" r:id="rId_763p9rj9wpsseb0g9flc">
+            <w:hyperlink w:history="1" r:id="rIdyydwt7laawzj-s0ibainx">
               <w:r>
                 <w:rPr>
                   <w:rFonts w:ascii="Arial" w:cs="Arial" w:eastAsia="Arial" w:hAnsi="Arial"/>
@@ -28767,32 +28785,32 @@
         <w:tc>
           <w:tcPr>
             <w:tcW w:type="dxa" w:w="1520"/>
-            <w:shd w:fill="F2F2F2" w:color="auto" w:val="clear"/>
-            <w:tcMar>
-              <w:top w:type="dxa" w:w="60"/>
-              <w:left w:type="dxa" w:w="120"/>
-              <w:bottom w:type="dxa" w:w="60"/>
-              <w:right w:type="dxa" w:w="120"/>
-            </w:tcMar>
-            <w:vAlign w:val="top"/>
-          </w:tcPr>
-          <w:p>
-            <w:pPr>
-              <w:spacing w:after="40" w:before="0"/>
-              <w:jc w:val="left"/>
-            </w:pPr>
-            <w:r>
-              <w:rPr>
-                <w:rFonts w:ascii="Arial" w:cs="Arial" w:eastAsia="Arial" w:hAnsi="Arial"/>
-                <w:b/>
-                <w:bCs/>
-                <w:i w:val="false"/>
-                <w:iCs w:val="false"/>
-                <w:color w:val="000000"/>
-                <w:sz w:val="18"/>
-                <w:szCs w:val="18"/>
-              </w:rPr>
-              <w:t xml:space="preserve">Phase 1 — Predict: Revisiting Initial Ideas (DQB Opening Review)</w:t>
+            <w:shd w:fill="EAD1F5" w:color="auto" w:val="clear"/>
+            <w:tcMar>
+              <w:top w:type="dxa" w:w="60"/>
+              <w:left w:type="dxa" w:w="120"/>
+              <w:bottom w:type="dxa" w:w="60"/>
+              <w:right w:type="dxa" w:w="120"/>
+            </w:tcMar>
+            <w:vAlign w:val="top"/>
+          </w:tcPr>
+          <w:p>
+            <w:pPr>
+              <w:spacing w:after="40" w:before="0"/>
+              <w:jc w:val="left"/>
+            </w:pPr>
+            <w:r>
+              <w:rPr>
+                <w:rFonts w:ascii="Arial" w:cs="Arial" w:eastAsia="Arial" w:hAnsi="Arial"/>
+                <w:b/>
+                <w:bCs/>
+                <w:i w:val="false"/>
+                <w:iCs w:val="false"/>
+                <w:color w:val="000000"/>
+                <w:sz w:val="18"/>
+                <w:szCs w:val="18"/>
+              </w:rPr>
+              <w:t xml:space="preserve">Predict Phase</w:t>
             </w:r>
           </w:p>
           <w:p>
@@ -28815,7 +28833,7 @@
             <w:pPr>
               <w:spacing w:after="20" w:before="0"/>
             </w:pPr>
-            <w:hyperlink w:history="1" r:id="rIdrymgwvrpct4xbhcoj3emm">
+            <w:hyperlink w:history="1" r:id="rIdo_btmxln4h5-vjkhx13ec">
               <w:r>
                 <w:rPr>
                   <w:rFonts w:ascii="Arial" w:cs="Arial" w:eastAsia="Arial" w:hAnsi="Arial"/>
@@ -28848,7 +28866,7 @@
               <w:spacing w:after="10" w:before="0"/>
               <w:ind w:left="120"/>
             </w:pPr>
-            <w:hyperlink w:history="1" r:id="rIdooa21ogkoiiaxdcvevgvx">
+            <w:hyperlink w:history="1" r:id="rIdcvblfnb0yk_xr8nbi7ypa">
               <w:r>
                 <w:rPr>
                   <w:rFonts w:ascii="Arial" w:cs="Arial" w:eastAsia="Arial" w:hAnsi="Arial"/>
@@ -28893,7 +28911,7 @@
             <w:pPr>
               <w:spacing w:after="20" w:before="0"/>
             </w:pPr>
-            <w:hyperlink w:history="1" r:id="rIdjncgy9mxnrmshxzlmxs_u">
+            <w:hyperlink w:history="1" r:id="rIdigd-jxlbwpmjgnjmoqrfi">
               <w:r>
                 <w:rPr>
                   <w:rFonts w:ascii="Arial" w:cs="Arial" w:eastAsia="Arial" w:hAnsi="Arial"/>
@@ -28926,7 +28944,7 @@
               <w:spacing w:after="10" w:before="0"/>
               <w:ind w:left="120"/>
             </w:pPr>
-            <w:hyperlink w:history="1" r:id="rIdomepcr1nfduwptvhtt8q_">
+            <w:hyperlink w:history="1" r:id="rIdf8q_8r9-xnfmhbzssfhn9">
               <w:r>
                 <w:rPr>
                   <w:rFonts w:ascii="Arial" w:cs="Arial" w:eastAsia="Arial" w:hAnsi="Arial"/>
@@ -29073,32 +29091,32 @@
         <w:tc>
           <w:tcPr>
             <w:tcW w:type="dxa" w:w="1520"/>
-            <w:shd w:fill="F2F2F2" w:color="auto" w:val="clear"/>
-            <w:tcMar>
-              <w:top w:type="dxa" w:w="60"/>
-              <w:left w:type="dxa" w:w="120"/>
-              <w:bottom w:type="dxa" w:w="60"/>
-              <w:right w:type="dxa" w:w="120"/>
-            </w:tcMar>
-            <w:vAlign w:val="top"/>
-          </w:tcPr>
-          <w:p>
-            <w:pPr>
-              <w:spacing w:after="40" w:before="0"/>
-              <w:jc w:val="left"/>
-            </w:pPr>
-            <w:r>
-              <w:rPr>
-                <w:rFonts w:ascii="Arial" w:cs="Arial" w:eastAsia="Arial" w:hAnsi="Arial"/>
-                <w:b/>
-                <w:bCs/>
-                <w:i w:val="false"/>
-                <w:iCs w:val="false"/>
-                <w:color w:val="000000"/>
-                <w:sz w:val="18"/>
-                <w:szCs w:val="18"/>
-              </w:rPr>
-              <w:t xml:space="preserve">Phase 2 — Observe: Evidence Gallery &amp; DQB Closure</w:t>
+            <w:shd w:fill="D9EEF1" w:color="auto" w:val="clear"/>
+            <w:tcMar>
+              <w:top w:type="dxa" w:w="60"/>
+              <w:left w:type="dxa" w:w="120"/>
+              <w:bottom w:type="dxa" w:w="60"/>
+              <w:right w:type="dxa" w:w="120"/>
+            </w:tcMar>
+            <w:vAlign w:val="top"/>
+          </w:tcPr>
+          <w:p>
+            <w:pPr>
+              <w:spacing w:after="40" w:before="0"/>
+              <w:jc w:val="left"/>
+            </w:pPr>
+            <w:r>
+              <w:rPr>
+                <w:rFonts w:ascii="Arial" w:cs="Arial" w:eastAsia="Arial" w:hAnsi="Arial"/>
+                <w:b/>
+                <w:bCs/>
+                <w:i w:val="false"/>
+                <w:iCs w:val="false"/>
+                <w:color w:val="000000"/>
+                <w:sz w:val="18"/>
+                <w:szCs w:val="18"/>
+              </w:rPr>
+              <w:t xml:space="preserve">Observe Phase</w:t>
             </w:r>
           </w:p>
           <w:p>
@@ -29121,7 +29139,7 @@
             <w:pPr>
               <w:spacing w:after="20" w:before="0"/>
             </w:pPr>
-            <w:hyperlink w:history="1" r:id="rIdeyvvhc6gyom2lczk6nzot">
+            <w:hyperlink w:history="1" r:id="rIdrd3rna9zirh299hb5dja5">
               <w:r>
                 <w:rPr>
                   <w:rFonts w:ascii="Arial" w:cs="Arial" w:eastAsia="Arial" w:hAnsi="Arial"/>
@@ -29154,7 +29172,7 @@
               <w:spacing w:after="10" w:before="0"/>
               <w:ind w:left="120"/>
             </w:pPr>
-            <w:hyperlink w:history="1" r:id="rIdcwxdq_unf5yo7jsdeasg9">
+            <w:hyperlink w:history="1" r:id="rIdzftnubjppwgx8nyhaxbwb">
               <w:r>
                 <w:rPr>
                   <w:rFonts w:ascii="Arial" w:cs="Arial" w:eastAsia="Arial" w:hAnsi="Arial"/>
@@ -29199,7 +29217,7 @@
             <w:pPr>
               <w:spacing w:after="20" w:before="0"/>
             </w:pPr>
-            <w:hyperlink w:history="1" r:id="rIdayslfz1uuh4fksdqlsvsb">
+            <w:hyperlink w:history="1" r:id="rIdhelw6-unpjewnmaqaa8b6">
               <w:r>
                 <w:rPr>
                   <w:rFonts w:ascii="Arial" w:cs="Arial" w:eastAsia="Arial" w:hAnsi="Arial"/>
@@ -29232,7 +29250,7 @@
               <w:spacing w:after="10" w:before="0"/>
               <w:ind w:left="120"/>
             </w:pPr>
-            <w:hyperlink w:history="1" r:id="rIdpesc-nexwsvsxzitwwd03">
+            <w:hyperlink w:history="1" r:id="rIdrujl01y1lp_hm80a3slfs">
               <w:r>
                 <w:rPr>
                   <w:rFonts w:ascii="Arial" w:cs="Arial" w:eastAsia="Arial" w:hAnsi="Arial"/>
@@ -29379,32 +29397,32 @@
         <w:tc>
           <w:tcPr>
             <w:tcW w:type="dxa" w:w="1520"/>
-            <w:shd w:fill="F2F2F2" w:color="auto" w:val="clear"/>
-            <w:tcMar>
-              <w:top w:type="dxa" w:w="60"/>
-              <w:left w:type="dxa" w:w="120"/>
-              <w:bottom w:type="dxa" w:w="60"/>
-              <w:right w:type="dxa" w:w="120"/>
-            </w:tcMar>
-            <w:vAlign w:val="top"/>
-          </w:tcPr>
-          <w:p>
-            <w:pPr>
-              <w:spacing w:after="40" w:before="0"/>
-              <w:jc w:val="left"/>
-            </w:pPr>
-            <w:r>
-              <w:rPr>
-                <w:rFonts w:ascii="Arial" w:cs="Arial" w:eastAsia="Arial" w:hAnsi="Arial"/>
-                <w:b/>
-                <w:bCs/>
-                <w:i w:val="false"/>
-                <w:iCs w:val="false"/>
-                <w:color w:val="000000"/>
-                <w:sz w:val="18"/>
-                <w:szCs w:val="18"/>
-              </w:rPr>
-              <w:t xml:space="preserve">Phase 3 — Explain: Summative Task — The Ngong Hills Turbine Problem</w:t>
+            <w:shd w:fill="E2EFDA" w:color="auto" w:val="clear"/>
+            <w:tcMar>
+              <w:top w:type="dxa" w:w="60"/>
+              <w:left w:type="dxa" w:w="120"/>
+              <w:bottom w:type="dxa" w:w="60"/>
+              <w:right w:type="dxa" w:w="120"/>
+            </w:tcMar>
+            <w:vAlign w:val="top"/>
+          </w:tcPr>
+          <w:p>
+            <w:pPr>
+              <w:spacing w:after="40" w:before="0"/>
+              <w:jc w:val="left"/>
+            </w:pPr>
+            <w:r>
+              <w:rPr>
+                <w:rFonts w:ascii="Arial" w:cs="Arial" w:eastAsia="Arial" w:hAnsi="Arial"/>
+                <w:b/>
+                <w:bCs/>
+                <w:i w:val="false"/>
+                <w:iCs w:val="false"/>
+                <w:color w:val="000000"/>
+                <w:sz w:val="18"/>
+                <w:szCs w:val="18"/>
+              </w:rPr>
+              <w:t xml:space="preserve">Explain Phase</w:t>
             </w:r>
           </w:p>
           <w:p>
@@ -29427,7 +29445,7 @@
             <w:pPr>
               <w:spacing w:after="20" w:before="0"/>
             </w:pPr>
-            <w:hyperlink w:history="1" r:id="rIdqp370p66flaxp1_5-cp2f">
+            <w:hyperlink w:history="1" r:id="rIdjfgfl5d99coxrfprja0iy">
               <w:r>
                 <w:rPr>
                   <w:rFonts w:ascii="Arial" w:cs="Arial" w:eastAsia="Arial" w:hAnsi="Arial"/>
@@ -29460,7 +29478,7 @@
               <w:spacing w:after="10" w:before="0"/>
               <w:ind w:left="120"/>
             </w:pPr>
-            <w:hyperlink w:history="1" r:id="rIdodcyhgtbdoknev6iojo9y">
+            <w:hyperlink w:history="1" r:id="rIdkwt_k_s6qoctc9orjpspq">
               <w:r>
                 <w:rPr>
                   <w:rFonts w:ascii="Arial" w:cs="Arial" w:eastAsia="Arial" w:hAnsi="Arial"/>
@@ -29505,7 +29523,7 @@
             <w:pPr>
               <w:spacing w:after="20" w:before="0"/>
             </w:pPr>
-            <w:hyperlink w:history="1" r:id="rIdo3h_ixlgbheqsh_wi4xx2">
+            <w:hyperlink w:history="1" r:id="rId0-zmgp7d-zsrlcigg6jtn">
               <w:r>
                 <w:rPr>
                   <w:rFonts w:ascii="Arial" w:cs="Arial" w:eastAsia="Arial" w:hAnsi="Arial"/>
@@ -29538,7 +29556,7 @@
               <w:spacing w:after="10" w:before="0"/>
               <w:ind w:left="120"/>
             </w:pPr>
-            <w:hyperlink w:history="1" r:id="rIdftqzr6slkqptzvbo9byr9">
+            <w:hyperlink w:history="1" r:id="rIdkojlrbtyivvmuxonoc-lj">
               <w:r>
                 <w:rPr>
                   <w:rFonts w:ascii="Arial" w:cs="Arial" w:eastAsia="Arial" w:hAnsi="Arial"/>
@@ -29685,32 +29703,32 @@
         <w:tc>
           <w:tcPr>
             <w:tcW w:type="dxa" w:w="1520"/>
-            <w:shd w:fill="F2F2F2" w:color="auto" w:val="clear"/>
-            <w:tcMar>
-              <w:top w:type="dxa" w:w="60"/>
-              <w:left w:type="dxa" w:w="120"/>
-              <w:bottom w:type="dxa" w:w="60"/>
-              <w:right w:type="dxa" w:w="120"/>
-            </w:tcMar>
-            <w:vAlign w:val="top"/>
-          </w:tcPr>
-          <w:p>
-            <w:pPr>
-              <w:spacing w:after="40" w:before="0"/>
-              <w:jc w:val="left"/>
-            </w:pPr>
-            <w:r>
-              <w:rPr>
-                <w:rFonts w:ascii="Arial" w:cs="Arial" w:eastAsia="Arial" w:hAnsi="Arial"/>
-                <w:b/>
-                <w:bCs/>
-                <w:i w:val="false"/>
-                <w:iCs w:val="false"/>
-                <w:color w:val="000000"/>
-                <w:sz w:val="18"/>
-                <w:szCs w:val="18"/>
-              </w:rPr>
-              <w:t xml:space="preserve">Phase 4 — DQB Completion: Closing Every Question</w:t>
+            <w:shd w:fill="FCE4D6" w:color="auto" w:val="clear"/>
+            <w:tcMar>
+              <w:top w:type="dxa" w:w="60"/>
+              <w:left w:type="dxa" w:w="120"/>
+              <w:bottom w:type="dxa" w:w="60"/>
+              <w:right w:type="dxa" w:w="120"/>
+            </w:tcMar>
+            <w:vAlign w:val="top"/>
+          </w:tcPr>
+          <w:p>
+            <w:pPr>
+              <w:spacing w:after="40" w:before="0"/>
+              <w:jc w:val="left"/>
+            </w:pPr>
+            <w:r>
+              <w:rPr>
+                <w:rFonts w:ascii="Arial" w:cs="Arial" w:eastAsia="Arial" w:hAnsi="Arial"/>
+                <w:b/>
+                <w:bCs/>
+                <w:i w:val="false"/>
+                <w:iCs w:val="false"/>
+                <w:color w:val="000000"/>
+                <w:sz w:val="18"/>
+                <w:szCs w:val="18"/>
+              </w:rPr>
+              <w:t xml:space="preserve">Driving Question Board (DQB) Creation</w:t>
             </w:r>
           </w:p>
           <w:p>
@@ -29733,7 +29751,7 @@
             <w:pPr>
               <w:spacing w:after="20" w:before="0"/>
             </w:pPr>
-            <w:hyperlink w:history="1" r:id="rIds8ntakigxdr-ddpfkvgso">
+            <w:hyperlink w:history="1" r:id="rIdyuzd2_kd5rdkv5g14xypq">
               <w:r>
                 <w:rPr>
                   <w:rFonts w:ascii="Arial" w:cs="Arial" w:eastAsia="Arial" w:hAnsi="Arial"/>
@@ -29766,7 +29784,7 @@
               <w:spacing w:after="10" w:before="0"/>
               <w:ind w:left="120"/>
             </w:pPr>
-            <w:hyperlink w:history="1" r:id="rId7q3ppwjywbm6s31jx_xlg">
+            <w:hyperlink w:history="1" r:id="rIdxpqnpwjchxqrhaiug0pgk">
               <w:r>
                 <w:rPr>
                   <w:rFonts w:ascii="Arial" w:cs="Arial" w:eastAsia="Arial" w:hAnsi="Arial"/>
@@ -29811,7 +29829,7 @@
             <w:pPr>
               <w:spacing w:after="20" w:before="0"/>
             </w:pPr>
-            <w:hyperlink w:history="1" r:id="rIdjddmq3hz92pu9ncox4fz2">
+            <w:hyperlink w:history="1" r:id="rIdx2b7045volyumu3pyypsq">
               <w:r>
                 <w:rPr>
                   <w:rFonts w:ascii="Arial" w:cs="Arial" w:eastAsia="Arial" w:hAnsi="Arial"/>
@@ -29844,7 +29862,7 @@
               <w:spacing w:after="10" w:before="0"/>
               <w:ind w:left="120"/>
             </w:pPr>
-            <w:hyperlink w:history="1" r:id="rIdcwuts7wzrbgsgvu4zjd6k">
+            <w:hyperlink w:history="1" r:id="rIdt5in3bard8sc-cgze2xmn">
               <w:r>
                 <w:rPr>
                   <w:rFonts w:ascii="Arial" w:cs="Arial" w:eastAsia="Arial" w:hAnsi="Arial"/>
@@ -29991,32 +30009,32 @@
         <w:tc>
           <w:tcPr>
             <w:tcW w:type="dxa" w:w="1520"/>
-            <w:shd w:fill="F2F2F2" w:color="auto" w:val="clear"/>
-            <w:tcMar>
-              <w:top w:type="dxa" w:w="60"/>
-              <w:left w:type="dxa" w:w="120"/>
-              <w:bottom w:type="dxa" w:w="60"/>
-              <w:right w:type="dxa" w:w="120"/>
-            </w:tcMar>
-            <w:vAlign w:val="top"/>
-          </w:tcPr>
-          <w:p>
-            <w:pPr>
-              <w:spacing w:after="40" w:before="0"/>
-              <w:jc w:val="left"/>
-            </w:pPr>
-            <w:r>
-              <w:rPr>
-                <w:rFonts w:ascii="Arial" w:cs="Arial" w:eastAsia="Arial" w:hAnsi="Arial"/>
-                <w:b/>
-                <w:bCs/>
-                <w:i w:val="false"/>
-                <w:iCs w:val="false"/>
-                <w:color w:val="000000"/>
-                <w:sz w:val="18"/>
-                <w:szCs w:val="18"/>
-              </w:rPr>
-              <w:t xml:space="preserve">Phase 5 — Model Building: Final Model Comparison &amp; Presentation</w:t>
+            <w:shd w:fill="D5E8F0" w:color="auto" w:val="clear"/>
+            <w:tcMar>
+              <w:top w:type="dxa" w:w="60"/>
+              <w:left w:type="dxa" w:w="120"/>
+              <w:bottom w:type="dxa" w:w="60"/>
+              <w:right w:type="dxa" w:w="120"/>
+            </w:tcMar>
+            <w:vAlign w:val="top"/>
+          </w:tcPr>
+          <w:p>
+            <w:pPr>
+              <w:spacing w:after="40" w:before="0"/>
+              <w:jc w:val="left"/>
+            </w:pPr>
+            <w:r>
+              <w:rPr>
+                <w:rFonts w:ascii="Arial" w:cs="Arial" w:eastAsia="Arial" w:hAnsi="Arial"/>
+                <w:b/>
+                <w:bCs/>
+                <w:i w:val="false"/>
+                <w:iCs w:val="false"/>
+                <w:color w:val="000000"/>
+                <w:sz w:val="18"/>
+                <w:szCs w:val="18"/>
+              </w:rPr>
+              <w:t xml:space="preserve">Model Building Phase</w:t>
             </w:r>
           </w:p>
           <w:p>
@@ -30039,7 +30057,7 @@
             <w:pPr>
               <w:spacing w:after="20" w:before="0"/>
             </w:pPr>
-            <w:hyperlink w:history="1" r:id="rIdgo7aemjlondgfawaqirms">
+            <w:hyperlink w:history="1" r:id="rIdnmjuyqoheqelp0e_2j4gq">
               <w:r>
                 <w:rPr>
                   <w:rFonts w:ascii="Arial" w:cs="Arial" w:eastAsia="Arial" w:hAnsi="Arial"/>
@@ -30072,7 +30090,7 @@
               <w:spacing w:after="10" w:before="0"/>
               <w:ind w:left="120"/>
             </w:pPr>
-            <w:hyperlink w:history="1" r:id="rIdsyg6claxepvmmoduu13pr">
+            <w:hyperlink w:history="1" r:id="rIdi2n_z884blrezy3efdmtd">
               <w:r>
                 <w:rPr>
                   <w:rFonts w:ascii="Arial" w:cs="Arial" w:eastAsia="Arial" w:hAnsi="Arial"/>
@@ -30117,7 +30135,7 @@
             <w:pPr>
               <w:spacing w:after="20" w:before="0"/>
             </w:pPr>
-            <w:hyperlink w:history="1" r:id="rIdf5dzepfgxnnblqcgrjivp">
+            <w:hyperlink w:history="1" r:id="rId2qvpgmwbspu7wyj0mlxyf">
               <w:r>
                 <w:rPr>
                   <w:rFonts w:ascii="Arial" w:cs="Arial" w:eastAsia="Arial" w:hAnsi="Arial"/>
@@ -30150,7 +30168,7 @@
               <w:spacing w:after="10" w:before="0"/>
               <w:ind w:left="120"/>
             </w:pPr>
-            <w:hyperlink w:history="1" r:id="rIdxqnzvydm3srxwlm1_0_l4">
+            <w:hyperlink w:history="1" r:id="rId-w_wwkpsou87jc203buvu">
               <w:r>
                 <w:rPr>
                   <w:rFonts w:ascii="Arial" w:cs="Arial" w:eastAsia="Arial" w:hAnsi="Arial"/>

--- a/data/outputs/v2/Maths/SS3.2_Rotation/Mathematics_Rotation_CBE_LessonSequence.docx
+++ b/data/outputs/v2/Maths/SS3.2_Rotation/Mathematics_Rotation_CBE_LessonSequence.docx
@@ -3340,7 +3340,7 @@
             <w:pPr>
               <w:spacing w:after="20" w:before="0"/>
             </w:pPr>
-            <w:hyperlink w:history="1" r:id="rIdqfbtnjttleurtst1c3xsy">
+            <w:hyperlink w:history="1" r:id="rIdn1wess2mjmttc6yii-81m">
               <w:r>
                 <w:rPr>
                   <w:rFonts w:ascii="Arial" w:cs="Arial" w:eastAsia="Arial" w:hAnsi="Arial"/>
@@ -3373,7 +3373,7 @@
               <w:spacing w:after="10" w:before="0"/>
               <w:ind w:left="120"/>
             </w:pPr>
-            <w:hyperlink w:history="1" r:id="rIdk8xg6-3rfd9at_pbcoe6r">
+            <w:hyperlink w:history="1" r:id="rIdw7xds7yizo67v0ip4rih8">
               <w:r>
                 <w:rPr>
                   <w:rFonts w:ascii="Arial" w:cs="Arial" w:eastAsia="Arial" w:hAnsi="Arial"/>
@@ -3418,7 +3418,7 @@
             <w:pPr>
               <w:spacing w:after="20" w:before="0"/>
             </w:pPr>
-            <w:hyperlink w:history="1" r:id="rIdm2gpfswnflrriertzybvj">
+            <w:hyperlink w:history="1" r:id="rIdjxyir_7hllm09iwfmqu3i">
               <w:r>
                 <w:rPr>
                   <w:rFonts w:ascii="Arial" w:cs="Arial" w:eastAsia="Arial" w:hAnsi="Arial"/>
@@ -3451,7 +3451,7 @@
               <w:spacing w:after="10" w:before="0"/>
               <w:ind w:left="120"/>
             </w:pPr>
-            <w:hyperlink w:history="1" r:id="rIdomv2pot2kvev24bqtbg-u">
+            <w:hyperlink w:history="1" r:id="rId360orsjx_ptyexskptnfh">
               <w:r>
                 <w:rPr>
                   <w:rFonts w:ascii="Arial" w:cs="Arial" w:eastAsia="Arial" w:hAnsi="Arial"/>
@@ -3646,7 +3646,7 @@
             <w:pPr>
               <w:spacing w:after="20" w:before="0"/>
             </w:pPr>
-            <w:hyperlink w:history="1" r:id="rIdhp8tt-qyntqlrwqfzduel">
+            <w:hyperlink w:history="1" r:id="rIdwlbwshn1xexb7tsjcsd6r">
               <w:r>
                 <w:rPr>
                   <w:rFonts w:ascii="Arial" w:cs="Arial" w:eastAsia="Arial" w:hAnsi="Arial"/>
@@ -3679,7 +3679,7 @@
               <w:spacing w:after="10" w:before="0"/>
               <w:ind w:left="120"/>
             </w:pPr>
-            <w:hyperlink w:history="1" r:id="rIdzr0lgq6ayvviqx-m23qxu">
+            <w:hyperlink w:history="1" r:id="rId4g-tqgfecig-qhl7gbstp">
               <w:r>
                 <w:rPr>
                   <w:rFonts w:ascii="Arial" w:cs="Arial" w:eastAsia="Arial" w:hAnsi="Arial"/>
@@ -3724,7 +3724,7 @@
             <w:pPr>
               <w:spacing w:after="20" w:before="0"/>
             </w:pPr>
-            <w:hyperlink w:history="1" r:id="rIddyjomdhyb7mgmtrhbhxkf">
+            <w:hyperlink w:history="1" r:id="rIdwwxznkgrwvsa0fntb8-tz">
               <w:r>
                 <w:rPr>
                   <w:rFonts w:ascii="Arial" w:cs="Arial" w:eastAsia="Arial" w:hAnsi="Arial"/>
@@ -3757,7 +3757,7 @@
               <w:spacing w:after="10" w:before="0"/>
               <w:ind w:left="120"/>
             </w:pPr>
-            <w:hyperlink w:history="1" r:id="rIdghrl_2uo4skck14rszgqg">
+            <w:hyperlink w:history="1" r:id="rIdg8tjwxgn9esgr8mqaowur">
               <w:r>
                 <w:rPr>
                   <w:rFonts w:ascii="Arial" w:cs="Arial" w:eastAsia="Arial" w:hAnsi="Arial"/>
@@ -3952,7 +3952,7 @@
             <w:pPr>
               <w:spacing w:after="20" w:before="0"/>
             </w:pPr>
-            <w:hyperlink w:history="1" r:id="rIdp1_mrfn5nayy_kin1bor5">
+            <w:hyperlink w:history="1" r:id="rIdaqii1w4wzkjl-0kf-jhmg">
               <w:r>
                 <w:rPr>
                   <w:rFonts w:ascii="Arial" w:cs="Arial" w:eastAsia="Arial" w:hAnsi="Arial"/>
@@ -3985,7 +3985,7 @@
               <w:spacing w:after="10" w:before="0"/>
               <w:ind w:left="120"/>
             </w:pPr>
-            <w:hyperlink w:history="1" r:id="rIdhtw1ejlsoh6pmtejopge3">
+            <w:hyperlink w:history="1" r:id="rIdos_5d_o9c_rl96ds_ewbg">
               <w:r>
                 <w:rPr>
                   <w:rFonts w:ascii="Arial" w:cs="Arial" w:eastAsia="Arial" w:hAnsi="Arial"/>
@@ -4030,7 +4030,7 @@
             <w:pPr>
               <w:spacing w:after="20" w:before="0"/>
             </w:pPr>
-            <w:hyperlink w:history="1" r:id="rId6j1pjiyudbco3tuiieqjr">
+            <w:hyperlink w:history="1" r:id="rIdc4bkzffg4rnnj86gfxukq">
               <w:r>
                 <w:rPr>
                   <w:rFonts w:ascii="Arial" w:cs="Arial" w:eastAsia="Arial" w:hAnsi="Arial"/>
@@ -4063,7 +4063,7 @@
               <w:spacing w:after="10" w:before="0"/>
               <w:ind w:left="120"/>
             </w:pPr>
-            <w:hyperlink w:history="1" r:id="rId1cyajhfbnobkk8yd2tnx_">
+            <w:hyperlink w:history="1" r:id="rIdrxskzaevvbt9cxg1_de4d">
               <w:r>
                 <w:rPr>
                   <w:rFonts w:ascii="Arial" w:cs="Arial" w:eastAsia="Arial" w:hAnsi="Arial"/>
@@ -4258,7 +4258,7 @@
             <w:pPr>
               <w:spacing w:after="20" w:before="0"/>
             </w:pPr>
-            <w:hyperlink w:history="1" r:id="rIdgmmsgfuvbzfxraocgvd6g">
+            <w:hyperlink w:history="1" r:id="rIdq_9zlbbkda8t0sxgu0cxt">
               <w:r>
                 <w:rPr>
                   <w:rFonts w:ascii="Arial" w:cs="Arial" w:eastAsia="Arial" w:hAnsi="Arial"/>
@@ -4291,7 +4291,7 @@
               <w:spacing w:after="10" w:before="0"/>
               <w:ind w:left="120"/>
             </w:pPr>
-            <w:hyperlink w:history="1" r:id="rId413jrgyeyyd93awmclbdt">
+            <w:hyperlink w:history="1" r:id="rIdaq2hdwjaps0nhlphsqqrd">
               <w:r>
                 <w:rPr>
                   <w:rFonts w:ascii="Arial" w:cs="Arial" w:eastAsia="Arial" w:hAnsi="Arial"/>
@@ -4336,7 +4336,7 @@
             <w:pPr>
               <w:spacing w:after="20" w:before="0"/>
             </w:pPr>
-            <w:hyperlink w:history="1" r:id="rIdtxkwvuwfo91iwzno1t4rs">
+            <w:hyperlink w:history="1" r:id="rIdmccqvsuffspp0k4_duqve">
               <w:r>
                 <w:rPr>
                   <w:rFonts w:ascii="Arial" w:cs="Arial" w:eastAsia="Arial" w:hAnsi="Arial"/>
@@ -4369,7 +4369,7 @@
               <w:spacing w:after="10" w:before="0"/>
               <w:ind w:left="120"/>
             </w:pPr>
-            <w:hyperlink w:history="1" r:id="rIdvewxwzwfcz0qkwftvsend">
+            <w:hyperlink w:history="1" r:id="rIdgntkm3axxpgogogcbmq41">
               <w:r>
                 <w:rPr>
                   <w:rFonts w:ascii="Arial" w:cs="Arial" w:eastAsia="Arial" w:hAnsi="Arial"/>
@@ -4564,7 +4564,7 @@
             <w:pPr>
               <w:spacing w:after="20" w:before="0"/>
             </w:pPr>
-            <w:hyperlink w:history="1" r:id="rIdwfl2tobkrbr7rocafvyw3">
+            <w:hyperlink w:history="1" r:id="rId3ztmg0ipgf8szzynpk5-f">
               <w:r>
                 <w:rPr>
                   <w:rFonts w:ascii="Arial" w:cs="Arial" w:eastAsia="Arial" w:hAnsi="Arial"/>
@@ -4597,7 +4597,7 @@
               <w:spacing w:after="10" w:before="0"/>
               <w:ind w:left="120"/>
             </w:pPr>
-            <w:hyperlink w:history="1" r:id="rIdldtnpziardtrfxswqkfi0">
+            <w:hyperlink w:history="1" r:id="rIdohpcuti007za3rdyv29t8">
               <w:r>
                 <w:rPr>
                   <w:rFonts w:ascii="Arial" w:cs="Arial" w:eastAsia="Arial" w:hAnsi="Arial"/>
@@ -4642,7 +4642,7 @@
             <w:pPr>
               <w:spacing w:after="20" w:before="0"/>
             </w:pPr>
-            <w:hyperlink w:history="1" r:id="rIdburgenk_sscuw49uo_iq3">
+            <w:hyperlink w:history="1" r:id="rIdz348eids_cbomrsh73zni">
               <w:r>
                 <w:rPr>
                   <w:rFonts w:ascii="Arial" w:cs="Arial" w:eastAsia="Arial" w:hAnsi="Arial"/>
@@ -4675,7 +4675,7 @@
               <w:spacing w:after="10" w:before="0"/>
               <w:ind w:left="120"/>
             </w:pPr>
-            <w:hyperlink w:history="1" r:id="rId90qbrh1zlxhyrc75uwcoh">
+            <w:hyperlink w:history="1" r:id="rIdmtiuh-efvmdxnt_qf1vpg">
               <w:r>
                 <w:rPr>
                   <w:rFonts w:ascii="Arial" w:cs="Arial" w:eastAsia="Arial" w:hAnsi="Arial"/>
@@ -6257,7 +6257,7 @@
             <w:pPr>
               <w:spacing w:after="20" w:before="0"/>
             </w:pPr>
-            <w:hyperlink w:history="1" r:id="rIdgwuy5mvcrz5kuxki5mbm_">
+            <w:hyperlink w:history="1" r:id="rId1qe3ek3rdj1mvmms-_lwj">
               <w:r>
                 <w:rPr>
                   <w:rFonts w:ascii="Arial" w:cs="Arial" w:eastAsia="Arial" w:hAnsi="Arial"/>
@@ -6290,7 +6290,7 @@
               <w:spacing w:after="10" w:before="0"/>
               <w:ind w:left="120"/>
             </w:pPr>
-            <w:hyperlink w:history="1" r:id="rIdy6nfezcz7xyvcniooad5f">
+            <w:hyperlink w:history="1" r:id="rIdyshukd1d3qyzdbe0dehkc">
               <w:r>
                 <w:rPr>
                   <w:rFonts w:ascii="Arial" w:cs="Arial" w:eastAsia="Arial" w:hAnsi="Arial"/>
@@ -6335,7 +6335,7 @@
             <w:pPr>
               <w:spacing w:after="20" w:before="0"/>
             </w:pPr>
-            <w:hyperlink w:history="1" r:id="rIdwqdwtr6oalxqrj5jxslmm">
+            <w:hyperlink w:history="1" r:id="rIdv2vxetjkph3dvqzvcguxc">
               <w:r>
                 <w:rPr>
                   <w:rFonts w:ascii="Arial" w:cs="Arial" w:eastAsia="Arial" w:hAnsi="Arial"/>
@@ -6368,7 +6368,7 @@
               <w:spacing w:after="10" w:before="0"/>
               <w:ind w:left="120"/>
             </w:pPr>
-            <w:hyperlink w:history="1" r:id="rId0eqn_iuylwznlv8e9hjib">
+            <w:hyperlink w:history="1" r:id="rId0oaxq3xw2gsdczwptqpog">
               <w:r>
                 <w:rPr>
                   <w:rFonts w:ascii="Arial" w:cs="Arial" w:eastAsia="Arial" w:hAnsi="Arial"/>
@@ -6563,7 +6563,7 @@
             <w:pPr>
               <w:spacing w:after="20" w:before="0"/>
             </w:pPr>
-            <w:hyperlink w:history="1" r:id="rIdcla83zbgq8lhsvxrtfd6z">
+            <w:hyperlink w:history="1" r:id="rIdbgjkqgmalfsooc8t7licc">
               <w:r>
                 <w:rPr>
                   <w:rFonts w:ascii="Arial" w:cs="Arial" w:eastAsia="Arial" w:hAnsi="Arial"/>
@@ -6596,7 +6596,7 @@
               <w:spacing w:after="10" w:before="0"/>
               <w:ind w:left="120"/>
             </w:pPr>
-            <w:hyperlink w:history="1" r:id="rId9zmpra-fci9wwetdecs-v">
+            <w:hyperlink w:history="1" r:id="rIdncxpeqp17rxm3vs8oczcv">
               <w:r>
                 <w:rPr>
                   <w:rFonts w:ascii="Arial" w:cs="Arial" w:eastAsia="Arial" w:hAnsi="Arial"/>
@@ -6641,7 +6641,7 @@
             <w:pPr>
               <w:spacing w:after="20" w:before="0"/>
             </w:pPr>
-            <w:hyperlink w:history="1" r:id="rId1_xldnxiztwrdrmtyic75">
+            <w:hyperlink w:history="1" r:id="rId7pt77kbo30il7plwd0o5u">
               <w:r>
                 <w:rPr>
                   <w:rFonts w:ascii="Arial" w:cs="Arial" w:eastAsia="Arial" w:hAnsi="Arial"/>
@@ -6674,7 +6674,7 @@
               <w:spacing w:after="10" w:before="0"/>
               <w:ind w:left="120"/>
             </w:pPr>
-            <w:hyperlink w:history="1" r:id="rIdk6o5jxc7otjh1tmggikpq">
+            <w:hyperlink w:history="1" r:id="rIdqfvejetu7whn6zzbumgoq">
               <w:r>
                 <w:rPr>
                   <w:rFonts w:ascii="Arial" w:cs="Arial" w:eastAsia="Arial" w:hAnsi="Arial"/>
@@ -6869,7 +6869,7 @@
             <w:pPr>
               <w:spacing w:after="20" w:before="0"/>
             </w:pPr>
-            <w:hyperlink w:history="1" r:id="rIdzrsmkxs2hami0k2yxjfge">
+            <w:hyperlink w:history="1" r:id="rIdgpqy8e9hbbehp8nc39u7z">
               <w:r>
                 <w:rPr>
                   <w:rFonts w:ascii="Arial" w:cs="Arial" w:eastAsia="Arial" w:hAnsi="Arial"/>
@@ -6902,7 +6902,7 @@
               <w:spacing w:after="10" w:before="0"/>
               <w:ind w:left="120"/>
             </w:pPr>
-            <w:hyperlink w:history="1" r:id="rIddplysvuhlpe0dhs4dd_q8">
+            <w:hyperlink w:history="1" r:id="rIdr0eiiw8dtesmbzropcowe">
               <w:r>
                 <w:rPr>
                   <w:rFonts w:ascii="Arial" w:cs="Arial" w:eastAsia="Arial" w:hAnsi="Arial"/>
@@ -6947,7 +6947,7 @@
             <w:pPr>
               <w:spacing w:after="20" w:before="0"/>
             </w:pPr>
-            <w:hyperlink w:history="1" r:id="rIdgesaichbxh4_a3qiy2o8n">
+            <w:hyperlink w:history="1" r:id="rIdvh2-g-auciaojw3ug_yei">
               <w:r>
                 <w:rPr>
                   <w:rFonts w:ascii="Arial" w:cs="Arial" w:eastAsia="Arial" w:hAnsi="Arial"/>
@@ -6980,7 +6980,7 @@
               <w:spacing w:after="10" w:before="0"/>
               <w:ind w:left="120"/>
             </w:pPr>
-            <w:hyperlink w:history="1" r:id="rIdj1n0cxy4scsd41hzci4ls">
+            <w:hyperlink w:history="1" r:id="rId8r1ai_uk4xsaj5zx91-58">
               <w:r>
                 <w:rPr>
                   <w:rFonts w:ascii="Arial" w:cs="Arial" w:eastAsia="Arial" w:hAnsi="Arial"/>
@@ -7175,7 +7175,7 @@
             <w:pPr>
               <w:spacing w:after="20" w:before="0"/>
             </w:pPr>
-            <w:hyperlink w:history="1" r:id="rIdr9wm0seu2wqmhl8hwhxfb">
+            <w:hyperlink w:history="1" r:id="rId8d_z4knvrtnmtzg_fcjkl">
               <w:r>
                 <w:rPr>
                   <w:rFonts w:ascii="Arial" w:cs="Arial" w:eastAsia="Arial" w:hAnsi="Arial"/>
@@ -7208,7 +7208,7 @@
               <w:spacing w:after="10" w:before="0"/>
               <w:ind w:left="120"/>
             </w:pPr>
-            <w:hyperlink w:history="1" r:id="rIdwmq1zfefenfcp53nheh1i">
+            <w:hyperlink w:history="1" r:id="rIdfp_gniayslp_p_ongu4ys">
               <w:r>
                 <w:rPr>
                   <w:rFonts w:ascii="Arial" w:cs="Arial" w:eastAsia="Arial" w:hAnsi="Arial"/>
@@ -7253,7 +7253,7 @@
             <w:pPr>
               <w:spacing w:after="20" w:before="0"/>
             </w:pPr>
-            <w:hyperlink w:history="1" r:id="rIdvrv8boelj6gnplq2r1au4">
+            <w:hyperlink w:history="1" r:id="rIdzusn9hepl9bb89_dndyiw">
               <w:r>
                 <w:rPr>
                   <w:rFonts w:ascii="Arial" w:cs="Arial" w:eastAsia="Arial" w:hAnsi="Arial"/>
@@ -7286,7 +7286,7 @@
               <w:spacing w:after="10" w:before="0"/>
               <w:ind w:left="120"/>
             </w:pPr>
-            <w:hyperlink w:history="1" r:id="rIdjaeohwjsy65opmrisps32">
+            <w:hyperlink w:history="1" r:id="rIdmk8sq2ejitcjtx6agnqbe">
               <w:r>
                 <w:rPr>
                   <w:rFonts w:ascii="Arial" w:cs="Arial" w:eastAsia="Arial" w:hAnsi="Arial"/>
@@ -7481,7 +7481,7 @@
             <w:pPr>
               <w:spacing w:after="20" w:before="0"/>
             </w:pPr>
-            <w:hyperlink w:history="1" r:id="rIdpwv2jnssjzv2wil1_drhg">
+            <w:hyperlink w:history="1" r:id="rIdf3emwnec1bacaxhpa0to7">
               <w:r>
                 <w:rPr>
                   <w:rFonts w:ascii="Arial" w:cs="Arial" w:eastAsia="Arial" w:hAnsi="Arial"/>
@@ -7514,7 +7514,7 @@
               <w:spacing w:after="10" w:before="0"/>
               <w:ind w:left="120"/>
             </w:pPr>
-            <w:hyperlink w:history="1" r:id="rId60smchhxk6nzzah9t2mq0">
+            <w:hyperlink w:history="1" r:id="rIdjdh-ns-urwyzlqpseg3ab">
               <w:r>
                 <w:rPr>
                   <w:rFonts w:ascii="Arial" w:cs="Arial" w:eastAsia="Arial" w:hAnsi="Arial"/>
@@ -7559,7 +7559,7 @@
             <w:pPr>
               <w:spacing w:after="20" w:before="0"/>
             </w:pPr>
-            <w:hyperlink w:history="1" r:id="rIdtlveiiwo-ojurjv5xrvv0">
+            <w:hyperlink w:history="1" r:id="rIdxzgpy2ufe84fyxwp4fyfc">
               <w:r>
                 <w:rPr>
                   <w:rFonts w:ascii="Arial" w:cs="Arial" w:eastAsia="Arial" w:hAnsi="Arial"/>
@@ -7592,7 +7592,7 @@
               <w:spacing w:after="10" w:before="0"/>
               <w:ind w:left="120"/>
             </w:pPr>
-            <w:hyperlink w:history="1" r:id="rIdwdd50o_ka2huwjigabh2y">
+            <w:hyperlink w:history="1" r:id="rIdfhlsept5wfdsok-5g8-i6">
               <w:r>
                 <w:rPr>
                   <w:rFonts w:ascii="Arial" w:cs="Arial" w:eastAsia="Arial" w:hAnsi="Arial"/>
@@ -9079,7 +9079,7 @@
             <w:pPr>
               <w:spacing w:after="20" w:before="0"/>
             </w:pPr>
-            <w:hyperlink w:history="1" r:id="rIdbfce6haorrcidlutpl-wc">
+            <w:hyperlink w:history="1" r:id="rIdvruusz-qovechg1i_7vxs">
               <w:r>
                 <w:rPr>
                   <w:rFonts w:ascii="Arial" w:cs="Arial" w:eastAsia="Arial" w:hAnsi="Arial"/>
@@ -9112,7 +9112,7 @@
               <w:spacing w:after="10" w:before="0"/>
               <w:ind w:left="120"/>
             </w:pPr>
-            <w:hyperlink w:history="1" r:id="rIdohqb22jbtjripgrlmquyt">
+            <w:hyperlink w:history="1" r:id="rIdsxhs0n6m6myiyuwtfluco">
               <w:r>
                 <w:rPr>
                   <w:rFonts w:ascii="Arial" w:cs="Arial" w:eastAsia="Arial" w:hAnsi="Arial"/>
@@ -9157,7 +9157,7 @@
             <w:pPr>
               <w:spacing w:after="20" w:before="0"/>
             </w:pPr>
-            <w:hyperlink w:history="1" r:id="rIdfp4stwr2u1gucs3bvely8">
+            <w:hyperlink w:history="1" r:id="rIdxx2puug4tc_2v6wcwaswg">
               <w:r>
                 <w:rPr>
                   <w:rFonts w:ascii="Arial" w:cs="Arial" w:eastAsia="Arial" w:hAnsi="Arial"/>
@@ -9190,7 +9190,7 @@
               <w:spacing w:after="10" w:before="0"/>
               <w:ind w:left="120"/>
             </w:pPr>
-            <w:hyperlink w:history="1" r:id="rIds8xyjlzlbcjknrgng0p7e">
+            <w:hyperlink w:history="1" r:id="rIdwuka7ndgnhf7oaurwapz3">
               <w:r>
                 <w:rPr>
                   <w:rFonts w:ascii="Arial" w:cs="Arial" w:eastAsia="Arial" w:hAnsi="Arial"/>
@@ -9385,7 +9385,7 @@
             <w:pPr>
               <w:spacing w:after="20" w:before="0"/>
             </w:pPr>
-            <w:hyperlink w:history="1" r:id="rIdktgt6uhy_otazwj4vx4cq">
+            <w:hyperlink w:history="1" r:id="rIdg5wcspxr9cmg1nrb0xoma">
               <w:r>
                 <w:rPr>
                   <w:rFonts w:ascii="Arial" w:cs="Arial" w:eastAsia="Arial" w:hAnsi="Arial"/>
@@ -9418,7 +9418,7 @@
               <w:spacing w:after="10" w:before="0"/>
               <w:ind w:left="120"/>
             </w:pPr>
-            <w:hyperlink w:history="1" r:id="rId3jnpno9mlm7wco0bvr1wz">
+            <w:hyperlink w:history="1" r:id="rId3z8qtndlj68owl0hqaks2">
               <w:r>
                 <w:rPr>
                   <w:rFonts w:ascii="Arial" w:cs="Arial" w:eastAsia="Arial" w:hAnsi="Arial"/>
@@ -9463,7 +9463,7 @@
             <w:pPr>
               <w:spacing w:after="20" w:before="0"/>
             </w:pPr>
-            <w:hyperlink w:history="1" r:id="rIdodwapwbf0npjtkb3-1z2c">
+            <w:hyperlink w:history="1" r:id="rIdgd3gsybsvk4hxpbhw5idg">
               <w:r>
                 <w:rPr>
                   <w:rFonts w:ascii="Arial" w:cs="Arial" w:eastAsia="Arial" w:hAnsi="Arial"/>
@@ -9496,7 +9496,7 @@
               <w:spacing w:after="10" w:before="0"/>
               <w:ind w:left="120"/>
             </w:pPr>
-            <w:hyperlink w:history="1" r:id="rIdmugh-rm-uy3fpihwems5x">
+            <w:hyperlink w:history="1" r:id="rId6dzrnllmvnfrscaexuows">
               <w:r>
                 <w:rPr>
                   <w:rFonts w:ascii="Arial" w:cs="Arial" w:eastAsia="Arial" w:hAnsi="Arial"/>
@@ -9691,7 +9691,7 @@
             <w:pPr>
               <w:spacing w:after="20" w:before="0"/>
             </w:pPr>
-            <w:hyperlink w:history="1" r:id="rIdegmlxy-gh6vsmtoztsy3o">
+            <w:hyperlink w:history="1" r:id="rIde9i9t0hpmg0mgxddgspqu">
               <w:r>
                 <w:rPr>
                   <w:rFonts w:ascii="Arial" w:cs="Arial" w:eastAsia="Arial" w:hAnsi="Arial"/>
@@ -9724,7 +9724,7 @@
               <w:spacing w:after="10" w:before="0"/>
               <w:ind w:left="120"/>
             </w:pPr>
-            <w:hyperlink w:history="1" r:id="rId99ebhxkdlhzolrl2ds7zo">
+            <w:hyperlink w:history="1" r:id="rIdvds_4ntvn8bmy1w8fn4qf">
               <w:r>
                 <w:rPr>
                   <w:rFonts w:ascii="Arial" w:cs="Arial" w:eastAsia="Arial" w:hAnsi="Arial"/>
@@ -9769,7 +9769,7 @@
             <w:pPr>
               <w:spacing w:after="20" w:before="0"/>
             </w:pPr>
-            <w:hyperlink w:history="1" r:id="rIdnsjsiyktdcqc8io74boia">
+            <w:hyperlink w:history="1" r:id="rId41smrqzb-mmsivxz-v3bu">
               <w:r>
                 <w:rPr>
                   <w:rFonts w:ascii="Arial" w:cs="Arial" w:eastAsia="Arial" w:hAnsi="Arial"/>
@@ -9802,7 +9802,7 @@
               <w:spacing w:after="10" w:before="0"/>
               <w:ind w:left="120"/>
             </w:pPr>
-            <w:hyperlink w:history="1" r:id="rIdxhvy0fr1cjozwqgqo596k">
+            <w:hyperlink w:history="1" r:id="rIdcpzhyqv08diydacmyfwni">
               <w:r>
                 <w:rPr>
                   <w:rFonts w:ascii="Arial" w:cs="Arial" w:eastAsia="Arial" w:hAnsi="Arial"/>
@@ -9997,7 +9997,7 @@
             <w:pPr>
               <w:spacing w:after="20" w:before="0"/>
             </w:pPr>
-            <w:hyperlink w:history="1" r:id="rIdhgnh14bbywv2x0belovaw">
+            <w:hyperlink w:history="1" r:id="rId4_0xnctoy1hkvi4hbae27">
               <w:r>
                 <w:rPr>
                   <w:rFonts w:ascii="Arial" w:cs="Arial" w:eastAsia="Arial" w:hAnsi="Arial"/>
@@ -10030,7 +10030,7 @@
               <w:spacing w:after="10" w:before="0"/>
               <w:ind w:left="120"/>
             </w:pPr>
-            <w:hyperlink w:history="1" r:id="rIduzyjhnjqnjwf26k8fgaa7">
+            <w:hyperlink w:history="1" r:id="rIdkmu5poqrg36lxpwtvzbij">
               <w:r>
                 <w:rPr>
                   <w:rFonts w:ascii="Arial" w:cs="Arial" w:eastAsia="Arial" w:hAnsi="Arial"/>
@@ -10075,7 +10075,7 @@
             <w:pPr>
               <w:spacing w:after="20" w:before="0"/>
             </w:pPr>
-            <w:hyperlink w:history="1" r:id="rIdzv9fk_ql10tkeheetslrx">
+            <w:hyperlink w:history="1" r:id="rIdialzs5i7sqnbf-4fqsykt">
               <w:r>
                 <w:rPr>
                   <w:rFonts w:ascii="Arial" w:cs="Arial" w:eastAsia="Arial" w:hAnsi="Arial"/>
@@ -10108,7 +10108,7 @@
               <w:spacing w:after="10" w:before="0"/>
               <w:ind w:left="120"/>
             </w:pPr>
-            <w:hyperlink w:history="1" r:id="rIdbf0crokzh9m7iui_qtbup">
+            <w:hyperlink w:history="1" r:id="rId-vvakea1tmqqv7qpqdk-l">
               <w:r>
                 <w:rPr>
                   <w:rFonts w:ascii="Arial" w:cs="Arial" w:eastAsia="Arial" w:hAnsi="Arial"/>
@@ -10303,7 +10303,7 @@
             <w:pPr>
               <w:spacing w:after="20" w:before="0"/>
             </w:pPr>
-            <w:hyperlink w:history="1" r:id="rIdholikqrnljvvqg7d5fvvf">
+            <w:hyperlink w:history="1" r:id="rIdx-cyrms6alrwoadxlakch">
               <w:r>
                 <w:rPr>
                   <w:rFonts w:ascii="Arial" w:cs="Arial" w:eastAsia="Arial" w:hAnsi="Arial"/>
@@ -10336,7 +10336,7 @@
               <w:spacing w:after="10" w:before="0"/>
               <w:ind w:left="120"/>
             </w:pPr>
-            <w:hyperlink w:history="1" r:id="rId09b05al0ygxudzyglj8nx">
+            <w:hyperlink w:history="1" r:id="rIdbif1rnot8ot7p6gvsqgm4">
               <w:r>
                 <w:rPr>
                   <w:rFonts w:ascii="Arial" w:cs="Arial" w:eastAsia="Arial" w:hAnsi="Arial"/>
@@ -10381,7 +10381,7 @@
             <w:pPr>
               <w:spacing w:after="20" w:before="0"/>
             </w:pPr>
-            <w:hyperlink w:history="1" r:id="rIdj8qntqriisf-igdpfawqv">
+            <w:hyperlink w:history="1" r:id="rIdq6e8zeboxtciwhcc42asd">
               <w:r>
                 <w:rPr>
                   <w:rFonts w:ascii="Arial" w:cs="Arial" w:eastAsia="Arial" w:hAnsi="Arial"/>
@@ -10414,7 +10414,7 @@
               <w:spacing w:after="10" w:before="0"/>
               <w:ind w:left="120"/>
             </w:pPr>
-            <w:hyperlink w:history="1" r:id="rIdpjhbyghgbp0ltoxnvs6up">
+            <w:hyperlink w:history="1" r:id="rId0qmgz-oyzrtto36frpetd">
               <w:r>
                 <w:rPr>
                   <w:rFonts w:ascii="Arial" w:cs="Arial" w:eastAsia="Arial" w:hAnsi="Arial"/>
@@ -11901,7 +11901,7 @@
             <w:pPr>
               <w:spacing w:after="20" w:before="0"/>
             </w:pPr>
-            <w:hyperlink w:history="1" r:id="rId8b08mhs53js8zhf4znpk1">
+            <w:hyperlink w:history="1" r:id="rIdwf-lpjpu3ristcjurljo9">
               <w:r>
                 <w:rPr>
                   <w:rFonts w:ascii="Arial" w:cs="Arial" w:eastAsia="Arial" w:hAnsi="Arial"/>
@@ -11934,7 +11934,7 @@
               <w:spacing w:after="10" w:before="0"/>
               <w:ind w:left="120"/>
             </w:pPr>
-            <w:hyperlink w:history="1" r:id="rId50fg1ju8rjigeahucueh3">
+            <w:hyperlink w:history="1" r:id="rIdyhp4m1i2m-ww5k7aw8ygx">
               <w:r>
                 <w:rPr>
                   <w:rFonts w:ascii="Arial" w:cs="Arial" w:eastAsia="Arial" w:hAnsi="Arial"/>
@@ -11979,7 +11979,7 @@
             <w:pPr>
               <w:spacing w:after="20" w:before="0"/>
             </w:pPr>
-            <w:hyperlink w:history="1" r:id="rId3i5zncrpep3uekutipm5y">
+            <w:hyperlink w:history="1" r:id="rIdm_kuy5xq9sjmj87ijqrpq">
               <w:r>
                 <w:rPr>
                   <w:rFonts w:ascii="Arial" w:cs="Arial" w:eastAsia="Arial" w:hAnsi="Arial"/>
@@ -12012,7 +12012,7 @@
               <w:spacing w:after="10" w:before="0"/>
               <w:ind w:left="120"/>
             </w:pPr>
-            <w:hyperlink w:history="1" r:id="rIdrznwsye50k2v4cismapgp">
+            <w:hyperlink w:history="1" r:id="rId1lhu_95ka2cvgzioum0ma">
               <w:r>
                 <w:rPr>
                   <w:rFonts w:ascii="Arial" w:cs="Arial" w:eastAsia="Arial" w:hAnsi="Arial"/>
@@ -12207,7 +12207,7 @@
             <w:pPr>
               <w:spacing w:after="20" w:before="0"/>
             </w:pPr>
-            <w:hyperlink w:history="1" r:id="rId2qlujsfydai4w5naxdu5h">
+            <w:hyperlink w:history="1" r:id="rIdvvsxh3wgfdhlupvokl0ht">
               <w:r>
                 <w:rPr>
                   <w:rFonts w:ascii="Arial" w:cs="Arial" w:eastAsia="Arial" w:hAnsi="Arial"/>
@@ -12240,7 +12240,7 @@
               <w:spacing w:after="10" w:before="0"/>
               <w:ind w:left="120"/>
             </w:pPr>
-            <w:hyperlink w:history="1" r:id="rIdvwf_xbdfpz4vvkhl3q81b">
+            <w:hyperlink w:history="1" r:id="rIduhnxhdvdnjjiuqem6mfyf">
               <w:r>
                 <w:rPr>
                   <w:rFonts w:ascii="Arial" w:cs="Arial" w:eastAsia="Arial" w:hAnsi="Arial"/>
@@ -12285,7 +12285,7 @@
             <w:pPr>
               <w:spacing w:after="20" w:before="0"/>
             </w:pPr>
-            <w:hyperlink w:history="1" r:id="rIdi4vfcrws4sp9qz7sfrutm">
+            <w:hyperlink w:history="1" r:id="rIdalktwceta2fi7vvjygkxy">
               <w:r>
                 <w:rPr>
                   <w:rFonts w:ascii="Arial" w:cs="Arial" w:eastAsia="Arial" w:hAnsi="Arial"/>
@@ -12318,7 +12318,7 @@
               <w:spacing w:after="10" w:before="0"/>
               <w:ind w:left="120"/>
             </w:pPr>
-            <w:hyperlink w:history="1" r:id="rId8tbmqfapa6jbktjm_bsjw">
+            <w:hyperlink w:history="1" r:id="rIdoczwhg64kop1pmhso3tny">
               <w:r>
                 <w:rPr>
                   <w:rFonts w:ascii="Arial" w:cs="Arial" w:eastAsia="Arial" w:hAnsi="Arial"/>
@@ -12513,7 +12513,7 @@
             <w:pPr>
               <w:spacing w:after="20" w:before="0"/>
             </w:pPr>
-            <w:hyperlink w:history="1" r:id="rIdck1qdwi_n7vvi8xkxk9vu">
+            <w:hyperlink w:history="1" r:id="rIdpd8od7jgt-p1tfohgx8a2">
               <w:r>
                 <w:rPr>
                   <w:rFonts w:ascii="Arial" w:cs="Arial" w:eastAsia="Arial" w:hAnsi="Arial"/>
@@ -12546,7 +12546,7 @@
               <w:spacing w:after="10" w:before="0"/>
               <w:ind w:left="120"/>
             </w:pPr>
-            <w:hyperlink w:history="1" r:id="rIdihtkml_cqapipb9ocs2vq">
+            <w:hyperlink w:history="1" r:id="rId99hkfw3sigd8t0mugzykh">
               <w:r>
                 <w:rPr>
                   <w:rFonts w:ascii="Arial" w:cs="Arial" w:eastAsia="Arial" w:hAnsi="Arial"/>
@@ -12591,7 +12591,7 @@
             <w:pPr>
               <w:spacing w:after="20" w:before="0"/>
             </w:pPr>
-            <w:hyperlink w:history="1" r:id="rId05cen2bsb_3mcok0dlnht">
+            <w:hyperlink w:history="1" r:id="rId-e2vqufkjon4hlqjmkvky">
               <w:r>
                 <w:rPr>
                   <w:rFonts w:ascii="Arial" w:cs="Arial" w:eastAsia="Arial" w:hAnsi="Arial"/>
@@ -12624,7 +12624,7 @@
               <w:spacing w:after="10" w:before="0"/>
               <w:ind w:left="120"/>
             </w:pPr>
-            <w:hyperlink w:history="1" r:id="rIds_fdul2jdvedw1cgrb483">
+            <w:hyperlink w:history="1" r:id="rIdu9x8_8rfvsddv4w_ghxhd">
               <w:r>
                 <w:rPr>
                   <w:rFonts w:ascii="Arial" w:cs="Arial" w:eastAsia="Arial" w:hAnsi="Arial"/>
@@ -12819,7 +12819,7 @@
             <w:pPr>
               <w:spacing w:after="20" w:before="0"/>
             </w:pPr>
-            <w:hyperlink w:history="1" r:id="rIdzespfwlrud12ohzhdtnyx">
+            <w:hyperlink w:history="1" r:id="rIdy1pm0ktdmzrhvfykkqtt6">
               <w:r>
                 <w:rPr>
                   <w:rFonts w:ascii="Arial" w:cs="Arial" w:eastAsia="Arial" w:hAnsi="Arial"/>
@@ -12852,7 +12852,7 @@
               <w:spacing w:after="10" w:before="0"/>
               <w:ind w:left="120"/>
             </w:pPr>
-            <w:hyperlink w:history="1" r:id="rIdhosqtq_lzcioictcuzxch">
+            <w:hyperlink w:history="1" r:id="rIduajehdqsjx6nencpeaopc">
               <w:r>
                 <w:rPr>
                   <w:rFonts w:ascii="Arial" w:cs="Arial" w:eastAsia="Arial" w:hAnsi="Arial"/>
@@ -12897,7 +12897,7 @@
             <w:pPr>
               <w:spacing w:after="20" w:before="0"/>
             </w:pPr>
-            <w:hyperlink w:history="1" r:id="rIdd4neqo92ijbctqaeqozrk">
+            <w:hyperlink w:history="1" r:id="rIdh3oqzpfs_aaomhi765kdd">
               <w:r>
                 <w:rPr>
                   <w:rFonts w:ascii="Arial" w:cs="Arial" w:eastAsia="Arial" w:hAnsi="Arial"/>
@@ -12930,7 +12930,7 @@
               <w:spacing w:after="10" w:before="0"/>
               <w:ind w:left="120"/>
             </w:pPr>
-            <w:hyperlink w:history="1" r:id="rIdekc0lwwhxlfmcnbapz80c">
+            <w:hyperlink w:history="1" r:id="rIdh7z-s7ek1dqj_dfhbjw3s">
               <w:r>
                 <w:rPr>
                   <w:rFonts w:ascii="Arial" w:cs="Arial" w:eastAsia="Arial" w:hAnsi="Arial"/>
@@ -13125,7 +13125,7 @@
             <w:pPr>
               <w:spacing w:after="20" w:before="0"/>
             </w:pPr>
-            <w:hyperlink w:history="1" r:id="rId0vt5_70dxe5ilkempwwkg">
+            <w:hyperlink w:history="1" r:id="rIdwveu1y14tfuhbc3kbiuof">
               <w:r>
                 <w:rPr>
                   <w:rFonts w:ascii="Arial" w:cs="Arial" w:eastAsia="Arial" w:hAnsi="Arial"/>
@@ -13158,7 +13158,7 @@
               <w:spacing w:after="10" w:before="0"/>
               <w:ind w:left="120"/>
             </w:pPr>
-            <w:hyperlink w:history="1" r:id="rIdrupa1ccrxpnujbqjppwsl">
+            <w:hyperlink w:history="1" r:id="rIdtga2angyhca8lnsmd8xi7">
               <w:r>
                 <w:rPr>
                   <w:rFonts w:ascii="Arial" w:cs="Arial" w:eastAsia="Arial" w:hAnsi="Arial"/>
@@ -13203,7 +13203,7 @@
             <w:pPr>
               <w:spacing w:after="20" w:before="0"/>
             </w:pPr>
-            <w:hyperlink w:history="1" r:id="rIdxmjcwcf3c49pzays0g6jo">
+            <w:hyperlink w:history="1" r:id="rIdhmqc3s2f7m_wzn4nyd9c7">
               <w:r>
                 <w:rPr>
                   <w:rFonts w:ascii="Arial" w:cs="Arial" w:eastAsia="Arial" w:hAnsi="Arial"/>
@@ -13236,7 +13236,7 @@
               <w:spacing w:after="10" w:before="0"/>
               <w:ind w:left="120"/>
             </w:pPr>
-            <w:hyperlink w:history="1" r:id="rIdewl0v03e2-5ywgynjaezc">
+            <w:hyperlink w:history="1" r:id="rId5_zyk4wh4uepchzxegkxl">
               <w:r>
                 <w:rPr>
                   <w:rFonts w:ascii="Arial" w:cs="Arial" w:eastAsia="Arial" w:hAnsi="Arial"/>
@@ -14723,7 +14723,7 @@
             <w:pPr>
               <w:spacing w:after="20" w:before="0"/>
             </w:pPr>
-            <w:hyperlink w:history="1" r:id="rIdbarzsvxwh_e-mxdwfmlwe">
+            <w:hyperlink w:history="1" r:id="rIdxitvivkifnixcdskr9ywe">
               <w:r>
                 <w:rPr>
                   <w:rFonts w:ascii="Arial" w:cs="Arial" w:eastAsia="Arial" w:hAnsi="Arial"/>
@@ -14756,7 +14756,7 @@
               <w:spacing w:after="10" w:before="0"/>
               <w:ind w:left="120"/>
             </w:pPr>
-            <w:hyperlink w:history="1" r:id="rIdidssrpz632bffgspm1x37">
+            <w:hyperlink w:history="1" r:id="rIdfoh83xyimyemmo7q4pfxl">
               <w:r>
                 <w:rPr>
                   <w:rFonts w:ascii="Arial" w:cs="Arial" w:eastAsia="Arial" w:hAnsi="Arial"/>
@@ -14801,7 +14801,7 @@
             <w:pPr>
               <w:spacing w:after="20" w:before="0"/>
             </w:pPr>
-            <w:hyperlink w:history="1" r:id="rIdbwmbat8wlf_vg3apgu2nb">
+            <w:hyperlink w:history="1" r:id="rIdzyi-ln9kzz6h-v2dd6jzp">
               <w:r>
                 <w:rPr>
                   <w:rFonts w:ascii="Arial" w:cs="Arial" w:eastAsia="Arial" w:hAnsi="Arial"/>
@@ -14834,7 +14834,7 @@
               <w:spacing w:after="10" w:before="0"/>
               <w:ind w:left="120"/>
             </w:pPr>
-            <w:hyperlink w:history="1" r:id="rIdbnacbyqepfvtstz7tdlnr">
+            <w:hyperlink w:history="1" r:id="rIdecgbl5grww2mzhjq0nohj">
               <w:r>
                 <w:rPr>
                   <w:rFonts w:ascii="Arial" w:cs="Arial" w:eastAsia="Arial" w:hAnsi="Arial"/>
@@ -15029,7 +15029,7 @@
             <w:pPr>
               <w:spacing w:after="20" w:before="0"/>
             </w:pPr>
-            <w:hyperlink w:history="1" r:id="rIdmdyeyo-wpx4otkbie_npa">
+            <w:hyperlink w:history="1" r:id="rIdlu8o22auyllkqz4ebwd0n">
               <w:r>
                 <w:rPr>
                   <w:rFonts w:ascii="Arial" w:cs="Arial" w:eastAsia="Arial" w:hAnsi="Arial"/>
@@ -15062,7 +15062,7 @@
               <w:spacing w:after="10" w:before="0"/>
               <w:ind w:left="120"/>
             </w:pPr>
-            <w:hyperlink w:history="1" r:id="rIdkxu9xnvqg6h2x3exxsx0k">
+            <w:hyperlink w:history="1" r:id="rIdiivvlvh4mf_dap5s3chac">
               <w:r>
                 <w:rPr>
                   <w:rFonts w:ascii="Arial" w:cs="Arial" w:eastAsia="Arial" w:hAnsi="Arial"/>
@@ -15107,7 +15107,7 @@
             <w:pPr>
               <w:spacing w:after="20" w:before="0"/>
             </w:pPr>
-            <w:hyperlink w:history="1" r:id="rId_yd9vr-p4yqignfxycgaj">
+            <w:hyperlink w:history="1" r:id="rIdjsyicdu4uw_uz9_imolhw">
               <w:r>
                 <w:rPr>
                   <w:rFonts w:ascii="Arial" w:cs="Arial" w:eastAsia="Arial" w:hAnsi="Arial"/>
@@ -15140,7 +15140,7 @@
               <w:spacing w:after="10" w:before="0"/>
               <w:ind w:left="120"/>
             </w:pPr>
-            <w:hyperlink w:history="1" r:id="rIdksyxc4hkavz1dxctggect">
+            <w:hyperlink w:history="1" r:id="rIdliaujwdzh1e4xbwt7vngv">
               <w:r>
                 <w:rPr>
                   <w:rFonts w:ascii="Arial" w:cs="Arial" w:eastAsia="Arial" w:hAnsi="Arial"/>
@@ -15335,7 +15335,7 @@
             <w:pPr>
               <w:spacing w:after="20" w:before="0"/>
             </w:pPr>
-            <w:hyperlink w:history="1" r:id="rIdsnk-joob2nvqfssklgxdt">
+            <w:hyperlink w:history="1" r:id="rIdbusdcapznqau3klghe_bf">
               <w:r>
                 <w:rPr>
                   <w:rFonts w:ascii="Arial" w:cs="Arial" w:eastAsia="Arial" w:hAnsi="Arial"/>
@@ -15368,7 +15368,7 @@
               <w:spacing w:after="10" w:before="0"/>
               <w:ind w:left="120"/>
             </w:pPr>
-            <w:hyperlink w:history="1" r:id="rIdlphwjlputhuiqtr4dxxtg">
+            <w:hyperlink w:history="1" r:id="rIdpa6w9bybqd8f7zrbtczdl">
               <w:r>
                 <w:rPr>
                   <w:rFonts w:ascii="Arial" w:cs="Arial" w:eastAsia="Arial" w:hAnsi="Arial"/>
@@ -15413,7 +15413,7 @@
             <w:pPr>
               <w:spacing w:after="20" w:before="0"/>
             </w:pPr>
-            <w:hyperlink w:history="1" r:id="rIdripkrayw5iu35za2fcdrh">
+            <w:hyperlink w:history="1" r:id="rIdhwamtj23qjijv-qqffey8">
               <w:r>
                 <w:rPr>
                   <w:rFonts w:ascii="Arial" w:cs="Arial" w:eastAsia="Arial" w:hAnsi="Arial"/>
@@ -15446,7 +15446,7 @@
               <w:spacing w:after="10" w:before="0"/>
               <w:ind w:left="120"/>
             </w:pPr>
-            <w:hyperlink w:history="1" r:id="rIdxqutunestprom1parrtzl">
+            <w:hyperlink w:history="1" r:id="rIdsbtw7maea7zmn3qxey1oo">
               <w:r>
                 <w:rPr>
                   <w:rFonts w:ascii="Arial" w:cs="Arial" w:eastAsia="Arial" w:hAnsi="Arial"/>
@@ -15641,7 +15641,7 @@
             <w:pPr>
               <w:spacing w:after="20" w:before="0"/>
             </w:pPr>
-            <w:hyperlink w:history="1" r:id="rIdfsxibm5g3ibwh4qzukjs5">
+            <w:hyperlink w:history="1" r:id="rId2roilg8valanl__pwyxhj">
               <w:r>
                 <w:rPr>
                   <w:rFonts w:ascii="Arial" w:cs="Arial" w:eastAsia="Arial" w:hAnsi="Arial"/>
@@ -15674,7 +15674,7 @@
               <w:spacing w:after="10" w:before="0"/>
               <w:ind w:left="120"/>
             </w:pPr>
-            <w:hyperlink w:history="1" r:id="rIdsuuz6k29dmdhfp5xlnpyv">
+            <w:hyperlink w:history="1" r:id="rIdihsdq3juv7bokwyocs0ha">
               <w:r>
                 <w:rPr>
                   <w:rFonts w:ascii="Arial" w:cs="Arial" w:eastAsia="Arial" w:hAnsi="Arial"/>
@@ -15719,7 +15719,7 @@
             <w:pPr>
               <w:spacing w:after="20" w:before="0"/>
             </w:pPr>
-            <w:hyperlink w:history="1" r:id="rIdqkuz6e00eae9nx2m8vlt6">
+            <w:hyperlink w:history="1" r:id="rIdgdgfvredrcqozx75yyldu">
               <w:r>
                 <w:rPr>
                   <w:rFonts w:ascii="Arial" w:cs="Arial" w:eastAsia="Arial" w:hAnsi="Arial"/>
@@ -15752,7 +15752,7 @@
               <w:spacing w:after="10" w:before="0"/>
               <w:ind w:left="120"/>
             </w:pPr>
-            <w:hyperlink w:history="1" r:id="rIdcreh_kodgv0wuzngkhlix">
+            <w:hyperlink w:history="1" r:id="rIdujw7p5nh0cmvhnuqywmqw">
               <w:r>
                 <w:rPr>
                   <w:rFonts w:ascii="Arial" w:cs="Arial" w:eastAsia="Arial" w:hAnsi="Arial"/>
@@ -15947,7 +15947,7 @@
             <w:pPr>
               <w:spacing w:after="20" w:before="0"/>
             </w:pPr>
-            <w:hyperlink w:history="1" r:id="rIdy59j5vfizpmoehsv1tqee">
+            <w:hyperlink w:history="1" r:id="rIdwvnk-fqxxmxyvtokk7kvj">
               <w:r>
                 <w:rPr>
                   <w:rFonts w:ascii="Arial" w:cs="Arial" w:eastAsia="Arial" w:hAnsi="Arial"/>
@@ -15980,7 +15980,7 @@
               <w:spacing w:after="10" w:before="0"/>
               <w:ind w:left="120"/>
             </w:pPr>
-            <w:hyperlink w:history="1" r:id="rIdqhlf4ozmnlg9dhp4k0api">
+            <w:hyperlink w:history="1" r:id="rIdczogviuy9vdwmkjzmd-wg">
               <w:r>
                 <w:rPr>
                   <w:rFonts w:ascii="Arial" w:cs="Arial" w:eastAsia="Arial" w:hAnsi="Arial"/>
@@ -16025,7 +16025,7 @@
             <w:pPr>
               <w:spacing w:after="20" w:before="0"/>
             </w:pPr>
-            <w:hyperlink w:history="1" r:id="rIdphh3zcnvv0rzy-mclpujk">
+            <w:hyperlink w:history="1" r:id="rIdu5rho_qv1qntw9oqbmr-9">
               <w:r>
                 <w:rPr>
                   <w:rFonts w:ascii="Arial" w:cs="Arial" w:eastAsia="Arial" w:hAnsi="Arial"/>
@@ -16058,7 +16058,7 @@
               <w:spacing w:after="10" w:before="0"/>
               <w:ind w:left="120"/>
             </w:pPr>
-            <w:hyperlink w:history="1" r:id="rId0b9kmoo9l-aucpk5gztkd">
+            <w:hyperlink w:history="1" r:id="rIdrrow1dpfzh1sfjoiaw0nm">
               <w:r>
                 <w:rPr>
                   <w:rFonts w:ascii="Arial" w:cs="Arial" w:eastAsia="Arial" w:hAnsi="Arial"/>
@@ -17545,7 +17545,7 @@
             <w:pPr>
               <w:spacing w:after="20" w:before="0"/>
             </w:pPr>
-            <w:hyperlink w:history="1" r:id="rId7po7hvtyb2jjjwx5vm-j_">
+            <w:hyperlink w:history="1" r:id="rIdgjhcgs6z1zmd8d1dbomfz">
               <w:r>
                 <w:rPr>
                   <w:rFonts w:ascii="Arial" w:cs="Arial" w:eastAsia="Arial" w:hAnsi="Arial"/>
@@ -17578,7 +17578,7 @@
               <w:spacing w:after="10" w:before="0"/>
               <w:ind w:left="120"/>
             </w:pPr>
-            <w:hyperlink w:history="1" r:id="rIdi9gzhnh7wkgmaqxakrs4o">
+            <w:hyperlink w:history="1" r:id="rIdyg-mzabs7rgpt-g_wg6q2">
               <w:r>
                 <w:rPr>
                   <w:rFonts w:ascii="Arial" w:cs="Arial" w:eastAsia="Arial" w:hAnsi="Arial"/>
@@ -17623,7 +17623,7 @@
             <w:pPr>
               <w:spacing w:after="20" w:before="0"/>
             </w:pPr>
-            <w:hyperlink w:history="1" r:id="rIdiaefqrzngt7jxnyvvhj0r">
+            <w:hyperlink w:history="1" r:id="rIdy4sodimqny-eg3sn9gs9c">
               <w:r>
                 <w:rPr>
                   <w:rFonts w:ascii="Arial" w:cs="Arial" w:eastAsia="Arial" w:hAnsi="Arial"/>
@@ -17656,7 +17656,7 @@
               <w:spacing w:after="10" w:before="0"/>
               <w:ind w:left="120"/>
             </w:pPr>
-            <w:hyperlink w:history="1" r:id="rIddt3le1io1mf8acyagumte">
+            <w:hyperlink w:history="1" r:id="rId9omvlhky1tjcxkiuezpbk">
               <w:r>
                 <w:rPr>
                   <w:rFonts w:ascii="Arial" w:cs="Arial" w:eastAsia="Arial" w:hAnsi="Arial"/>
@@ -17851,7 +17851,7 @@
             <w:pPr>
               <w:spacing w:after="20" w:before="0"/>
             </w:pPr>
-            <w:hyperlink w:history="1" r:id="rIdktigdwbnpimn2umkm7ae2">
+            <w:hyperlink w:history="1" r:id="rIdgignyadg2qhhrocsotvb8">
               <w:r>
                 <w:rPr>
                   <w:rFonts w:ascii="Arial" w:cs="Arial" w:eastAsia="Arial" w:hAnsi="Arial"/>
@@ -17884,7 +17884,7 @@
               <w:spacing w:after="10" w:before="0"/>
               <w:ind w:left="120"/>
             </w:pPr>
-            <w:hyperlink w:history="1" r:id="rIdtkmmtmzu7nlo5r5usdadi">
+            <w:hyperlink w:history="1" r:id="rIdk8aildt7riqdg6dprgmcw">
               <w:r>
                 <w:rPr>
                   <w:rFonts w:ascii="Arial" w:cs="Arial" w:eastAsia="Arial" w:hAnsi="Arial"/>
@@ -17929,7 +17929,7 @@
             <w:pPr>
               <w:spacing w:after="20" w:before="0"/>
             </w:pPr>
-            <w:hyperlink w:history="1" r:id="rIdvaeqqv1pgqwgo5jj_dmpy">
+            <w:hyperlink w:history="1" r:id="rIdlejfuyam6minbdqidfaze">
               <w:r>
                 <w:rPr>
                   <w:rFonts w:ascii="Arial" w:cs="Arial" w:eastAsia="Arial" w:hAnsi="Arial"/>
@@ -17962,7 +17962,7 @@
               <w:spacing w:after="10" w:before="0"/>
               <w:ind w:left="120"/>
             </w:pPr>
-            <w:hyperlink w:history="1" r:id="rIdqqizwc9yjjupdhwfa7uu4">
+            <w:hyperlink w:history="1" r:id="rId1oc7dplhb9f83tegmsu8d">
               <w:r>
                 <w:rPr>
                   <w:rFonts w:ascii="Arial" w:cs="Arial" w:eastAsia="Arial" w:hAnsi="Arial"/>
@@ -18157,7 +18157,7 @@
             <w:pPr>
               <w:spacing w:after="20" w:before="0"/>
             </w:pPr>
-            <w:hyperlink w:history="1" r:id="rId7rvvfro_-tqct4rmspfni">
+            <w:hyperlink w:history="1" r:id="rIdq2zogom2mpqrvaonwud7v">
               <w:r>
                 <w:rPr>
                   <w:rFonts w:ascii="Arial" w:cs="Arial" w:eastAsia="Arial" w:hAnsi="Arial"/>
@@ -18190,7 +18190,7 @@
               <w:spacing w:after="10" w:before="0"/>
               <w:ind w:left="120"/>
             </w:pPr>
-            <w:hyperlink w:history="1" r:id="rIdtmcodqsl35lplwugal9ed">
+            <w:hyperlink w:history="1" r:id="rIdc_lqlhfvc79anqhntkxbm">
               <w:r>
                 <w:rPr>
                   <w:rFonts w:ascii="Arial" w:cs="Arial" w:eastAsia="Arial" w:hAnsi="Arial"/>
@@ -18235,7 +18235,7 @@
             <w:pPr>
               <w:spacing w:after="20" w:before="0"/>
             </w:pPr>
-            <w:hyperlink w:history="1" r:id="rIdfu5jamnbrc7j_qrpbuz6e">
+            <w:hyperlink w:history="1" r:id="rId8cxbq8qoeuac6c51zkluv">
               <w:r>
                 <w:rPr>
                   <w:rFonts w:ascii="Arial" w:cs="Arial" w:eastAsia="Arial" w:hAnsi="Arial"/>
@@ -18268,7 +18268,7 @@
               <w:spacing w:after="10" w:before="0"/>
               <w:ind w:left="120"/>
             </w:pPr>
-            <w:hyperlink w:history="1" r:id="rId1wanh9smmxm46yvutql3g">
+            <w:hyperlink w:history="1" r:id="rIdfm8nog5_gnvcsjr9mzb7e">
               <w:r>
                 <w:rPr>
                   <w:rFonts w:ascii="Arial" w:cs="Arial" w:eastAsia="Arial" w:hAnsi="Arial"/>
@@ -18463,7 +18463,7 @@
             <w:pPr>
               <w:spacing w:after="20" w:before="0"/>
             </w:pPr>
-            <w:hyperlink w:history="1" r:id="rIdydjcorncltzzlcztt76ib">
+            <w:hyperlink w:history="1" r:id="rIdszls1a8gi-l0w_zybwxtd">
               <w:r>
                 <w:rPr>
                   <w:rFonts w:ascii="Arial" w:cs="Arial" w:eastAsia="Arial" w:hAnsi="Arial"/>
@@ -18496,7 +18496,7 @@
               <w:spacing w:after="10" w:before="0"/>
               <w:ind w:left="120"/>
             </w:pPr>
-            <w:hyperlink w:history="1" r:id="rId601st20venbpxv-rqblfu">
+            <w:hyperlink w:history="1" r:id="rId_pierlfv-epyzsfseagqy">
               <w:r>
                 <w:rPr>
                   <w:rFonts w:ascii="Arial" w:cs="Arial" w:eastAsia="Arial" w:hAnsi="Arial"/>
@@ -18541,7 +18541,7 @@
             <w:pPr>
               <w:spacing w:after="20" w:before="0"/>
             </w:pPr>
-            <w:hyperlink w:history="1" r:id="rIdt32bwawjmb5j88duohpli">
+            <w:hyperlink w:history="1" r:id="rIdtcvixbratxdsti-3oyhcu">
               <w:r>
                 <w:rPr>
                   <w:rFonts w:ascii="Arial" w:cs="Arial" w:eastAsia="Arial" w:hAnsi="Arial"/>
@@ -18574,7 +18574,7 @@
               <w:spacing w:after="10" w:before="0"/>
               <w:ind w:left="120"/>
             </w:pPr>
-            <w:hyperlink w:history="1" r:id="rIdkmtuirulkn1kllvq3kssh">
+            <w:hyperlink w:history="1" r:id="rIdig4-eu1tfqpn6knckbots">
               <w:r>
                 <w:rPr>
                   <w:rFonts w:ascii="Arial" w:cs="Arial" w:eastAsia="Arial" w:hAnsi="Arial"/>
@@ -18769,7 +18769,7 @@
             <w:pPr>
               <w:spacing w:after="20" w:before="0"/>
             </w:pPr>
-            <w:hyperlink w:history="1" r:id="rIdrnqbdzqdw1iiyiml6mm5u">
+            <w:hyperlink w:history="1" r:id="rId8fc8y9waaf-xhtamnymyg">
               <w:r>
                 <w:rPr>
                   <w:rFonts w:ascii="Arial" w:cs="Arial" w:eastAsia="Arial" w:hAnsi="Arial"/>
@@ -18802,7 +18802,7 @@
               <w:spacing w:after="10" w:before="0"/>
               <w:ind w:left="120"/>
             </w:pPr>
-            <w:hyperlink w:history="1" r:id="rIdhmeucadlj2-mm0eemby8g">
+            <w:hyperlink w:history="1" r:id="rId8np-3zcis9woe9hswnios">
               <w:r>
                 <w:rPr>
                   <w:rFonts w:ascii="Arial" w:cs="Arial" w:eastAsia="Arial" w:hAnsi="Arial"/>
@@ -18847,7 +18847,7 @@
             <w:pPr>
               <w:spacing w:after="20" w:before="0"/>
             </w:pPr>
-            <w:hyperlink w:history="1" r:id="rIdpl9bpky16z2ymgklukaf5">
+            <w:hyperlink w:history="1" r:id="rId2hepcw6g1jqw1ah_k7npa">
               <w:r>
                 <w:rPr>
                   <w:rFonts w:ascii="Arial" w:cs="Arial" w:eastAsia="Arial" w:hAnsi="Arial"/>
@@ -18880,7 +18880,7 @@
               <w:spacing w:after="10" w:before="0"/>
               <w:ind w:left="120"/>
             </w:pPr>
-            <w:hyperlink w:history="1" r:id="rIdt2khv-lr9eyu0veyg4y5o">
+            <w:hyperlink w:history="1" r:id="rIdre9vfxzrc7cztjq-ymvei">
               <w:r>
                 <w:rPr>
                   <w:rFonts w:ascii="Arial" w:cs="Arial" w:eastAsia="Arial" w:hAnsi="Arial"/>
@@ -20367,7 +20367,7 @@
             <w:pPr>
               <w:spacing w:after="20" w:before="0"/>
             </w:pPr>
-            <w:hyperlink w:history="1" r:id="rIdlm-bep07kbarhfax2ct3b">
+            <w:hyperlink w:history="1" r:id="rIdqv7djlnlon6p2vcrbie0x">
               <w:r>
                 <w:rPr>
                   <w:rFonts w:ascii="Arial" w:cs="Arial" w:eastAsia="Arial" w:hAnsi="Arial"/>
@@ -20400,7 +20400,7 @@
               <w:spacing w:after="10" w:before="0"/>
               <w:ind w:left="120"/>
             </w:pPr>
-            <w:hyperlink w:history="1" r:id="rIdyb5m43vxvcoymgj4w2ixm">
+            <w:hyperlink w:history="1" r:id="rIdwk5wo9scypmiohopeyjsa">
               <w:r>
                 <w:rPr>
                   <w:rFonts w:ascii="Arial" w:cs="Arial" w:eastAsia="Arial" w:hAnsi="Arial"/>
@@ -20445,7 +20445,7 @@
             <w:pPr>
               <w:spacing w:after="20" w:before="0"/>
             </w:pPr>
-            <w:hyperlink w:history="1" r:id="rId-8baxjueffhnbdgpccumg">
+            <w:hyperlink w:history="1" r:id="rIdkel32xmz7fuxbp_jrga0l">
               <w:r>
                 <w:rPr>
                   <w:rFonts w:ascii="Arial" w:cs="Arial" w:eastAsia="Arial" w:hAnsi="Arial"/>
@@ -20478,7 +20478,7 @@
               <w:spacing w:after="10" w:before="0"/>
               <w:ind w:left="120"/>
             </w:pPr>
-            <w:hyperlink w:history="1" r:id="rId-5bjgff7ozeb6dfehfqyl">
+            <w:hyperlink w:history="1" r:id="rIdgkdtwfmwuix_um5mroelr">
               <w:r>
                 <w:rPr>
                   <w:rFonts w:ascii="Arial" w:cs="Arial" w:eastAsia="Arial" w:hAnsi="Arial"/>
@@ -20673,7 +20673,7 @@
             <w:pPr>
               <w:spacing w:after="20" w:before="0"/>
             </w:pPr>
-            <w:hyperlink w:history="1" r:id="rIdpu8mwlagikclqi0owtzlg">
+            <w:hyperlink w:history="1" r:id="rId9tvakimlolnjoirxzgwob">
               <w:r>
                 <w:rPr>
                   <w:rFonts w:ascii="Arial" w:cs="Arial" w:eastAsia="Arial" w:hAnsi="Arial"/>
@@ -20706,7 +20706,7 @@
               <w:spacing w:after="10" w:before="0"/>
               <w:ind w:left="120"/>
             </w:pPr>
-            <w:hyperlink w:history="1" r:id="rIdjtimvc75ippvxj4rccr-i">
+            <w:hyperlink w:history="1" r:id="rId4ws2owmbyt2aa0escgkl7">
               <w:r>
                 <w:rPr>
                   <w:rFonts w:ascii="Arial" w:cs="Arial" w:eastAsia="Arial" w:hAnsi="Arial"/>
@@ -20751,7 +20751,7 @@
             <w:pPr>
               <w:spacing w:after="20" w:before="0"/>
             </w:pPr>
-            <w:hyperlink w:history="1" r:id="rIdsgiqbydlsgub9ufb_wtev">
+            <w:hyperlink w:history="1" r:id="rIdvgt1jl0rwc9thsacj5ll0">
               <w:r>
                 <w:rPr>
                   <w:rFonts w:ascii="Arial" w:cs="Arial" w:eastAsia="Arial" w:hAnsi="Arial"/>
@@ -20784,7 +20784,7 @@
               <w:spacing w:after="10" w:before="0"/>
               <w:ind w:left="120"/>
             </w:pPr>
-            <w:hyperlink w:history="1" r:id="rIdsnpj2lv_8ztvmhdxqyfyr">
+            <w:hyperlink w:history="1" r:id="rIdj_gmxsdkn80molhb0fudh">
               <w:r>
                 <w:rPr>
                   <w:rFonts w:ascii="Arial" w:cs="Arial" w:eastAsia="Arial" w:hAnsi="Arial"/>
@@ -20979,7 +20979,7 @@
             <w:pPr>
               <w:spacing w:after="20" w:before="0"/>
             </w:pPr>
-            <w:hyperlink w:history="1" r:id="rIddwctqyqretp_fgxmgkv1e">
+            <w:hyperlink w:history="1" r:id="rId1fxu_iywmzke9imiihoic">
               <w:r>
                 <w:rPr>
                   <w:rFonts w:ascii="Arial" w:cs="Arial" w:eastAsia="Arial" w:hAnsi="Arial"/>
@@ -21012,7 +21012,7 @@
               <w:spacing w:after="10" w:before="0"/>
               <w:ind w:left="120"/>
             </w:pPr>
-            <w:hyperlink w:history="1" r:id="rIdu0z4brjv4hfy34eh4_xep">
+            <w:hyperlink w:history="1" r:id="rId1cks0p4ckci3x2lqjki59">
               <w:r>
                 <w:rPr>
                   <w:rFonts w:ascii="Arial" w:cs="Arial" w:eastAsia="Arial" w:hAnsi="Arial"/>
@@ -21057,7 +21057,7 @@
             <w:pPr>
               <w:spacing w:after="20" w:before="0"/>
             </w:pPr>
-            <w:hyperlink w:history="1" r:id="rIdylpmqscb3-bpchbabjnk4">
+            <w:hyperlink w:history="1" r:id="rIdynjhruzftlcqeehgmcr3r">
               <w:r>
                 <w:rPr>
                   <w:rFonts w:ascii="Arial" w:cs="Arial" w:eastAsia="Arial" w:hAnsi="Arial"/>
@@ -21090,7 +21090,7 @@
               <w:spacing w:after="10" w:before="0"/>
               <w:ind w:left="120"/>
             </w:pPr>
-            <w:hyperlink w:history="1" r:id="rIdj6qxbk_i7ptxjwtq7j0di">
+            <w:hyperlink w:history="1" r:id="rIdqvuxavannqdv7aprx_lvw">
               <w:r>
                 <w:rPr>
                   <w:rFonts w:ascii="Arial" w:cs="Arial" w:eastAsia="Arial" w:hAnsi="Arial"/>
@@ -21285,7 +21285,7 @@
             <w:pPr>
               <w:spacing w:after="20" w:before="0"/>
             </w:pPr>
-            <w:hyperlink w:history="1" r:id="rIdw60cuftonozfphwcc2rne">
+            <w:hyperlink w:history="1" r:id="rIdg9vjgrz-atksmoe6y3t0q">
               <w:r>
                 <w:rPr>
                   <w:rFonts w:ascii="Arial" w:cs="Arial" w:eastAsia="Arial" w:hAnsi="Arial"/>
@@ -21318,7 +21318,7 @@
               <w:spacing w:after="10" w:before="0"/>
               <w:ind w:left="120"/>
             </w:pPr>
-            <w:hyperlink w:history="1" r:id="rIdvskz5evjuoz0qficbx74q">
+            <w:hyperlink w:history="1" r:id="rIdltefwsynzihmbeg6ibjx1">
               <w:r>
                 <w:rPr>
                   <w:rFonts w:ascii="Arial" w:cs="Arial" w:eastAsia="Arial" w:hAnsi="Arial"/>
@@ -21363,7 +21363,7 @@
             <w:pPr>
               <w:spacing w:after="20" w:before="0"/>
             </w:pPr>
-            <w:hyperlink w:history="1" r:id="rIdyloq0ypz-vltqlmiy1pgy">
+            <w:hyperlink w:history="1" r:id="rIdo_meuy6x3ve3-ly427s3i">
               <w:r>
                 <w:rPr>
                   <w:rFonts w:ascii="Arial" w:cs="Arial" w:eastAsia="Arial" w:hAnsi="Arial"/>
@@ -21396,7 +21396,7 @@
               <w:spacing w:after="10" w:before="0"/>
               <w:ind w:left="120"/>
             </w:pPr>
-            <w:hyperlink w:history="1" r:id="rIdqcxp8x8ih-yl2ildlrftk">
+            <w:hyperlink w:history="1" r:id="rIdfxsedmdhw9dow_2kivroo">
               <w:r>
                 <w:rPr>
                   <w:rFonts w:ascii="Arial" w:cs="Arial" w:eastAsia="Arial" w:hAnsi="Arial"/>
@@ -21591,7 +21591,7 @@
             <w:pPr>
               <w:spacing w:after="20" w:before="0"/>
             </w:pPr>
-            <w:hyperlink w:history="1" r:id="rIdcrioikxvkn47m-qbepi2e">
+            <w:hyperlink w:history="1" r:id="rIdkaocuzva2fyzzkapm8mmp">
               <w:r>
                 <w:rPr>
                   <w:rFonts w:ascii="Arial" w:cs="Arial" w:eastAsia="Arial" w:hAnsi="Arial"/>
@@ -21624,7 +21624,7 @@
               <w:spacing w:after="10" w:before="0"/>
               <w:ind w:left="120"/>
             </w:pPr>
-            <w:hyperlink w:history="1" r:id="rIduomdue_y9yehe3lgal8vg">
+            <w:hyperlink w:history="1" r:id="rIdlvfln-p35omxytikgm9g2">
               <w:r>
                 <w:rPr>
                   <w:rFonts w:ascii="Arial" w:cs="Arial" w:eastAsia="Arial" w:hAnsi="Arial"/>
@@ -21669,7 +21669,7 @@
             <w:pPr>
               <w:spacing w:after="20" w:before="0"/>
             </w:pPr>
-            <w:hyperlink w:history="1" r:id="rId7f-stbgib4v49xlugxebh">
+            <w:hyperlink w:history="1" r:id="rId59z7i_wwckjjt_p454m-b">
               <w:r>
                 <w:rPr>
                   <w:rFonts w:ascii="Arial" w:cs="Arial" w:eastAsia="Arial" w:hAnsi="Arial"/>
@@ -21702,7 +21702,7 @@
               <w:spacing w:after="10" w:before="0"/>
               <w:ind w:left="120"/>
             </w:pPr>
-            <w:hyperlink w:history="1" r:id="rId7nh0ykugfve3wcvs0ouwz">
+            <w:hyperlink w:history="1" r:id="rIdccmkvhgzw1cy-hiugfisj">
               <w:r>
                 <w:rPr>
                   <w:rFonts w:ascii="Arial" w:cs="Arial" w:eastAsia="Arial" w:hAnsi="Arial"/>
@@ -23189,7 +23189,7 @@
             <w:pPr>
               <w:spacing w:after="20" w:before="0"/>
             </w:pPr>
-            <w:hyperlink w:history="1" r:id="rIdepooy-j8t33k4ryt_hjag">
+            <w:hyperlink w:history="1" r:id="rIdpjqauzvkdw_b2yvlgogqh">
               <w:r>
                 <w:rPr>
                   <w:rFonts w:ascii="Arial" w:cs="Arial" w:eastAsia="Arial" w:hAnsi="Arial"/>
@@ -23222,7 +23222,7 @@
               <w:spacing w:after="10" w:before="0"/>
               <w:ind w:left="120"/>
             </w:pPr>
-            <w:hyperlink w:history="1" r:id="rIdx1ehllsi5zvq_jhgolblc">
+            <w:hyperlink w:history="1" r:id="rId9mrtsyf1-khvlhiihziiy">
               <w:r>
                 <w:rPr>
                   <w:rFonts w:ascii="Arial" w:cs="Arial" w:eastAsia="Arial" w:hAnsi="Arial"/>
@@ -23267,7 +23267,7 @@
             <w:pPr>
               <w:spacing w:after="20" w:before="0"/>
             </w:pPr>
-            <w:hyperlink w:history="1" r:id="rIdcgpvyyrb87nsdlhy0wlxs">
+            <w:hyperlink w:history="1" r:id="rId4twapf5ee19ca6-vpbmbg">
               <w:r>
                 <w:rPr>
                   <w:rFonts w:ascii="Arial" w:cs="Arial" w:eastAsia="Arial" w:hAnsi="Arial"/>
@@ -23300,7 +23300,7 @@
               <w:spacing w:after="10" w:before="0"/>
               <w:ind w:left="120"/>
             </w:pPr>
-            <w:hyperlink w:history="1" r:id="rIdylj-fhpyom3rrl1wg8dcw">
+            <w:hyperlink w:history="1" r:id="rIdnt-to9xp-r4wvhdcdugd5">
               <w:r>
                 <w:rPr>
                   <w:rFonts w:ascii="Arial" w:cs="Arial" w:eastAsia="Arial" w:hAnsi="Arial"/>
@@ -23495,7 +23495,7 @@
             <w:pPr>
               <w:spacing w:after="20" w:before="0"/>
             </w:pPr>
-            <w:hyperlink w:history="1" r:id="rId6di8l0m3vklryfuinttdk">
+            <w:hyperlink w:history="1" r:id="rIdmcjqwj6xqtksqjmubyd0r">
               <w:r>
                 <w:rPr>
                   <w:rFonts w:ascii="Arial" w:cs="Arial" w:eastAsia="Arial" w:hAnsi="Arial"/>
@@ -23528,7 +23528,7 @@
               <w:spacing w:after="10" w:before="0"/>
               <w:ind w:left="120"/>
             </w:pPr>
-            <w:hyperlink w:history="1" r:id="rId1v2uwns6uhtes5rpgehb-">
+            <w:hyperlink w:history="1" r:id="rIduzui3b1u7av02mst9i7qb">
               <w:r>
                 <w:rPr>
                   <w:rFonts w:ascii="Arial" w:cs="Arial" w:eastAsia="Arial" w:hAnsi="Arial"/>
@@ -23573,7 +23573,7 @@
             <w:pPr>
               <w:spacing w:after="20" w:before="0"/>
             </w:pPr>
-            <w:hyperlink w:history="1" r:id="rIdncg149c7dhnkv8-oe15dd">
+            <w:hyperlink w:history="1" r:id="rId-g9gtajbpzcu-zbq3cbgz">
               <w:r>
                 <w:rPr>
                   <w:rFonts w:ascii="Arial" w:cs="Arial" w:eastAsia="Arial" w:hAnsi="Arial"/>
@@ -23606,7 +23606,7 @@
               <w:spacing w:after="10" w:before="0"/>
               <w:ind w:left="120"/>
             </w:pPr>
-            <w:hyperlink w:history="1" r:id="rIdym63mfr-dl0k90d34hzpk">
+            <w:hyperlink w:history="1" r:id="rIdps763tolucr_hgok1szeh">
               <w:r>
                 <w:rPr>
                   <w:rFonts w:ascii="Arial" w:cs="Arial" w:eastAsia="Arial" w:hAnsi="Arial"/>
@@ -23801,7 +23801,7 @@
             <w:pPr>
               <w:spacing w:after="20" w:before="0"/>
             </w:pPr>
-            <w:hyperlink w:history="1" r:id="rIdulffiob3bxpjzznvqeo__">
+            <w:hyperlink w:history="1" r:id="rIduipdbqoqufardbzpfzasq">
               <w:r>
                 <w:rPr>
                   <w:rFonts w:ascii="Arial" w:cs="Arial" w:eastAsia="Arial" w:hAnsi="Arial"/>
@@ -23834,7 +23834,7 @@
               <w:spacing w:after="10" w:before="0"/>
               <w:ind w:left="120"/>
             </w:pPr>
-            <w:hyperlink w:history="1" r:id="rIdyaciwjcmsdmct8aamj3mf">
+            <w:hyperlink w:history="1" r:id="rId0uwt-cia3pajjln9od8nq">
               <w:r>
                 <w:rPr>
                   <w:rFonts w:ascii="Arial" w:cs="Arial" w:eastAsia="Arial" w:hAnsi="Arial"/>
@@ -23879,7 +23879,7 @@
             <w:pPr>
               <w:spacing w:after="20" w:before="0"/>
             </w:pPr>
-            <w:hyperlink w:history="1" r:id="rIdpqxrxpe7rwhn07-csd90l">
+            <w:hyperlink w:history="1" r:id="rIdhesi_xx5wnilmd4nlxhne">
               <w:r>
                 <w:rPr>
                   <w:rFonts w:ascii="Arial" w:cs="Arial" w:eastAsia="Arial" w:hAnsi="Arial"/>
@@ -23912,7 +23912,7 @@
               <w:spacing w:after="10" w:before="0"/>
               <w:ind w:left="120"/>
             </w:pPr>
-            <w:hyperlink w:history="1" r:id="rId5hls_o0ymx5arffduixdw">
+            <w:hyperlink w:history="1" r:id="rIdrt4klgqg1-meviyiqt3mr">
               <w:r>
                 <w:rPr>
                   <w:rFonts w:ascii="Arial" w:cs="Arial" w:eastAsia="Arial" w:hAnsi="Arial"/>
@@ -24107,7 +24107,7 @@
             <w:pPr>
               <w:spacing w:after="20" w:before="0"/>
             </w:pPr>
-            <w:hyperlink w:history="1" r:id="rIdckd7lrkhnmvqcliyn_9xc">
+            <w:hyperlink w:history="1" r:id="rId_3tlbhrccill5zss7eqot">
               <w:r>
                 <w:rPr>
                   <w:rFonts w:ascii="Arial" w:cs="Arial" w:eastAsia="Arial" w:hAnsi="Arial"/>
@@ -24140,7 +24140,7 @@
               <w:spacing w:after="10" w:before="0"/>
               <w:ind w:left="120"/>
             </w:pPr>
-            <w:hyperlink w:history="1" r:id="rIdupnoodthht3jniokcwa2y">
+            <w:hyperlink w:history="1" r:id="rId6kq6l_cnrpq5evw1esyhh">
               <w:r>
                 <w:rPr>
                   <w:rFonts w:ascii="Arial" w:cs="Arial" w:eastAsia="Arial" w:hAnsi="Arial"/>
@@ -24185,7 +24185,7 @@
             <w:pPr>
               <w:spacing w:after="20" w:before="0"/>
             </w:pPr>
-            <w:hyperlink w:history="1" r:id="rIddtprvtoa-putvaro9xv2z">
+            <w:hyperlink w:history="1" r:id="rIdwbwnc-tav1q_e6hjd87r-">
               <w:r>
                 <w:rPr>
                   <w:rFonts w:ascii="Arial" w:cs="Arial" w:eastAsia="Arial" w:hAnsi="Arial"/>
@@ -24218,7 +24218,7 @@
               <w:spacing w:after="10" w:before="0"/>
               <w:ind w:left="120"/>
             </w:pPr>
-            <w:hyperlink w:history="1" r:id="rId7_pmbvgmuluiabf3o8my0">
+            <w:hyperlink w:history="1" r:id="rIdvyuokd5i3csfvi3k8nzkv">
               <w:r>
                 <w:rPr>
                   <w:rFonts w:ascii="Arial" w:cs="Arial" w:eastAsia="Arial" w:hAnsi="Arial"/>
@@ -24413,7 +24413,7 @@
             <w:pPr>
               <w:spacing w:after="20" w:before="0"/>
             </w:pPr>
-            <w:hyperlink w:history="1" r:id="rIdknyhgm93rtytfnfqwue9e">
+            <w:hyperlink w:history="1" r:id="rIdohfr43l9iwceqzcqdwlav">
               <w:r>
                 <w:rPr>
                   <w:rFonts w:ascii="Arial" w:cs="Arial" w:eastAsia="Arial" w:hAnsi="Arial"/>
@@ -24446,7 +24446,7 @@
               <w:spacing w:after="10" w:before="0"/>
               <w:ind w:left="120"/>
             </w:pPr>
-            <w:hyperlink w:history="1" r:id="rId_wysrbcu_qeuuzf-1phmp">
+            <w:hyperlink w:history="1" r:id="rIdrpkr6qvcxflcdnvcl6ly1">
               <w:r>
                 <w:rPr>
                   <w:rFonts w:ascii="Arial" w:cs="Arial" w:eastAsia="Arial" w:hAnsi="Arial"/>
@@ -24491,7 +24491,7 @@
             <w:pPr>
               <w:spacing w:after="20" w:before="0"/>
             </w:pPr>
-            <w:hyperlink w:history="1" r:id="rIdfmsjcuxwfzb19jvy2fxla">
+            <w:hyperlink w:history="1" r:id="rId02ydoh01r8ocz2iqq_lfo">
               <w:r>
                 <w:rPr>
                   <w:rFonts w:ascii="Arial" w:cs="Arial" w:eastAsia="Arial" w:hAnsi="Arial"/>
@@ -24524,7 +24524,7 @@
               <w:spacing w:after="10" w:before="0"/>
               <w:ind w:left="120"/>
             </w:pPr>
-            <w:hyperlink w:history="1" r:id="rIdconat2qk-f_7oj88uwpeq">
+            <w:hyperlink w:history="1" r:id="rId-bwj9hwfcuywycxyesowa">
               <w:r>
                 <w:rPr>
                   <w:rFonts w:ascii="Arial" w:cs="Arial" w:eastAsia="Arial" w:hAnsi="Arial"/>
@@ -26011,7 +26011,7 @@
             <w:pPr>
               <w:spacing w:after="20" w:before="0"/>
             </w:pPr>
-            <w:hyperlink w:history="1" r:id="rIdtyu8v1jprj_q5pgajipnz">
+            <w:hyperlink w:history="1" r:id="rIdxsdqitan2q0qsj0j7ajvm">
               <w:r>
                 <w:rPr>
                   <w:rFonts w:ascii="Arial" w:cs="Arial" w:eastAsia="Arial" w:hAnsi="Arial"/>
@@ -26044,7 +26044,7 @@
               <w:spacing w:after="10" w:before="0"/>
               <w:ind w:left="120"/>
             </w:pPr>
-            <w:hyperlink w:history="1" r:id="rIdmndwbdtv3mt3na3mziwvf">
+            <w:hyperlink w:history="1" r:id="rIdlql4ilnyuezrgkei-pvve">
               <w:r>
                 <w:rPr>
                   <w:rFonts w:ascii="Arial" w:cs="Arial" w:eastAsia="Arial" w:hAnsi="Arial"/>
@@ -26089,7 +26089,7 @@
             <w:pPr>
               <w:spacing w:after="20" w:before="0"/>
             </w:pPr>
-            <w:hyperlink w:history="1" r:id="rIdjgrsjcce8wlywby8-ptpy">
+            <w:hyperlink w:history="1" r:id="rIdgzt5xhdcj7cmkqiabhhr8">
               <w:r>
                 <w:rPr>
                   <w:rFonts w:ascii="Arial" w:cs="Arial" w:eastAsia="Arial" w:hAnsi="Arial"/>
@@ -26122,7 +26122,7 @@
               <w:spacing w:after="10" w:before="0"/>
               <w:ind w:left="120"/>
             </w:pPr>
-            <w:hyperlink w:history="1" r:id="rIddqwrt4uibpaaov9j3rany">
+            <w:hyperlink w:history="1" r:id="rIdegdi7iklp7or_up2klq9z">
               <w:r>
                 <w:rPr>
                   <w:rFonts w:ascii="Arial" w:cs="Arial" w:eastAsia="Arial" w:hAnsi="Arial"/>
@@ -26317,7 +26317,7 @@
             <w:pPr>
               <w:spacing w:after="20" w:before="0"/>
             </w:pPr>
-            <w:hyperlink w:history="1" r:id="rId32amgrrwfdetwblwrrjge">
+            <w:hyperlink w:history="1" r:id="rIdocyctbl7d_zptbkiwxmmr">
               <w:r>
                 <w:rPr>
                   <w:rFonts w:ascii="Arial" w:cs="Arial" w:eastAsia="Arial" w:hAnsi="Arial"/>
@@ -26350,7 +26350,7 @@
               <w:spacing w:after="10" w:before="0"/>
               <w:ind w:left="120"/>
             </w:pPr>
-            <w:hyperlink w:history="1" r:id="rId9ecwmklgjrf-9rw7jn20q">
+            <w:hyperlink w:history="1" r:id="rId6uiwxmrl84bwgo5-axegh">
               <w:r>
                 <w:rPr>
                   <w:rFonts w:ascii="Arial" w:cs="Arial" w:eastAsia="Arial" w:hAnsi="Arial"/>
@@ -26395,7 +26395,7 @@
             <w:pPr>
               <w:spacing w:after="20" w:before="0"/>
             </w:pPr>
-            <w:hyperlink w:history="1" r:id="rIdw5xmqwy9ccnvfqo_6klyh">
+            <w:hyperlink w:history="1" r:id="rIdi2boskp4qewopulodbqot">
               <w:r>
                 <w:rPr>
                   <w:rFonts w:ascii="Arial" w:cs="Arial" w:eastAsia="Arial" w:hAnsi="Arial"/>
@@ -26428,7 +26428,7 @@
               <w:spacing w:after="10" w:before="0"/>
               <w:ind w:left="120"/>
             </w:pPr>
-            <w:hyperlink w:history="1" r:id="rIdcwbuleimdt0gmba0josdn">
+            <w:hyperlink w:history="1" r:id="rIdr_eocqesgnazqhx-u6i9o">
               <w:r>
                 <w:rPr>
                   <w:rFonts w:ascii="Arial" w:cs="Arial" w:eastAsia="Arial" w:hAnsi="Arial"/>
@@ -26623,7 +26623,7 @@
             <w:pPr>
               <w:spacing w:after="20" w:before="0"/>
             </w:pPr>
-            <w:hyperlink w:history="1" r:id="rIdnjmuvlv7kptczmpuiimgc">
+            <w:hyperlink w:history="1" r:id="rIdujn-orqh2vleqip0gqqin">
               <w:r>
                 <w:rPr>
                   <w:rFonts w:ascii="Arial" w:cs="Arial" w:eastAsia="Arial" w:hAnsi="Arial"/>
@@ -26656,7 +26656,7 @@
               <w:spacing w:after="10" w:before="0"/>
               <w:ind w:left="120"/>
             </w:pPr>
-            <w:hyperlink w:history="1" r:id="rIdnzavs_am66vkzg86fil-n">
+            <w:hyperlink w:history="1" r:id="rId4exlzzgf_ywb6f_8icaxs">
               <w:r>
                 <w:rPr>
                   <w:rFonts w:ascii="Arial" w:cs="Arial" w:eastAsia="Arial" w:hAnsi="Arial"/>
@@ -26701,7 +26701,7 @@
             <w:pPr>
               <w:spacing w:after="20" w:before="0"/>
             </w:pPr>
-            <w:hyperlink w:history="1" r:id="rId7nnvahpl1uh-lwwd4aivc">
+            <w:hyperlink w:history="1" r:id="rIdtii-p6noocic3nnpzz1jv">
               <w:r>
                 <w:rPr>
                   <w:rFonts w:ascii="Arial" w:cs="Arial" w:eastAsia="Arial" w:hAnsi="Arial"/>
@@ -26734,7 +26734,7 @@
               <w:spacing w:after="10" w:before="0"/>
               <w:ind w:left="120"/>
             </w:pPr>
-            <w:hyperlink w:history="1" r:id="rIdyzc-bn5aywsvj6kix0-v-">
+            <w:hyperlink w:history="1" r:id="rIdtc5vtmvder7fzgzrnt6qb">
               <w:r>
                 <w:rPr>
                   <w:rFonts w:ascii="Arial" w:cs="Arial" w:eastAsia="Arial" w:hAnsi="Arial"/>
@@ -26929,7 +26929,7 @@
             <w:pPr>
               <w:spacing w:after="20" w:before="0"/>
             </w:pPr>
-            <w:hyperlink w:history="1" r:id="rIdykfvlyneb0d6k-ppsvk25">
+            <w:hyperlink w:history="1" r:id="rIdply4irqalcopnak0iu5zm">
               <w:r>
                 <w:rPr>
                   <w:rFonts w:ascii="Arial" w:cs="Arial" w:eastAsia="Arial" w:hAnsi="Arial"/>
@@ -26962,7 +26962,7 @@
               <w:spacing w:after="10" w:before="0"/>
               <w:ind w:left="120"/>
             </w:pPr>
-            <w:hyperlink w:history="1" r:id="rIdxacfiuytsc0ffd5jfdyi2">
+            <w:hyperlink w:history="1" r:id="rIduoxri61w32lxt3bwa_th1">
               <w:r>
                 <w:rPr>
                   <w:rFonts w:ascii="Arial" w:cs="Arial" w:eastAsia="Arial" w:hAnsi="Arial"/>
@@ -27007,7 +27007,7 @@
             <w:pPr>
               <w:spacing w:after="20" w:before="0"/>
             </w:pPr>
-            <w:hyperlink w:history="1" r:id="rIdqhaj5qu_t2nca1wce9ggo">
+            <w:hyperlink w:history="1" r:id="rIdxx4m16y0-qr7inw0z8jah">
               <w:r>
                 <w:rPr>
                   <w:rFonts w:ascii="Arial" w:cs="Arial" w:eastAsia="Arial" w:hAnsi="Arial"/>
@@ -27040,7 +27040,7 @@
               <w:spacing w:after="10" w:before="0"/>
               <w:ind w:left="120"/>
             </w:pPr>
-            <w:hyperlink w:history="1" r:id="rIdusucekqt7yloieqxtavdl">
+            <w:hyperlink w:history="1" r:id="rIdofedckqwevvl1qjzzgzzq">
               <w:r>
                 <w:rPr>
                   <w:rFonts w:ascii="Arial" w:cs="Arial" w:eastAsia="Arial" w:hAnsi="Arial"/>
@@ -27235,7 +27235,7 @@
             <w:pPr>
               <w:spacing w:after="20" w:before="0"/>
             </w:pPr>
-            <w:hyperlink w:history="1" r:id="rIdlv1vi_ox9ekl9-bmwlt44">
+            <w:hyperlink w:history="1" r:id="rIdc0iknqounoceuzqelvdgd">
               <w:r>
                 <w:rPr>
                   <w:rFonts w:ascii="Arial" w:cs="Arial" w:eastAsia="Arial" w:hAnsi="Arial"/>
@@ -27268,7 +27268,7 @@
               <w:spacing w:after="10" w:before="0"/>
               <w:ind w:left="120"/>
             </w:pPr>
-            <w:hyperlink w:history="1" r:id="rIdpdyt_iidiicnf46ogsu-h">
+            <w:hyperlink w:history="1" r:id="rIdoret4q_8m2e2yzzv5-env">
               <w:r>
                 <w:rPr>
                   <w:rFonts w:ascii="Arial" w:cs="Arial" w:eastAsia="Arial" w:hAnsi="Arial"/>
@@ -27313,7 +27313,7 @@
             <w:pPr>
               <w:spacing w:after="20" w:before="0"/>
             </w:pPr>
-            <w:hyperlink w:history="1" r:id="rIdkqkbhwwlraoawt2d4akyq">
+            <w:hyperlink w:history="1" r:id="rIdcdotsaflwlvq4k-ktsf8t">
               <w:r>
                 <w:rPr>
                   <w:rFonts w:ascii="Arial" w:cs="Arial" w:eastAsia="Arial" w:hAnsi="Arial"/>
@@ -27346,7 +27346,7 @@
               <w:spacing w:after="10" w:before="0"/>
               <w:ind w:left="120"/>
             </w:pPr>
-            <w:hyperlink w:history="1" r:id="rIdyydwt7laawzj-s0ibainx">
+            <w:hyperlink w:history="1" r:id="rIdi14edvjxdo7rwdsmc420f">
               <w:r>
                 <w:rPr>
                   <w:rFonts w:ascii="Arial" w:cs="Arial" w:eastAsia="Arial" w:hAnsi="Arial"/>
@@ -28833,7 +28833,7 @@
             <w:pPr>
               <w:spacing w:after="20" w:before="0"/>
             </w:pPr>
-            <w:hyperlink w:history="1" r:id="rIdo_btmxln4h5-vjkhx13ec">
+            <w:hyperlink w:history="1" r:id="rIduug10hafyulki1qeqcuez">
               <w:r>
                 <w:rPr>
                   <w:rFonts w:ascii="Arial" w:cs="Arial" w:eastAsia="Arial" w:hAnsi="Arial"/>
@@ -28866,7 +28866,7 @@
               <w:spacing w:after="10" w:before="0"/>
               <w:ind w:left="120"/>
             </w:pPr>
-            <w:hyperlink w:history="1" r:id="rIdcvblfnb0yk_xr8nbi7ypa">
+            <w:hyperlink w:history="1" r:id="rIda7gnesl5uqfkafrayhzw4">
               <w:r>
                 <w:rPr>
                   <w:rFonts w:ascii="Arial" w:cs="Arial" w:eastAsia="Arial" w:hAnsi="Arial"/>
@@ -28911,7 +28911,7 @@
             <w:pPr>
               <w:spacing w:after="20" w:before="0"/>
             </w:pPr>
-            <w:hyperlink w:history="1" r:id="rIdigd-jxlbwpmjgnjmoqrfi">
+            <w:hyperlink w:history="1" r:id="rIdw_dtwvvlomys1xa_45glk">
               <w:r>
                 <w:rPr>
                   <w:rFonts w:ascii="Arial" w:cs="Arial" w:eastAsia="Arial" w:hAnsi="Arial"/>
@@ -28944,7 +28944,7 @@
               <w:spacing w:after="10" w:before="0"/>
               <w:ind w:left="120"/>
             </w:pPr>
-            <w:hyperlink w:history="1" r:id="rIdf8q_8r9-xnfmhbzssfhn9">
+            <w:hyperlink w:history="1" r:id="rIdmzomrrocw1kyh5kcyxpoo">
               <w:r>
                 <w:rPr>
                   <w:rFonts w:ascii="Arial" w:cs="Arial" w:eastAsia="Arial" w:hAnsi="Arial"/>
@@ -29139,7 +29139,7 @@
             <w:pPr>
               <w:spacing w:after="20" w:before="0"/>
             </w:pPr>
-            <w:hyperlink w:history="1" r:id="rIdrd3rna9zirh299hb5dja5">
+            <w:hyperlink w:history="1" r:id="rIdxeh3qu9qgca-quo-y1rh0">
               <w:r>
                 <w:rPr>
                   <w:rFonts w:ascii="Arial" w:cs="Arial" w:eastAsia="Arial" w:hAnsi="Arial"/>
@@ -29172,7 +29172,7 @@
               <w:spacing w:after="10" w:before="0"/>
               <w:ind w:left="120"/>
             </w:pPr>
-            <w:hyperlink w:history="1" r:id="rIdzftnubjppwgx8nyhaxbwb">
+            <w:hyperlink w:history="1" r:id="rIdamte3aalaceyrnwucxyrl">
               <w:r>
                 <w:rPr>
                   <w:rFonts w:ascii="Arial" w:cs="Arial" w:eastAsia="Arial" w:hAnsi="Arial"/>
@@ -29217,7 +29217,7 @@
             <w:pPr>
               <w:spacing w:after="20" w:before="0"/>
             </w:pPr>
-            <w:hyperlink w:history="1" r:id="rIdhelw6-unpjewnmaqaa8b6">
+            <w:hyperlink w:history="1" r:id="rIdibtgz6kcdi1kngajztfv9">
               <w:r>
                 <w:rPr>
                   <w:rFonts w:ascii="Arial" w:cs="Arial" w:eastAsia="Arial" w:hAnsi="Arial"/>
@@ -29250,7 +29250,7 @@
               <w:spacing w:after="10" w:before="0"/>
               <w:ind w:left="120"/>
             </w:pPr>
-            <w:hyperlink w:history="1" r:id="rIdrujl01y1lp_hm80a3slfs">
+            <w:hyperlink w:history="1" r:id="rId50d-b2_ecfhu5al9codec">
               <w:r>
                 <w:rPr>
                   <w:rFonts w:ascii="Arial" w:cs="Arial" w:eastAsia="Arial" w:hAnsi="Arial"/>
@@ -29445,7 +29445,7 @@
             <w:pPr>
               <w:spacing w:after="20" w:before="0"/>
             </w:pPr>
-            <w:hyperlink w:history="1" r:id="rIdjfgfl5d99coxrfprja0iy">
+            <w:hyperlink w:history="1" r:id="rIdon7r9swrxxs_oieecrf24">
               <w:r>
                 <w:rPr>
                   <w:rFonts w:ascii="Arial" w:cs="Arial" w:eastAsia="Arial" w:hAnsi="Arial"/>
@@ -29478,7 +29478,7 @@
               <w:spacing w:after="10" w:before="0"/>
               <w:ind w:left="120"/>
             </w:pPr>
-            <w:hyperlink w:history="1" r:id="rIdkwt_k_s6qoctc9orjpspq">
+            <w:hyperlink w:history="1" r:id="rIdi5fwbob-q6g8mj_pfjs1n">
               <w:r>
                 <w:rPr>
                   <w:rFonts w:ascii="Arial" w:cs="Arial" w:eastAsia="Arial" w:hAnsi="Arial"/>
@@ -29523,7 +29523,7 @@
             <w:pPr>
               <w:spacing w:after="20" w:before="0"/>
             </w:pPr>
-            <w:hyperlink w:history="1" r:id="rId0-zmgp7d-zsrlcigg6jtn">
+            <w:hyperlink w:history="1" r:id="rId5qsgti1w-qh6jr9jlhuc3">
               <w:r>
                 <w:rPr>
                   <w:rFonts w:ascii="Arial" w:cs="Arial" w:eastAsia="Arial" w:hAnsi="Arial"/>
@@ -29556,7 +29556,7 @@
               <w:spacing w:after="10" w:before="0"/>
               <w:ind w:left="120"/>
             </w:pPr>
-            <w:hyperlink w:history="1" r:id="rIdkojlrbtyivvmuxonoc-lj">
+            <w:hyperlink w:history="1" r:id="rIdqrwnfwcyrulxqerdtydd5">
               <w:r>
                 <w:rPr>
                   <w:rFonts w:ascii="Arial" w:cs="Arial" w:eastAsia="Arial" w:hAnsi="Arial"/>
@@ -29751,7 +29751,7 @@
             <w:pPr>
               <w:spacing w:after="20" w:before="0"/>
             </w:pPr>
-            <w:hyperlink w:history="1" r:id="rIdyuzd2_kd5rdkv5g14xypq">
+            <w:hyperlink w:history="1" r:id="rIdrfuyce9ird-1pqlch5sd9">
               <w:r>
                 <w:rPr>
                   <w:rFonts w:ascii="Arial" w:cs="Arial" w:eastAsia="Arial" w:hAnsi="Arial"/>
@@ -29784,7 +29784,7 @@
               <w:spacing w:after="10" w:before="0"/>
               <w:ind w:left="120"/>
             </w:pPr>
-            <w:hyperlink w:history="1" r:id="rIdxpqnpwjchxqrhaiug0pgk">
+            <w:hyperlink w:history="1" r:id="rIdo36fvln9yhjxuq-lhjyyj">
               <w:r>
                 <w:rPr>
                   <w:rFonts w:ascii="Arial" w:cs="Arial" w:eastAsia="Arial" w:hAnsi="Arial"/>
@@ -29829,7 +29829,7 @@
             <w:pPr>
               <w:spacing w:after="20" w:before="0"/>
             </w:pPr>
-            <w:hyperlink w:history="1" r:id="rIdx2b7045volyumu3pyypsq">
+            <w:hyperlink w:history="1" r:id="rIdg0o3ezo0p1ath2ku60mp0">
               <w:r>
                 <w:rPr>
                   <w:rFonts w:ascii="Arial" w:cs="Arial" w:eastAsia="Arial" w:hAnsi="Arial"/>
@@ -29862,7 +29862,7 @@
               <w:spacing w:after="10" w:before="0"/>
               <w:ind w:left="120"/>
             </w:pPr>
-            <w:hyperlink w:history="1" r:id="rIdt5in3bard8sc-cgze2xmn">
+            <w:hyperlink w:history="1" r:id="rIdqacyyhjr-7cyitsbqsnr9">
               <w:r>
                 <w:rPr>
                   <w:rFonts w:ascii="Arial" w:cs="Arial" w:eastAsia="Arial" w:hAnsi="Arial"/>
@@ -30057,7 +30057,7 @@
             <w:pPr>
               <w:spacing w:after="20" w:before="0"/>
             </w:pPr>
-            <w:hyperlink w:history="1" r:id="rIdnmjuyqoheqelp0e_2j4gq">
+            <w:hyperlink w:history="1" r:id="rIdbi7m_rqa-nlmvjnseh1yp">
               <w:r>
                 <w:rPr>
                   <w:rFonts w:ascii="Arial" w:cs="Arial" w:eastAsia="Arial" w:hAnsi="Arial"/>
@@ -30090,7 +30090,7 @@
               <w:spacing w:after="10" w:before="0"/>
               <w:ind w:left="120"/>
             </w:pPr>
-            <w:hyperlink w:history="1" r:id="rIdi2n_z884blrezy3efdmtd">
+            <w:hyperlink w:history="1" r:id="rIdjpnktfogndhnjlza6sc2i">
               <w:r>
                 <w:rPr>
                   <w:rFonts w:ascii="Arial" w:cs="Arial" w:eastAsia="Arial" w:hAnsi="Arial"/>
@@ -30135,7 +30135,7 @@
             <w:pPr>
               <w:spacing w:after="20" w:before="0"/>
             </w:pPr>
-            <w:hyperlink w:history="1" r:id="rId2qvpgmwbspu7wyj0mlxyf">
+            <w:hyperlink w:history="1" r:id="rId8cr46owbj-clsbg-gcv9t">
               <w:r>
                 <w:rPr>
                   <w:rFonts w:ascii="Arial" w:cs="Arial" w:eastAsia="Arial" w:hAnsi="Arial"/>
@@ -30168,7 +30168,7 @@
               <w:spacing w:after="10" w:before="0"/>
               <w:ind w:left="120"/>
             </w:pPr>
-            <w:hyperlink w:history="1" r:id="rId-w_wwkpsou87jc203buvu">
+            <w:hyperlink w:history="1" r:id="rId-tsmfthm2gbo_ruhmslle">
               <w:r>
                 <w:rPr>
                   <w:rFonts w:ascii="Arial" w:cs="Arial" w:eastAsia="Arial" w:hAnsi="Arial"/>

--- a/data/outputs/v2/Maths/SS3.2_Rotation/Mathematics_Rotation_CBE_LessonSequence.docx
+++ b/data/outputs/v2/Maths/SS3.2_Rotation/Mathematics_Rotation_CBE_LessonSequence.docx
@@ -3340,7 +3340,7 @@
             <w:pPr>
               <w:spacing w:after="20" w:before="0"/>
             </w:pPr>
-            <w:hyperlink w:history="1" r:id="rIdn1wess2mjmttc6yii-81m">
+            <w:hyperlink w:history="1" r:id="rIdwj8myw3cof4fsqeoellok">
               <w:r>
                 <w:rPr>
                   <w:rFonts w:ascii="Arial" w:cs="Arial" w:eastAsia="Arial" w:hAnsi="Arial"/>
@@ -3373,7 +3373,7 @@
               <w:spacing w:after="10" w:before="0"/>
               <w:ind w:left="120"/>
             </w:pPr>
-            <w:hyperlink w:history="1" r:id="rIdw7xds7yizo67v0ip4rih8">
+            <w:hyperlink w:history="1" r:id="rIdyb5101pkt9xzymm80nkh7">
               <w:r>
                 <w:rPr>
                   <w:rFonts w:ascii="Arial" w:cs="Arial" w:eastAsia="Arial" w:hAnsi="Arial"/>
@@ -3418,7 +3418,7 @@
             <w:pPr>
               <w:spacing w:after="20" w:before="0"/>
             </w:pPr>
-            <w:hyperlink w:history="1" r:id="rIdjxyir_7hllm09iwfmqu3i">
+            <w:hyperlink w:history="1" r:id="rIdf89gfn1kjnss7-wgme3kj">
               <w:r>
                 <w:rPr>
                   <w:rFonts w:ascii="Arial" w:cs="Arial" w:eastAsia="Arial" w:hAnsi="Arial"/>
@@ -3451,7 +3451,7 @@
               <w:spacing w:after="10" w:before="0"/>
               <w:ind w:left="120"/>
             </w:pPr>
-            <w:hyperlink w:history="1" r:id="rId360orsjx_ptyexskptnfh">
+            <w:hyperlink w:history="1" r:id="rIdm_zhs5q0zbvkxft3j2o7l">
               <w:r>
                 <w:rPr>
                   <w:rFonts w:ascii="Arial" w:cs="Arial" w:eastAsia="Arial" w:hAnsi="Arial"/>
@@ -3646,7 +3646,7 @@
             <w:pPr>
               <w:spacing w:after="20" w:before="0"/>
             </w:pPr>
-            <w:hyperlink w:history="1" r:id="rIdwlbwshn1xexb7tsjcsd6r">
+            <w:hyperlink w:history="1" r:id="rIdsr9vxsr0zcwfbpddoh9lc">
               <w:r>
                 <w:rPr>
                   <w:rFonts w:ascii="Arial" w:cs="Arial" w:eastAsia="Arial" w:hAnsi="Arial"/>
@@ -3679,7 +3679,7 @@
               <w:spacing w:after="10" w:before="0"/>
               <w:ind w:left="120"/>
             </w:pPr>
-            <w:hyperlink w:history="1" r:id="rId4g-tqgfecig-qhl7gbstp">
+            <w:hyperlink w:history="1" r:id="rIdu43xxlu6lwkpgjksgmtne">
               <w:r>
                 <w:rPr>
                   <w:rFonts w:ascii="Arial" w:cs="Arial" w:eastAsia="Arial" w:hAnsi="Arial"/>
@@ -3724,7 +3724,7 @@
             <w:pPr>
               <w:spacing w:after="20" w:before="0"/>
             </w:pPr>
-            <w:hyperlink w:history="1" r:id="rIdwwxznkgrwvsa0fntb8-tz">
+            <w:hyperlink w:history="1" r:id="rIdldgu5hfel90j-qh0w99um">
               <w:r>
                 <w:rPr>
                   <w:rFonts w:ascii="Arial" w:cs="Arial" w:eastAsia="Arial" w:hAnsi="Arial"/>
@@ -3757,7 +3757,7 @@
               <w:spacing w:after="10" w:before="0"/>
               <w:ind w:left="120"/>
             </w:pPr>
-            <w:hyperlink w:history="1" r:id="rIdg8tjwxgn9esgr8mqaowur">
+            <w:hyperlink w:history="1" r:id="rIdhh_xbsqj1rcdta6gc2pct">
               <w:r>
                 <w:rPr>
                   <w:rFonts w:ascii="Arial" w:cs="Arial" w:eastAsia="Arial" w:hAnsi="Arial"/>
@@ -3952,7 +3952,7 @@
             <w:pPr>
               <w:spacing w:after="20" w:before="0"/>
             </w:pPr>
-            <w:hyperlink w:history="1" r:id="rIdaqii1w4wzkjl-0kf-jhmg">
+            <w:hyperlink w:history="1" r:id="rIduwsqq0rdltggsqvjtyxlp">
               <w:r>
                 <w:rPr>
                   <w:rFonts w:ascii="Arial" w:cs="Arial" w:eastAsia="Arial" w:hAnsi="Arial"/>
@@ -3985,7 +3985,7 @@
               <w:spacing w:after="10" w:before="0"/>
               <w:ind w:left="120"/>
             </w:pPr>
-            <w:hyperlink w:history="1" r:id="rIdos_5d_o9c_rl96ds_ewbg">
+            <w:hyperlink w:history="1" r:id="rIdylt9whci2ft97aloz3nxi">
               <w:r>
                 <w:rPr>
                   <w:rFonts w:ascii="Arial" w:cs="Arial" w:eastAsia="Arial" w:hAnsi="Arial"/>
@@ -4030,7 +4030,7 @@
             <w:pPr>
               <w:spacing w:after="20" w:before="0"/>
             </w:pPr>
-            <w:hyperlink w:history="1" r:id="rIdc4bkzffg4rnnj86gfxukq">
+            <w:hyperlink w:history="1" r:id="rIdr33svb2wcj1fzm7hhwtmu">
               <w:r>
                 <w:rPr>
                   <w:rFonts w:ascii="Arial" w:cs="Arial" w:eastAsia="Arial" w:hAnsi="Arial"/>
@@ -4063,7 +4063,7 @@
               <w:spacing w:after="10" w:before="0"/>
               <w:ind w:left="120"/>
             </w:pPr>
-            <w:hyperlink w:history="1" r:id="rIdrxskzaevvbt9cxg1_de4d">
+            <w:hyperlink w:history="1" r:id="rIdjr50xxivb2sesdqgo7k1b">
               <w:r>
                 <w:rPr>
                   <w:rFonts w:ascii="Arial" w:cs="Arial" w:eastAsia="Arial" w:hAnsi="Arial"/>
@@ -4258,7 +4258,7 @@
             <w:pPr>
               <w:spacing w:after="20" w:before="0"/>
             </w:pPr>
-            <w:hyperlink w:history="1" r:id="rIdq_9zlbbkda8t0sxgu0cxt">
+            <w:hyperlink w:history="1" r:id="rIdmb0svrjatbzzkhcjmmi4x">
               <w:r>
                 <w:rPr>
                   <w:rFonts w:ascii="Arial" w:cs="Arial" w:eastAsia="Arial" w:hAnsi="Arial"/>
@@ -4291,7 +4291,7 @@
               <w:spacing w:after="10" w:before="0"/>
               <w:ind w:left="120"/>
             </w:pPr>
-            <w:hyperlink w:history="1" r:id="rIdaq2hdwjaps0nhlphsqqrd">
+            <w:hyperlink w:history="1" r:id="rIdtrnrm9kl8tqkod2tqffor">
               <w:r>
                 <w:rPr>
                   <w:rFonts w:ascii="Arial" w:cs="Arial" w:eastAsia="Arial" w:hAnsi="Arial"/>
@@ -4336,7 +4336,7 @@
             <w:pPr>
               <w:spacing w:after="20" w:before="0"/>
             </w:pPr>
-            <w:hyperlink w:history="1" r:id="rIdmccqvsuffspp0k4_duqve">
+            <w:hyperlink w:history="1" r:id="rIdkgqxnom6ceoh9akxnbzsh">
               <w:r>
                 <w:rPr>
                   <w:rFonts w:ascii="Arial" w:cs="Arial" w:eastAsia="Arial" w:hAnsi="Arial"/>
@@ -4369,7 +4369,7 @@
               <w:spacing w:after="10" w:before="0"/>
               <w:ind w:left="120"/>
             </w:pPr>
-            <w:hyperlink w:history="1" r:id="rIdgntkm3axxpgogogcbmq41">
+            <w:hyperlink w:history="1" r:id="rIdbs-hrey5buhfg28unvz0u">
               <w:r>
                 <w:rPr>
                   <w:rFonts w:ascii="Arial" w:cs="Arial" w:eastAsia="Arial" w:hAnsi="Arial"/>
@@ -4564,7 +4564,7 @@
             <w:pPr>
               <w:spacing w:after="20" w:before="0"/>
             </w:pPr>
-            <w:hyperlink w:history="1" r:id="rId3ztmg0ipgf8szzynpk5-f">
+            <w:hyperlink w:history="1" r:id="rIdiqob3fsmm89rxp_of4u8i">
               <w:r>
                 <w:rPr>
                   <w:rFonts w:ascii="Arial" w:cs="Arial" w:eastAsia="Arial" w:hAnsi="Arial"/>
@@ -4597,7 +4597,7 @@
               <w:spacing w:after="10" w:before="0"/>
               <w:ind w:left="120"/>
             </w:pPr>
-            <w:hyperlink w:history="1" r:id="rIdohpcuti007za3rdyv29t8">
+            <w:hyperlink w:history="1" r:id="rIdhjjaose8qduu-qtb_ylnx">
               <w:r>
                 <w:rPr>
                   <w:rFonts w:ascii="Arial" w:cs="Arial" w:eastAsia="Arial" w:hAnsi="Arial"/>
@@ -4642,7 +4642,7 @@
             <w:pPr>
               <w:spacing w:after="20" w:before="0"/>
             </w:pPr>
-            <w:hyperlink w:history="1" r:id="rIdz348eids_cbomrsh73zni">
+            <w:hyperlink w:history="1" r:id="rId_eyzmvwvilrjrciem3gg9">
               <w:r>
                 <w:rPr>
                   <w:rFonts w:ascii="Arial" w:cs="Arial" w:eastAsia="Arial" w:hAnsi="Arial"/>
@@ -4675,7 +4675,7 @@
               <w:spacing w:after="10" w:before="0"/>
               <w:ind w:left="120"/>
             </w:pPr>
-            <w:hyperlink w:history="1" r:id="rIdmtiuh-efvmdxnt_qf1vpg">
+            <w:hyperlink w:history="1" r:id="rIdvvnmr4zr2uapsqj7svm8s">
               <w:r>
                 <w:rPr>
                   <w:rFonts w:ascii="Arial" w:cs="Arial" w:eastAsia="Arial" w:hAnsi="Arial"/>
@@ -6257,7 +6257,7 @@
             <w:pPr>
               <w:spacing w:after="20" w:before="0"/>
             </w:pPr>
-            <w:hyperlink w:history="1" r:id="rId1qe3ek3rdj1mvmms-_lwj">
+            <w:hyperlink w:history="1" r:id="rIdpucu6ku6ai77pybrq8qso">
               <w:r>
                 <w:rPr>
                   <w:rFonts w:ascii="Arial" w:cs="Arial" w:eastAsia="Arial" w:hAnsi="Arial"/>
@@ -6290,7 +6290,7 @@
               <w:spacing w:after="10" w:before="0"/>
               <w:ind w:left="120"/>
             </w:pPr>
-            <w:hyperlink w:history="1" r:id="rIdyshukd1d3qyzdbe0dehkc">
+            <w:hyperlink w:history="1" r:id="rIdv-ru9sbuqqwaknsp5ymyc">
               <w:r>
                 <w:rPr>
                   <w:rFonts w:ascii="Arial" w:cs="Arial" w:eastAsia="Arial" w:hAnsi="Arial"/>
@@ -6335,7 +6335,7 @@
             <w:pPr>
               <w:spacing w:after="20" w:before="0"/>
             </w:pPr>
-            <w:hyperlink w:history="1" r:id="rIdv2vxetjkph3dvqzvcguxc">
+            <w:hyperlink w:history="1" r:id="rIdr7udzkgu4efmuckvqd0ov">
               <w:r>
                 <w:rPr>
                   <w:rFonts w:ascii="Arial" w:cs="Arial" w:eastAsia="Arial" w:hAnsi="Arial"/>
@@ -6368,7 +6368,7 @@
               <w:spacing w:after="10" w:before="0"/>
               <w:ind w:left="120"/>
             </w:pPr>
-            <w:hyperlink w:history="1" r:id="rId0oaxq3xw2gsdczwptqpog">
+            <w:hyperlink w:history="1" r:id="rIdrprdrrdaz2q8ykuwp6_4o">
               <w:r>
                 <w:rPr>
                   <w:rFonts w:ascii="Arial" w:cs="Arial" w:eastAsia="Arial" w:hAnsi="Arial"/>
@@ -6563,7 +6563,7 @@
             <w:pPr>
               <w:spacing w:after="20" w:before="0"/>
             </w:pPr>
-            <w:hyperlink w:history="1" r:id="rIdbgjkqgmalfsooc8t7licc">
+            <w:hyperlink w:history="1" r:id="rIdktxp0p5rr3dowk-qj_plv">
               <w:r>
                 <w:rPr>
                   <w:rFonts w:ascii="Arial" w:cs="Arial" w:eastAsia="Arial" w:hAnsi="Arial"/>
@@ -6596,7 +6596,7 @@
               <w:spacing w:after="10" w:before="0"/>
               <w:ind w:left="120"/>
             </w:pPr>
-            <w:hyperlink w:history="1" r:id="rIdncxpeqp17rxm3vs8oczcv">
+            <w:hyperlink w:history="1" r:id="rIdrt0avornavtndbn1krbov">
               <w:r>
                 <w:rPr>
                   <w:rFonts w:ascii="Arial" w:cs="Arial" w:eastAsia="Arial" w:hAnsi="Arial"/>
@@ -6641,7 +6641,7 @@
             <w:pPr>
               <w:spacing w:after="20" w:before="0"/>
             </w:pPr>
-            <w:hyperlink w:history="1" r:id="rId7pt77kbo30il7plwd0o5u">
+            <w:hyperlink w:history="1" r:id="rId2pvtotmwlldgist4eu_np">
               <w:r>
                 <w:rPr>
                   <w:rFonts w:ascii="Arial" w:cs="Arial" w:eastAsia="Arial" w:hAnsi="Arial"/>
@@ -6674,7 +6674,7 @@
               <w:spacing w:after="10" w:before="0"/>
               <w:ind w:left="120"/>
             </w:pPr>
-            <w:hyperlink w:history="1" r:id="rIdqfvejetu7whn6zzbumgoq">
+            <w:hyperlink w:history="1" r:id="rIdj8ync99ibpibja1wcujnc">
               <w:r>
                 <w:rPr>
                   <w:rFonts w:ascii="Arial" w:cs="Arial" w:eastAsia="Arial" w:hAnsi="Arial"/>
@@ -6869,7 +6869,7 @@
             <w:pPr>
               <w:spacing w:after="20" w:before="0"/>
             </w:pPr>
-            <w:hyperlink w:history="1" r:id="rIdgpqy8e9hbbehp8nc39u7z">
+            <w:hyperlink w:history="1" r:id="rIduemdjoy-bkkvfjbixoj-m">
               <w:r>
                 <w:rPr>
                   <w:rFonts w:ascii="Arial" w:cs="Arial" w:eastAsia="Arial" w:hAnsi="Arial"/>
@@ -6902,7 +6902,7 @@
               <w:spacing w:after="10" w:before="0"/>
               <w:ind w:left="120"/>
             </w:pPr>
-            <w:hyperlink w:history="1" r:id="rIdr0eiiw8dtesmbzropcowe">
+            <w:hyperlink w:history="1" r:id="rId5ww5acwuhdovprihseig7">
               <w:r>
                 <w:rPr>
                   <w:rFonts w:ascii="Arial" w:cs="Arial" w:eastAsia="Arial" w:hAnsi="Arial"/>
@@ -6947,7 +6947,7 @@
             <w:pPr>
               <w:spacing w:after="20" w:before="0"/>
             </w:pPr>
-            <w:hyperlink w:history="1" r:id="rIdvh2-g-auciaojw3ug_yei">
+            <w:hyperlink w:history="1" r:id="rIdi95hlxwwg9xpqsmyaat5b">
               <w:r>
                 <w:rPr>
                   <w:rFonts w:ascii="Arial" w:cs="Arial" w:eastAsia="Arial" w:hAnsi="Arial"/>
@@ -6980,7 +6980,7 @@
               <w:spacing w:after="10" w:before="0"/>
               <w:ind w:left="120"/>
             </w:pPr>
-            <w:hyperlink w:history="1" r:id="rId8r1ai_uk4xsaj5zx91-58">
+            <w:hyperlink w:history="1" r:id="rId2qmve-h1iqfekocragkqo">
               <w:r>
                 <w:rPr>
                   <w:rFonts w:ascii="Arial" w:cs="Arial" w:eastAsia="Arial" w:hAnsi="Arial"/>
@@ -7175,7 +7175,7 @@
             <w:pPr>
               <w:spacing w:after="20" w:before="0"/>
             </w:pPr>
-            <w:hyperlink w:history="1" r:id="rId8d_z4knvrtnmtzg_fcjkl">
+            <w:hyperlink w:history="1" r:id="rIdutypzwv3dohnyr6jk9o8u">
               <w:r>
                 <w:rPr>
                   <w:rFonts w:ascii="Arial" w:cs="Arial" w:eastAsia="Arial" w:hAnsi="Arial"/>
@@ -7208,7 +7208,7 @@
               <w:spacing w:after="10" w:before="0"/>
               <w:ind w:left="120"/>
             </w:pPr>
-            <w:hyperlink w:history="1" r:id="rIdfp_gniayslp_p_ongu4ys">
+            <w:hyperlink w:history="1" r:id="rIdn9uamyzd6leurecm_stuj">
               <w:r>
                 <w:rPr>
                   <w:rFonts w:ascii="Arial" w:cs="Arial" w:eastAsia="Arial" w:hAnsi="Arial"/>
@@ -7253,7 +7253,7 @@
             <w:pPr>
               <w:spacing w:after="20" w:before="0"/>
             </w:pPr>
-            <w:hyperlink w:history="1" r:id="rIdzusn9hepl9bb89_dndyiw">
+            <w:hyperlink w:history="1" r:id="rIdu4kgpd5ex09g6mjkvncz1">
               <w:r>
                 <w:rPr>
                   <w:rFonts w:ascii="Arial" w:cs="Arial" w:eastAsia="Arial" w:hAnsi="Arial"/>
@@ -7286,7 +7286,7 @@
               <w:spacing w:after="10" w:before="0"/>
               <w:ind w:left="120"/>
             </w:pPr>
-            <w:hyperlink w:history="1" r:id="rIdmk8sq2ejitcjtx6agnqbe">
+            <w:hyperlink w:history="1" r:id="rIdkauul2l-tqsbqm5snyyud">
               <w:r>
                 <w:rPr>
                   <w:rFonts w:ascii="Arial" w:cs="Arial" w:eastAsia="Arial" w:hAnsi="Arial"/>
@@ -7481,7 +7481,7 @@
             <w:pPr>
               <w:spacing w:after="20" w:before="0"/>
             </w:pPr>
-            <w:hyperlink w:history="1" r:id="rIdf3emwnec1bacaxhpa0to7">
+            <w:hyperlink w:history="1" r:id="rIdopjw2mezafosaenrq5rvc">
               <w:r>
                 <w:rPr>
                   <w:rFonts w:ascii="Arial" w:cs="Arial" w:eastAsia="Arial" w:hAnsi="Arial"/>
@@ -7514,7 +7514,7 @@
               <w:spacing w:after="10" w:before="0"/>
               <w:ind w:left="120"/>
             </w:pPr>
-            <w:hyperlink w:history="1" r:id="rIdjdh-ns-urwyzlqpseg3ab">
+            <w:hyperlink w:history="1" r:id="rIdr36lgc3okubbe5p5cbqug">
               <w:r>
                 <w:rPr>
                   <w:rFonts w:ascii="Arial" w:cs="Arial" w:eastAsia="Arial" w:hAnsi="Arial"/>
@@ -7559,7 +7559,7 @@
             <w:pPr>
               <w:spacing w:after="20" w:before="0"/>
             </w:pPr>
-            <w:hyperlink w:history="1" r:id="rIdxzgpy2ufe84fyxwp4fyfc">
+            <w:hyperlink w:history="1" r:id="rIdsbigckfdfw80o23wey3aa">
               <w:r>
                 <w:rPr>
                   <w:rFonts w:ascii="Arial" w:cs="Arial" w:eastAsia="Arial" w:hAnsi="Arial"/>
@@ -7592,7 +7592,7 @@
               <w:spacing w:after="10" w:before="0"/>
               <w:ind w:left="120"/>
             </w:pPr>
-            <w:hyperlink w:history="1" r:id="rIdfhlsept5wfdsok-5g8-i6">
+            <w:hyperlink w:history="1" r:id="rIdun6t2xbdhazg9afvt9mbz">
               <w:r>
                 <w:rPr>
                   <w:rFonts w:ascii="Arial" w:cs="Arial" w:eastAsia="Arial" w:hAnsi="Arial"/>
@@ -9079,7 +9079,7 @@
             <w:pPr>
               <w:spacing w:after="20" w:before="0"/>
             </w:pPr>
-            <w:hyperlink w:history="1" r:id="rIdvruusz-qovechg1i_7vxs">
+            <w:hyperlink w:history="1" r:id="rIdiekqz_kzdte0sm4ybcimf">
               <w:r>
                 <w:rPr>
                   <w:rFonts w:ascii="Arial" w:cs="Arial" w:eastAsia="Arial" w:hAnsi="Arial"/>
@@ -9112,7 +9112,7 @@
               <w:spacing w:after="10" w:before="0"/>
               <w:ind w:left="120"/>
             </w:pPr>
-            <w:hyperlink w:history="1" r:id="rIdsxhs0n6m6myiyuwtfluco">
+            <w:hyperlink w:history="1" r:id="rIdt9rjs3bo-kc87v9lomy3u">
               <w:r>
                 <w:rPr>
                   <w:rFonts w:ascii="Arial" w:cs="Arial" w:eastAsia="Arial" w:hAnsi="Arial"/>
@@ -9157,7 +9157,7 @@
             <w:pPr>
               <w:spacing w:after="20" w:before="0"/>
             </w:pPr>
-            <w:hyperlink w:history="1" r:id="rIdxx2puug4tc_2v6wcwaswg">
+            <w:hyperlink w:history="1" r:id="rId5odrccfoaaplrfdmudnj1">
               <w:r>
                 <w:rPr>
                   <w:rFonts w:ascii="Arial" w:cs="Arial" w:eastAsia="Arial" w:hAnsi="Arial"/>
@@ -9190,7 +9190,7 @@
               <w:spacing w:after="10" w:before="0"/>
               <w:ind w:left="120"/>
             </w:pPr>
-            <w:hyperlink w:history="1" r:id="rIdwuka7ndgnhf7oaurwapz3">
+            <w:hyperlink w:history="1" r:id="rIdynmy7ct5fiobpk8zgawx0">
               <w:r>
                 <w:rPr>
                   <w:rFonts w:ascii="Arial" w:cs="Arial" w:eastAsia="Arial" w:hAnsi="Arial"/>
@@ -9385,7 +9385,7 @@
             <w:pPr>
               <w:spacing w:after="20" w:before="0"/>
             </w:pPr>
-            <w:hyperlink w:history="1" r:id="rIdg5wcspxr9cmg1nrb0xoma">
+            <w:hyperlink w:history="1" r:id="rIdarcgolychj99cvzjxvc80">
               <w:r>
                 <w:rPr>
                   <w:rFonts w:ascii="Arial" w:cs="Arial" w:eastAsia="Arial" w:hAnsi="Arial"/>
@@ -9418,7 +9418,7 @@
               <w:spacing w:after="10" w:before="0"/>
               <w:ind w:left="120"/>
             </w:pPr>
-            <w:hyperlink w:history="1" r:id="rId3z8qtndlj68owl0hqaks2">
+            <w:hyperlink w:history="1" r:id="rIdi6hcgrexa_xxmlqayugdg">
               <w:r>
                 <w:rPr>
                   <w:rFonts w:ascii="Arial" w:cs="Arial" w:eastAsia="Arial" w:hAnsi="Arial"/>
@@ -9463,7 +9463,7 @@
             <w:pPr>
               <w:spacing w:after="20" w:before="0"/>
             </w:pPr>
-            <w:hyperlink w:history="1" r:id="rIdgd3gsybsvk4hxpbhw5idg">
+            <w:hyperlink w:history="1" r:id="rIdeirtog89tqefmpn63xgv0">
               <w:r>
                 <w:rPr>
                   <w:rFonts w:ascii="Arial" w:cs="Arial" w:eastAsia="Arial" w:hAnsi="Arial"/>
@@ -9496,7 +9496,7 @@
               <w:spacing w:after="10" w:before="0"/>
               <w:ind w:left="120"/>
             </w:pPr>
-            <w:hyperlink w:history="1" r:id="rId6dzrnllmvnfrscaexuows">
+            <w:hyperlink w:history="1" r:id="rId9bjyi8vw6aow3kjkecppf">
               <w:r>
                 <w:rPr>
                   <w:rFonts w:ascii="Arial" w:cs="Arial" w:eastAsia="Arial" w:hAnsi="Arial"/>
@@ -9691,7 +9691,7 @@
             <w:pPr>
               <w:spacing w:after="20" w:before="0"/>
             </w:pPr>
-            <w:hyperlink w:history="1" r:id="rIde9i9t0hpmg0mgxddgspqu">
+            <w:hyperlink w:history="1" r:id="rIdrtqw8ss-2ai94m8ce8bcv">
               <w:r>
                 <w:rPr>
                   <w:rFonts w:ascii="Arial" w:cs="Arial" w:eastAsia="Arial" w:hAnsi="Arial"/>
@@ -9724,7 +9724,7 @@
               <w:spacing w:after="10" w:before="0"/>
               <w:ind w:left="120"/>
             </w:pPr>
-            <w:hyperlink w:history="1" r:id="rIdvds_4ntvn8bmy1w8fn4qf">
+            <w:hyperlink w:history="1" r:id="rIduck6poprbfycluomj8wzo">
               <w:r>
                 <w:rPr>
                   <w:rFonts w:ascii="Arial" w:cs="Arial" w:eastAsia="Arial" w:hAnsi="Arial"/>
@@ -9769,7 +9769,7 @@
             <w:pPr>
               <w:spacing w:after="20" w:before="0"/>
             </w:pPr>
-            <w:hyperlink w:history="1" r:id="rId41smrqzb-mmsivxz-v3bu">
+            <w:hyperlink w:history="1" r:id="rIdwmkkflql7m-ei6j279kx1">
               <w:r>
                 <w:rPr>
                   <w:rFonts w:ascii="Arial" w:cs="Arial" w:eastAsia="Arial" w:hAnsi="Arial"/>
@@ -9802,7 +9802,7 @@
               <w:spacing w:after="10" w:before="0"/>
               <w:ind w:left="120"/>
             </w:pPr>
-            <w:hyperlink w:history="1" r:id="rIdcpzhyqv08diydacmyfwni">
+            <w:hyperlink w:history="1" r:id="rId9p1qqs8fqwu1__0cnkfqz">
               <w:r>
                 <w:rPr>
                   <w:rFonts w:ascii="Arial" w:cs="Arial" w:eastAsia="Arial" w:hAnsi="Arial"/>
@@ -9997,7 +9997,7 @@
             <w:pPr>
               <w:spacing w:after="20" w:before="0"/>
             </w:pPr>
-            <w:hyperlink w:history="1" r:id="rId4_0xnctoy1hkvi4hbae27">
+            <w:hyperlink w:history="1" r:id="rIdmwu9ac-ak-dkamzovmk41">
               <w:r>
                 <w:rPr>
                   <w:rFonts w:ascii="Arial" w:cs="Arial" w:eastAsia="Arial" w:hAnsi="Arial"/>
@@ -10030,7 +10030,7 @@
               <w:spacing w:after="10" w:before="0"/>
               <w:ind w:left="120"/>
             </w:pPr>
-            <w:hyperlink w:history="1" r:id="rIdkmu5poqrg36lxpwtvzbij">
+            <w:hyperlink w:history="1" r:id="rId6eqh58joxhmflt5fdibje">
               <w:r>
                 <w:rPr>
                   <w:rFonts w:ascii="Arial" w:cs="Arial" w:eastAsia="Arial" w:hAnsi="Arial"/>
@@ -10075,7 +10075,7 @@
             <w:pPr>
               <w:spacing w:after="20" w:before="0"/>
             </w:pPr>
-            <w:hyperlink w:history="1" r:id="rIdialzs5i7sqnbf-4fqsykt">
+            <w:hyperlink w:history="1" r:id="rIdcrjbgzzqupign5tbkcdhp">
               <w:r>
                 <w:rPr>
                   <w:rFonts w:ascii="Arial" w:cs="Arial" w:eastAsia="Arial" w:hAnsi="Arial"/>
@@ -10108,7 +10108,7 @@
               <w:spacing w:after="10" w:before="0"/>
               <w:ind w:left="120"/>
             </w:pPr>
-            <w:hyperlink w:history="1" r:id="rId-vvakea1tmqqv7qpqdk-l">
+            <w:hyperlink w:history="1" r:id="rIdfryhk15eqefxgwxm5zneg">
               <w:r>
                 <w:rPr>
                   <w:rFonts w:ascii="Arial" w:cs="Arial" w:eastAsia="Arial" w:hAnsi="Arial"/>
@@ -10303,7 +10303,7 @@
             <w:pPr>
               <w:spacing w:after="20" w:before="0"/>
             </w:pPr>
-            <w:hyperlink w:history="1" r:id="rIdx-cyrms6alrwoadxlakch">
+            <w:hyperlink w:history="1" r:id="rIdxh0zny6a36eilry60yni-">
               <w:r>
                 <w:rPr>
                   <w:rFonts w:ascii="Arial" w:cs="Arial" w:eastAsia="Arial" w:hAnsi="Arial"/>
@@ -10336,7 +10336,7 @@
               <w:spacing w:after="10" w:before="0"/>
               <w:ind w:left="120"/>
             </w:pPr>
-            <w:hyperlink w:history="1" r:id="rIdbif1rnot8ot7p6gvsqgm4">
+            <w:hyperlink w:history="1" r:id="rIdpb5pnjhm4sun-tstsuwsr">
               <w:r>
                 <w:rPr>
                   <w:rFonts w:ascii="Arial" w:cs="Arial" w:eastAsia="Arial" w:hAnsi="Arial"/>
@@ -10381,7 +10381,7 @@
             <w:pPr>
               <w:spacing w:after="20" w:before="0"/>
             </w:pPr>
-            <w:hyperlink w:history="1" r:id="rIdq6e8zeboxtciwhcc42asd">
+            <w:hyperlink w:history="1" r:id="rIdla2exz87_llypnd9x8vxg">
               <w:r>
                 <w:rPr>
                   <w:rFonts w:ascii="Arial" w:cs="Arial" w:eastAsia="Arial" w:hAnsi="Arial"/>
@@ -10414,7 +10414,7 @@
               <w:spacing w:after="10" w:before="0"/>
               <w:ind w:left="120"/>
             </w:pPr>
-            <w:hyperlink w:history="1" r:id="rId0qmgz-oyzrtto36frpetd">
+            <w:hyperlink w:history="1" r:id="rIdw0c7rfxsv3vsjhtq4tuay">
               <w:r>
                 <w:rPr>
                   <w:rFonts w:ascii="Arial" w:cs="Arial" w:eastAsia="Arial" w:hAnsi="Arial"/>
@@ -11901,7 +11901,7 @@
             <w:pPr>
               <w:spacing w:after="20" w:before="0"/>
             </w:pPr>
-            <w:hyperlink w:history="1" r:id="rIdwf-lpjpu3ristcjurljo9">
+            <w:hyperlink w:history="1" r:id="rIdydao-b16vhjlzwl7x0y9n">
               <w:r>
                 <w:rPr>
                   <w:rFonts w:ascii="Arial" w:cs="Arial" w:eastAsia="Arial" w:hAnsi="Arial"/>
@@ -11934,7 +11934,7 @@
               <w:spacing w:after="10" w:before="0"/>
               <w:ind w:left="120"/>
             </w:pPr>
-            <w:hyperlink w:history="1" r:id="rIdyhp4m1i2m-ww5k7aw8ygx">
+            <w:hyperlink w:history="1" r:id="rIdxg6ydkgzeghtjcwy1dh5c">
               <w:r>
                 <w:rPr>
                   <w:rFonts w:ascii="Arial" w:cs="Arial" w:eastAsia="Arial" w:hAnsi="Arial"/>
@@ -11979,7 +11979,7 @@
             <w:pPr>
               <w:spacing w:after="20" w:before="0"/>
             </w:pPr>
-            <w:hyperlink w:history="1" r:id="rIdm_kuy5xq9sjmj87ijqrpq">
+            <w:hyperlink w:history="1" r:id="rIdtm7gbvgcj9xd6pdtsiepw">
               <w:r>
                 <w:rPr>
                   <w:rFonts w:ascii="Arial" w:cs="Arial" w:eastAsia="Arial" w:hAnsi="Arial"/>
@@ -12012,7 +12012,7 @@
               <w:spacing w:after="10" w:before="0"/>
               <w:ind w:left="120"/>
             </w:pPr>
-            <w:hyperlink w:history="1" r:id="rId1lhu_95ka2cvgzioum0ma">
+            <w:hyperlink w:history="1" r:id="rId7xtod3i_uypyyahuoeynj">
               <w:r>
                 <w:rPr>
                   <w:rFonts w:ascii="Arial" w:cs="Arial" w:eastAsia="Arial" w:hAnsi="Arial"/>
@@ -12207,7 +12207,7 @@
             <w:pPr>
               <w:spacing w:after="20" w:before="0"/>
             </w:pPr>
-            <w:hyperlink w:history="1" r:id="rIdvvsxh3wgfdhlupvokl0ht">
+            <w:hyperlink w:history="1" r:id="rId5vk0kcxucbnszv_zcnvdb">
               <w:r>
                 <w:rPr>
                   <w:rFonts w:ascii="Arial" w:cs="Arial" w:eastAsia="Arial" w:hAnsi="Arial"/>
@@ -12240,7 +12240,7 @@
               <w:spacing w:after="10" w:before="0"/>
               <w:ind w:left="120"/>
             </w:pPr>
-            <w:hyperlink w:history="1" r:id="rIduhnxhdvdnjjiuqem6mfyf">
+            <w:hyperlink w:history="1" r:id="rIdwnxob4fw4n1oz-is-fusc">
               <w:r>
                 <w:rPr>
                   <w:rFonts w:ascii="Arial" w:cs="Arial" w:eastAsia="Arial" w:hAnsi="Arial"/>
@@ -12285,7 +12285,7 @@
             <w:pPr>
               <w:spacing w:after="20" w:before="0"/>
             </w:pPr>
-            <w:hyperlink w:history="1" r:id="rIdalktwceta2fi7vvjygkxy">
+            <w:hyperlink w:history="1" r:id="rIdqiwsnu-ctcjy-ctfiqomk">
               <w:r>
                 <w:rPr>
                   <w:rFonts w:ascii="Arial" w:cs="Arial" w:eastAsia="Arial" w:hAnsi="Arial"/>
@@ -12318,7 +12318,7 @@
               <w:spacing w:after="10" w:before="0"/>
               <w:ind w:left="120"/>
             </w:pPr>
-            <w:hyperlink w:history="1" r:id="rIdoczwhg64kop1pmhso3tny">
+            <w:hyperlink w:history="1" r:id="rIdx10zmlv-rjanwhkonohau">
               <w:r>
                 <w:rPr>
                   <w:rFonts w:ascii="Arial" w:cs="Arial" w:eastAsia="Arial" w:hAnsi="Arial"/>
@@ -12513,7 +12513,7 @@
             <w:pPr>
               <w:spacing w:after="20" w:before="0"/>
             </w:pPr>
-            <w:hyperlink w:history="1" r:id="rIdpd8od7jgt-p1tfohgx8a2">
+            <w:hyperlink w:history="1" r:id="rIdhpxk-hp-ekivnm9-otqgm">
               <w:r>
                 <w:rPr>
                   <w:rFonts w:ascii="Arial" w:cs="Arial" w:eastAsia="Arial" w:hAnsi="Arial"/>
@@ -12546,7 +12546,7 @@
               <w:spacing w:after="10" w:before="0"/>
               <w:ind w:left="120"/>
             </w:pPr>
-            <w:hyperlink w:history="1" r:id="rId99hkfw3sigd8t0mugzykh">
+            <w:hyperlink w:history="1" r:id="rIdactausoks3cazwvp59yia">
               <w:r>
                 <w:rPr>
                   <w:rFonts w:ascii="Arial" w:cs="Arial" w:eastAsia="Arial" w:hAnsi="Arial"/>
@@ -12591,7 +12591,7 @@
             <w:pPr>
               <w:spacing w:after="20" w:before="0"/>
             </w:pPr>
-            <w:hyperlink w:history="1" r:id="rId-e2vqufkjon4hlqjmkvky">
+            <w:hyperlink w:history="1" r:id="rIdzpeie96dhdbnbzg3affjx">
               <w:r>
                 <w:rPr>
                   <w:rFonts w:ascii="Arial" w:cs="Arial" w:eastAsia="Arial" w:hAnsi="Arial"/>
@@ -12624,7 +12624,7 @@
               <w:spacing w:after="10" w:before="0"/>
               <w:ind w:left="120"/>
             </w:pPr>
-            <w:hyperlink w:history="1" r:id="rIdu9x8_8rfvsddv4w_ghxhd">
+            <w:hyperlink w:history="1" r:id="rId1tesxibqorvs_lkmmplmq">
               <w:r>
                 <w:rPr>
                   <w:rFonts w:ascii="Arial" w:cs="Arial" w:eastAsia="Arial" w:hAnsi="Arial"/>
@@ -12819,7 +12819,7 @@
             <w:pPr>
               <w:spacing w:after="20" w:before="0"/>
             </w:pPr>
-            <w:hyperlink w:history="1" r:id="rIdy1pm0ktdmzrhvfykkqtt6">
+            <w:hyperlink w:history="1" r:id="rIdiijc4gdidcyxhfklh2se_">
               <w:r>
                 <w:rPr>
                   <w:rFonts w:ascii="Arial" w:cs="Arial" w:eastAsia="Arial" w:hAnsi="Arial"/>
@@ -12852,7 +12852,7 @@
               <w:spacing w:after="10" w:before="0"/>
               <w:ind w:left="120"/>
             </w:pPr>
-            <w:hyperlink w:history="1" r:id="rIduajehdqsjx6nencpeaopc">
+            <w:hyperlink w:history="1" r:id="rIdmxh7zwh-ykqve9nn1or2v">
               <w:r>
                 <w:rPr>
                   <w:rFonts w:ascii="Arial" w:cs="Arial" w:eastAsia="Arial" w:hAnsi="Arial"/>
@@ -12897,7 +12897,7 @@
             <w:pPr>
               <w:spacing w:after="20" w:before="0"/>
             </w:pPr>
-            <w:hyperlink w:history="1" r:id="rIdh3oqzpfs_aaomhi765kdd">
+            <w:hyperlink w:history="1" r:id="rIdknvtwagvhsdozpnl2kpup">
               <w:r>
                 <w:rPr>
                   <w:rFonts w:ascii="Arial" w:cs="Arial" w:eastAsia="Arial" w:hAnsi="Arial"/>
@@ -12930,7 +12930,7 @@
               <w:spacing w:after="10" w:before="0"/>
               <w:ind w:left="120"/>
             </w:pPr>
-            <w:hyperlink w:history="1" r:id="rIdh7z-s7ek1dqj_dfhbjw3s">
+            <w:hyperlink w:history="1" r:id="rIdq88zkhn3gas1lnzwvro1x">
               <w:r>
                 <w:rPr>
                   <w:rFonts w:ascii="Arial" w:cs="Arial" w:eastAsia="Arial" w:hAnsi="Arial"/>
@@ -13125,7 +13125,7 @@
             <w:pPr>
               <w:spacing w:after="20" w:before="0"/>
             </w:pPr>
-            <w:hyperlink w:history="1" r:id="rIdwveu1y14tfuhbc3kbiuof">
+            <w:hyperlink w:history="1" r:id="rIdtdmjzftgqyjrqxqvfmxhy">
               <w:r>
                 <w:rPr>
                   <w:rFonts w:ascii="Arial" w:cs="Arial" w:eastAsia="Arial" w:hAnsi="Arial"/>
@@ -13158,7 +13158,7 @@
               <w:spacing w:after="10" w:before="0"/>
               <w:ind w:left="120"/>
             </w:pPr>
-            <w:hyperlink w:history="1" r:id="rIdtga2angyhca8lnsmd8xi7">
+            <w:hyperlink w:history="1" r:id="rIdqv9tsyp2gsn0slf_0qe-r">
               <w:r>
                 <w:rPr>
                   <w:rFonts w:ascii="Arial" w:cs="Arial" w:eastAsia="Arial" w:hAnsi="Arial"/>
@@ -13203,7 +13203,7 @@
             <w:pPr>
               <w:spacing w:after="20" w:before="0"/>
             </w:pPr>
-            <w:hyperlink w:history="1" r:id="rIdhmqc3s2f7m_wzn4nyd9c7">
+            <w:hyperlink w:history="1" r:id="rIdoaoabu5wxixtobofbr2uh">
               <w:r>
                 <w:rPr>
                   <w:rFonts w:ascii="Arial" w:cs="Arial" w:eastAsia="Arial" w:hAnsi="Arial"/>
@@ -13236,7 +13236,7 @@
               <w:spacing w:after="10" w:before="0"/>
               <w:ind w:left="120"/>
             </w:pPr>
-            <w:hyperlink w:history="1" r:id="rId5_zyk4wh4uepchzxegkxl">
+            <w:hyperlink w:history="1" r:id="rIdiy_pevnp0ih0co8qgu2mn">
               <w:r>
                 <w:rPr>
                   <w:rFonts w:ascii="Arial" w:cs="Arial" w:eastAsia="Arial" w:hAnsi="Arial"/>
@@ -14723,7 +14723,7 @@
             <w:pPr>
               <w:spacing w:after="20" w:before="0"/>
             </w:pPr>
-            <w:hyperlink w:history="1" r:id="rIdxitvivkifnixcdskr9ywe">
+            <w:hyperlink w:history="1" r:id="rIdixiqc4erisvugkwgaavky">
               <w:r>
                 <w:rPr>
                   <w:rFonts w:ascii="Arial" w:cs="Arial" w:eastAsia="Arial" w:hAnsi="Arial"/>
@@ -14756,7 +14756,7 @@
               <w:spacing w:after="10" w:before="0"/>
               <w:ind w:left="120"/>
             </w:pPr>
-            <w:hyperlink w:history="1" r:id="rIdfoh83xyimyemmo7q4pfxl">
+            <w:hyperlink w:history="1" r:id="rId4immkxudgdfqkykh2tvr_">
               <w:r>
                 <w:rPr>
                   <w:rFonts w:ascii="Arial" w:cs="Arial" w:eastAsia="Arial" w:hAnsi="Arial"/>
@@ -14801,7 +14801,7 @@
             <w:pPr>
               <w:spacing w:after="20" w:before="0"/>
             </w:pPr>
-            <w:hyperlink w:history="1" r:id="rIdzyi-ln9kzz6h-v2dd6jzp">
+            <w:hyperlink w:history="1" r:id="rIdszyf5qyvk4wc1cnx5vmbn">
               <w:r>
                 <w:rPr>
                   <w:rFonts w:ascii="Arial" w:cs="Arial" w:eastAsia="Arial" w:hAnsi="Arial"/>
@@ -14834,7 +14834,7 @@
               <w:spacing w:after="10" w:before="0"/>
               <w:ind w:left="120"/>
             </w:pPr>
-            <w:hyperlink w:history="1" r:id="rIdecgbl5grww2mzhjq0nohj">
+            <w:hyperlink w:history="1" r:id="rIdl5vr23twtaqxzqkcsgytl">
               <w:r>
                 <w:rPr>
                   <w:rFonts w:ascii="Arial" w:cs="Arial" w:eastAsia="Arial" w:hAnsi="Arial"/>
@@ -15029,7 +15029,7 @@
             <w:pPr>
               <w:spacing w:after="20" w:before="0"/>
             </w:pPr>
-            <w:hyperlink w:history="1" r:id="rIdlu8o22auyllkqz4ebwd0n">
+            <w:hyperlink w:history="1" r:id="rIdbpmobjvxktgbw--rs1x2s">
               <w:r>
                 <w:rPr>
                   <w:rFonts w:ascii="Arial" w:cs="Arial" w:eastAsia="Arial" w:hAnsi="Arial"/>
@@ -15062,7 +15062,7 @@
               <w:spacing w:after="10" w:before="0"/>
               <w:ind w:left="120"/>
             </w:pPr>
-            <w:hyperlink w:history="1" r:id="rIdiivvlvh4mf_dap5s3chac">
+            <w:hyperlink w:history="1" r:id="rIdlnysxflzez5jv99bfnomf">
               <w:r>
                 <w:rPr>
                   <w:rFonts w:ascii="Arial" w:cs="Arial" w:eastAsia="Arial" w:hAnsi="Arial"/>
@@ -15107,7 +15107,7 @@
             <w:pPr>
               <w:spacing w:after="20" w:before="0"/>
             </w:pPr>
-            <w:hyperlink w:history="1" r:id="rIdjsyicdu4uw_uz9_imolhw">
+            <w:hyperlink w:history="1" r:id="rIdi9xra_eozweehvn4dstap">
               <w:r>
                 <w:rPr>
                   <w:rFonts w:ascii="Arial" w:cs="Arial" w:eastAsia="Arial" w:hAnsi="Arial"/>
@@ -15140,7 +15140,7 @@
               <w:spacing w:after="10" w:before="0"/>
               <w:ind w:left="120"/>
             </w:pPr>
-            <w:hyperlink w:history="1" r:id="rIdliaujwdzh1e4xbwt7vngv">
+            <w:hyperlink w:history="1" r:id="rIdbipzoq7e50zjqkj16wykp">
               <w:r>
                 <w:rPr>
                   <w:rFonts w:ascii="Arial" w:cs="Arial" w:eastAsia="Arial" w:hAnsi="Arial"/>
@@ -15335,7 +15335,7 @@
             <w:pPr>
               <w:spacing w:after="20" w:before="0"/>
             </w:pPr>
-            <w:hyperlink w:history="1" r:id="rIdbusdcapznqau3klghe_bf">
+            <w:hyperlink w:history="1" r:id="rIdsp6uhw-zmuuifmaselpru">
               <w:r>
                 <w:rPr>
                   <w:rFonts w:ascii="Arial" w:cs="Arial" w:eastAsia="Arial" w:hAnsi="Arial"/>
@@ -15368,7 +15368,7 @@
               <w:spacing w:after="10" w:before="0"/>
               <w:ind w:left="120"/>
             </w:pPr>
-            <w:hyperlink w:history="1" r:id="rIdpa6w9bybqd8f7zrbtczdl">
+            <w:hyperlink w:history="1" r:id="rIdocw9fkjyrdgqzduurbsd1">
               <w:r>
                 <w:rPr>
                   <w:rFonts w:ascii="Arial" w:cs="Arial" w:eastAsia="Arial" w:hAnsi="Arial"/>
@@ -15413,7 +15413,7 @@
             <w:pPr>
               <w:spacing w:after="20" w:before="0"/>
             </w:pPr>
-            <w:hyperlink w:history="1" r:id="rIdhwamtj23qjijv-qqffey8">
+            <w:hyperlink w:history="1" r:id="rId_qiahl0cbyu89gok0yxow">
               <w:r>
                 <w:rPr>
                   <w:rFonts w:ascii="Arial" w:cs="Arial" w:eastAsia="Arial" w:hAnsi="Arial"/>
@@ -15446,7 +15446,7 @@
               <w:spacing w:after="10" w:before="0"/>
               <w:ind w:left="120"/>
             </w:pPr>
-            <w:hyperlink w:history="1" r:id="rIdsbtw7maea7zmn3qxey1oo">
+            <w:hyperlink w:history="1" r:id="rIdxh-k1ljx2txogo_tvpmtj">
               <w:r>
                 <w:rPr>
                   <w:rFonts w:ascii="Arial" w:cs="Arial" w:eastAsia="Arial" w:hAnsi="Arial"/>
@@ -15641,7 +15641,7 @@
             <w:pPr>
               <w:spacing w:after="20" w:before="0"/>
             </w:pPr>
-            <w:hyperlink w:history="1" r:id="rId2roilg8valanl__pwyxhj">
+            <w:hyperlink w:history="1" r:id="rIdkrvuyv4rsb8uybgqvi7us">
               <w:r>
                 <w:rPr>
                   <w:rFonts w:ascii="Arial" w:cs="Arial" w:eastAsia="Arial" w:hAnsi="Arial"/>
@@ -15674,7 +15674,7 @@
               <w:spacing w:after="10" w:before="0"/>
               <w:ind w:left="120"/>
             </w:pPr>
-            <w:hyperlink w:history="1" r:id="rIdihsdq3juv7bokwyocs0ha">
+            <w:hyperlink w:history="1" r:id="rIda5ayvvdjclud6iay5h_wj">
               <w:r>
                 <w:rPr>
                   <w:rFonts w:ascii="Arial" w:cs="Arial" w:eastAsia="Arial" w:hAnsi="Arial"/>
@@ -15719,7 +15719,7 @@
             <w:pPr>
               <w:spacing w:after="20" w:before="0"/>
             </w:pPr>
-            <w:hyperlink w:history="1" r:id="rIdgdgfvredrcqozx75yyldu">
+            <w:hyperlink w:history="1" r:id="rId0alfa8j2vwntqlqy_hpxk">
               <w:r>
                 <w:rPr>
                   <w:rFonts w:ascii="Arial" w:cs="Arial" w:eastAsia="Arial" w:hAnsi="Arial"/>
@@ -15752,7 +15752,7 @@
               <w:spacing w:after="10" w:before="0"/>
               <w:ind w:left="120"/>
             </w:pPr>
-            <w:hyperlink w:history="1" r:id="rIdujw7p5nh0cmvhnuqywmqw">
+            <w:hyperlink w:history="1" r:id="rIdqle_pgjzhjlekuoikpioo">
               <w:r>
                 <w:rPr>
                   <w:rFonts w:ascii="Arial" w:cs="Arial" w:eastAsia="Arial" w:hAnsi="Arial"/>
@@ -15947,7 +15947,7 @@
             <w:pPr>
               <w:spacing w:after="20" w:before="0"/>
             </w:pPr>
-            <w:hyperlink w:history="1" r:id="rIdwvnk-fqxxmxyvtokk7kvj">
+            <w:hyperlink w:history="1" r:id="rIdf8byuoucr31seo4irhdqc">
               <w:r>
                 <w:rPr>
                   <w:rFonts w:ascii="Arial" w:cs="Arial" w:eastAsia="Arial" w:hAnsi="Arial"/>
@@ -15980,7 +15980,7 @@
               <w:spacing w:after="10" w:before="0"/>
               <w:ind w:left="120"/>
             </w:pPr>
-            <w:hyperlink w:history="1" r:id="rIdczogviuy9vdwmkjzmd-wg">
+            <w:hyperlink w:history="1" r:id="rId2ht-u7rojsyo0c0io6lzl">
               <w:r>
                 <w:rPr>
                   <w:rFonts w:ascii="Arial" w:cs="Arial" w:eastAsia="Arial" w:hAnsi="Arial"/>
@@ -16025,7 +16025,7 @@
             <w:pPr>
               <w:spacing w:after="20" w:before="0"/>
             </w:pPr>
-            <w:hyperlink w:history="1" r:id="rIdu5rho_qv1qntw9oqbmr-9">
+            <w:hyperlink w:history="1" r:id="rIdf04fucjyqbn4ykgr7p-nr">
               <w:r>
                 <w:rPr>
                   <w:rFonts w:ascii="Arial" w:cs="Arial" w:eastAsia="Arial" w:hAnsi="Arial"/>
@@ -16058,7 +16058,7 @@
               <w:spacing w:after="10" w:before="0"/>
               <w:ind w:left="120"/>
             </w:pPr>
-            <w:hyperlink w:history="1" r:id="rIdrrow1dpfzh1sfjoiaw0nm">
+            <w:hyperlink w:history="1" r:id="rIdcar5tqdpordj5gazgokio">
               <w:r>
                 <w:rPr>
                   <w:rFonts w:ascii="Arial" w:cs="Arial" w:eastAsia="Arial" w:hAnsi="Arial"/>
@@ -17545,7 +17545,7 @@
             <w:pPr>
               <w:spacing w:after="20" w:before="0"/>
             </w:pPr>
-            <w:hyperlink w:history="1" r:id="rIdgjhcgs6z1zmd8d1dbomfz">
+            <w:hyperlink w:history="1" r:id="rId1lmam7t9oqwem6i0kiff2">
               <w:r>
                 <w:rPr>
                   <w:rFonts w:ascii="Arial" w:cs="Arial" w:eastAsia="Arial" w:hAnsi="Arial"/>
@@ -17578,7 +17578,7 @@
               <w:spacing w:after="10" w:before="0"/>
               <w:ind w:left="120"/>
             </w:pPr>
-            <w:hyperlink w:history="1" r:id="rIdyg-mzabs7rgpt-g_wg6q2">
+            <w:hyperlink w:history="1" r:id="rIdqrsyxbkrezrqvorlrym56">
               <w:r>
                 <w:rPr>
                   <w:rFonts w:ascii="Arial" w:cs="Arial" w:eastAsia="Arial" w:hAnsi="Arial"/>
@@ -17623,7 +17623,7 @@
             <w:pPr>
               <w:spacing w:after="20" w:before="0"/>
             </w:pPr>
-            <w:hyperlink w:history="1" r:id="rIdy4sodimqny-eg3sn9gs9c">
+            <w:hyperlink w:history="1" r:id="rIdu7hlapdhujr5xsxerphjg">
               <w:r>
                 <w:rPr>
                   <w:rFonts w:ascii="Arial" w:cs="Arial" w:eastAsia="Arial" w:hAnsi="Arial"/>
@@ -17656,7 +17656,7 @@
               <w:spacing w:after="10" w:before="0"/>
               <w:ind w:left="120"/>
             </w:pPr>
-            <w:hyperlink w:history="1" r:id="rId9omvlhky1tjcxkiuezpbk">
+            <w:hyperlink w:history="1" r:id="rIdftvhq8ffk-ay_cqdnxtvl">
               <w:r>
                 <w:rPr>
                   <w:rFonts w:ascii="Arial" w:cs="Arial" w:eastAsia="Arial" w:hAnsi="Arial"/>
@@ -17851,7 +17851,7 @@
             <w:pPr>
               <w:spacing w:after="20" w:before="0"/>
             </w:pPr>
-            <w:hyperlink w:history="1" r:id="rIdgignyadg2qhhrocsotvb8">
+            <w:hyperlink w:history="1" r:id="rIdlp0dbigi2w1tgrgiju1ey">
               <w:r>
                 <w:rPr>
                   <w:rFonts w:ascii="Arial" w:cs="Arial" w:eastAsia="Arial" w:hAnsi="Arial"/>
@@ -17884,7 +17884,7 @@
               <w:spacing w:after="10" w:before="0"/>
               <w:ind w:left="120"/>
             </w:pPr>
-            <w:hyperlink w:history="1" r:id="rIdk8aildt7riqdg6dprgmcw">
+            <w:hyperlink w:history="1" r:id="rIdraedov2xmffay879ah35m">
               <w:r>
                 <w:rPr>
                   <w:rFonts w:ascii="Arial" w:cs="Arial" w:eastAsia="Arial" w:hAnsi="Arial"/>
@@ -17929,7 +17929,7 @@
             <w:pPr>
               <w:spacing w:after="20" w:before="0"/>
             </w:pPr>
-            <w:hyperlink w:history="1" r:id="rIdlejfuyam6minbdqidfaze">
+            <w:hyperlink w:history="1" r:id="rIdtw2qczw9slo8gspm1xtax">
               <w:r>
                 <w:rPr>
                   <w:rFonts w:ascii="Arial" w:cs="Arial" w:eastAsia="Arial" w:hAnsi="Arial"/>
@@ -17962,7 +17962,7 @@
               <w:spacing w:after="10" w:before="0"/>
               <w:ind w:left="120"/>
             </w:pPr>
-            <w:hyperlink w:history="1" r:id="rId1oc7dplhb9f83tegmsu8d">
+            <w:hyperlink w:history="1" r:id="rIdlxyu6md5ef5y1zombockf">
               <w:r>
                 <w:rPr>
                   <w:rFonts w:ascii="Arial" w:cs="Arial" w:eastAsia="Arial" w:hAnsi="Arial"/>
@@ -18157,7 +18157,7 @@
             <w:pPr>
               <w:spacing w:after="20" w:before="0"/>
             </w:pPr>
-            <w:hyperlink w:history="1" r:id="rIdq2zogom2mpqrvaonwud7v">
+            <w:hyperlink w:history="1" r:id="rIdyzd3hbpwnz1rvwgobr0p9">
               <w:r>
                 <w:rPr>
                   <w:rFonts w:ascii="Arial" w:cs="Arial" w:eastAsia="Arial" w:hAnsi="Arial"/>
@@ -18190,7 +18190,7 @@
               <w:spacing w:after="10" w:before="0"/>
               <w:ind w:left="120"/>
             </w:pPr>
-            <w:hyperlink w:history="1" r:id="rIdc_lqlhfvc79anqhntkxbm">
+            <w:hyperlink w:history="1" r:id="rIdsqricbn2scucyjinrnmt1">
               <w:r>
                 <w:rPr>
                   <w:rFonts w:ascii="Arial" w:cs="Arial" w:eastAsia="Arial" w:hAnsi="Arial"/>
@@ -18235,7 +18235,7 @@
             <w:pPr>
               <w:spacing w:after="20" w:before="0"/>
             </w:pPr>
-            <w:hyperlink w:history="1" r:id="rId8cxbq8qoeuac6c51zkluv">
+            <w:hyperlink w:history="1" r:id="rIdzxfsisrsl6o63lxcstbtu">
               <w:r>
                 <w:rPr>
                   <w:rFonts w:ascii="Arial" w:cs="Arial" w:eastAsia="Arial" w:hAnsi="Arial"/>
@@ -18268,7 +18268,7 @@
               <w:spacing w:after="10" w:before="0"/>
               <w:ind w:left="120"/>
             </w:pPr>
-            <w:hyperlink w:history="1" r:id="rIdfm8nog5_gnvcsjr9mzb7e">
+            <w:hyperlink w:history="1" r:id="rId6qawv0cryje1tlkad6gp1">
               <w:r>
                 <w:rPr>
                   <w:rFonts w:ascii="Arial" w:cs="Arial" w:eastAsia="Arial" w:hAnsi="Arial"/>
@@ -18463,7 +18463,7 @@
             <w:pPr>
               <w:spacing w:after="20" w:before="0"/>
             </w:pPr>
-            <w:hyperlink w:history="1" r:id="rIdszls1a8gi-l0w_zybwxtd">
+            <w:hyperlink w:history="1" r:id="rIdlmm6uznhkzwwiqijwf3to">
               <w:r>
                 <w:rPr>
                   <w:rFonts w:ascii="Arial" w:cs="Arial" w:eastAsia="Arial" w:hAnsi="Arial"/>
@@ -18496,7 +18496,7 @@
               <w:spacing w:after="10" w:before="0"/>
               <w:ind w:left="120"/>
             </w:pPr>
-            <w:hyperlink w:history="1" r:id="rId_pierlfv-epyzsfseagqy">
+            <w:hyperlink w:history="1" r:id="rId8ec3nt6klh1d7o7wf-f19">
               <w:r>
                 <w:rPr>
                   <w:rFonts w:ascii="Arial" w:cs="Arial" w:eastAsia="Arial" w:hAnsi="Arial"/>
@@ -18541,7 +18541,7 @@
             <w:pPr>
               <w:spacing w:after="20" w:before="0"/>
             </w:pPr>
-            <w:hyperlink w:history="1" r:id="rIdtcvixbratxdsti-3oyhcu">
+            <w:hyperlink w:history="1" r:id="rIdakt26itdyr4xelmegrwzz">
               <w:r>
                 <w:rPr>
                   <w:rFonts w:ascii="Arial" w:cs="Arial" w:eastAsia="Arial" w:hAnsi="Arial"/>
@@ -18574,7 +18574,7 @@
               <w:spacing w:after="10" w:before="0"/>
               <w:ind w:left="120"/>
             </w:pPr>
-            <w:hyperlink w:history="1" r:id="rIdig4-eu1tfqpn6knckbots">
+            <w:hyperlink w:history="1" r:id="rIdf2pa76dgtpzqftct8mjgw">
               <w:r>
                 <w:rPr>
                   <w:rFonts w:ascii="Arial" w:cs="Arial" w:eastAsia="Arial" w:hAnsi="Arial"/>
@@ -18769,7 +18769,7 @@
             <w:pPr>
               <w:spacing w:after="20" w:before="0"/>
             </w:pPr>
-            <w:hyperlink w:history="1" r:id="rId8fc8y9waaf-xhtamnymyg">
+            <w:hyperlink w:history="1" r:id="rIdjr7gsyyza0y7xbx86opk4">
               <w:r>
                 <w:rPr>
                   <w:rFonts w:ascii="Arial" w:cs="Arial" w:eastAsia="Arial" w:hAnsi="Arial"/>
@@ -18802,7 +18802,7 @@
               <w:spacing w:after="10" w:before="0"/>
               <w:ind w:left="120"/>
             </w:pPr>
-            <w:hyperlink w:history="1" r:id="rId8np-3zcis9woe9hswnios">
+            <w:hyperlink w:history="1" r:id="rIdokbm-dxasrtjaaxtvy3ph">
               <w:r>
                 <w:rPr>
                   <w:rFonts w:ascii="Arial" w:cs="Arial" w:eastAsia="Arial" w:hAnsi="Arial"/>
@@ -18847,7 +18847,7 @@
             <w:pPr>
               <w:spacing w:after="20" w:before="0"/>
             </w:pPr>
-            <w:hyperlink w:history="1" r:id="rId2hepcw6g1jqw1ah_k7npa">
+            <w:hyperlink w:history="1" r:id="rIda976ioslbvfzapo9ndoaf">
               <w:r>
                 <w:rPr>
                   <w:rFonts w:ascii="Arial" w:cs="Arial" w:eastAsia="Arial" w:hAnsi="Arial"/>
@@ -18880,7 +18880,7 @@
               <w:spacing w:after="10" w:before="0"/>
               <w:ind w:left="120"/>
             </w:pPr>
-            <w:hyperlink w:history="1" r:id="rIdre9vfxzrc7cztjq-ymvei">
+            <w:hyperlink w:history="1" r:id="rIdyckezbvajm_bvfnq77fqh">
               <w:r>
                 <w:rPr>
                   <w:rFonts w:ascii="Arial" w:cs="Arial" w:eastAsia="Arial" w:hAnsi="Arial"/>
@@ -20367,7 +20367,7 @@
             <w:pPr>
               <w:spacing w:after="20" w:before="0"/>
             </w:pPr>
-            <w:hyperlink w:history="1" r:id="rIdqv7djlnlon6p2vcrbie0x">
+            <w:hyperlink w:history="1" r:id="rIdk_ctdlsrh3u7gdaoix44a">
               <w:r>
                 <w:rPr>
                   <w:rFonts w:ascii="Arial" w:cs="Arial" w:eastAsia="Arial" w:hAnsi="Arial"/>
@@ -20400,7 +20400,7 @@
               <w:spacing w:after="10" w:before="0"/>
               <w:ind w:left="120"/>
             </w:pPr>
-            <w:hyperlink w:history="1" r:id="rIdwk5wo9scypmiohopeyjsa">
+            <w:hyperlink w:history="1" r:id="rIdycg_5d1slslxqmndtsnvo">
               <w:r>
                 <w:rPr>
                   <w:rFonts w:ascii="Arial" w:cs="Arial" w:eastAsia="Arial" w:hAnsi="Arial"/>
@@ -20445,7 +20445,7 @@
             <w:pPr>
               <w:spacing w:after="20" w:before="0"/>
             </w:pPr>
-            <w:hyperlink w:history="1" r:id="rIdkel32xmz7fuxbp_jrga0l">
+            <w:hyperlink w:history="1" r:id="rIdibdwgqs829d2tpd8ch7nu">
               <w:r>
                 <w:rPr>
                   <w:rFonts w:ascii="Arial" w:cs="Arial" w:eastAsia="Arial" w:hAnsi="Arial"/>
@@ -20478,7 +20478,7 @@
               <w:spacing w:after="10" w:before="0"/>
               <w:ind w:left="120"/>
             </w:pPr>
-            <w:hyperlink w:history="1" r:id="rIdgkdtwfmwuix_um5mroelr">
+            <w:hyperlink w:history="1" r:id="rIdiogamujgmdg3g8ntwifc4">
               <w:r>
                 <w:rPr>
                   <w:rFonts w:ascii="Arial" w:cs="Arial" w:eastAsia="Arial" w:hAnsi="Arial"/>
@@ -20673,7 +20673,7 @@
             <w:pPr>
               <w:spacing w:after="20" w:before="0"/>
             </w:pPr>
-            <w:hyperlink w:history="1" r:id="rId9tvakimlolnjoirxzgwob">
+            <w:hyperlink w:history="1" r:id="rId3qrczypcrgfhc2tihp58w">
               <w:r>
                 <w:rPr>
                   <w:rFonts w:ascii="Arial" w:cs="Arial" w:eastAsia="Arial" w:hAnsi="Arial"/>
@@ -20706,7 +20706,7 @@
               <w:spacing w:after="10" w:before="0"/>
               <w:ind w:left="120"/>
             </w:pPr>
-            <w:hyperlink w:history="1" r:id="rId4ws2owmbyt2aa0escgkl7">
+            <w:hyperlink w:history="1" r:id="rIdj2h0j4rlcynb-sltjl96-">
               <w:r>
                 <w:rPr>
                   <w:rFonts w:ascii="Arial" w:cs="Arial" w:eastAsia="Arial" w:hAnsi="Arial"/>
@@ -20751,7 +20751,7 @@
             <w:pPr>
               <w:spacing w:after="20" w:before="0"/>
             </w:pPr>
-            <w:hyperlink w:history="1" r:id="rIdvgt1jl0rwc9thsacj5ll0">
+            <w:hyperlink w:history="1" r:id="rId1tu2jzpqcxyqogrqa8xua">
               <w:r>
                 <w:rPr>
                   <w:rFonts w:ascii="Arial" w:cs="Arial" w:eastAsia="Arial" w:hAnsi="Arial"/>
@@ -20784,7 +20784,7 @@
               <w:spacing w:after="10" w:before="0"/>
               <w:ind w:left="120"/>
             </w:pPr>
-            <w:hyperlink w:history="1" r:id="rIdj_gmxsdkn80molhb0fudh">
+            <w:hyperlink w:history="1" r:id="rIdjyaver0lbljfvyzqynqx2">
               <w:r>
                 <w:rPr>
                   <w:rFonts w:ascii="Arial" w:cs="Arial" w:eastAsia="Arial" w:hAnsi="Arial"/>
@@ -20979,7 +20979,7 @@
             <w:pPr>
               <w:spacing w:after="20" w:before="0"/>
             </w:pPr>
-            <w:hyperlink w:history="1" r:id="rId1fxu_iywmzke9imiihoic">
+            <w:hyperlink w:history="1" r:id="rIdm7o60pkyephxsvkc5jbv4">
               <w:r>
                 <w:rPr>
                   <w:rFonts w:ascii="Arial" w:cs="Arial" w:eastAsia="Arial" w:hAnsi="Arial"/>
@@ -21012,7 +21012,7 @@
               <w:spacing w:after="10" w:before="0"/>
               <w:ind w:left="120"/>
             </w:pPr>
-            <w:hyperlink w:history="1" r:id="rId1cks0p4ckci3x2lqjki59">
+            <w:hyperlink w:history="1" r:id="rIdsd74tmrx5zg7_uwvfqfh8">
               <w:r>
                 <w:rPr>
                   <w:rFonts w:ascii="Arial" w:cs="Arial" w:eastAsia="Arial" w:hAnsi="Arial"/>
@@ -21057,7 +21057,7 @@
             <w:pPr>
               <w:spacing w:after="20" w:before="0"/>
             </w:pPr>
-            <w:hyperlink w:history="1" r:id="rIdynjhruzftlcqeehgmcr3r">
+            <w:hyperlink w:history="1" r:id="rIdcqpiupcogd-ztbn0st6vr">
               <w:r>
                 <w:rPr>
                   <w:rFonts w:ascii="Arial" w:cs="Arial" w:eastAsia="Arial" w:hAnsi="Arial"/>
@@ -21090,7 +21090,7 @@
               <w:spacing w:after="10" w:before="0"/>
               <w:ind w:left="120"/>
             </w:pPr>
-            <w:hyperlink w:history="1" r:id="rIdqvuxavannqdv7aprx_lvw">
+            <w:hyperlink w:history="1" r:id="rIdbd13kfzjag7euvfo6pfbx">
               <w:r>
                 <w:rPr>
                   <w:rFonts w:ascii="Arial" w:cs="Arial" w:eastAsia="Arial" w:hAnsi="Arial"/>
@@ -21285,7 +21285,7 @@
             <w:pPr>
               <w:spacing w:after="20" w:before="0"/>
             </w:pPr>
-            <w:hyperlink w:history="1" r:id="rIdg9vjgrz-atksmoe6y3t0q">
+            <w:hyperlink w:history="1" r:id="rId_6l00wbndx4r39dob3zii">
               <w:r>
                 <w:rPr>
                   <w:rFonts w:ascii="Arial" w:cs="Arial" w:eastAsia="Arial" w:hAnsi="Arial"/>
@@ -21318,7 +21318,7 @@
               <w:spacing w:after="10" w:before="0"/>
               <w:ind w:left="120"/>
             </w:pPr>
-            <w:hyperlink w:history="1" r:id="rIdltefwsynzihmbeg6ibjx1">
+            <w:hyperlink w:history="1" r:id="rIdled63_rtkdn7p9snlkngo">
               <w:r>
                 <w:rPr>
                   <w:rFonts w:ascii="Arial" w:cs="Arial" w:eastAsia="Arial" w:hAnsi="Arial"/>
@@ -21363,7 +21363,7 @@
             <w:pPr>
               <w:spacing w:after="20" w:before="0"/>
             </w:pPr>
-            <w:hyperlink w:history="1" r:id="rIdo_meuy6x3ve3-ly427s3i">
+            <w:hyperlink w:history="1" r:id="rId_hccgqbka7p-v-2cbohzg">
               <w:r>
                 <w:rPr>
                   <w:rFonts w:ascii="Arial" w:cs="Arial" w:eastAsia="Arial" w:hAnsi="Arial"/>
@@ -21396,7 +21396,7 @@
               <w:spacing w:after="10" w:before="0"/>
               <w:ind w:left="120"/>
             </w:pPr>
-            <w:hyperlink w:history="1" r:id="rIdfxsedmdhw9dow_2kivroo">
+            <w:hyperlink w:history="1" r:id="rIdplbjvgva5b6vqmvchr3yi">
               <w:r>
                 <w:rPr>
                   <w:rFonts w:ascii="Arial" w:cs="Arial" w:eastAsia="Arial" w:hAnsi="Arial"/>
@@ -21591,7 +21591,7 @@
             <w:pPr>
               <w:spacing w:after="20" w:before="0"/>
             </w:pPr>
-            <w:hyperlink w:history="1" r:id="rIdkaocuzva2fyzzkapm8mmp">
+            <w:hyperlink w:history="1" r:id="rIdt9nxzcygig1atuuqe83_l">
               <w:r>
                 <w:rPr>
                   <w:rFonts w:ascii="Arial" w:cs="Arial" w:eastAsia="Arial" w:hAnsi="Arial"/>
@@ -21624,7 +21624,7 @@
               <w:spacing w:after="10" w:before="0"/>
               <w:ind w:left="120"/>
             </w:pPr>
-            <w:hyperlink w:history="1" r:id="rIdlvfln-p35omxytikgm9g2">
+            <w:hyperlink w:history="1" r:id="rIdxsjcaft5t7zdl-gd_vphi">
               <w:r>
                 <w:rPr>
                   <w:rFonts w:ascii="Arial" w:cs="Arial" w:eastAsia="Arial" w:hAnsi="Arial"/>
@@ -21669,7 +21669,7 @@
             <w:pPr>
               <w:spacing w:after="20" w:before="0"/>
             </w:pPr>
-            <w:hyperlink w:history="1" r:id="rId59z7i_wwckjjt_p454m-b">
+            <w:hyperlink w:history="1" r:id="rIdk9ntnlztpubw8vkkvuwrs">
               <w:r>
                 <w:rPr>
                   <w:rFonts w:ascii="Arial" w:cs="Arial" w:eastAsia="Arial" w:hAnsi="Arial"/>
@@ -21702,7 +21702,7 @@
               <w:spacing w:after="10" w:before="0"/>
               <w:ind w:left="120"/>
             </w:pPr>
-            <w:hyperlink w:history="1" r:id="rIdccmkvhgzw1cy-hiugfisj">
+            <w:hyperlink w:history="1" r:id="rIdflqm4xohuigrrozqeqzis">
               <w:r>
                 <w:rPr>
                   <w:rFonts w:ascii="Arial" w:cs="Arial" w:eastAsia="Arial" w:hAnsi="Arial"/>
@@ -23189,7 +23189,7 @@
             <w:pPr>
               <w:spacing w:after="20" w:before="0"/>
             </w:pPr>
-            <w:hyperlink w:history="1" r:id="rIdpjqauzvkdw_b2yvlgogqh">
+            <w:hyperlink w:history="1" r:id="rIddkzxvejbe_pkgiyvlqutu">
               <w:r>
                 <w:rPr>
                   <w:rFonts w:ascii="Arial" w:cs="Arial" w:eastAsia="Arial" w:hAnsi="Arial"/>
@@ -23222,7 +23222,7 @@
               <w:spacing w:after="10" w:before="0"/>
               <w:ind w:left="120"/>
             </w:pPr>
-            <w:hyperlink w:history="1" r:id="rId9mrtsyf1-khvlhiihziiy">
+            <w:hyperlink w:history="1" r:id="rIdwqfvrhzritbsiz9e4r23m">
               <w:r>
                 <w:rPr>
                   <w:rFonts w:ascii="Arial" w:cs="Arial" w:eastAsia="Arial" w:hAnsi="Arial"/>
@@ -23267,7 +23267,7 @@
             <w:pPr>
               <w:spacing w:after="20" w:before="0"/>
             </w:pPr>
-            <w:hyperlink w:history="1" r:id="rId4twapf5ee19ca6-vpbmbg">
+            <w:hyperlink w:history="1" r:id="rIdvygdq5kvbmf0p3aiwr6qh">
               <w:r>
                 <w:rPr>
                   <w:rFonts w:ascii="Arial" w:cs="Arial" w:eastAsia="Arial" w:hAnsi="Arial"/>
@@ -23300,7 +23300,7 @@
               <w:spacing w:after="10" w:before="0"/>
               <w:ind w:left="120"/>
             </w:pPr>
-            <w:hyperlink w:history="1" r:id="rIdnt-to9xp-r4wvhdcdugd5">
+            <w:hyperlink w:history="1" r:id="rId9nr4mf13xrl4jzrxs4bio">
               <w:r>
                 <w:rPr>
                   <w:rFonts w:ascii="Arial" w:cs="Arial" w:eastAsia="Arial" w:hAnsi="Arial"/>
@@ -23495,7 +23495,7 @@
             <w:pPr>
               <w:spacing w:after="20" w:before="0"/>
             </w:pPr>
-            <w:hyperlink w:history="1" r:id="rIdmcjqwj6xqtksqjmubyd0r">
+            <w:hyperlink w:history="1" r:id="rId4twcdclcqh_b9knlh5rgm">
               <w:r>
                 <w:rPr>
                   <w:rFonts w:ascii="Arial" w:cs="Arial" w:eastAsia="Arial" w:hAnsi="Arial"/>
@@ -23528,7 +23528,7 @@
               <w:spacing w:after="10" w:before="0"/>
               <w:ind w:left="120"/>
             </w:pPr>
-            <w:hyperlink w:history="1" r:id="rIduzui3b1u7av02mst9i7qb">
+            <w:hyperlink w:history="1" r:id="rIdqfesq4zdaurdl0ghzulzn">
               <w:r>
                 <w:rPr>
                   <w:rFonts w:ascii="Arial" w:cs="Arial" w:eastAsia="Arial" w:hAnsi="Arial"/>
@@ -23573,7 +23573,7 @@
             <w:pPr>
               <w:spacing w:after="20" w:before="0"/>
             </w:pPr>
-            <w:hyperlink w:history="1" r:id="rId-g9gtajbpzcu-zbq3cbgz">
+            <w:hyperlink w:history="1" r:id="rIdj2bxvkuw4ek6md_husqi7">
               <w:r>
                 <w:rPr>
                   <w:rFonts w:ascii="Arial" w:cs="Arial" w:eastAsia="Arial" w:hAnsi="Arial"/>
@@ -23606,7 +23606,7 @@
               <w:spacing w:after="10" w:before="0"/>
               <w:ind w:left="120"/>
             </w:pPr>
-            <w:hyperlink w:history="1" r:id="rIdps763tolucr_hgok1szeh">
+            <w:hyperlink w:history="1" r:id="rIdlzorqfvnvl4szxt1yb-z1">
               <w:r>
                 <w:rPr>
                   <w:rFonts w:ascii="Arial" w:cs="Arial" w:eastAsia="Arial" w:hAnsi="Arial"/>
@@ -23801,7 +23801,7 @@
             <w:pPr>
               <w:spacing w:after="20" w:before="0"/>
             </w:pPr>
-            <w:hyperlink w:history="1" r:id="rIduipdbqoqufardbzpfzasq">
+            <w:hyperlink w:history="1" r:id="rIdxtljrqkptcnpzwan-xupn">
               <w:r>
                 <w:rPr>
                   <w:rFonts w:ascii="Arial" w:cs="Arial" w:eastAsia="Arial" w:hAnsi="Arial"/>
@@ -23834,7 +23834,7 @@
               <w:spacing w:after="10" w:before="0"/>
               <w:ind w:left="120"/>
             </w:pPr>
-            <w:hyperlink w:history="1" r:id="rId0uwt-cia3pajjln9od8nq">
+            <w:hyperlink w:history="1" r:id="rIdc8bkvm5wg_oucvwin9had">
               <w:r>
                 <w:rPr>
                   <w:rFonts w:ascii="Arial" w:cs="Arial" w:eastAsia="Arial" w:hAnsi="Arial"/>
@@ -23879,7 +23879,7 @@
             <w:pPr>
               <w:spacing w:after="20" w:before="0"/>
             </w:pPr>
-            <w:hyperlink w:history="1" r:id="rIdhesi_xx5wnilmd4nlxhne">
+            <w:hyperlink w:history="1" r:id="rIdadqvnempws08abq8kfsbs">
               <w:r>
                 <w:rPr>
                   <w:rFonts w:ascii="Arial" w:cs="Arial" w:eastAsia="Arial" w:hAnsi="Arial"/>
@@ -23912,7 +23912,7 @@
               <w:spacing w:after="10" w:before="0"/>
               <w:ind w:left="120"/>
             </w:pPr>
-            <w:hyperlink w:history="1" r:id="rIdrt4klgqg1-meviyiqt3mr">
+            <w:hyperlink w:history="1" r:id="rIdxt1qihiuuy_rsbqdyitul">
               <w:r>
                 <w:rPr>
                   <w:rFonts w:ascii="Arial" w:cs="Arial" w:eastAsia="Arial" w:hAnsi="Arial"/>
@@ -24107,7 +24107,7 @@
             <w:pPr>
               <w:spacing w:after="20" w:before="0"/>
             </w:pPr>
-            <w:hyperlink w:history="1" r:id="rId_3tlbhrccill5zss7eqot">
+            <w:hyperlink w:history="1" r:id="rIdgkyqmwmpibnszgmbsza6u">
               <w:r>
                 <w:rPr>
                   <w:rFonts w:ascii="Arial" w:cs="Arial" w:eastAsia="Arial" w:hAnsi="Arial"/>
@@ -24140,7 +24140,7 @@
               <w:spacing w:after="10" w:before="0"/>
               <w:ind w:left="120"/>
             </w:pPr>
-            <w:hyperlink w:history="1" r:id="rId6kq6l_cnrpq5evw1esyhh">
+            <w:hyperlink w:history="1" r:id="rIdybglvcvmb6qvlpsxxxwxf">
               <w:r>
                 <w:rPr>
                   <w:rFonts w:ascii="Arial" w:cs="Arial" w:eastAsia="Arial" w:hAnsi="Arial"/>
@@ -24185,7 +24185,7 @@
             <w:pPr>
               <w:spacing w:after="20" w:before="0"/>
             </w:pPr>
-            <w:hyperlink w:history="1" r:id="rIdwbwnc-tav1q_e6hjd87r-">
+            <w:hyperlink w:history="1" r:id="rIdujvo1v7l8ajll2ucemes6">
               <w:r>
                 <w:rPr>
                   <w:rFonts w:ascii="Arial" w:cs="Arial" w:eastAsia="Arial" w:hAnsi="Arial"/>
@@ -24218,7 +24218,7 @@
               <w:spacing w:after="10" w:before="0"/>
               <w:ind w:left="120"/>
             </w:pPr>
-            <w:hyperlink w:history="1" r:id="rIdvyuokd5i3csfvi3k8nzkv">
+            <w:hyperlink w:history="1" r:id="rId06so1tmvbuiikrrwzj7hw">
               <w:r>
                 <w:rPr>
                   <w:rFonts w:ascii="Arial" w:cs="Arial" w:eastAsia="Arial" w:hAnsi="Arial"/>
@@ -24413,7 +24413,7 @@
             <w:pPr>
               <w:spacing w:after="20" w:before="0"/>
             </w:pPr>
-            <w:hyperlink w:history="1" r:id="rIdohfr43l9iwceqzcqdwlav">
+            <w:hyperlink w:history="1" r:id="rIdc4ooayid0wgw54hokjm1t">
               <w:r>
                 <w:rPr>
                   <w:rFonts w:ascii="Arial" w:cs="Arial" w:eastAsia="Arial" w:hAnsi="Arial"/>
@@ -24446,7 +24446,7 @@
               <w:spacing w:after="10" w:before="0"/>
               <w:ind w:left="120"/>
             </w:pPr>
-            <w:hyperlink w:history="1" r:id="rIdrpkr6qvcxflcdnvcl6ly1">
+            <w:hyperlink w:history="1" r:id="rIdlpkjcex0gqovpeqcgdcmu">
               <w:r>
                 <w:rPr>
                   <w:rFonts w:ascii="Arial" w:cs="Arial" w:eastAsia="Arial" w:hAnsi="Arial"/>
@@ -24491,7 +24491,7 @@
             <w:pPr>
               <w:spacing w:after="20" w:before="0"/>
             </w:pPr>
-            <w:hyperlink w:history="1" r:id="rId02ydoh01r8ocz2iqq_lfo">
+            <w:hyperlink w:history="1" r:id="rIdxipnkksdm-o-3gn_0zuvu">
               <w:r>
                 <w:rPr>
                   <w:rFonts w:ascii="Arial" w:cs="Arial" w:eastAsia="Arial" w:hAnsi="Arial"/>
@@ -24524,7 +24524,7 @@
               <w:spacing w:after="10" w:before="0"/>
               <w:ind w:left="120"/>
             </w:pPr>
-            <w:hyperlink w:history="1" r:id="rId-bwj9hwfcuywycxyesowa">
+            <w:hyperlink w:history="1" r:id="rIdgh1gw_sz-vzd-teauijaq">
               <w:r>
                 <w:rPr>
                   <w:rFonts w:ascii="Arial" w:cs="Arial" w:eastAsia="Arial" w:hAnsi="Arial"/>
@@ -26011,7 +26011,7 @@
             <w:pPr>
               <w:spacing w:after="20" w:before="0"/>
             </w:pPr>
-            <w:hyperlink w:history="1" r:id="rIdxsdqitan2q0qsj0j7ajvm">
+            <w:hyperlink w:history="1" r:id="rIdvuahzaxfsvuchqpaypcrf">
               <w:r>
                 <w:rPr>
                   <w:rFonts w:ascii="Arial" w:cs="Arial" w:eastAsia="Arial" w:hAnsi="Arial"/>
@@ -26044,7 +26044,7 @@
               <w:spacing w:after="10" w:before="0"/>
               <w:ind w:left="120"/>
             </w:pPr>
-            <w:hyperlink w:history="1" r:id="rIdlql4ilnyuezrgkei-pvve">
+            <w:hyperlink w:history="1" r:id="rIdkxj8syltht-lkxk8tguxm">
               <w:r>
                 <w:rPr>
                   <w:rFonts w:ascii="Arial" w:cs="Arial" w:eastAsia="Arial" w:hAnsi="Arial"/>
@@ -26089,7 +26089,7 @@
             <w:pPr>
               <w:spacing w:after="20" w:before="0"/>
             </w:pPr>
-            <w:hyperlink w:history="1" r:id="rIdgzt5xhdcj7cmkqiabhhr8">
+            <w:hyperlink w:history="1" r:id="rIds0wtlnoalaraym2f8tcoe">
               <w:r>
                 <w:rPr>
                   <w:rFonts w:ascii="Arial" w:cs="Arial" w:eastAsia="Arial" w:hAnsi="Arial"/>
@@ -26122,7 +26122,7 @@
               <w:spacing w:after="10" w:before="0"/>
               <w:ind w:left="120"/>
             </w:pPr>
-            <w:hyperlink w:history="1" r:id="rIdegdi7iklp7or_up2klq9z">
+            <w:hyperlink w:history="1" r:id="rId1csxm9noics9yik60hnmp">
               <w:r>
                 <w:rPr>
                   <w:rFonts w:ascii="Arial" w:cs="Arial" w:eastAsia="Arial" w:hAnsi="Arial"/>
@@ -26317,7 +26317,7 @@
             <w:pPr>
               <w:spacing w:after="20" w:before="0"/>
             </w:pPr>
-            <w:hyperlink w:history="1" r:id="rIdocyctbl7d_zptbkiwxmmr">
+            <w:hyperlink w:history="1" r:id="rIdlqascbplo9lg7uoa9_tcs">
               <w:r>
                 <w:rPr>
                   <w:rFonts w:ascii="Arial" w:cs="Arial" w:eastAsia="Arial" w:hAnsi="Arial"/>
@@ -26350,7 +26350,7 @@
               <w:spacing w:after="10" w:before="0"/>
               <w:ind w:left="120"/>
             </w:pPr>
-            <w:hyperlink w:history="1" r:id="rId6uiwxmrl84bwgo5-axegh">
+            <w:hyperlink w:history="1" r:id="rIdvikvmxwyfkzdywyin8wye">
               <w:r>
                 <w:rPr>
                   <w:rFonts w:ascii="Arial" w:cs="Arial" w:eastAsia="Arial" w:hAnsi="Arial"/>
@@ -26395,7 +26395,7 @@
             <w:pPr>
               <w:spacing w:after="20" w:before="0"/>
             </w:pPr>
-            <w:hyperlink w:history="1" r:id="rIdi2boskp4qewopulodbqot">
+            <w:hyperlink w:history="1" r:id="rIdha2vz3gtcfcyvgf72ehoa">
               <w:r>
                 <w:rPr>
                   <w:rFonts w:ascii="Arial" w:cs="Arial" w:eastAsia="Arial" w:hAnsi="Arial"/>
@@ -26428,7 +26428,7 @@
               <w:spacing w:after="10" w:before="0"/>
               <w:ind w:left="120"/>
             </w:pPr>
-            <w:hyperlink w:history="1" r:id="rIdr_eocqesgnazqhx-u6i9o">
+            <w:hyperlink w:history="1" r:id="rIdast7nta52brgi8au4jy-s">
               <w:r>
                 <w:rPr>
                   <w:rFonts w:ascii="Arial" w:cs="Arial" w:eastAsia="Arial" w:hAnsi="Arial"/>
@@ -26623,7 +26623,7 @@
             <w:pPr>
               <w:spacing w:after="20" w:before="0"/>
             </w:pPr>
-            <w:hyperlink w:history="1" r:id="rIdujn-orqh2vleqip0gqqin">
+            <w:hyperlink w:history="1" r:id="rId2j1eyhzrvv7s7rgkakxuk">
               <w:r>
                 <w:rPr>
                   <w:rFonts w:ascii="Arial" w:cs="Arial" w:eastAsia="Arial" w:hAnsi="Arial"/>
@@ -26656,7 +26656,7 @@
               <w:spacing w:after="10" w:before="0"/>
               <w:ind w:left="120"/>
             </w:pPr>
-            <w:hyperlink w:history="1" r:id="rId4exlzzgf_ywb6f_8icaxs">
+            <w:hyperlink w:history="1" r:id="rIdm9r7e3nk9bfhr1cvwdtg7">
               <w:r>
                 <w:rPr>
                   <w:rFonts w:ascii="Arial" w:cs="Arial" w:eastAsia="Arial" w:hAnsi="Arial"/>
@@ -26701,7 +26701,7 @@
             <w:pPr>
               <w:spacing w:after="20" w:before="0"/>
             </w:pPr>
-            <w:hyperlink w:history="1" r:id="rIdtii-p6noocic3nnpzz1jv">
+            <w:hyperlink w:history="1" r:id="rId36e6brsglphffqmyca_su">
               <w:r>
                 <w:rPr>
                   <w:rFonts w:ascii="Arial" w:cs="Arial" w:eastAsia="Arial" w:hAnsi="Arial"/>
@@ -26734,7 +26734,7 @@
               <w:spacing w:after="10" w:before="0"/>
               <w:ind w:left="120"/>
             </w:pPr>
-            <w:hyperlink w:history="1" r:id="rIdtc5vtmvder7fzgzrnt6qb">
+            <w:hyperlink w:history="1" r:id="rIdnpibqsthnpuisg39ryome">
               <w:r>
                 <w:rPr>
                   <w:rFonts w:ascii="Arial" w:cs="Arial" w:eastAsia="Arial" w:hAnsi="Arial"/>
@@ -26929,7 +26929,7 @@
             <w:pPr>
               <w:spacing w:after="20" w:before="0"/>
             </w:pPr>
-            <w:hyperlink w:history="1" r:id="rIdply4irqalcopnak0iu5zm">
+            <w:hyperlink w:history="1" r:id="rIdn-a9u7qn80mbyx4cx4bag">
               <w:r>
                 <w:rPr>
                   <w:rFonts w:ascii="Arial" w:cs="Arial" w:eastAsia="Arial" w:hAnsi="Arial"/>
@@ -26962,7 +26962,7 @@
               <w:spacing w:after="10" w:before="0"/>
               <w:ind w:left="120"/>
             </w:pPr>
-            <w:hyperlink w:history="1" r:id="rIduoxri61w32lxt3bwa_th1">
+            <w:hyperlink w:history="1" r:id="rId_4ckk6isonrkqseixpo4h">
               <w:r>
                 <w:rPr>
                   <w:rFonts w:ascii="Arial" w:cs="Arial" w:eastAsia="Arial" w:hAnsi="Arial"/>
@@ -27007,7 +27007,7 @@
             <w:pPr>
               <w:spacing w:after="20" w:before="0"/>
             </w:pPr>
-            <w:hyperlink w:history="1" r:id="rIdxx4m16y0-qr7inw0z8jah">
+            <w:hyperlink w:history="1" r:id="rIdb9li7w8ra5pov2wxg6l4t">
               <w:r>
                 <w:rPr>
                   <w:rFonts w:ascii="Arial" w:cs="Arial" w:eastAsia="Arial" w:hAnsi="Arial"/>
@@ -27040,7 +27040,7 @@
               <w:spacing w:after="10" w:before="0"/>
               <w:ind w:left="120"/>
             </w:pPr>
-            <w:hyperlink w:history="1" r:id="rIdofedckqwevvl1qjzzgzzq">
+            <w:hyperlink w:history="1" r:id="rId2xnok16qdjhnveebmafu2">
               <w:r>
                 <w:rPr>
                   <w:rFonts w:ascii="Arial" w:cs="Arial" w:eastAsia="Arial" w:hAnsi="Arial"/>
@@ -27235,7 +27235,7 @@
             <w:pPr>
               <w:spacing w:after="20" w:before="0"/>
             </w:pPr>
-            <w:hyperlink w:history="1" r:id="rIdc0iknqounoceuzqelvdgd">
+            <w:hyperlink w:history="1" r:id="rIdgobm8mzumm28ofgo2igkh">
               <w:r>
                 <w:rPr>
                   <w:rFonts w:ascii="Arial" w:cs="Arial" w:eastAsia="Arial" w:hAnsi="Arial"/>
@@ -27268,7 +27268,7 @@
               <w:spacing w:after="10" w:before="0"/>
               <w:ind w:left="120"/>
             </w:pPr>
-            <w:hyperlink w:history="1" r:id="rIdoret4q_8m2e2yzzv5-env">
+            <w:hyperlink w:history="1" r:id="rIdwcn0u5z-yvfmxjop11wye">
               <w:r>
                 <w:rPr>
                   <w:rFonts w:ascii="Arial" w:cs="Arial" w:eastAsia="Arial" w:hAnsi="Arial"/>
@@ -27313,7 +27313,7 @@
             <w:pPr>
               <w:spacing w:after="20" w:before="0"/>
             </w:pPr>
-            <w:hyperlink w:history="1" r:id="rIdcdotsaflwlvq4k-ktsf8t">
+            <w:hyperlink w:history="1" r:id="rIdiybsgn6jepcb87ro7qh2q">
               <w:r>
                 <w:rPr>
                   <w:rFonts w:ascii="Arial" w:cs="Arial" w:eastAsia="Arial" w:hAnsi="Arial"/>
@@ -27346,7 +27346,7 @@
               <w:spacing w:after="10" w:before="0"/>
               <w:ind w:left="120"/>
             </w:pPr>
-            <w:hyperlink w:history="1" r:id="rIdi14edvjxdo7rwdsmc420f">
+            <w:hyperlink w:history="1" r:id="rIdu--t6c-vjrs5auqttl8a5">
               <w:r>
                 <w:rPr>
                   <w:rFonts w:ascii="Arial" w:cs="Arial" w:eastAsia="Arial" w:hAnsi="Arial"/>
@@ -28833,7 +28833,7 @@
             <w:pPr>
               <w:spacing w:after="20" w:before="0"/>
             </w:pPr>
-            <w:hyperlink w:history="1" r:id="rIduug10hafyulki1qeqcuez">
+            <w:hyperlink w:history="1" r:id="rId204ncliz0cdiakw9ermmq">
               <w:r>
                 <w:rPr>
                   <w:rFonts w:ascii="Arial" w:cs="Arial" w:eastAsia="Arial" w:hAnsi="Arial"/>
@@ -28866,7 +28866,7 @@
               <w:spacing w:after="10" w:before="0"/>
               <w:ind w:left="120"/>
             </w:pPr>
-            <w:hyperlink w:history="1" r:id="rIda7gnesl5uqfkafrayhzw4">
+            <w:hyperlink w:history="1" r:id="rIdxnezc1duoid5t_ghbpoqz">
               <w:r>
                 <w:rPr>
                   <w:rFonts w:ascii="Arial" w:cs="Arial" w:eastAsia="Arial" w:hAnsi="Arial"/>
@@ -28911,7 +28911,7 @@
             <w:pPr>
               <w:spacing w:after="20" w:before="0"/>
             </w:pPr>
-            <w:hyperlink w:history="1" r:id="rIdw_dtwvvlomys1xa_45glk">
+            <w:hyperlink w:history="1" r:id="rIdqouu3rskdgkzgsa8tmr8q">
               <w:r>
                 <w:rPr>
                   <w:rFonts w:ascii="Arial" w:cs="Arial" w:eastAsia="Arial" w:hAnsi="Arial"/>
@@ -28944,7 +28944,7 @@
               <w:spacing w:after="10" w:before="0"/>
               <w:ind w:left="120"/>
             </w:pPr>
-            <w:hyperlink w:history="1" r:id="rIdmzomrrocw1kyh5kcyxpoo">
+            <w:hyperlink w:history="1" r:id="rIdhoovxp4bfbtxsw7bi9a2m">
               <w:r>
                 <w:rPr>
                   <w:rFonts w:ascii="Arial" w:cs="Arial" w:eastAsia="Arial" w:hAnsi="Arial"/>
@@ -29139,7 +29139,7 @@
             <w:pPr>
               <w:spacing w:after="20" w:before="0"/>
             </w:pPr>
-            <w:hyperlink w:history="1" r:id="rIdxeh3qu9qgca-quo-y1rh0">
+            <w:hyperlink w:history="1" r:id="rIdijvwslscoqeoqeuvgu_k9">
               <w:r>
                 <w:rPr>
                   <w:rFonts w:ascii="Arial" w:cs="Arial" w:eastAsia="Arial" w:hAnsi="Arial"/>
@@ -29172,7 +29172,7 @@
               <w:spacing w:after="10" w:before="0"/>
               <w:ind w:left="120"/>
             </w:pPr>
-            <w:hyperlink w:history="1" r:id="rIdamte3aalaceyrnwucxyrl">
+            <w:hyperlink w:history="1" r:id="rIdjiyw3hcycwlnztcfhcek0">
               <w:r>
                 <w:rPr>
                   <w:rFonts w:ascii="Arial" w:cs="Arial" w:eastAsia="Arial" w:hAnsi="Arial"/>
@@ -29217,7 +29217,7 @@
             <w:pPr>
               <w:spacing w:after="20" w:before="0"/>
             </w:pPr>
-            <w:hyperlink w:history="1" r:id="rIdibtgz6kcdi1kngajztfv9">
+            <w:hyperlink w:history="1" r:id="rIdeq61xqntj_qm3tu9lbddn">
               <w:r>
                 <w:rPr>
                   <w:rFonts w:ascii="Arial" w:cs="Arial" w:eastAsia="Arial" w:hAnsi="Arial"/>
@@ -29250,7 +29250,7 @@
               <w:spacing w:after="10" w:before="0"/>
               <w:ind w:left="120"/>
             </w:pPr>
-            <w:hyperlink w:history="1" r:id="rId50d-b2_ecfhu5al9codec">
+            <w:hyperlink w:history="1" r:id="rIduh_pzvz4io_xfrw3yaehp">
               <w:r>
                 <w:rPr>
                   <w:rFonts w:ascii="Arial" w:cs="Arial" w:eastAsia="Arial" w:hAnsi="Arial"/>
@@ -29445,7 +29445,7 @@
             <w:pPr>
               <w:spacing w:after="20" w:before="0"/>
             </w:pPr>
-            <w:hyperlink w:history="1" r:id="rIdon7r9swrxxs_oieecrf24">
+            <w:hyperlink w:history="1" r:id="rIddhyw41oldostn7obmccdr">
               <w:r>
                 <w:rPr>
                   <w:rFonts w:ascii="Arial" w:cs="Arial" w:eastAsia="Arial" w:hAnsi="Arial"/>
@@ -29478,7 +29478,7 @@
               <w:spacing w:after="10" w:before="0"/>
               <w:ind w:left="120"/>
             </w:pPr>
-            <w:hyperlink w:history="1" r:id="rIdi5fwbob-q6g8mj_pfjs1n">
+            <w:hyperlink w:history="1" r:id="rId2awem4xygjwknrqolgvxt">
               <w:r>
                 <w:rPr>
                   <w:rFonts w:ascii="Arial" w:cs="Arial" w:eastAsia="Arial" w:hAnsi="Arial"/>
@@ -29523,7 +29523,7 @@
             <w:pPr>
               <w:spacing w:after="20" w:before="0"/>
             </w:pPr>
-            <w:hyperlink w:history="1" r:id="rId5qsgti1w-qh6jr9jlhuc3">
+            <w:hyperlink w:history="1" r:id="rIdoiblcwufy1qdaazqy9oos">
               <w:r>
                 <w:rPr>
                   <w:rFonts w:ascii="Arial" w:cs="Arial" w:eastAsia="Arial" w:hAnsi="Arial"/>
@@ -29556,7 +29556,7 @@
               <w:spacing w:after="10" w:before="0"/>
               <w:ind w:left="120"/>
             </w:pPr>
-            <w:hyperlink w:history="1" r:id="rIdqrwnfwcyrulxqerdtydd5">
+            <w:hyperlink w:history="1" r:id="rId3ctsb4ubgfhhn3ysnlu_7">
               <w:r>
                 <w:rPr>
                   <w:rFonts w:ascii="Arial" w:cs="Arial" w:eastAsia="Arial" w:hAnsi="Arial"/>
@@ -29751,7 +29751,7 @@
             <w:pPr>
               <w:spacing w:after="20" w:before="0"/>
             </w:pPr>
-            <w:hyperlink w:history="1" r:id="rIdrfuyce9ird-1pqlch5sd9">
+            <w:hyperlink w:history="1" r:id="rIdjhb0rp0hiohf63-vewctu">
               <w:r>
                 <w:rPr>
                   <w:rFonts w:ascii="Arial" w:cs="Arial" w:eastAsia="Arial" w:hAnsi="Arial"/>
@@ -29784,7 +29784,7 @@
               <w:spacing w:after="10" w:before="0"/>
               <w:ind w:left="120"/>
             </w:pPr>
-            <w:hyperlink w:history="1" r:id="rIdo36fvln9yhjxuq-lhjyyj">
+            <w:hyperlink w:history="1" r:id="rIdd4vi8oess3gd_hojujibk">
               <w:r>
                 <w:rPr>
                   <w:rFonts w:ascii="Arial" w:cs="Arial" w:eastAsia="Arial" w:hAnsi="Arial"/>
@@ -29829,7 +29829,7 @@
             <w:pPr>
               <w:spacing w:after="20" w:before="0"/>
             </w:pPr>
-            <w:hyperlink w:history="1" r:id="rIdg0o3ezo0p1ath2ku60mp0">
+            <w:hyperlink w:history="1" r:id="rIdtuaopldg51e8_s5k47tag">
               <w:r>
                 <w:rPr>
                   <w:rFonts w:ascii="Arial" w:cs="Arial" w:eastAsia="Arial" w:hAnsi="Arial"/>
@@ -29862,7 +29862,7 @@
               <w:spacing w:after="10" w:before="0"/>
               <w:ind w:left="120"/>
             </w:pPr>
-            <w:hyperlink w:history="1" r:id="rIdqacyyhjr-7cyitsbqsnr9">
+            <w:hyperlink w:history="1" r:id="rIdg8tqbunr1nymqbp5c5-my">
               <w:r>
                 <w:rPr>
                   <w:rFonts w:ascii="Arial" w:cs="Arial" w:eastAsia="Arial" w:hAnsi="Arial"/>
@@ -30057,7 +30057,7 @@
             <w:pPr>
               <w:spacing w:after="20" w:before="0"/>
             </w:pPr>
-            <w:hyperlink w:history="1" r:id="rIdbi7m_rqa-nlmvjnseh1yp">
+            <w:hyperlink w:history="1" r:id="rIdbj_4bzaazsw6-pykkk5j9">
               <w:r>
                 <w:rPr>
                   <w:rFonts w:ascii="Arial" w:cs="Arial" w:eastAsia="Arial" w:hAnsi="Arial"/>
@@ -30090,7 +30090,7 @@
               <w:spacing w:after="10" w:before="0"/>
               <w:ind w:left="120"/>
             </w:pPr>
-            <w:hyperlink w:history="1" r:id="rIdjpnktfogndhnjlza6sc2i">
+            <w:hyperlink w:history="1" r:id="rIdt-spsiajbltl0k4ilh6ep">
               <w:r>
                 <w:rPr>
                   <w:rFonts w:ascii="Arial" w:cs="Arial" w:eastAsia="Arial" w:hAnsi="Arial"/>
@@ -30135,7 +30135,7 @@
             <w:pPr>
               <w:spacing w:after="20" w:before="0"/>
             </w:pPr>
-            <w:hyperlink w:history="1" r:id="rId8cr46owbj-clsbg-gcv9t">
+            <w:hyperlink w:history="1" r:id="rId1w_mtlyj8nvuw3eg_fkft">
               <w:r>
                 <w:rPr>
                   <w:rFonts w:ascii="Arial" w:cs="Arial" w:eastAsia="Arial" w:hAnsi="Arial"/>
@@ -30168,7 +30168,7 @@
               <w:spacing w:after="10" w:before="0"/>
               <w:ind w:left="120"/>
             </w:pPr>
-            <w:hyperlink w:history="1" r:id="rId-tsmfthm2gbo_ruhmslle">
+            <w:hyperlink w:history="1" r:id="rIdob5xr0arc3gi3hiuupyj4">
               <w:r>
                 <w:rPr>
                   <w:rFonts w:ascii="Arial" w:cs="Arial" w:eastAsia="Arial" w:hAnsi="Arial"/>

--- a/data/outputs/v2/Maths/SS3.2_Rotation/Mathematics_Rotation_CBE_LessonSequence.docx
+++ b/data/outputs/v2/Maths/SS3.2_Rotation/Mathematics_Rotation_CBE_LessonSequence.docx
@@ -3340,7 +3340,7 @@
             <w:pPr>
               <w:spacing w:after="20" w:before="0"/>
             </w:pPr>
-            <w:hyperlink w:history="1" r:id="rIdwj8myw3cof4fsqeoellok">
+            <w:hyperlink w:history="1" r:id="rIdqsitzhx9ebjatrkssooyw">
               <w:r>
                 <w:rPr>
                   <w:rFonts w:ascii="Arial" w:cs="Arial" w:eastAsia="Arial" w:hAnsi="Arial"/>
@@ -3373,7 +3373,7 @@
               <w:spacing w:after="10" w:before="0"/>
               <w:ind w:left="120"/>
             </w:pPr>
-            <w:hyperlink w:history="1" r:id="rIdyb5101pkt9xzymm80nkh7">
+            <w:hyperlink w:history="1" r:id="rIdnule6cxxgd6pbx79ybnah">
               <w:r>
                 <w:rPr>
                   <w:rFonts w:ascii="Arial" w:cs="Arial" w:eastAsia="Arial" w:hAnsi="Arial"/>
@@ -3418,7 +3418,7 @@
             <w:pPr>
               <w:spacing w:after="20" w:before="0"/>
             </w:pPr>
-            <w:hyperlink w:history="1" r:id="rIdf89gfn1kjnss7-wgme3kj">
+            <w:hyperlink w:history="1" r:id="rIdtu0wb8pnctznclxbi2ed1">
               <w:r>
                 <w:rPr>
                   <w:rFonts w:ascii="Arial" w:cs="Arial" w:eastAsia="Arial" w:hAnsi="Arial"/>
@@ -3451,7 +3451,7 @@
               <w:spacing w:after="10" w:before="0"/>
               <w:ind w:left="120"/>
             </w:pPr>
-            <w:hyperlink w:history="1" r:id="rIdm_zhs5q0zbvkxft3j2o7l">
+            <w:hyperlink w:history="1" r:id="rIdfx0fmil34v-oy0d7lse3x">
               <w:r>
                 <w:rPr>
                   <w:rFonts w:ascii="Arial" w:cs="Arial" w:eastAsia="Arial" w:hAnsi="Arial"/>
@@ -3646,7 +3646,7 @@
             <w:pPr>
               <w:spacing w:after="20" w:before="0"/>
             </w:pPr>
-            <w:hyperlink w:history="1" r:id="rIdsr9vxsr0zcwfbpddoh9lc">
+            <w:hyperlink w:history="1" r:id="rIduvwdfvrci7ee4ec2ff1mw">
               <w:r>
                 <w:rPr>
                   <w:rFonts w:ascii="Arial" w:cs="Arial" w:eastAsia="Arial" w:hAnsi="Arial"/>
@@ -3679,7 +3679,7 @@
               <w:spacing w:after="10" w:before="0"/>
               <w:ind w:left="120"/>
             </w:pPr>
-            <w:hyperlink w:history="1" r:id="rIdu43xxlu6lwkpgjksgmtne">
+            <w:hyperlink w:history="1" r:id="rIdgozbjc6uhzyd3zrf6vihu">
               <w:r>
                 <w:rPr>
                   <w:rFonts w:ascii="Arial" w:cs="Arial" w:eastAsia="Arial" w:hAnsi="Arial"/>
@@ -3724,7 +3724,7 @@
             <w:pPr>
               <w:spacing w:after="20" w:before="0"/>
             </w:pPr>
-            <w:hyperlink w:history="1" r:id="rIdldgu5hfel90j-qh0w99um">
+            <w:hyperlink w:history="1" r:id="rIdwwdbt2blcdc0xzdwhze2j">
               <w:r>
                 <w:rPr>
                   <w:rFonts w:ascii="Arial" w:cs="Arial" w:eastAsia="Arial" w:hAnsi="Arial"/>
@@ -3757,7 +3757,7 @@
               <w:spacing w:after="10" w:before="0"/>
               <w:ind w:left="120"/>
             </w:pPr>
-            <w:hyperlink w:history="1" r:id="rIdhh_xbsqj1rcdta6gc2pct">
+            <w:hyperlink w:history="1" r:id="rIdry18vdxsqqcxxlhz4voqx">
               <w:r>
                 <w:rPr>
                   <w:rFonts w:ascii="Arial" w:cs="Arial" w:eastAsia="Arial" w:hAnsi="Arial"/>
@@ -3952,7 +3952,7 @@
             <w:pPr>
               <w:spacing w:after="20" w:before="0"/>
             </w:pPr>
-            <w:hyperlink w:history="1" r:id="rIduwsqq0rdltggsqvjtyxlp">
+            <w:hyperlink w:history="1" r:id="rIdrtpzvkwfhejqprfllfoso">
               <w:r>
                 <w:rPr>
                   <w:rFonts w:ascii="Arial" w:cs="Arial" w:eastAsia="Arial" w:hAnsi="Arial"/>
@@ -3985,7 +3985,7 @@
               <w:spacing w:after="10" w:before="0"/>
               <w:ind w:left="120"/>
             </w:pPr>
-            <w:hyperlink w:history="1" r:id="rIdylt9whci2ft97aloz3nxi">
+            <w:hyperlink w:history="1" r:id="rIdl2rvm9tvomckcnk4djakd">
               <w:r>
                 <w:rPr>
                   <w:rFonts w:ascii="Arial" w:cs="Arial" w:eastAsia="Arial" w:hAnsi="Arial"/>
@@ -4030,7 +4030,7 @@
             <w:pPr>
               <w:spacing w:after="20" w:before="0"/>
             </w:pPr>
-            <w:hyperlink w:history="1" r:id="rIdr33svb2wcj1fzm7hhwtmu">
+            <w:hyperlink w:history="1" r:id="rId60n7z32gbbxb1yd76-v0u">
               <w:r>
                 <w:rPr>
                   <w:rFonts w:ascii="Arial" w:cs="Arial" w:eastAsia="Arial" w:hAnsi="Arial"/>
@@ -4063,7 +4063,7 @@
               <w:spacing w:after="10" w:before="0"/>
               <w:ind w:left="120"/>
             </w:pPr>
-            <w:hyperlink w:history="1" r:id="rIdjr50xxivb2sesdqgo7k1b">
+            <w:hyperlink w:history="1" r:id="rIdqfrgqvq46__kbaj-iiyky">
               <w:r>
                 <w:rPr>
                   <w:rFonts w:ascii="Arial" w:cs="Arial" w:eastAsia="Arial" w:hAnsi="Arial"/>
@@ -4258,7 +4258,7 @@
             <w:pPr>
               <w:spacing w:after="20" w:before="0"/>
             </w:pPr>
-            <w:hyperlink w:history="1" r:id="rIdmb0svrjatbzzkhcjmmi4x">
+            <w:hyperlink w:history="1" r:id="rIdrxnshb_qczxnukfdbyrs6">
               <w:r>
                 <w:rPr>
                   <w:rFonts w:ascii="Arial" w:cs="Arial" w:eastAsia="Arial" w:hAnsi="Arial"/>
@@ -4291,7 +4291,7 @@
               <w:spacing w:after="10" w:before="0"/>
               <w:ind w:left="120"/>
             </w:pPr>
-            <w:hyperlink w:history="1" r:id="rIdtrnrm9kl8tqkod2tqffor">
+            <w:hyperlink w:history="1" r:id="rIdypubbfgxly1saq_y4jntx">
               <w:r>
                 <w:rPr>
                   <w:rFonts w:ascii="Arial" w:cs="Arial" w:eastAsia="Arial" w:hAnsi="Arial"/>
@@ -4336,7 +4336,7 @@
             <w:pPr>
               <w:spacing w:after="20" w:before="0"/>
             </w:pPr>
-            <w:hyperlink w:history="1" r:id="rIdkgqxnom6ceoh9akxnbzsh">
+            <w:hyperlink w:history="1" r:id="rIdf5rrljoa0tugfxcyanptp">
               <w:r>
                 <w:rPr>
                   <w:rFonts w:ascii="Arial" w:cs="Arial" w:eastAsia="Arial" w:hAnsi="Arial"/>
@@ -4369,7 +4369,7 @@
               <w:spacing w:after="10" w:before="0"/>
               <w:ind w:left="120"/>
             </w:pPr>
-            <w:hyperlink w:history="1" r:id="rIdbs-hrey5buhfg28unvz0u">
+            <w:hyperlink w:history="1" r:id="rIdx-qr7loubkdcnylu6blfw">
               <w:r>
                 <w:rPr>
                   <w:rFonts w:ascii="Arial" w:cs="Arial" w:eastAsia="Arial" w:hAnsi="Arial"/>
@@ -4564,7 +4564,7 @@
             <w:pPr>
               <w:spacing w:after="20" w:before="0"/>
             </w:pPr>
-            <w:hyperlink w:history="1" r:id="rIdiqob3fsmm89rxp_of4u8i">
+            <w:hyperlink w:history="1" r:id="rIdt0958dv-7h7lfiz9pn4gg">
               <w:r>
                 <w:rPr>
                   <w:rFonts w:ascii="Arial" w:cs="Arial" w:eastAsia="Arial" w:hAnsi="Arial"/>
@@ -4597,7 +4597,7 @@
               <w:spacing w:after="10" w:before="0"/>
               <w:ind w:left="120"/>
             </w:pPr>
-            <w:hyperlink w:history="1" r:id="rIdhjjaose8qduu-qtb_ylnx">
+            <w:hyperlink w:history="1" r:id="rId7arwosd4bnx5ftlztbezz">
               <w:r>
                 <w:rPr>
                   <w:rFonts w:ascii="Arial" w:cs="Arial" w:eastAsia="Arial" w:hAnsi="Arial"/>
@@ -4642,7 +4642,7 @@
             <w:pPr>
               <w:spacing w:after="20" w:before="0"/>
             </w:pPr>
-            <w:hyperlink w:history="1" r:id="rId_eyzmvwvilrjrciem3gg9">
+            <w:hyperlink w:history="1" r:id="rIdd37pdfemyafaxwxaer3oa">
               <w:r>
                 <w:rPr>
                   <w:rFonts w:ascii="Arial" w:cs="Arial" w:eastAsia="Arial" w:hAnsi="Arial"/>
@@ -4675,7 +4675,7 @@
               <w:spacing w:after="10" w:before="0"/>
               <w:ind w:left="120"/>
             </w:pPr>
-            <w:hyperlink w:history="1" r:id="rIdvvnmr4zr2uapsqj7svm8s">
+            <w:hyperlink w:history="1" r:id="rIdy_tasravtdhecjzhsdid-">
               <w:r>
                 <w:rPr>
                   <w:rFonts w:ascii="Arial" w:cs="Arial" w:eastAsia="Arial" w:hAnsi="Arial"/>
@@ -6257,7 +6257,7 @@
             <w:pPr>
               <w:spacing w:after="20" w:before="0"/>
             </w:pPr>
-            <w:hyperlink w:history="1" r:id="rIdpucu6ku6ai77pybrq8qso">
+            <w:hyperlink w:history="1" r:id="rId4fqlc13d95fp_tqxobonx">
               <w:r>
                 <w:rPr>
                   <w:rFonts w:ascii="Arial" w:cs="Arial" w:eastAsia="Arial" w:hAnsi="Arial"/>
@@ -6290,7 +6290,7 @@
               <w:spacing w:after="10" w:before="0"/>
               <w:ind w:left="120"/>
             </w:pPr>
-            <w:hyperlink w:history="1" r:id="rIdv-ru9sbuqqwaknsp5ymyc">
+            <w:hyperlink w:history="1" r:id="rIdu9k_pe8nvxygrksaqxj6d">
               <w:r>
                 <w:rPr>
                   <w:rFonts w:ascii="Arial" w:cs="Arial" w:eastAsia="Arial" w:hAnsi="Arial"/>
@@ -6335,7 +6335,7 @@
             <w:pPr>
               <w:spacing w:after="20" w:before="0"/>
             </w:pPr>
-            <w:hyperlink w:history="1" r:id="rIdr7udzkgu4efmuckvqd0ov">
+            <w:hyperlink w:history="1" r:id="rIdpeywjy9vwybu7x5bdg0o9">
               <w:r>
                 <w:rPr>
                   <w:rFonts w:ascii="Arial" w:cs="Arial" w:eastAsia="Arial" w:hAnsi="Arial"/>
@@ -6368,7 +6368,7 @@
               <w:spacing w:after="10" w:before="0"/>
               <w:ind w:left="120"/>
             </w:pPr>
-            <w:hyperlink w:history="1" r:id="rIdrprdrrdaz2q8ykuwp6_4o">
+            <w:hyperlink w:history="1" r:id="rIdtbtp7hdp7bfbevcdh_o-8">
               <w:r>
                 <w:rPr>
                   <w:rFonts w:ascii="Arial" w:cs="Arial" w:eastAsia="Arial" w:hAnsi="Arial"/>
@@ -6563,7 +6563,7 @@
             <w:pPr>
               <w:spacing w:after="20" w:before="0"/>
             </w:pPr>
-            <w:hyperlink w:history="1" r:id="rIdktxp0p5rr3dowk-qj_plv">
+            <w:hyperlink w:history="1" r:id="rIdv7e_kfyqp2ywfy7jefuje">
               <w:r>
                 <w:rPr>
                   <w:rFonts w:ascii="Arial" w:cs="Arial" w:eastAsia="Arial" w:hAnsi="Arial"/>
@@ -6596,7 +6596,7 @@
               <w:spacing w:after="10" w:before="0"/>
               <w:ind w:left="120"/>
             </w:pPr>
-            <w:hyperlink w:history="1" r:id="rIdrt0avornavtndbn1krbov">
+            <w:hyperlink w:history="1" r:id="rIdycirnteocvovtmm4v1vhw">
               <w:r>
                 <w:rPr>
                   <w:rFonts w:ascii="Arial" w:cs="Arial" w:eastAsia="Arial" w:hAnsi="Arial"/>
@@ -6641,7 +6641,7 @@
             <w:pPr>
               <w:spacing w:after="20" w:before="0"/>
             </w:pPr>
-            <w:hyperlink w:history="1" r:id="rId2pvtotmwlldgist4eu_np">
+            <w:hyperlink w:history="1" r:id="rId8tqxncluxew76-jukzwqk">
               <w:r>
                 <w:rPr>
                   <w:rFonts w:ascii="Arial" w:cs="Arial" w:eastAsia="Arial" w:hAnsi="Arial"/>
@@ -6674,7 +6674,7 @@
               <w:spacing w:after="10" w:before="0"/>
               <w:ind w:left="120"/>
             </w:pPr>
-            <w:hyperlink w:history="1" r:id="rIdj8ync99ibpibja1wcujnc">
+            <w:hyperlink w:history="1" r:id="rIdwk3yvruq38216azgnayoi">
               <w:r>
                 <w:rPr>
                   <w:rFonts w:ascii="Arial" w:cs="Arial" w:eastAsia="Arial" w:hAnsi="Arial"/>
@@ -6869,7 +6869,7 @@
             <w:pPr>
               <w:spacing w:after="20" w:before="0"/>
             </w:pPr>
-            <w:hyperlink w:history="1" r:id="rIduemdjoy-bkkvfjbixoj-m">
+            <w:hyperlink w:history="1" r:id="rIdljtumky1b4-yaiy3ofis3">
               <w:r>
                 <w:rPr>
                   <w:rFonts w:ascii="Arial" w:cs="Arial" w:eastAsia="Arial" w:hAnsi="Arial"/>
@@ -6902,7 +6902,7 @@
               <w:spacing w:after="10" w:before="0"/>
               <w:ind w:left="120"/>
             </w:pPr>
-            <w:hyperlink w:history="1" r:id="rId5ww5acwuhdovprihseig7">
+            <w:hyperlink w:history="1" r:id="rId36ksemfjmhlepzuipqtdu">
               <w:r>
                 <w:rPr>
                   <w:rFonts w:ascii="Arial" w:cs="Arial" w:eastAsia="Arial" w:hAnsi="Arial"/>
@@ -6947,7 +6947,7 @@
             <w:pPr>
               <w:spacing w:after="20" w:before="0"/>
             </w:pPr>
-            <w:hyperlink w:history="1" r:id="rIdi95hlxwwg9xpqsmyaat5b">
+            <w:hyperlink w:history="1" r:id="rIdvgde5esl-kpupkqqx9mhh">
               <w:r>
                 <w:rPr>
                   <w:rFonts w:ascii="Arial" w:cs="Arial" w:eastAsia="Arial" w:hAnsi="Arial"/>
@@ -6980,7 +6980,7 @@
               <w:spacing w:after="10" w:before="0"/>
               <w:ind w:left="120"/>
             </w:pPr>
-            <w:hyperlink w:history="1" r:id="rId2qmve-h1iqfekocragkqo">
+            <w:hyperlink w:history="1" r:id="rIdqya1hndwph_hhxc3jhdzf">
               <w:r>
                 <w:rPr>
                   <w:rFonts w:ascii="Arial" w:cs="Arial" w:eastAsia="Arial" w:hAnsi="Arial"/>
@@ -7175,7 +7175,7 @@
             <w:pPr>
               <w:spacing w:after="20" w:before="0"/>
             </w:pPr>
-            <w:hyperlink w:history="1" r:id="rIdutypzwv3dohnyr6jk9o8u">
+            <w:hyperlink w:history="1" r:id="rId1r9xpzd-tdbalr69ekcdi">
               <w:r>
                 <w:rPr>
                   <w:rFonts w:ascii="Arial" w:cs="Arial" w:eastAsia="Arial" w:hAnsi="Arial"/>
@@ -7208,7 +7208,7 @@
               <w:spacing w:after="10" w:before="0"/>
               <w:ind w:left="120"/>
             </w:pPr>
-            <w:hyperlink w:history="1" r:id="rIdn9uamyzd6leurecm_stuj">
+            <w:hyperlink w:history="1" r:id="rId08bvxzf3_2n_peqcbi_ra">
               <w:r>
                 <w:rPr>
                   <w:rFonts w:ascii="Arial" w:cs="Arial" w:eastAsia="Arial" w:hAnsi="Arial"/>
@@ -7253,7 +7253,7 @@
             <w:pPr>
               <w:spacing w:after="20" w:before="0"/>
             </w:pPr>
-            <w:hyperlink w:history="1" r:id="rIdu4kgpd5ex09g6mjkvncz1">
+            <w:hyperlink w:history="1" r:id="rIdfpotlyycmuwmk0fswxu_1">
               <w:r>
                 <w:rPr>
                   <w:rFonts w:ascii="Arial" w:cs="Arial" w:eastAsia="Arial" w:hAnsi="Arial"/>
@@ -7286,7 +7286,7 @@
               <w:spacing w:after="10" w:before="0"/>
               <w:ind w:left="120"/>
             </w:pPr>
-            <w:hyperlink w:history="1" r:id="rIdkauul2l-tqsbqm5snyyud">
+            <w:hyperlink w:history="1" r:id="rId1lr8bewtudra9yksvi9t_">
               <w:r>
                 <w:rPr>
                   <w:rFonts w:ascii="Arial" w:cs="Arial" w:eastAsia="Arial" w:hAnsi="Arial"/>
@@ -7481,7 +7481,7 @@
             <w:pPr>
               <w:spacing w:after="20" w:before="0"/>
             </w:pPr>
-            <w:hyperlink w:history="1" r:id="rIdopjw2mezafosaenrq5rvc">
+            <w:hyperlink w:history="1" r:id="rIduzlbpeccdbpxepvb6zxn4">
               <w:r>
                 <w:rPr>
                   <w:rFonts w:ascii="Arial" w:cs="Arial" w:eastAsia="Arial" w:hAnsi="Arial"/>
@@ -7514,7 +7514,7 @@
               <w:spacing w:after="10" w:before="0"/>
               <w:ind w:left="120"/>
             </w:pPr>
-            <w:hyperlink w:history="1" r:id="rIdr36lgc3okubbe5p5cbqug">
+            <w:hyperlink w:history="1" r:id="rIdvn-qk7k0-kdoa7fdfq7eo">
               <w:r>
                 <w:rPr>
                   <w:rFonts w:ascii="Arial" w:cs="Arial" w:eastAsia="Arial" w:hAnsi="Arial"/>
@@ -7559,7 +7559,7 @@
             <w:pPr>
               <w:spacing w:after="20" w:before="0"/>
             </w:pPr>
-            <w:hyperlink w:history="1" r:id="rIdsbigckfdfw80o23wey3aa">
+            <w:hyperlink w:history="1" r:id="rIdbiu38a68c_ke-lx5agmot">
               <w:r>
                 <w:rPr>
                   <w:rFonts w:ascii="Arial" w:cs="Arial" w:eastAsia="Arial" w:hAnsi="Arial"/>
@@ -7592,7 +7592,7 @@
               <w:spacing w:after="10" w:before="0"/>
               <w:ind w:left="120"/>
             </w:pPr>
-            <w:hyperlink w:history="1" r:id="rIdun6t2xbdhazg9afvt9mbz">
+            <w:hyperlink w:history="1" r:id="rIdefxscah2kb9jeh0qxyhit">
               <w:r>
                 <w:rPr>
                   <w:rFonts w:ascii="Arial" w:cs="Arial" w:eastAsia="Arial" w:hAnsi="Arial"/>
@@ -9079,7 +9079,7 @@
             <w:pPr>
               <w:spacing w:after="20" w:before="0"/>
             </w:pPr>
-            <w:hyperlink w:history="1" r:id="rIdiekqz_kzdte0sm4ybcimf">
+            <w:hyperlink w:history="1" r:id="rIdjyntyqurrd-uedxf7mdvg">
               <w:r>
                 <w:rPr>
                   <w:rFonts w:ascii="Arial" w:cs="Arial" w:eastAsia="Arial" w:hAnsi="Arial"/>
@@ -9112,7 +9112,7 @@
               <w:spacing w:after="10" w:before="0"/>
               <w:ind w:left="120"/>
             </w:pPr>
-            <w:hyperlink w:history="1" r:id="rIdt9rjs3bo-kc87v9lomy3u">
+            <w:hyperlink w:history="1" r:id="rIdig3wvrcfvsm8wtpaea870">
               <w:r>
                 <w:rPr>
                   <w:rFonts w:ascii="Arial" w:cs="Arial" w:eastAsia="Arial" w:hAnsi="Arial"/>
@@ -9157,7 +9157,7 @@
             <w:pPr>
               <w:spacing w:after="20" w:before="0"/>
             </w:pPr>
-            <w:hyperlink w:history="1" r:id="rId5odrccfoaaplrfdmudnj1">
+            <w:hyperlink w:history="1" r:id="rId75razqtxklhu0ipuzvfe9">
               <w:r>
                 <w:rPr>
                   <w:rFonts w:ascii="Arial" w:cs="Arial" w:eastAsia="Arial" w:hAnsi="Arial"/>
@@ -9190,7 +9190,7 @@
               <w:spacing w:after="10" w:before="0"/>
               <w:ind w:left="120"/>
             </w:pPr>
-            <w:hyperlink w:history="1" r:id="rIdynmy7ct5fiobpk8zgawx0">
+            <w:hyperlink w:history="1" r:id="rIdsgcwlfmds4lhgxrnhz3tp">
               <w:r>
                 <w:rPr>
                   <w:rFonts w:ascii="Arial" w:cs="Arial" w:eastAsia="Arial" w:hAnsi="Arial"/>
@@ -9385,7 +9385,7 @@
             <w:pPr>
               <w:spacing w:after="20" w:before="0"/>
             </w:pPr>
-            <w:hyperlink w:history="1" r:id="rIdarcgolychj99cvzjxvc80">
+            <w:hyperlink w:history="1" r:id="rIdzlnpezkkjeqhbu8ery-cw">
               <w:r>
                 <w:rPr>
                   <w:rFonts w:ascii="Arial" w:cs="Arial" w:eastAsia="Arial" w:hAnsi="Arial"/>
@@ -9418,7 +9418,7 @@
               <w:spacing w:after="10" w:before="0"/>
               <w:ind w:left="120"/>
             </w:pPr>
-            <w:hyperlink w:history="1" r:id="rIdi6hcgrexa_xxmlqayugdg">
+            <w:hyperlink w:history="1" r:id="rId8wl69clazcnwhepkbjiwr">
               <w:r>
                 <w:rPr>
                   <w:rFonts w:ascii="Arial" w:cs="Arial" w:eastAsia="Arial" w:hAnsi="Arial"/>
@@ -9463,7 +9463,7 @@
             <w:pPr>
               <w:spacing w:after="20" w:before="0"/>
             </w:pPr>
-            <w:hyperlink w:history="1" r:id="rIdeirtog89tqefmpn63xgv0">
+            <w:hyperlink w:history="1" r:id="rIdpwk2iagvfpcg5nwldcphh">
               <w:r>
                 <w:rPr>
                   <w:rFonts w:ascii="Arial" w:cs="Arial" w:eastAsia="Arial" w:hAnsi="Arial"/>
@@ -9496,7 +9496,7 @@
               <w:spacing w:after="10" w:before="0"/>
               <w:ind w:left="120"/>
             </w:pPr>
-            <w:hyperlink w:history="1" r:id="rId9bjyi8vw6aow3kjkecppf">
+            <w:hyperlink w:history="1" r:id="rIdlmdtorrhtvm8magtp36ek">
               <w:r>
                 <w:rPr>
                   <w:rFonts w:ascii="Arial" w:cs="Arial" w:eastAsia="Arial" w:hAnsi="Arial"/>
@@ -9691,7 +9691,7 @@
             <w:pPr>
               <w:spacing w:after="20" w:before="0"/>
             </w:pPr>
-            <w:hyperlink w:history="1" r:id="rIdrtqw8ss-2ai94m8ce8bcv">
+            <w:hyperlink w:history="1" r:id="rIdg2mbtykhkj3qf4wxnyspb">
               <w:r>
                 <w:rPr>
                   <w:rFonts w:ascii="Arial" w:cs="Arial" w:eastAsia="Arial" w:hAnsi="Arial"/>
@@ -9724,7 +9724,7 @@
               <w:spacing w:after="10" w:before="0"/>
               <w:ind w:left="120"/>
             </w:pPr>
-            <w:hyperlink w:history="1" r:id="rIduck6poprbfycluomj8wzo">
+            <w:hyperlink w:history="1" r:id="rIdvtusw3e9ggwcdrjatcawe">
               <w:r>
                 <w:rPr>
                   <w:rFonts w:ascii="Arial" w:cs="Arial" w:eastAsia="Arial" w:hAnsi="Arial"/>
@@ -9769,7 +9769,7 @@
             <w:pPr>
               <w:spacing w:after="20" w:before="0"/>
             </w:pPr>
-            <w:hyperlink w:history="1" r:id="rIdwmkkflql7m-ei6j279kx1">
+            <w:hyperlink w:history="1" r:id="rId8qudwgstxgrsqgo58p1vn">
               <w:r>
                 <w:rPr>
                   <w:rFonts w:ascii="Arial" w:cs="Arial" w:eastAsia="Arial" w:hAnsi="Arial"/>
@@ -9802,7 +9802,7 @@
               <w:spacing w:after="10" w:before="0"/>
               <w:ind w:left="120"/>
             </w:pPr>
-            <w:hyperlink w:history="1" r:id="rId9p1qqs8fqwu1__0cnkfqz">
+            <w:hyperlink w:history="1" r:id="rIdk8ppjzqkeqgo9vz_2rmrm">
               <w:r>
                 <w:rPr>
                   <w:rFonts w:ascii="Arial" w:cs="Arial" w:eastAsia="Arial" w:hAnsi="Arial"/>
@@ -9997,7 +9997,7 @@
             <w:pPr>
               <w:spacing w:after="20" w:before="0"/>
             </w:pPr>
-            <w:hyperlink w:history="1" r:id="rIdmwu9ac-ak-dkamzovmk41">
+            <w:hyperlink w:history="1" r:id="rIdsqn1n9vsisi-hgw5zx2wv">
               <w:r>
                 <w:rPr>
                   <w:rFonts w:ascii="Arial" w:cs="Arial" w:eastAsia="Arial" w:hAnsi="Arial"/>
@@ -10030,7 +10030,7 @@
               <w:spacing w:after="10" w:before="0"/>
               <w:ind w:left="120"/>
             </w:pPr>
-            <w:hyperlink w:history="1" r:id="rId6eqh58joxhmflt5fdibje">
+            <w:hyperlink w:history="1" r:id="rIdyg3_ebacihvya4qm_c8vb">
               <w:r>
                 <w:rPr>
                   <w:rFonts w:ascii="Arial" w:cs="Arial" w:eastAsia="Arial" w:hAnsi="Arial"/>
@@ -10075,7 +10075,7 @@
             <w:pPr>
               <w:spacing w:after="20" w:before="0"/>
             </w:pPr>
-            <w:hyperlink w:history="1" r:id="rIdcrjbgzzqupign5tbkcdhp">
+            <w:hyperlink w:history="1" r:id="rIdq-znvt9_cospxb86bf3ar">
               <w:r>
                 <w:rPr>
                   <w:rFonts w:ascii="Arial" w:cs="Arial" w:eastAsia="Arial" w:hAnsi="Arial"/>
@@ -10108,7 +10108,7 @@
               <w:spacing w:after="10" w:before="0"/>
               <w:ind w:left="120"/>
             </w:pPr>
-            <w:hyperlink w:history="1" r:id="rIdfryhk15eqefxgwxm5zneg">
+            <w:hyperlink w:history="1" r:id="rIddo3zmheepuy_rqs3p1ngh">
               <w:r>
                 <w:rPr>
                   <w:rFonts w:ascii="Arial" w:cs="Arial" w:eastAsia="Arial" w:hAnsi="Arial"/>
@@ -10303,7 +10303,7 @@
             <w:pPr>
               <w:spacing w:after="20" w:before="0"/>
             </w:pPr>
-            <w:hyperlink w:history="1" r:id="rIdxh0zny6a36eilry60yni-">
+            <w:hyperlink w:history="1" r:id="rIdjmtigly_mn2gbry4k3xtd">
               <w:r>
                 <w:rPr>
                   <w:rFonts w:ascii="Arial" w:cs="Arial" w:eastAsia="Arial" w:hAnsi="Arial"/>
@@ -10336,7 +10336,7 @@
               <w:spacing w:after="10" w:before="0"/>
               <w:ind w:left="120"/>
             </w:pPr>
-            <w:hyperlink w:history="1" r:id="rIdpb5pnjhm4sun-tstsuwsr">
+            <w:hyperlink w:history="1" r:id="rIdqhp8ie0_ghtofcpc28nqi">
               <w:r>
                 <w:rPr>
                   <w:rFonts w:ascii="Arial" w:cs="Arial" w:eastAsia="Arial" w:hAnsi="Arial"/>
@@ -10381,7 +10381,7 @@
             <w:pPr>
               <w:spacing w:after="20" w:before="0"/>
             </w:pPr>
-            <w:hyperlink w:history="1" r:id="rIdla2exz87_llypnd9x8vxg">
+            <w:hyperlink w:history="1" r:id="rIdkm01msfo4ipybeq7oukly">
               <w:r>
                 <w:rPr>
                   <w:rFonts w:ascii="Arial" w:cs="Arial" w:eastAsia="Arial" w:hAnsi="Arial"/>
@@ -10414,7 +10414,7 @@
               <w:spacing w:after="10" w:before="0"/>
               <w:ind w:left="120"/>
             </w:pPr>
-            <w:hyperlink w:history="1" r:id="rIdw0c7rfxsv3vsjhtq4tuay">
+            <w:hyperlink w:history="1" r:id="rId__1zo8regzykc3svbvbcs">
               <w:r>
                 <w:rPr>
                   <w:rFonts w:ascii="Arial" w:cs="Arial" w:eastAsia="Arial" w:hAnsi="Arial"/>
@@ -11901,7 +11901,7 @@
             <w:pPr>
               <w:spacing w:after="20" w:before="0"/>
             </w:pPr>
-            <w:hyperlink w:history="1" r:id="rIdydao-b16vhjlzwl7x0y9n">
+            <w:hyperlink w:history="1" r:id="rIdkq1_1skuvqroy6shmgwwi">
               <w:r>
                 <w:rPr>
                   <w:rFonts w:ascii="Arial" w:cs="Arial" w:eastAsia="Arial" w:hAnsi="Arial"/>
@@ -11934,7 +11934,7 @@
               <w:spacing w:after="10" w:before="0"/>
               <w:ind w:left="120"/>
             </w:pPr>
-            <w:hyperlink w:history="1" r:id="rIdxg6ydkgzeghtjcwy1dh5c">
+            <w:hyperlink w:history="1" r:id="rIdqsvgviko1zo9cf7nz4ewo">
               <w:r>
                 <w:rPr>
                   <w:rFonts w:ascii="Arial" w:cs="Arial" w:eastAsia="Arial" w:hAnsi="Arial"/>
@@ -11979,7 +11979,7 @@
             <w:pPr>
               <w:spacing w:after="20" w:before="0"/>
             </w:pPr>
-            <w:hyperlink w:history="1" r:id="rIdtm7gbvgcj9xd6pdtsiepw">
+            <w:hyperlink w:history="1" r:id="rIdhojnm3hvf6ayo2x9lgwil">
               <w:r>
                 <w:rPr>
                   <w:rFonts w:ascii="Arial" w:cs="Arial" w:eastAsia="Arial" w:hAnsi="Arial"/>
@@ -12012,7 +12012,7 @@
               <w:spacing w:after="10" w:before="0"/>
               <w:ind w:left="120"/>
             </w:pPr>
-            <w:hyperlink w:history="1" r:id="rId7xtod3i_uypyyahuoeynj">
+            <w:hyperlink w:history="1" r:id="rIdbcrswwpjququqpp5ujkmk">
               <w:r>
                 <w:rPr>
                   <w:rFonts w:ascii="Arial" w:cs="Arial" w:eastAsia="Arial" w:hAnsi="Arial"/>
@@ -12207,7 +12207,7 @@
             <w:pPr>
               <w:spacing w:after="20" w:before="0"/>
             </w:pPr>
-            <w:hyperlink w:history="1" r:id="rId5vk0kcxucbnszv_zcnvdb">
+            <w:hyperlink w:history="1" r:id="rIdfrtmgfaoo0kv_zuyvn9s7">
               <w:r>
                 <w:rPr>
                   <w:rFonts w:ascii="Arial" w:cs="Arial" w:eastAsia="Arial" w:hAnsi="Arial"/>
@@ -12240,7 +12240,7 @@
               <w:spacing w:after="10" w:before="0"/>
               <w:ind w:left="120"/>
             </w:pPr>
-            <w:hyperlink w:history="1" r:id="rIdwnxob4fw4n1oz-is-fusc">
+            <w:hyperlink w:history="1" r:id="rIdelpgrrlmi05mgvpasubrd">
               <w:r>
                 <w:rPr>
                   <w:rFonts w:ascii="Arial" w:cs="Arial" w:eastAsia="Arial" w:hAnsi="Arial"/>
@@ -12285,7 +12285,7 @@
             <w:pPr>
               <w:spacing w:after="20" w:before="0"/>
             </w:pPr>
-            <w:hyperlink w:history="1" r:id="rIdqiwsnu-ctcjy-ctfiqomk">
+            <w:hyperlink w:history="1" r:id="rIdkbbmppprbbruafee6pbau">
               <w:r>
                 <w:rPr>
                   <w:rFonts w:ascii="Arial" w:cs="Arial" w:eastAsia="Arial" w:hAnsi="Arial"/>
@@ -12318,7 +12318,7 @@
               <w:spacing w:after="10" w:before="0"/>
               <w:ind w:left="120"/>
             </w:pPr>
-            <w:hyperlink w:history="1" r:id="rIdx10zmlv-rjanwhkonohau">
+            <w:hyperlink w:history="1" r:id="rIdwluwy_rpsxup3kd5rq4hn">
               <w:r>
                 <w:rPr>
                   <w:rFonts w:ascii="Arial" w:cs="Arial" w:eastAsia="Arial" w:hAnsi="Arial"/>
@@ -12513,7 +12513,7 @@
             <w:pPr>
               <w:spacing w:after="20" w:before="0"/>
             </w:pPr>
-            <w:hyperlink w:history="1" r:id="rIdhpxk-hp-ekivnm9-otqgm">
+            <w:hyperlink w:history="1" r:id="rIdyualoj5j2ayhh4nimkxi5">
               <w:r>
                 <w:rPr>
                   <w:rFonts w:ascii="Arial" w:cs="Arial" w:eastAsia="Arial" w:hAnsi="Arial"/>
@@ -12546,7 +12546,7 @@
               <w:spacing w:after="10" w:before="0"/>
               <w:ind w:left="120"/>
             </w:pPr>
-            <w:hyperlink w:history="1" r:id="rIdactausoks3cazwvp59yia">
+            <w:hyperlink w:history="1" r:id="rId_xskorsp3lstdrr-wtfbf">
               <w:r>
                 <w:rPr>
                   <w:rFonts w:ascii="Arial" w:cs="Arial" w:eastAsia="Arial" w:hAnsi="Arial"/>
@@ -12591,7 +12591,7 @@
             <w:pPr>
               <w:spacing w:after="20" w:before="0"/>
             </w:pPr>
-            <w:hyperlink w:history="1" r:id="rIdzpeie96dhdbnbzg3affjx">
+            <w:hyperlink w:history="1" r:id="rIdid5gs2gfiwe2coz3snsdf">
               <w:r>
                 <w:rPr>
                   <w:rFonts w:ascii="Arial" w:cs="Arial" w:eastAsia="Arial" w:hAnsi="Arial"/>
@@ -12624,7 +12624,7 @@
               <w:spacing w:after="10" w:before="0"/>
               <w:ind w:left="120"/>
             </w:pPr>
-            <w:hyperlink w:history="1" r:id="rId1tesxibqorvs_lkmmplmq">
+            <w:hyperlink w:history="1" r:id="rId3h3delptuujnwthcyn5c7">
               <w:r>
                 <w:rPr>
                   <w:rFonts w:ascii="Arial" w:cs="Arial" w:eastAsia="Arial" w:hAnsi="Arial"/>
@@ -12819,7 +12819,7 @@
             <w:pPr>
               <w:spacing w:after="20" w:before="0"/>
             </w:pPr>
-            <w:hyperlink w:history="1" r:id="rIdiijc4gdidcyxhfklh2se_">
+            <w:hyperlink w:history="1" r:id="rIdlxaems1a0fmf9-jqexmo7">
               <w:r>
                 <w:rPr>
                   <w:rFonts w:ascii="Arial" w:cs="Arial" w:eastAsia="Arial" w:hAnsi="Arial"/>
@@ -12852,7 +12852,7 @@
               <w:spacing w:after="10" w:before="0"/>
               <w:ind w:left="120"/>
             </w:pPr>
-            <w:hyperlink w:history="1" r:id="rIdmxh7zwh-ykqve9nn1or2v">
+            <w:hyperlink w:history="1" r:id="rId-t_rimwabjdzt0gu1nljt">
               <w:r>
                 <w:rPr>
                   <w:rFonts w:ascii="Arial" w:cs="Arial" w:eastAsia="Arial" w:hAnsi="Arial"/>
@@ -12897,7 +12897,7 @@
             <w:pPr>
               <w:spacing w:after="20" w:before="0"/>
             </w:pPr>
-            <w:hyperlink w:history="1" r:id="rIdknvtwagvhsdozpnl2kpup">
+            <w:hyperlink w:history="1" r:id="rIdfgm633fc5bdilc5jah6os">
               <w:r>
                 <w:rPr>
                   <w:rFonts w:ascii="Arial" w:cs="Arial" w:eastAsia="Arial" w:hAnsi="Arial"/>
@@ -12930,7 +12930,7 @@
               <w:spacing w:after="10" w:before="0"/>
               <w:ind w:left="120"/>
             </w:pPr>
-            <w:hyperlink w:history="1" r:id="rIdq88zkhn3gas1lnzwvro1x">
+            <w:hyperlink w:history="1" r:id="rIdq-zukxbbbga0grcfrslrt">
               <w:r>
                 <w:rPr>
                   <w:rFonts w:ascii="Arial" w:cs="Arial" w:eastAsia="Arial" w:hAnsi="Arial"/>
@@ -13125,7 +13125,7 @@
             <w:pPr>
               <w:spacing w:after="20" w:before="0"/>
             </w:pPr>
-            <w:hyperlink w:history="1" r:id="rIdtdmjzftgqyjrqxqvfmxhy">
+            <w:hyperlink w:history="1" r:id="rId5la-qsdxw5dzkvkbsd9tg">
               <w:r>
                 <w:rPr>
                   <w:rFonts w:ascii="Arial" w:cs="Arial" w:eastAsia="Arial" w:hAnsi="Arial"/>
@@ -13158,7 +13158,7 @@
               <w:spacing w:after="10" w:before="0"/>
               <w:ind w:left="120"/>
             </w:pPr>
-            <w:hyperlink w:history="1" r:id="rIdqv9tsyp2gsn0slf_0qe-r">
+            <w:hyperlink w:history="1" r:id="rIdvb2owsijykzsrbrzjaaik">
               <w:r>
                 <w:rPr>
                   <w:rFonts w:ascii="Arial" w:cs="Arial" w:eastAsia="Arial" w:hAnsi="Arial"/>
@@ -13203,7 +13203,7 @@
             <w:pPr>
               <w:spacing w:after="20" w:before="0"/>
             </w:pPr>
-            <w:hyperlink w:history="1" r:id="rIdoaoabu5wxixtobofbr2uh">
+            <w:hyperlink w:history="1" r:id="rIdcs6x7fjpcyg-_8xj_m0tl">
               <w:r>
                 <w:rPr>
                   <w:rFonts w:ascii="Arial" w:cs="Arial" w:eastAsia="Arial" w:hAnsi="Arial"/>
@@ -13236,7 +13236,7 @@
               <w:spacing w:after="10" w:before="0"/>
               <w:ind w:left="120"/>
             </w:pPr>
-            <w:hyperlink w:history="1" r:id="rIdiy_pevnp0ih0co8qgu2mn">
+            <w:hyperlink w:history="1" r:id="rIdt_5elrpip30f8flwvnokw">
               <w:r>
                 <w:rPr>
                   <w:rFonts w:ascii="Arial" w:cs="Arial" w:eastAsia="Arial" w:hAnsi="Arial"/>
@@ -14723,7 +14723,7 @@
             <w:pPr>
               <w:spacing w:after="20" w:before="0"/>
             </w:pPr>
-            <w:hyperlink w:history="1" r:id="rIdixiqc4erisvugkwgaavky">
+            <w:hyperlink w:history="1" r:id="rIddoek42p2vgzfcpsugrxrw">
               <w:r>
                 <w:rPr>
                   <w:rFonts w:ascii="Arial" w:cs="Arial" w:eastAsia="Arial" w:hAnsi="Arial"/>
@@ -14756,7 +14756,7 @@
               <w:spacing w:after="10" w:before="0"/>
               <w:ind w:left="120"/>
             </w:pPr>
-            <w:hyperlink w:history="1" r:id="rId4immkxudgdfqkykh2tvr_">
+            <w:hyperlink w:history="1" r:id="rId3fqtmv_gedlgwhtdme8pf">
               <w:r>
                 <w:rPr>
                   <w:rFonts w:ascii="Arial" w:cs="Arial" w:eastAsia="Arial" w:hAnsi="Arial"/>
@@ -14801,7 +14801,7 @@
             <w:pPr>
               <w:spacing w:after="20" w:before="0"/>
             </w:pPr>
-            <w:hyperlink w:history="1" r:id="rIdszyf5qyvk4wc1cnx5vmbn">
+            <w:hyperlink w:history="1" r:id="rIdyboky-ejhc0xccot8il_a">
               <w:r>
                 <w:rPr>
                   <w:rFonts w:ascii="Arial" w:cs="Arial" w:eastAsia="Arial" w:hAnsi="Arial"/>
@@ -14834,7 +14834,7 @@
               <w:spacing w:after="10" w:before="0"/>
               <w:ind w:left="120"/>
             </w:pPr>
-            <w:hyperlink w:history="1" r:id="rIdl5vr23twtaqxzqkcsgytl">
+            <w:hyperlink w:history="1" r:id="rIdqt5gz0vz41txno7wo5dvy">
               <w:r>
                 <w:rPr>
                   <w:rFonts w:ascii="Arial" w:cs="Arial" w:eastAsia="Arial" w:hAnsi="Arial"/>
@@ -15029,7 +15029,7 @@
             <w:pPr>
               <w:spacing w:after="20" w:before="0"/>
             </w:pPr>
-            <w:hyperlink w:history="1" r:id="rIdbpmobjvxktgbw--rs1x2s">
+            <w:hyperlink w:history="1" r:id="rId6ejtjwdyznstl2adpzkkt">
               <w:r>
                 <w:rPr>
                   <w:rFonts w:ascii="Arial" w:cs="Arial" w:eastAsia="Arial" w:hAnsi="Arial"/>
@@ -15062,7 +15062,7 @@
               <w:spacing w:after="10" w:before="0"/>
               <w:ind w:left="120"/>
             </w:pPr>
-            <w:hyperlink w:history="1" r:id="rIdlnysxflzez5jv99bfnomf">
+            <w:hyperlink w:history="1" r:id="rIdetqn1z-nvzi14rjbccxpq">
               <w:r>
                 <w:rPr>
                   <w:rFonts w:ascii="Arial" w:cs="Arial" w:eastAsia="Arial" w:hAnsi="Arial"/>
@@ -15107,7 +15107,7 @@
             <w:pPr>
               <w:spacing w:after="20" w:before="0"/>
             </w:pPr>
-            <w:hyperlink w:history="1" r:id="rIdi9xra_eozweehvn4dstap">
+            <w:hyperlink w:history="1" r:id="rIddnbnjb4fg1jdfnza0pydx">
               <w:r>
                 <w:rPr>
                   <w:rFonts w:ascii="Arial" w:cs="Arial" w:eastAsia="Arial" w:hAnsi="Arial"/>
@@ -15140,7 +15140,7 @@
               <w:spacing w:after="10" w:before="0"/>
               <w:ind w:left="120"/>
             </w:pPr>
-            <w:hyperlink w:history="1" r:id="rIdbipzoq7e50zjqkj16wykp">
+            <w:hyperlink w:history="1" r:id="rIdvem2qkevwnoyclzf6ly9r">
               <w:r>
                 <w:rPr>
                   <w:rFonts w:ascii="Arial" w:cs="Arial" w:eastAsia="Arial" w:hAnsi="Arial"/>
@@ -15335,7 +15335,7 @@
             <w:pPr>
               <w:spacing w:after="20" w:before="0"/>
             </w:pPr>
-            <w:hyperlink w:history="1" r:id="rIdsp6uhw-zmuuifmaselpru">
+            <w:hyperlink w:history="1" r:id="rIdc3sqgq15lj0rxgtm0viwk">
               <w:r>
                 <w:rPr>
                   <w:rFonts w:ascii="Arial" w:cs="Arial" w:eastAsia="Arial" w:hAnsi="Arial"/>
@@ -15368,7 +15368,7 @@
               <w:spacing w:after="10" w:before="0"/>
               <w:ind w:left="120"/>
             </w:pPr>
-            <w:hyperlink w:history="1" r:id="rIdocw9fkjyrdgqzduurbsd1">
+            <w:hyperlink w:history="1" r:id="rIdazte_bmlg9tqq-wma-pay">
               <w:r>
                 <w:rPr>
                   <w:rFonts w:ascii="Arial" w:cs="Arial" w:eastAsia="Arial" w:hAnsi="Arial"/>
@@ -15413,7 +15413,7 @@
             <w:pPr>
               <w:spacing w:after="20" w:before="0"/>
             </w:pPr>
-            <w:hyperlink w:history="1" r:id="rId_qiahl0cbyu89gok0yxow">
+            <w:hyperlink w:history="1" r:id="rId3llm6-wqt21czjm5tusbu">
               <w:r>
                 <w:rPr>
                   <w:rFonts w:ascii="Arial" w:cs="Arial" w:eastAsia="Arial" w:hAnsi="Arial"/>
@@ -15446,7 +15446,7 @@
               <w:spacing w:after="10" w:before="0"/>
               <w:ind w:left="120"/>
             </w:pPr>
-            <w:hyperlink w:history="1" r:id="rIdxh-k1ljx2txogo_tvpmtj">
+            <w:hyperlink w:history="1" r:id="rIdizcclvhz-h-5i4kdqft0n">
               <w:r>
                 <w:rPr>
                   <w:rFonts w:ascii="Arial" w:cs="Arial" w:eastAsia="Arial" w:hAnsi="Arial"/>
@@ -15641,7 +15641,7 @@
             <w:pPr>
               <w:spacing w:after="20" w:before="0"/>
             </w:pPr>
-            <w:hyperlink w:history="1" r:id="rIdkrvuyv4rsb8uybgqvi7us">
+            <w:hyperlink w:history="1" r:id="rIdvpt4ldv1wab0ddat3c02a">
               <w:r>
                 <w:rPr>
                   <w:rFonts w:ascii="Arial" w:cs="Arial" w:eastAsia="Arial" w:hAnsi="Arial"/>
@@ -15674,7 +15674,7 @@
               <w:spacing w:after="10" w:before="0"/>
               <w:ind w:left="120"/>
             </w:pPr>
-            <w:hyperlink w:history="1" r:id="rIda5ayvvdjclud6iay5h_wj">
+            <w:hyperlink w:history="1" r:id="rIdge2fqkdgpbsgag89bvpon">
               <w:r>
                 <w:rPr>
                   <w:rFonts w:ascii="Arial" w:cs="Arial" w:eastAsia="Arial" w:hAnsi="Arial"/>
@@ -15719,7 +15719,7 @@
             <w:pPr>
               <w:spacing w:after="20" w:before="0"/>
             </w:pPr>
-            <w:hyperlink w:history="1" r:id="rId0alfa8j2vwntqlqy_hpxk">
+            <w:hyperlink w:history="1" r:id="rId1kgdrinzuruzfwjcbkd9b">
               <w:r>
                 <w:rPr>
                   <w:rFonts w:ascii="Arial" w:cs="Arial" w:eastAsia="Arial" w:hAnsi="Arial"/>
@@ -15752,7 +15752,7 @@
               <w:spacing w:after="10" w:before="0"/>
               <w:ind w:left="120"/>
             </w:pPr>
-            <w:hyperlink w:history="1" r:id="rIdqle_pgjzhjlekuoikpioo">
+            <w:hyperlink w:history="1" r:id="rId4s88e6twdmufvzbvh7uv7">
               <w:r>
                 <w:rPr>
                   <w:rFonts w:ascii="Arial" w:cs="Arial" w:eastAsia="Arial" w:hAnsi="Arial"/>
@@ -15947,7 +15947,7 @@
             <w:pPr>
               <w:spacing w:after="20" w:before="0"/>
             </w:pPr>
-            <w:hyperlink w:history="1" r:id="rIdf8byuoucr31seo4irhdqc">
+            <w:hyperlink w:history="1" r:id="rIdk0tn5pp-v5t-va5rvvf0t">
               <w:r>
                 <w:rPr>
                   <w:rFonts w:ascii="Arial" w:cs="Arial" w:eastAsia="Arial" w:hAnsi="Arial"/>
@@ -15980,7 +15980,7 @@
               <w:spacing w:after="10" w:before="0"/>
               <w:ind w:left="120"/>
             </w:pPr>
-            <w:hyperlink w:history="1" r:id="rId2ht-u7rojsyo0c0io6lzl">
+            <w:hyperlink w:history="1" r:id="rIdzbo1ytne5pawiovppjrrh">
               <w:r>
                 <w:rPr>
                   <w:rFonts w:ascii="Arial" w:cs="Arial" w:eastAsia="Arial" w:hAnsi="Arial"/>
@@ -16025,7 +16025,7 @@
             <w:pPr>
               <w:spacing w:after="20" w:before="0"/>
             </w:pPr>
-            <w:hyperlink w:history="1" r:id="rIdf04fucjyqbn4ykgr7p-nr">
+            <w:hyperlink w:history="1" r:id="rIdbdmsy73bxhfvdbxom1dzp">
               <w:r>
                 <w:rPr>
                   <w:rFonts w:ascii="Arial" w:cs="Arial" w:eastAsia="Arial" w:hAnsi="Arial"/>
@@ -16058,7 +16058,7 @@
               <w:spacing w:after="10" w:before="0"/>
               <w:ind w:left="120"/>
             </w:pPr>
-            <w:hyperlink w:history="1" r:id="rIdcar5tqdpordj5gazgokio">
+            <w:hyperlink w:history="1" r:id="rId9zwinipd4rcvul0prdy_q">
               <w:r>
                 <w:rPr>
                   <w:rFonts w:ascii="Arial" w:cs="Arial" w:eastAsia="Arial" w:hAnsi="Arial"/>
@@ -17545,7 +17545,7 @@
             <w:pPr>
               <w:spacing w:after="20" w:before="0"/>
             </w:pPr>
-            <w:hyperlink w:history="1" r:id="rId1lmam7t9oqwem6i0kiff2">
+            <w:hyperlink w:history="1" r:id="rIdbuo6muwbzy8jpdvhmqh-v">
               <w:r>
                 <w:rPr>
                   <w:rFonts w:ascii="Arial" w:cs="Arial" w:eastAsia="Arial" w:hAnsi="Arial"/>
@@ -17578,7 +17578,7 @@
               <w:spacing w:after="10" w:before="0"/>
               <w:ind w:left="120"/>
             </w:pPr>
-            <w:hyperlink w:history="1" r:id="rIdqrsyxbkrezrqvorlrym56">
+            <w:hyperlink w:history="1" r:id="rIdql9qimsbdzlwgwjlzthr6">
               <w:r>
                 <w:rPr>
                   <w:rFonts w:ascii="Arial" w:cs="Arial" w:eastAsia="Arial" w:hAnsi="Arial"/>
@@ -17623,7 +17623,7 @@
             <w:pPr>
               <w:spacing w:after="20" w:before="0"/>
             </w:pPr>
-            <w:hyperlink w:history="1" r:id="rIdu7hlapdhujr5xsxerphjg">
+            <w:hyperlink w:history="1" r:id="rIdj8yec0trydb9swhnax2lf">
               <w:r>
                 <w:rPr>
                   <w:rFonts w:ascii="Arial" w:cs="Arial" w:eastAsia="Arial" w:hAnsi="Arial"/>
@@ -17656,7 +17656,7 @@
               <w:spacing w:after="10" w:before="0"/>
               <w:ind w:left="120"/>
             </w:pPr>
-            <w:hyperlink w:history="1" r:id="rIdftvhq8ffk-ay_cqdnxtvl">
+            <w:hyperlink w:history="1" r:id="rId1piu5f6-p9_dnt713eae9">
               <w:r>
                 <w:rPr>
                   <w:rFonts w:ascii="Arial" w:cs="Arial" w:eastAsia="Arial" w:hAnsi="Arial"/>
@@ -17851,7 +17851,7 @@
             <w:pPr>
               <w:spacing w:after="20" w:before="0"/>
             </w:pPr>
-            <w:hyperlink w:history="1" r:id="rIdlp0dbigi2w1tgrgiju1ey">
+            <w:hyperlink w:history="1" r:id="rIdx2ipo4utxz8iedddolvpe">
               <w:r>
                 <w:rPr>
                   <w:rFonts w:ascii="Arial" w:cs="Arial" w:eastAsia="Arial" w:hAnsi="Arial"/>
@@ -17884,7 +17884,7 @@
               <w:spacing w:after="10" w:before="0"/>
               <w:ind w:left="120"/>
             </w:pPr>
-            <w:hyperlink w:history="1" r:id="rIdraedov2xmffay879ah35m">
+            <w:hyperlink w:history="1" r:id="rIdgx8ljcckhfodymiue8yqn">
               <w:r>
                 <w:rPr>
                   <w:rFonts w:ascii="Arial" w:cs="Arial" w:eastAsia="Arial" w:hAnsi="Arial"/>
@@ -17929,7 +17929,7 @@
             <w:pPr>
               <w:spacing w:after="20" w:before="0"/>
             </w:pPr>
-            <w:hyperlink w:history="1" r:id="rIdtw2qczw9slo8gspm1xtax">
+            <w:hyperlink w:history="1" r:id="rIdvvwenpqor8throezq24ib">
               <w:r>
                 <w:rPr>
                   <w:rFonts w:ascii="Arial" w:cs="Arial" w:eastAsia="Arial" w:hAnsi="Arial"/>
@@ -17962,7 +17962,7 @@
               <w:spacing w:after="10" w:before="0"/>
               <w:ind w:left="120"/>
             </w:pPr>
-            <w:hyperlink w:history="1" r:id="rIdlxyu6md5ef5y1zombockf">
+            <w:hyperlink w:history="1" r:id="rIdjq0znazvtrbww6fgcehf1">
               <w:r>
                 <w:rPr>
                   <w:rFonts w:ascii="Arial" w:cs="Arial" w:eastAsia="Arial" w:hAnsi="Arial"/>
@@ -18157,7 +18157,7 @@
             <w:pPr>
               <w:spacing w:after="20" w:before="0"/>
             </w:pPr>
-            <w:hyperlink w:history="1" r:id="rIdyzd3hbpwnz1rvwgobr0p9">
+            <w:hyperlink w:history="1" r:id="rId7kcf_v6utovnlrgqmtkhn">
               <w:r>
                 <w:rPr>
                   <w:rFonts w:ascii="Arial" w:cs="Arial" w:eastAsia="Arial" w:hAnsi="Arial"/>
@@ -18190,7 +18190,7 @@
               <w:spacing w:after="10" w:before="0"/>
               <w:ind w:left="120"/>
             </w:pPr>
-            <w:hyperlink w:history="1" r:id="rIdsqricbn2scucyjinrnmt1">
+            <w:hyperlink w:history="1" r:id="rIdl6nwcl-vcqnpd8i2rmhw_">
               <w:r>
                 <w:rPr>
                   <w:rFonts w:ascii="Arial" w:cs="Arial" w:eastAsia="Arial" w:hAnsi="Arial"/>
@@ -18235,7 +18235,7 @@
             <w:pPr>
               <w:spacing w:after="20" w:before="0"/>
             </w:pPr>
-            <w:hyperlink w:history="1" r:id="rIdzxfsisrsl6o63lxcstbtu">
+            <w:hyperlink w:history="1" r:id="rIdjtpmrcfeq1-z8habwphe8">
               <w:r>
                 <w:rPr>
                   <w:rFonts w:ascii="Arial" w:cs="Arial" w:eastAsia="Arial" w:hAnsi="Arial"/>
@@ -18268,7 +18268,7 @@
               <w:spacing w:after="10" w:before="0"/>
               <w:ind w:left="120"/>
             </w:pPr>
-            <w:hyperlink w:history="1" r:id="rId6qawv0cryje1tlkad6gp1">
+            <w:hyperlink w:history="1" r:id="rIdnnlszm-fhqlrgxcugrfyt">
               <w:r>
                 <w:rPr>
                   <w:rFonts w:ascii="Arial" w:cs="Arial" w:eastAsia="Arial" w:hAnsi="Arial"/>
@@ -18463,7 +18463,7 @@
             <w:pPr>
               <w:spacing w:after="20" w:before="0"/>
             </w:pPr>
-            <w:hyperlink w:history="1" r:id="rIdlmm6uznhkzwwiqijwf3to">
+            <w:hyperlink w:history="1" r:id="rIdj12jswbwsdqtbjaf_xtq4">
               <w:r>
                 <w:rPr>
                   <w:rFonts w:ascii="Arial" w:cs="Arial" w:eastAsia="Arial" w:hAnsi="Arial"/>
@@ -18496,7 +18496,7 @@
               <w:spacing w:after="10" w:before="0"/>
               <w:ind w:left="120"/>
             </w:pPr>
-            <w:hyperlink w:history="1" r:id="rId8ec3nt6klh1d7o7wf-f19">
+            <w:hyperlink w:history="1" r:id="rId-fux_kql8-pqpxtb1onja">
               <w:r>
                 <w:rPr>
                   <w:rFonts w:ascii="Arial" w:cs="Arial" w:eastAsia="Arial" w:hAnsi="Arial"/>
@@ -18541,7 +18541,7 @@
             <w:pPr>
               <w:spacing w:after="20" w:before="0"/>
             </w:pPr>
-            <w:hyperlink w:history="1" r:id="rIdakt26itdyr4xelmegrwzz">
+            <w:hyperlink w:history="1" r:id="rIdsevjhyphbiixm0rpwo6xg">
               <w:r>
                 <w:rPr>
                   <w:rFonts w:ascii="Arial" w:cs="Arial" w:eastAsia="Arial" w:hAnsi="Arial"/>
@@ -18574,7 +18574,7 @@
               <w:spacing w:after="10" w:before="0"/>
               <w:ind w:left="120"/>
             </w:pPr>
-            <w:hyperlink w:history="1" r:id="rIdf2pa76dgtpzqftct8mjgw">
+            <w:hyperlink w:history="1" r:id="rIdihh-pc0ophrq5f68h-t4n">
               <w:r>
                 <w:rPr>
                   <w:rFonts w:ascii="Arial" w:cs="Arial" w:eastAsia="Arial" w:hAnsi="Arial"/>
@@ -18769,7 +18769,7 @@
             <w:pPr>
               <w:spacing w:after="20" w:before="0"/>
             </w:pPr>
-            <w:hyperlink w:history="1" r:id="rIdjr7gsyyza0y7xbx86opk4">
+            <w:hyperlink w:history="1" r:id="rIdhaczlbbqfxpwgnvxyqceu">
               <w:r>
                 <w:rPr>
                   <w:rFonts w:ascii="Arial" w:cs="Arial" w:eastAsia="Arial" w:hAnsi="Arial"/>
@@ -18802,7 +18802,7 @@
               <w:spacing w:after="10" w:before="0"/>
               <w:ind w:left="120"/>
             </w:pPr>
-            <w:hyperlink w:history="1" r:id="rIdokbm-dxasrtjaaxtvy3ph">
+            <w:hyperlink w:history="1" r:id="rIdf-khdnepbqnvepum7jemq">
               <w:r>
                 <w:rPr>
                   <w:rFonts w:ascii="Arial" w:cs="Arial" w:eastAsia="Arial" w:hAnsi="Arial"/>
@@ -18847,7 +18847,7 @@
             <w:pPr>
               <w:spacing w:after="20" w:before="0"/>
             </w:pPr>
-            <w:hyperlink w:history="1" r:id="rIda976ioslbvfzapo9ndoaf">
+            <w:hyperlink w:history="1" r:id="rIdqbwzx-wabg9rquid3nytt">
               <w:r>
                 <w:rPr>
                   <w:rFonts w:ascii="Arial" w:cs="Arial" w:eastAsia="Arial" w:hAnsi="Arial"/>
@@ -18880,7 +18880,7 @@
               <w:spacing w:after="10" w:before="0"/>
               <w:ind w:left="120"/>
             </w:pPr>
-            <w:hyperlink w:history="1" r:id="rIdyckezbvajm_bvfnq77fqh">
+            <w:hyperlink w:history="1" r:id="rIde_qps0xwhgnkvxiencus4">
               <w:r>
                 <w:rPr>
                   <w:rFonts w:ascii="Arial" w:cs="Arial" w:eastAsia="Arial" w:hAnsi="Arial"/>
@@ -20367,7 +20367,7 @@
             <w:pPr>
               <w:spacing w:after="20" w:before="0"/>
             </w:pPr>
-            <w:hyperlink w:history="1" r:id="rIdk_ctdlsrh3u7gdaoix44a">
+            <w:hyperlink w:history="1" r:id="rId-117hidbtlkx0sgxu252t">
               <w:r>
                 <w:rPr>
                   <w:rFonts w:ascii="Arial" w:cs="Arial" w:eastAsia="Arial" w:hAnsi="Arial"/>
@@ -20400,7 +20400,7 @@
               <w:spacing w:after="10" w:before="0"/>
               <w:ind w:left="120"/>
             </w:pPr>
-            <w:hyperlink w:history="1" r:id="rIdycg_5d1slslxqmndtsnvo">
+            <w:hyperlink w:history="1" r:id="rId4idacbxpteunmprx9mc2i">
               <w:r>
                 <w:rPr>
                   <w:rFonts w:ascii="Arial" w:cs="Arial" w:eastAsia="Arial" w:hAnsi="Arial"/>
@@ -20445,7 +20445,7 @@
             <w:pPr>
               <w:spacing w:after="20" w:before="0"/>
             </w:pPr>
-            <w:hyperlink w:history="1" r:id="rIdibdwgqs829d2tpd8ch7nu">
+            <w:hyperlink w:history="1" r:id="rIdb6irt7v70t2qz64-5pp34">
               <w:r>
                 <w:rPr>
                   <w:rFonts w:ascii="Arial" w:cs="Arial" w:eastAsia="Arial" w:hAnsi="Arial"/>
@@ -20478,7 +20478,7 @@
               <w:spacing w:after="10" w:before="0"/>
               <w:ind w:left="120"/>
             </w:pPr>
-            <w:hyperlink w:history="1" r:id="rIdiogamujgmdg3g8ntwifc4">
+            <w:hyperlink w:history="1" r:id="rIdxjsk0-ycb93ot60d9sjyt">
               <w:r>
                 <w:rPr>
                   <w:rFonts w:ascii="Arial" w:cs="Arial" w:eastAsia="Arial" w:hAnsi="Arial"/>
@@ -20673,7 +20673,7 @@
             <w:pPr>
               <w:spacing w:after="20" w:before="0"/>
             </w:pPr>
-            <w:hyperlink w:history="1" r:id="rId3qrczypcrgfhc2tihp58w">
+            <w:hyperlink w:history="1" r:id="rIdbpvt-h6buxdcoanfshopm">
               <w:r>
                 <w:rPr>
                   <w:rFonts w:ascii="Arial" w:cs="Arial" w:eastAsia="Arial" w:hAnsi="Arial"/>
@@ -20706,7 +20706,7 @@
               <w:spacing w:after="10" w:before="0"/>
               <w:ind w:left="120"/>
             </w:pPr>
-            <w:hyperlink w:history="1" r:id="rIdj2h0j4rlcynb-sltjl96-">
+            <w:hyperlink w:history="1" r:id="rIdpdw-6jpl5lwxbr8oxwmx4">
               <w:r>
                 <w:rPr>
                   <w:rFonts w:ascii="Arial" w:cs="Arial" w:eastAsia="Arial" w:hAnsi="Arial"/>
@@ -20751,7 +20751,7 @@
             <w:pPr>
               <w:spacing w:after="20" w:before="0"/>
             </w:pPr>
-            <w:hyperlink w:history="1" r:id="rId1tu2jzpqcxyqogrqa8xua">
+            <w:hyperlink w:history="1" r:id="rIdsuiup8vfaw6f-rezvelrp">
               <w:r>
                 <w:rPr>
                   <w:rFonts w:ascii="Arial" w:cs="Arial" w:eastAsia="Arial" w:hAnsi="Arial"/>
@@ -20784,7 +20784,7 @@
               <w:spacing w:after="10" w:before="0"/>
               <w:ind w:left="120"/>
             </w:pPr>
-            <w:hyperlink w:history="1" r:id="rIdjyaver0lbljfvyzqynqx2">
+            <w:hyperlink w:history="1" r:id="rId0clbrbnopjmnreag6_x7g">
               <w:r>
                 <w:rPr>
                   <w:rFonts w:ascii="Arial" w:cs="Arial" w:eastAsia="Arial" w:hAnsi="Arial"/>
@@ -20979,7 +20979,7 @@
             <w:pPr>
               <w:spacing w:after="20" w:before="0"/>
             </w:pPr>
-            <w:hyperlink w:history="1" r:id="rIdm7o60pkyephxsvkc5jbv4">
+            <w:hyperlink w:history="1" r:id="rIdvtqggb61rths9mnbhxacp">
               <w:r>
                 <w:rPr>
                   <w:rFonts w:ascii="Arial" w:cs="Arial" w:eastAsia="Arial" w:hAnsi="Arial"/>
@@ -21012,7 +21012,7 @@
               <w:spacing w:after="10" w:before="0"/>
               <w:ind w:left="120"/>
             </w:pPr>
-            <w:hyperlink w:history="1" r:id="rIdsd74tmrx5zg7_uwvfqfh8">
+            <w:hyperlink w:history="1" r:id="rIdhweqbrt7ksrt4ti-uwmgh">
               <w:r>
                 <w:rPr>
                   <w:rFonts w:ascii="Arial" w:cs="Arial" w:eastAsia="Arial" w:hAnsi="Arial"/>
@@ -21057,7 +21057,7 @@
             <w:pPr>
               <w:spacing w:after="20" w:before="0"/>
             </w:pPr>
-            <w:hyperlink w:history="1" r:id="rIdcqpiupcogd-ztbn0st6vr">
+            <w:hyperlink w:history="1" r:id="rIdygoieacohpi4qq5e7eg-9">
               <w:r>
                 <w:rPr>
                   <w:rFonts w:ascii="Arial" w:cs="Arial" w:eastAsia="Arial" w:hAnsi="Arial"/>
@@ -21090,7 +21090,7 @@
               <w:spacing w:after="10" w:before="0"/>
               <w:ind w:left="120"/>
             </w:pPr>
-            <w:hyperlink w:history="1" r:id="rIdbd13kfzjag7euvfo6pfbx">
+            <w:hyperlink w:history="1" r:id="rIdgdj8_l1atnusbpvsp86_w">
               <w:r>
                 <w:rPr>
                   <w:rFonts w:ascii="Arial" w:cs="Arial" w:eastAsia="Arial" w:hAnsi="Arial"/>
@@ -21285,7 +21285,7 @@
             <w:pPr>
               <w:spacing w:after="20" w:before="0"/>
             </w:pPr>
-            <w:hyperlink w:history="1" r:id="rId_6l00wbndx4r39dob3zii">
+            <w:hyperlink w:history="1" r:id="rId3a_ss-ibztgcqnf72enrq">
               <w:r>
                 <w:rPr>
                   <w:rFonts w:ascii="Arial" w:cs="Arial" w:eastAsia="Arial" w:hAnsi="Arial"/>
@@ -21318,7 +21318,7 @@
               <w:spacing w:after="10" w:before="0"/>
               <w:ind w:left="120"/>
             </w:pPr>
-            <w:hyperlink w:history="1" r:id="rIdled63_rtkdn7p9snlkngo">
+            <w:hyperlink w:history="1" r:id="rIdsrsinlhw_fnc49ghlirdn">
               <w:r>
                 <w:rPr>
                   <w:rFonts w:ascii="Arial" w:cs="Arial" w:eastAsia="Arial" w:hAnsi="Arial"/>
@@ -21363,7 +21363,7 @@
             <w:pPr>
               <w:spacing w:after="20" w:before="0"/>
             </w:pPr>
-            <w:hyperlink w:history="1" r:id="rId_hccgqbka7p-v-2cbohzg">
+            <w:hyperlink w:history="1" r:id="rIdcsiyvuqyya6k6s9ociuq3">
               <w:r>
                 <w:rPr>
                   <w:rFonts w:ascii="Arial" w:cs="Arial" w:eastAsia="Arial" w:hAnsi="Arial"/>
@@ -21396,7 +21396,7 @@
               <w:spacing w:after="10" w:before="0"/>
               <w:ind w:left="120"/>
             </w:pPr>
-            <w:hyperlink w:history="1" r:id="rIdplbjvgva5b6vqmvchr3yi">
+            <w:hyperlink w:history="1" r:id="rId13aicu-yojgdrfifivkkq">
               <w:r>
                 <w:rPr>
                   <w:rFonts w:ascii="Arial" w:cs="Arial" w:eastAsia="Arial" w:hAnsi="Arial"/>
@@ -21591,7 +21591,7 @@
             <w:pPr>
               <w:spacing w:after="20" w:before="0"/>
             </w:pPr>
-            <w:hyperlink w:history="1" r:id="rIdt9nxzcygig1atuuqe83_l">
+            <w:hyperlink w:history="1" r:id="rIdywiqn253fkdquht7odk5g">
               <w:r>
                 <w:rPr>
                   <w:rFonts w:ascii="Arial" w:cs="Arial" w:eastAsia="Arial" w:hAnsi="Arial"/>
@@ -21624,7 +21624,7 @@
               <w:spacing w:after="10" w:before="0"/>
               <w:ind w:left="120"/>
             </w:pPr>
-            <w:hyperlink w:history="1" r:id="rIdxsjcaft5t7zdl-gd_vphi">
+            <w:hyperlink w:history="1" r:id="rIdljgnnjpb64pyqzcx6hvmk">
               <w:r>
                 <w:rPr>
                   <w:rFonts w:ascii="Arial" w:cs="Arial" w:eastAsia="Arial" w:hAnsi="Arial"/>
@@ -21669,7 +21669,7 @@
             <w:pPr>
               <w:spacing w:after="20" w:before="0"/>
             </w:pPr>
-            <w:hyperlink w:history="1" r:id="rIdk9ntnlztpubw8vkkvuwrs">
+            <w:hyperlink w:history="1" r:id="rIdm9lve2ccp1edsfofxz-zd">
               <w:r>
                 <w:rPr>
                   <w:rFonts w:ascii="Arial" w:cs="Arial" w:eastAsia="Arial" w:hAnsi="Arial"/>
@@ -21702,7 +21702,7 @@
               <w:spacing w:after="10" w:before="0"/>
               <w:ind w:left="120"/>
             </w:pPr>
-            <w:hyperlink w:history="1" r:id="rIdflqm4xohuigrrozqeqzis">
+            <w:hyperlink w:history="1" r:id="rIdtecxyp2ztmxghsypahx42">
               <w:r>
                 <w:rPr>
                   <w:rFonts w:ascii="Arial" w:cs="Arial" w:eastAsia="Arial" w:hAnsi="Arial"/>
@@ -23189,7 +23189,7 @@
             <w:pPr>
               <w:spacing w:after="20" w:before="0"/>
             </w:pPr>
-            <w:hyperlink w:history="1" r:id="rIddkzxvejbe_pkgiyvlqutu">
+            <w:hyperlink w:history="1" r:id="rIdhqmqr4abmglyem2w-waxe">
               <w:r>
                 <w:rPr>
                   <w:rFonts w:ascii="Arial" w:cs="Arial" w:eastAsia="Arial" w:hAnsi="Arial"/>
@@ -23222,7 +23222,7 @@
               <w:spacing w:after="10" w:before="0"/>
               <w:ind w:left="120"/>
             </w:pPr>
-            <w:hyperlink w:history="1" r:id="rIdwqfvrhzritbsiz9e4r23m">
+            <w:hyperlink w:history="1" r:id="rIdwz5xna-eo9arrashwkrnt">
               <w:r>
                 <w:rPr>
                   <w:rFonts w:ascii="Arial" w:cs="Arial" w:eastAsia="Arial" w:hAnsi="Arial"/>
@@ -23267,7 +23267,7 @@
             <w:pPr>
               <w:spacing w:after="20" w:before="0"/>
             </w:pPr>
-            <w:hyperlink w:history="1" r:id="rIdvygdq5kvbmf0p3aiwr6qh">
+            <w:hyperlink w:history="1" r:id="rIdwvrsviuuwtg1y1xhszgqt">
               <w:r>
                 <w:rPr>
                   <w:rFonts w:ascii="Arial" w:cs="Arial" w:eastAsia="Arial" w:hAnsi="Arial"/>
@@ -23300,7 +23300,7 @@
               <w:spacing w:after="10" w:before="0"/>
               <w:ind w:left="120"/>
             </w:pPr>
-            <w:hyperlink w:history="1" r:id="rId9nr4mf13xrl4jzrxs4bio">
+            <w:hyperlink w:history="1" r:id="rIdnzlzdqvpvsxmbdahabwos">
               <w:r>
                 <w:rPr>
                   <w:rFonts w:ascii="Arial" w:cs="Arial" w:eastAsia="Arial" w:hAnsi="Arial"/>
@@ -23495,7 +23495,7 @@
             <w:pPr>
               <w:spacing w:after="20" w:before="0"/>
             </w:pPr>
-            <w:hyperlink w:history="1" r:id="rId4twcdclcqh_b9knlh5rgm">
+            <w:hyperlink w:history="1" r:id="rIdijfabe1luo6v7uvvos5he">
               <w:r>
                 <w:rPr>
                   <w:rFonts w:ascii="Arial" w:cs="Arial" w:eastAsia="Arial" w:hAnsi="Arial"/>
@@ -23528,7 +23528,7 @@
               <w:spacing w:after="10" w:before="0"/>
               <w:ind w:left="120"/>
             </w:pPr>
-            <w:hyperlink w:history="1" r:id="rIdqfesq4zdaurdl0ghzulzn">
+            <w:hyperlink w:history="1" r:id="rIdkgiyh5-68uu6llqxfqtpr">
               <w:r>
                 <w:rPr>
                   <w:rFonts w:ascii="Arial" w:cs="Arial" w:eastAsia="Arial" w:hAnsi="Arial"/>
@@ -23573,7 +23573,7 @@
             <w:pPr>
               <w:spacing w:after="20" w:before="0"/>
             </w:pPr>
-            <w:hyperlink w:history="1" r:id="rIdj2bxvkuw4ek6md_husqi7">
+            <w:hyperlink w:history="1" r:id="rIddhv3z2bgjhtx1devdvdqu">
               <w:r>
                 <w:rPr>
                   <w:rFonts w:ascii="Arial" w:cs="Arial" w:eastAsia="Arial" w:hAnsi="Arial"/>
@@ -23606,7 +23606,7 @@
               <w:spacing w:after="10" w:before="0"/>
               <w:ind w:left="120"/>
             </w:pPr>
-            <w:hyperlink w:history="1" r:id="rIdlzorqfvnvl4szxt1yb-z1">
+            <w:hyperlink w:history="1" r:id="rIdxc5zzt_jrxpq8lb2w5ngj">
               <w:r>
                 <w:rPr>
                   <w:rFonts w:ascii="Arial" w:cs="Arial" w:eastAsia="Arial" w:hAnsi="Arial"/>
@@ -23801,7 +23801,7 @@
             <w:pPr>
               <w:spacing w:after="20" w:before="0"/>
             </w:pPr>
-            <w:hyperlink w:history="1" r:id="rIdxtljrqkptcnpzwan-xupn">
+            <w:hyperlink w:history="1" r:id="rIdi5q4xkhwcsyqzzzfhrbel">
               <w:r>
                 <w:rPr>
                   <w:rFonts w:ascii="Arial" w:cs="Arial" w:eastAsia="Arial" w:hAnsi="Arial"/>
@@ -23834,7 +23834,7 @@
               <w:spacing w:after="10" w:before="0"/>
               <w:ind w:left="120"/>
             </w:pPr>
-            <w:hyperlink w:history="1" r:id="rIdc8bkvm5wg_oucvwin9had">
+            <w:hyperlink w:history="1" r:id="rIdwusonp66nf9g5c8_usm1g">
               <w:r>
                 <w:rPr>
                   <w:rFonts w:ascii="Arial" w:cs="Arial" w:eastAsia="Arial" w:hAnsi="Arial"/>
@@ -23879,7 +23879,7 @@
             <w:pPr>
               <w:spacing w:after="20" w:before="0"/>
             </w:pPr>
-            <w:hyperlink w:history="1" r:id="rIdadqvnempws08abq8kfsbs">
+            <w:hyperlink w:history="1" r:id="rIdh5mopon5ph4vnzkv3o1vz">
               <w:r>
                 <w:rPr>
                   <w:rFonts w:ascii="Arial" w:cs="Arial" w:eastAsia="Arial" w:hAnsi="Arial"/>
@@ -23912,7 +23912,7 @@
               <w:spacing w:after="10" w:before="0"/>
               <w:ind w:left="120"/>
             </w:pPr>
-            <w:hyperlink w:history="1" r:id="rIdxt1qihiuuy_rsbqdyitul">
+            <w:hyperlink w:history="1" r:id="rIdgrpquwewuj_r3xhnoc9o3">
               <w:r>
                 <w:rPr>
                   <w:rFonts w:ascii="Arial" w:cs="Arial" w:eastAsia="Arial" w:hAnsi="Arial"/>
@@ -24107,7 +24107,7 @@
             <w:pPr>
               <w:spacing w:after="20" w:before="0"/>
             </w:pPr>
-            <w:hyperlink w:history="1" r:id="rIdgkyqmwmpibnszgmbsza6u">
+            <w:hyperlink w:history="1" r:id="rIdtir50-2wzkb1s8azhgptg">
               <w:r>
                 <w:rPr>
                   <w:rFonts w:ascii="Arial" w:cs="Arial" w:eastAsia="Arial" w:hAnsi="Arial"/>
@@ -24140,7 +24140,7 @@
               <w:spacing w:after="10" w:before="0"/>
               <w:ind w:left="120"/>
             </w:pPr>
-            <w:hyperlink w:history="1" r:id="rIdybglvcvmb6qvlpsxxxwxf">
+            <w:hyperlink w:history="1" r:id="rIdn9oymews7qzpasriukh-p">
               <w:r>
                 <w:rPr>
                   <w:rFonts w:ascii="Arial" w:cs="Arial" w:eastAsia="Arial" w:hAnsi="Arial"/>
@@ -24185,7 +24185,7 @@
             <w:pPr>
               <w:spacing w:after="20" w:before="0"/>
             </w:pPr>
-            <w:hyperlink w:history="1" r:id="rIdujvo1v7l8ajll2ucemes6">
+            <w:hyperlink w:history="1" r:id="rId2n9rg-a-su-g_yrfbtkq9">
               <w:r>
                 <w:rPr>
                   <w:rFonts w:ascii="Arial" w:cs="Arial" w:eastAsia="Arial" w:hAnsi="Arial"/>
@@ -24218,7 +24218,7 @@
               <w:spacing w:after="10" w:before="0"/>
               <w:ind w:left="120"/>
             </w:pPr>
-            <w:hyperlink w:history="1" r:id="rId06so1tmvbuiikrrwzj7hw">
+            <w:hyperlink w:history="1" r:id="rId2pqeejopp7bjro6uuqd3j">
               <w:r>
                 <w:rPr>
                   <w:rFonts w:ascii="Arial" w:cs="Arial" w:eastAsia="Arial" w:hAnsi="Arial"/>
@@ -24413,7 +24413,7 @@
             <w:pPr>
               <w:spacing w:after="20" w:before="0"/>
             </w:pPr>
-            <w:hyperlink w:history="1" r:id="rIdc4ooayid0wgw54hokjm1t">
+            <w:hyperlink w:history="1" r:id="rIdnerdaoaydhmoxso1fjbar">
               <w:r>
                 <w:rPr>
                   <w:rFonts w:ascii="Arial" w:cs="Arial" w:eastAsia="Arial" w:hAnsi="Arial"/>
@@ -24446,7 +24446,7 @@
               <w:spacing w:after="10" w:before="0"/>
               <w:ind w:left="120"/>
             </w:pPr>
-            <w:hyperlink w:history="1" r:id="rIdlpkjcex0gqovpeqcgdcmu">
+            <w:hyperlink w:history="1" r:id="rIdfxkktvfsvuocktsogbxj3">
               <w:r>
                 <w:rPr>
                   <w:rFonts w:ascii="Arial" w:cs="Arial" w:eastAsia="Arial" w:hAnsi="Arial"/>
@@ -24491,7 +24491,7 @@
             <w:pPr>
               <w:spacing w:after="20" w:before="0"/>
             </w:pPr>
-            <w:hyperlink w:history="1" r:id="rIdxipnkksdm-o-3gn_0zuvu">
+            <w:hyperlink w:history="1" r:id="rIdc5svtf5mdg4_cpizmrsfj">
               <w:r>
                 <w:rPr>
                   <w:rFonts w:ascii="Arial" w:cs="Arial" w:eastAsia="Arial" w:hAnsi="Arial"/>
@@ -24524,7 +24524,7 @@
               <w:spacing w:after="10" w:before="0"/>
               <w:ind w:left="120"/>
             </w:pPr>
-            <w:hyperlink w:history="1" r:id="rIdgh1gw_sz-vzd-teauijaq">
+            <w:hyperlink w:history="1" r:id="rId7wzjwgw-aoasnyhjkvkoh">
               <w:r>
                 <w:rPr>
                   <w:rFonts w:ascii="Arial" w:cs="Arial" w:eastAsia="Arial" w:hAnsi="Arial"/>
@@ -26011,7 +26011,7 @@
             <w:pPr>
               <w:spacing w:after="20" w:before="0"/>
             </w:pPr>
-            <w:hyperlink w:history="1" r:id="rIdvuahzaxfsvuchqpaypcrf">
+            <w:hyperlink w:history="1" r:id="rIdjpcaeooezt-olefspq0p8">
               <w:r>
                 <w:rPr>
                   <w:rFonts w:ascii="Arial" w:cs="Arial" w:eastAsia="Arial" w:hAnsi="Arial"/>
@@ -26044,7 +26044,7 @@
               <w:spacing w:after="10" w:before="0"/>
               <w:ind w:left="120"/>
             </w:pPr>
-            <w:hyperlink w:history="1" r:id="rIdkxj8syltht-lkxk8tguxm">
+            <w:hyperlink w:history="1" r:id="rIdcils2iua0gjfghzo0af-l">
               <w:r>
                 <w:rPr>
                   <w:rFonts w:ascii="Arial" w:cs="Arial" w:eastAsia="Arial" w:hAnsi="Arial"/>
@@ -26089,7 +26089,7 @@
             <w:pPr>
               <w:spacing w:after="20" w:before="0"/>
             </w:pPr>
-            <w:hyperlink w:history="1" r:id="rIds0wtlnoalaraym2f8tcoe">
+            <w:hyperlink w:history="1" r:id="rId4oizu-3a1a5l7hd2hbsss">
               <w:r>
                 <w:rPr>
                   <w:rFonts w:ascii="Arial" w:cs="Arial" w:eastAsia="Arial" w:hAnsi="Arial"/>
@@ -26122,7 +26122,7 @@
               <w:spacing w:after="10" w:before="0"/>
               <w:ind w:left="120"/>
             </w:pPr>
-            <w:hyperlink w:history="1" r:id="rId1csxm9noics9yik60hnmp">
+            <w:hyperlink w:history="1" r:id="rIdqc0btbx7wv-wof1wwkxqt">
               <w:r>
                 <w:rPr>
                   <w:rFonts w:ascii="Arial" w:cs="Arial" w:eastAsia="Arial" w:hAnsi="Arial"/>
@@ -26317,7 +26317,7 @@
             <w:pPr>
               <w:spacing w:after="20" w:before="0"/>
             </w:pPr>
-            <w:hyperlink w:history="1" r:id="rIdlqascbplo9lg7uoa9_tcs">
+            <w:hyperlink w:history="1" r:id="rIdubpye_cxzs9ch7py7jlrb">
               <w:r>
                 <w:rPr>
                   <w:rFonts w:ascii="Arial" w:cs="Arial" w:eastAsia="Arial" w:hAnsi="Arial"/>
@@ -26350,7 +26350,7 @@
               <w:spacing w:after="10" w:before="0"/>
               <w:ind w:left="120"/>
             </w:pPr>
-            <w:hyperlink w:history="1" r:id="rIdvikvmxwyfkzdywyin8wye">
+            <w:hyperlink w:history="1" r:id="rIdu2m8iraim8radzewl_qod">
               <w:r>
                 <w:rPr>
                   <w:rFonts w:ascii="Arial" w:cs="Arial" w:eastAsia="Arial" w:hAnsi="Arial"/>
@@ -26395,7 +26395,7 @@
             <w:pPr>
               <w:spacing w:after="20" w:before="0"/>
             </w:pPr>
-            <w:hyperlink w:history="1" r:id="rIdha2vz3gtcfcyvgf72ehoa">
+            <w:hyperlink w:history="1" r:id="rIdv-lzjkrik50b2gd8vhcea">
               <w:r>
                 <w:rPr>
                   <w:rFonts w:ascii="Arial" w:cs="Arial" w:eastAsia="Arial" w:hAnsi="Arial"/>
@@ -26428,7 +26428,7 @@
               <w:spacing w:after="10" w:before="0"/>
               <w:ind w:left="120"/>
             </w:pPr>
-            <w:hyperlink w:history="1" r:id="rIdast7nta52brgi8au4jy-s">
+            <w:hyperlink w:history="1" r:id="rIdi17gzbzck_w44iomvau7z">
               <w:r>
                 <w:rPr>
                   <w:rFonts w:ascii="Arial" w:cs="Arial" w:eastAsia="Arial" w:hAnsi="Arial"/>
@@ -26623,7 +26623,7 @@
             <w:pPr>
               <w:spacing w:after="20" w:before="0"/>
             </w:pPr>
-            <w:hyperlink w:history="1" r:id="rId2j1eyhzrvv7s7rgkakxuk">
+            <w:hyperlink w:history="1" r:id="rIdxe6he0xe_ap67xejgotek">
               <w:r>
                 <w:rPr>
                   <w:rFonts w:ascii="Arial" w:cs="Arial" w:eastAsia="Arial" w:hAnsi="Arial"/>
@@ -26656,7 +26656,7 @@
               <w:spacing w:after="10" w:before="0"/>
               <w:ind w:left="120"/>
             </w:pPr>
-            <w:hyperlink w:history="1" r:id="rIdm9r7e3nk9bfhr1cvwdtg7">
+            <w:hyperlink w:history="1" r:id="rIdn4gmcluqjdlgqu8erk3va">
               <w:r>
                 <w:rPr>
                   <w:rFonts w:ascii="Arial" w:cs="Arial" w:eastAsia="Arial" w:hAnsi="Arial"/>
@@ -26701,7 +26701,7 @@
             <w:pPr>
               <w:spacing w:after="20" w:before="0"/>
             </w:pPr>
-            <w:hyperlink w:history="1" r:id="rId36e6brsglphffqmyca_su">
+            <w:hyperlink w:history="1" r:id="rIdwvxufxsd6e3y4bplwq8q1">
               <w:r>
                 <w:rPr>
                   <w:rFonts w:ascii="Arial" w:cs="Arial" w:eastAsia="Arial" w:hAnsi="Arial"/>
@@ -26734,7 +26734,7 @@
               <w:spacing w:after="10" w:before="0"/>
               <w:ind w:left="120"/>
             </w:pPr>
-            <w:hyperlink w:history="1" r:id="rIdnpibqsthnpuisg39ryome">
+            <w:hyperlink w:history="1" r:id="rId74gt5f5tdw_giejinrjvx">
               <w:r>
                 <w:rPr>
                   <w:rFonts w:ascii="Arial" w:cs="Arial" w:eastAsia="Arial" w:hAnsi="Arial"/>
@@ -26929,7 +26929,7 @@
             <w:pPr>
               <w:spacing w:after="20" w:before="0"/>
             </w:pPr>
-            <w:hyperlink w:history="1" r:id="rIdn-a9u7qn80mbyx4cx4bag">
+            <w:hyperlink w:history="1" r:id="rIdcpcxknphcg8v5w97awlto">
               <w:r>
                 <w:rPr>
                   <w:rFonts w:ascii="Arial" w:cs="Arial" w:eastAsia="Arial" w:hAnsi="Arial"/>
@@ -26962,7 +26962,7 @@
               <w:spacing w:after="10" w:before="0"/>
               <w:ind w:left="120"/>
             </w:pPr>
-            <w:hyperlink w:history="1" r:id="rId_4ckk6isonrkqseixpo4h">
+            <w:hyperlink w:history="1" r:id="rId2ytdarw4t6jducsgovqes">
               <w:r>
                 <w:rPr>
                   <w:rFonts w:ascii="Arial" w:cs="Arial" w:eastAsia="Arial" w:hAnsi="Arial"/>
@@ -27007,7 +27007,7 @@
             <w:pPr>
               <w:spacing w:after="20" w:before="0"/>
             </w:pPr>
-            <w:hyperlink w:history="1" r:id="rIdb9li7w8ra5pov2wxg6l4t">
+            <w:hyperlink w:history="1" r:id="rId_bgv1dthl4wexisa7gvek">
               <w:r>
                 <w:rPr>
                   <w:rFonts w:ascii="Arial" w:cs="Arial" w:eastAsia="Arial" w:hAnsi="Arial"/>
@@ -27040,7 +27040,7 @@
               <w:spacing w:after="10" w:before="0"/>
               <w:ind w:left="120"/>
             </w:pPr>
-            <w:hyperlink w:history="1" r:id="rId2xnok16qdjhnveebmafu2">
+            <w:hyperlink w:history="1" r:id="rId3b5l0ygwwyz5hy_nep8ex">
               <w:r>
                 <w:rPr>
                   <w:rFonts w:ascii="Arial" w:cs="Arial" w:eastAsia="Arial" w:hAnsi="Arial"/>
@@ -27235,7 +27235,7 @@
             <w:pPr>
               <w:spacing w:after="20" w:before="0"/>
             </w:pPr>
-            <w:hyperlink w:history="1" r:id="rIdgobm8mzumm28ofgo2igkh">
+            <w:hyperlink w:history="1" r:id="rIdcvla49zhu0xqwmryt6yye">
               <w:r>
                 <w:rPr>
                   <w:rFonts w:ascii="Arial" w:cs="Arial" w:eastAsia="Arial" w:hAnsi="Arial"/>
@@ -27268,7 +27268,7 @@
               <w:spacing w:after="10" w:before="0"/>
               <w:ind w:left="120"/>
             </w:pPr>
-            <w:hyperlink w:history="1" r:id="rIdwcn0u5z-yvfmxjop11wye">
+            <w:hyperlink w:history="1" r:id="rIdrhslufsnim9hqbosly1am">
               <w:r>
                 <w:rPr>
                   <w:rFonts w:ascii="Arial" w:cs="Arial" w:eastAsia="Arial" w:hAnsi="Arial"/>
@@ -27313,7 +27313,7 @@
             <w:pPr>
               <w:spacing w:after="20" w:before="0"/>
             </w:pPr>
-            <w:hyperlink w:history="1" r:id="rIdiybsgn6jepcb87ro7qh2q">
+            <w:hyperlink w:history="1" r:id="rIddfdxcb8uff_3nlgai0-oo">
               <w:r>
                 <w:rPr>
                   <w:rFonts w:ascii="Arial" w:cs="Arial" w:eastAsia="Arial" w:hAnsi="Arial"/>
@@ -27346,7 +27346,7 @@
               <w:spacing w:after="10" w:before="0"/>
               <w:ind w:left="120"/>
             </w:pPr>
-            <w:hyperlink w:history="1" r:id="rIdu--t6c-vjrs5auqttl8a5">
+            <w:hyperlink w:history="1" r:id="rIdqssf53s_dqezfupnijakm">
               <w:r>
                 <w:rPr>
                   <w:rFonts w:ascii="Arial" w:cs="Arial" w:eastAsia="Arial" w:hAnsi="Arial"/>
@@ -28833,7 +28833,7 @@
             <w:pPr>
               <w:spacing w:after="20" w:before="0"/>
             </w:pPr>
-            <w:hyperlink w:history="1" r:id="rId204ncliz0cdiakw9ermmq">
+            <w:hyperlink w:history="1" r:id="rIdoze7dlnerorygs6zz1on1">
               <w:r>
                 <w:rPr>
                   <w:rFonts w:ascii="Arial" w:cs="Arial" w:eastAsia="Arial" w:hAnsi="Arial"/>
@@ -28866,7 +28866,7 @@
               <w:spacing w:after="10" w:before="0"/>
               <w:ind w:left="120"/>
             </w:pPr>
-            <w:hyperlink w:history="1" r:id="rIdxnezc1duoid5t_ghbpoqz">
+            <w:hyperlink w:history="1" r:id="rId142hlpr_qu0jooocbnogw">
               <w:r>
                 <w:rPr>
                   <w:rFonts w:ascii="Arial" w:cs="Arial" w:eastAsia="Arial" w:hAnsi="Arial"/>
@@ -28911,7 +28911,7 @@
             <w:pPr>
               <w:spacing w:after="20" w:before="0"/>
             </w:pPr>
-            <w:hyperlink w:history="1" r:id="rIdqouu3rskdgkzgsa8tmr8q">
+            <w:hyperlink w:history="1" r:id="rIdyvjkid_oow0z0fd6-mrfa">
               <w:r>
                 <w:rPr>
                   <w:rFonts w:ascii="Arial" w:cs="Arial" w:eastAsia="Arial" w:hAnsi="Arial"/>
@@ -28944,7 +28944,7 @@
               <w:spacing w:after="10" w:before="0"/>
               <w:ind w:left="120"/>
             </w:pPr>
-            <w:hyperlink w:history="1" r:id="rIdhoovxp4bfbtxsw7bi9a2m">
+            <w:hyperlink w:history="1" r:id="rIdwkudscug9a0dvwzfyit7d">
               <w:r>
                 <w:rPr>
                   <w:rFonts w:ascii="Arial" w:cs="Arial" w:eastAsia="Arial" w:hAnsi="Arial"/>
@@ -29139,7 +29139,7 @@
             <w:pPr>
               <w:spacing w:after="20" w:before="0"/>
             </w:pPr>
-            <w:hyperlink w:history="1" r:id="rIdijvwslscoqeoqeuvgu_k9">
+            <w:hyperlink w:history="1" r:id="rIdz8dojfksx971ml5oqcnka">
               <w:r>
                 <w:rPr>
                   <w:rFonts w:ascii="Arial" w:cs="Arial" w:eastAsia="Arial" w:hAnsi="Arial"/>
@@ -29172,7 +29172,7 @@
               <w:spacing w:after="10" w:before="0"/>
               <w:ind w:left="120"/>
             </w:pPr>
-            <w:hyperlink w:history="1" r:id="rIdjiyw3hcycwlnztcfhcek0">
+            <w:hyperlink w:history="1" r:id="rId-makub2jjtlloae7ldcqd">
               <w:r>
                 <w:rPr>
                   <w:rFonts w:ascii="Arial" w:cs="Arial" w:eastAsia="Arial" w:hAnsi="Arial"/>
@@ -29217,7 +29217,7 @@
             <w:pPr>
               <w:spacing w:after="20" w:before="0"/>
             </w:pPr>
-            <w:hyperlink w:history="1" r:id="rIdeq61xqntj_qm3tu9lbddn">
+            <w:hyperlink w:history="1" r:id="rIdnhvko2hid7fwryxfjhopk">
               <w:r>
                 <w:rPr>
                   <w:rFonts w:ascii="Arial" w:cs="Arial" w:eastAsia="Arial" w:hAnsi="Arial"/>
@@ -29250,7 +29250,7 @@
               <w:spacing w:after="10" w:before="0"/>
               <w:ind w:left="120"/>
             </w:pPr>
-            <w:hyperlink w:history="1" r:id="rIduh_pzvz4io_xfrw3yaehp">
+            <w:hyperlink w:history="1" r:id="rId7spx0tiqg8mkd3c_7v3jc">
               <w:r>
                 <w:rPr>
                   <w:rFonts w:ascii="Arial" w:cs="Arial" w:eastAsia="Arial" w:hAnsi="Arial"/>
@@ -29445,7 +29445,7 @@
             <w:pPr>
               <w:spacing w:after="20" w:before="0"/>
             </w:pPr>
-            <w:hyperlink w:history="1" r:id="rIddhyw41oldostn7obmccdr">
+            <w:hyperlink w:history="1" r:id="rIdxomsybgsul3xjxqzsbfke">
               <w:r>
                 <w:rPr>
                   <w:rFonts w:ascii="Arial" w:cs="Arial" w:eastAsia="Arial" w:hAnsi="Arial"/>
@@ -29478,7 +29478,7 @@
               <w:spacing w:after="10" w:before="0"/>
               <w:ind w:left="120"/>
             </w:pPr>
-            <w:hyperlink w:history="1" r:id="rId2awem4xygjwknrqolgvxt">
+            <w:hyperlink w:history="1" r:id="rIdtf9bp_a49w506u1lp4x5q">
               <w:r>
                 <w:rPr>
                   <w:rFonts w:ascii="Arial" w:cs="Arial" w:eastAsia="Arial" w:hAnsi="Arial"/>
@@ -29523,7 +29523,7 @@
             <w:pPr>
               <w:spacing w:after="20" w:before="0"/>
             </w:pPr>
-            <w:hyperlink w:history="1" r:id="rIdoiblcwufy1qdaazqy9oos">
+            <w:hyperlink w:history="1" r:id="rIdvqigtk0d1waz6nbtu4bax">
               <w:r>
                 <w:rPr>
                   <w:rFonts w:ascii="Arial" w:cs="Arial" w:eastAsia="Arial" w:hAnsi="Arial"/>
@@ -29556,7 +29556,7 @@
               <w:spacing w:after="10" w:before="0"/>
               <w:ind w:left="120"/>
             </w:pPr>
-            <w:hyperlink w:history="1" r:id="rId3ctsb4ubgfhhn3ysnlu_7">
+            <w:hyperlink w:history="1" r:id="rIdtj75kariuyddzwr9kjlq0">
               <w:r>
                 <w:rPr>
                   <w:rFonts w:ascii="Arial" w:cs="Arial" w:eastAsia="Arial" w:hAnsi="Arial"/>
@@ -29751,7 +29751,7 @@
             <w:pPr>
               <w:spacing w:after="20" w:before="0"/>
             </w:pPr>
-            <w:hyperlink w:history="1" r:id="rIdjhb0rp0hiohf63-vewctu">
+            <w:hyperlink w:history="1" r:id="rIdqhrtbgk_p9zooctoryiof">
               <w:r>
                 <w:rPr>
                   <w:rFonts w:ascii="Arial" w:cs="Arial" w:eastAsia="Arial" w:hAnsi="Arial"/>
@@ -29784,7 +29784,7 @@
               <w:spacing w:after="10" w:before="0"/>
               <w:ind w:left="120"/>
             </w:pPr>
-            <w:hyperlink w:history="1" r:id="rIdd4vi8oess3gd_hojujibk">
+            <w:hyperlink w:history="1" r:id="rId1jb5sxht5yhqxe_xivb4c">
               <w:r>
                 <w:rPr>
                   <w:rFonts w:ascii="Arial" w:cs="Arial" w:eastAsia="Arial" w:hAnsi="Arial"/>
@@ -29829,7 +29829,7 @@
             <w:pPr>
               <w:spacing w:after="20" w:before="0"/>
             </w:pPr>
-            <w:hyperlink w:history="1" r:id="rIdtuaopldg51e8_s5k47tag">
+            <w:hyperlink w:history="1" r:id="rIdvqoithwm-mwagop9jnhyq">
               <w:r>
                 <w:rPr>
                   <w:rFonts w:ascii="Arial" w:cs="Arial" w:eastAsia="Arial" w:hAnsi="Arial"/>
@@ -29862,7 +29862,7 @@
               <w:spacing w:after="10" w:before="0"/>
               <w:ind w:left="120"/>
             </w:pPr>
-            <w:hyperlink w:history="1" r:id="rIdg8tqbunr1nymqbp5c5-my">
+            <w:hyperlink w:history="1" r:id="rIdmc0gf7mfejp2sfg0tiv4k">
               <w:r>
                 <w:rPr>
                   <w:rFonts w:ascii="Arial" w:cs="Arial" w:eastAsia="Arial" w:hAnsi="Arial"/>
@@ -30057,7 +30057,7 @@
             <w:pPr>
               <w:spacing w:after="20" w:before="0"/>
             </w:pPr>
-            <w:hyperlink w:history="1" r:id="rIdbj_4bzaazsw6-pykkk5j9">
+            <w:hyperlink w:history="1" r:id="rIdhoawjbe1g_ed8zsfaqx2g">
               <w:r>
                 <w:rPr>
                   <w:rFonts w:ascii="Arial" w:cs="Arial" w:eastAsia="Arial" w:hAnsi="Arial"/>
@@ -30090,7 +30090,7 @@
               <w:spacing w:after="10" w:before="0"/>
               <w:ind w:left="120"/>
             </w:pPr>
-            <w:hyperlink w:history="1" r:id="rIdt-spsiajbltl0k4ilh6ep">
+            <w:hyperlink w:history="1" r:id="rIdaotygiy8yhe5qzlencbm3">
               <w:r>
                 <w:rPr>
                   <w:rFonts w:ascii="Arial" w:cs="Arial" w:eastAsia="Arial" w:hAnsi="Arial"/>
@@ -30135,7 +30135,7 @@
             <w:pPr>
               <w:spacing w:after="20" w:before="0"/>
             </w:pPr>
-            <w:hyperlink w:history="1" r:id="rId1w_mtlyj8nvuw3eg_fkft">
+            <w:hyperlink w:history="1" r:id="rIdqg-spkvhpyhmogrljydpg">
               <w:r>
                 <w:rPr>
                   <w:rFonts w:ascii="Arial" w:cs="Arial" w:eastAsia="Arial" w:hAnsi="Arial"/>
@@ -30168,7 +30168,7 @@
               <w:spacing w:after="10" w:before="0"/>
               <w:ind w:left="120"/>
             </w:pPr>
-            <w:hyperlink w:history="1" r:id="rIdob5xr0arc3gi3hiuupyj4">
+            <w:hyperlink w:history="1" r:id="rIdgodj_lsdksmuk5gy8ro4e">
               <w:r>
                 <w:rPr>
                   <w:rFonts w:ascii="Arial" w:cs="Arial" w:eastAsia="Arial" w:hAnsi="Arial"/>

--- a/data/outputs/v2/Maths/SS3.2_Rotation/Mathematics_Rotation_CBE_LessonSequence.docx
+++ b/data/outputs/v2/Maths/SS3.2_Rotation/Mathematics_Rotation_CBE_LessonSequence.docx
@@ -3340,7 +3340,7 @@
             <w:pPr>
               <w:spacing w:after="20" w:before="0"/>
             </w:pPr>
-            <w:hyperlink w:history="1" r:id="rIdqsitzhx9ebjatrkssooyw">
+            <w:hyperlink w:history="1" r:id="rId4r3zesobo7rwrv5sq2s2b">
               <w:r>
                 <w:rPr>
                   <w:rFonts w:ascii="Arial" w:cs="Arial" w:eastAsia="Arial" w:hAnsi="Arial"/>
@@ -3373,7 +3373,7 @@
               <w:spacing w:after="10" w:before="0"/>
               <w:ind w:left="120"/>
             </w:pPr>
-            <w:hyperlink w:history="1" r:id="rIdnule6cxxgd6pbx79ybnah">
+            <w:hyperlink w:history="1" r:id="rIdictrsdsbi5thzi5yinnka">
               <w:r>
                 <w:rPr>
                   <w:rFonts w:ascii="Arial" w:cs="Arial" w:eastAsia="Arial" w:hAnsi="Arial"/>
@@ -3418,7 +3418,7 @@
             <w:pPr>
               <w:spacing w:after="20" w:before="0"/>
             </w:pPr>
-            <w:hyperlink w:history="1" r:id="rIdtu0wb8pnctznclxbi2ed1">
+            <w:hyperlink w:history="1" r:id="rIdmbwe6r18klwrdk_58cxj9">
               <w:r>
                 <w:rPr>
                   <w:rFonts w:ascii="Arial" w:cs="Arial" w:eastAsia="Arial" w:hAnsi="Arial"/>
@@ -3451,7 +3451,7 @@
               <w:spacing w:after="10" w:before="0"/>
               <w:ind w:left="120"/>
             </w:pPr>
-            <w:hyperlink w:history="1" r:id="rIdfx0fmil34v-oy0d7lse3x">
+            <w:hyperlink w:history="1" r:id="rIdgwvuvikusr-qfbmkbjbzm">
               <w:r>
                 <w:rPr>
                   <w:rFonts w:ascii="Arial" w:cs="Arial" w:eastAsia="Arial" w:hAnsi="Arial"/>
@@ -3646,7 +3646,7 @@
             <w:pPr>
               <w:spacing w:after="20" w:before="0"/>
             </w:pPr>
-            <w:hyperlink w:history="1" r:id="rIduvwdfvrci7ee4ec2ff1mw">
+            <w:hyperlink w:history="1" r:id="rIdxgkutwtpasji9dxqvpgwv">
               <w:r>
                 <w:rPr>
                   <w:rFonts w:ascii="Arial" w:cs="Arial" w:eastAsia="Arial" w:hAnsi="Arial"/>
@@ -3679,7 +3679,7 @@
               <w:spacing w:after="10" w:before="0"/>
               <w:ind w:left="120"/>
             </w:pPr>
-            <w:hyperlink w:history="1" r:id="rIdgozbjc6uhzyd3zrf6vihu">
+            <w:hyperlink w:history="1" r:id="rIdu4au13pw6mmkwqa1zaear">
               <w:r>
                 <w:rPr>
                   <w:rFonts w:ascii="Arial" w:cs="Arial" w:eastAsia="Arial" w:hAnsi="Arial"/>
@@ -3724,7 +3724,7 @@
             <w:pPr>
               <w:spacing w:after="20" w:before="0"/>
             </w:pPr>
-            <w:hyperlink w:history="1" r:id="rIdwwdbt2blcdc0xzdwhze2j">
+            <w:hyperlink w:history="1" r:id="rIdlkop5grsv2oabldvhtntl">
               <w:r>
                 <w:rPr>
                   <w:rFonts w:ascii="Arial" w:cs="Arial" w:eastAsia="Arial" w:hAnsi="Arial"/>
@@ -3757,7 +3757,7 @@
               <w:spacing w:after="10" w:before="0"/>
               <w:ind w:left="120"/>
             </w:pPr>
-            <w:hyperlink w:history="1" r:id="rIdry18vdxsqqcxxlhz4voqx">
+            <w:hyperlink w:history="1" r:id="rIdf5gasszgnnxyxh4_r_vav">
               <w:r>
                 <w:rPr>
                   <w:rFonts w:ascii="Arial" w:cs="Arial" w:eastAsia="Arial" w:hAnsi="Arial"/>
@@ -3952,7 +3952,7 @@
             <w:pPr>
               <w:spacing w:after="20" w:before="0"/>
             </w:pPr>
-            <w:hyperlink w:history="1" r:id="rIdrtpzvkwfhejqprfllfoso">
+            <w:hyperlink w:history="1" r:id="rId7wpxbpmailb-vmsuibi3_">
               <w:r>
                 <w:rPr>
                   <w:rFonts w:ascii="Arial" w:cs="Arial" w:eastAsia="Arial" w:hAnsi="Arial"/>
@@ -3985,7 +3985,7 @@
               <w:spacing w:after="10" w:before="0"/>
               <w:ind w:left="120"/>
             </w:pPr>
-            <w:hyperlink w:history="1" r:id="rIdl2rvm9tvomckcnk4djakd">
+            <w:hyperlink w:history="1" r:id="rIdvmjjajuucdm6bmqxgsi9e">
               <w:r>
                 <w:rPr>
                   <w:rFonts w:ascii="Arial" w:cs="Arial" w:eastAsia="Arial" w:hAnsi="Arial"/>
@@ -4030,7 +4030,7 @@
             <w:pPr>
               <w:spacing w:after="20" w:before="0"/>
             </w:pPr>
-            <w:hyperlink w:history="1" r:id="rId60n7z32gbbxb1yd76-v0u">
+            <w:hyperlink w:history="1" r:id="rIdnqjetzbwmvtg_z02f8p4b">
               <w:r>
                 <w:rPr>
                   <w:rFonts w:ascii="Arial" w:cs="Arial" w:eastAsia="Arial" w:hAnsi="Arial"/>
@@ -4063,7 +4063,7 @@
               <w:spacing w:after="10" w:before="0"/>
               <w:ind w:left="120"/>
             </w:pPr>
-            <w:hyperlink w:history="1" r:id="rIdqfrgqvq46__kbaj-iiyky">
+            <w:hyperlink w:history="1" r:id="rIdl5lab-mxs2xy3qla9s54_">
               <w:r>
                 <w:rPr>
                   <w:rFonts w:ascii="Arial" w:cs="Arial" w:eastAsia="Arial" w:hAnsi="Arial"/>
@@ -4258,7 +4258,7 @@
             <w:pPr>
               <w:spacing w:after="20" w:before="0"/>
             </w:pPr>
-            <w:hyperlink w:history="1" r:id="rIdrxnshb_qczxnukfdbyrs6">
+            <w:hyperlink w:history="1" r:id="rIdjfvjrtbp8xqqfpijrrd-a">
               <w:r>
                 <w:rPr>
                   <w:rFonts w:ascii="Arial" w:cs="Arial" w:eastAsia="Arial" w:hAnsi="Arial"/>
@@ -4291,7 +4291,7 @@
               <w:spacing w:after="10" w:before="0"/>
               <w:ind w:left="120"/>
             </w:pPr>
-            <w:hyperlink w:history="1" r:id="rIdypubbfgxly1saq_y4jntx">
+            <w:hyperlink w:history="1" r:id="rIdjsahvkos1xxyli98tgo7l">
               <w:r>
                 <w:rPr>
                   <w:rFonts w:ascii="Arial" w:cs="Arial" w:eastAsia="Arial" w:hAnsi="Arial"/>
@@ -4336,7 +4336,7 @@
             <w:pPr>
               <w:spacing w:after="20" w:before="0"/>
             </w:pPr>
-            <w:hyperlink w:history="1" r:id="rIdf5rrljoa0tugfxcyanptp">
+            <w:hyperlink w:history="1" r:id="rIdkhmnsejb2wkmk2_fg940e">
               <w:r>
                 <w:rPr>
                   <w:rFonts w:ascii="Arial" w:cs="Arial" w:eastAsia="Arial" w:hAnsi="Arial"/>
@@ -4369,7 +4369,7 @@
               <w:spacing w:after="10" w:before="0"/>
               <w:ind w:left="120"/>
             </w:pPr>
-            <w:hyperlink w:history="1" r:id="rIdx-qr7loubkdcnylu6blfw">
+            <w:hyperlink w:history="1" r:id="rId8choh9wiyng6fs6g8tips">
               <w:r>
                 <w:rPr>
                   <w:rFonts w:ascii="Arial" w:cs="Arial" w:eastAsia="Arial" w:hAnsi="Arial"/>
@@ -4564,7 +4564,7 @@
             <w:pPr>
               <w:spacing w:after="20" w:before="0"/>
             </w:pPr>
-            <w:hyperlink w:history="1" r:id="rIdt0958dv-7h7lfiz9pn4gg">
+            <w:hyperlink w:history="1" r:id="rId-dls7a289aoejnj4prrbd">
               <w:r>
                 <w:rPr>
                   <w:rFonts w:ascii="Arial" w:cs="Arial" w:eastAsia="Arial" w:hAnsi="Arial"/>
@@ -4597,7 +4597,7 @@
               <w:spacing w:after="10" w:before="0"/>
               <w:ind w:left="120"/>
             </w:pPr>
-            <w:hyperlink w:history="1" r:id="rId7arwosd4bnx5ftlztbezz">
+            <w:hyperlink w:history="1" r:id="rIdomtojdsa6qqnslm2wp-ub">
               <w:r>
                 <w:rPr>
                   <w:rFonts w:ascii="Arial" w:cs="Arial" w:eastAsia="Arial" w:hAnsi="Arial"/>
@@ -4642,7 +4642,7 @@
             <w:pPr>
               <w:spacing w:after="20" w:before="0"/>
             </w:pPr>
-            <w:hyperlink w:history="1" r:id="rIdd37pdfemyafaxwxaer3oa">
+            <w:hyperlink w:history="1" r:id="rIdxnglko4ps76x8vghjgug5">
               <w:r>
                 <w:rPr>
                   <w:rFonts w:ascii="Arial" w:cs="Arial" w:eastAsia="Arial" w:hAnsi="Arial"/>
@@ -4675,7 +4675,7 @@
               <w:spacing w:after="10" w:before="0"/>
               <w:ind w:left="120"/>
             </w:pPr>
-            <w:hyperlink w:history="1" r:id="rIdy_tasravtdhecjzhsdid-">
+            <w:hyperlink w:history="1" r:id="rId1__lmy85xptldekhgmvgl">
               <w:r>
                 <w:rPr>
                   <w:rFonts w:ascii="Arial" w:cs="Arial" w:eastAsia="Arial" w:hAnsi="Arial"/>
@@ -6257,7 +6257,7 @@
             <w:pPr>
               <w:spacing w:after="20" w:before="0"/>
             </w:pPr>
-            <w:hyperlink w:history="1" r:id="rId4fqlc13d95fp_tqxobonx">
+            <w:hyperlink w:history="1" r:id="rIdo8etkhkw3y8vlwtsrkcqr">
               <w:r>
                 <w:rPr>
                   <w:rFonts w:ascii="Arial" w:cs="Arial" w:eastAsia="Arial" w:hAnsi="Arial"/>
@@ -6290,7 +6290,7 @@
               <w:spacing w:after="10" w:before="0"/>
               <w:ind w:left="120"/>
             </w:pPr>
-            <w:hyperlink w:history="1" r:id="rIdu9k_pe8nvxygrksaqxj6d">
+            <w:hyperlink w:history="1" r:id="rIdf1sdl0pmegts2lwepdiwi">
               <w:r>
                 <w:rPr>
                   <w:rFonts w:ascii="Arial" w:cs="Arial" w:eastAsia="Arial" w:hAnsi="Arial"/>
@@ -6335,7 +6335,7 @@
             <w:pPr>
               <w:spacing w:after="20" w:before="0"/>
             </w:pPr>
-            <w:hyperlink w:history="1" r:id="rIdpeywjy9vwybu7x5bdg0o9">
+            <w:hyperlink w:history="1" r:id="rId-7asbbop73gzfphewp60r">
               <w:r>
                 <w:rPr>
                   <w:rFonts w:ascii="Arial" w:cs="Arial" w:eastAsia="Arial" w:hAnsi="Arial"/>
@@ -6368,7 +6368,7 @@
               <w:spacing w:after="10" w:before="0"/>
               <w:ind w:left="120"/>
             </w:pPr>
-            <w:hyperlink w:history="1" r:id="rIdtbtp7hdp7bfbevcdh_o-8">
+            <w:hyperlink w:history="1" r:id="rIdqi85r8vuv3hxd9n1egili">
               <w:r>
                 <w:rPr>
                   <w:rFonts w:ascii="Arial" w:cs="Arial" w:eastAsia="Arial" w:hAnsi="Arial"/>
@@ -6563,7 +6563,7 @@
             <w:pPr>
               <w:spacing w:after="20" w:before="0"/>
             </w:pPr>
-            <w:hyperlink w:history="1" r:id="rIdv7e_kfyqp2ywfy7jefuje">
+            <w:hyperlink w:history="1" r:id="rIdnqpbxp46hjktywmpe2q1n">
               <w:r>
                 <w:rPr>
                   <w:rFonts w:ascii="Arial" w:cs="Arial" w:eastAsia="Arial" w:hAnsi="Arial"/>
@@ -6596,7 +6596,7 @@
               <w:spacing w:after="10" w:before="0"/>
               <w:ind w:left="120"/>
             </w:pPr>
-            <w:hyperlink w:history="1" r:id="rIdycirnteocvovtmm4v1vhw">
+            <w:hyperlink w:history="1" r:id="rIddxsdirzpwueftbs9jxtzg">
               <w:r>
                 <w:rPr>
                   <w:rFonts w:ascii="Arial" w:cs="Arial" w:eastAsia="Arial" w:hAnsi="Arial"/>
@@ -6641,7 +6641,7 @@
             <w:pPr>
               <w:spacing w:after="20" w:before="0"/>
             </w:pPr>
-            <w:hyperlink w:history="1" r:id="rId8tqxncluxew76-jukzwqk">
+            <w:hyperlink w:history="1" r:id="rId5hwe5xm3odoog2y-5prkl">
               <w:r>
                 <w:rPr>
                   <w:rFonts w:ascii="Arial" w:cs="Arial" w:eastAsia="Arial" w:hAnsi="Arial"/>
@@ -6674,7 +6674,7 @@
               <w:spacing w:after="10" w:before="0"/>
               <w:ind w:left="120"/>
             </w:pPr>
-            <w:hyperlink w:history="1" r:id="rIdwk3yvruq38216azgnayoi">
+            <w:hyperlink w:history="1" r:id="rIdnukfner01oz_jat7sg-cq">
               <w:r>
                 <w:rPr>
                   <w:rFonts w:ascii="Arial" w:cs="Arial" w:eastAsia="Arial" w:hAnsi="Arial"/>
@@ -6869,7 +6869,7 @@
             <w:pPr>
               <w:spacing w:after="20" w:before="0"/>
             </w:pPr>
-            <w:hyperlink w:history="1" r:id="rIdljtumky1b4-yaiy3ofis3">
+            <w:hyperlink w:history="1" r:id="rIdzblcbdcgfbvktrzjs3_tx">
               <w:r>
                 <w:rPr>
                   <w:rFonts w:ascii="Arial" w:cs="Arial" w:eastAsia="Arial" w:hAnsi="Arial"/>
@@ -6902,7 +6902,7 @@
               <w:spacing w:after="10" w:before="0"/>
               <w:ind w:left="120"/>
             </w:pPr>
-            <w:hyperlink w:history="1" r:id="rId36ksemfjmhlepzuipqtdu">
+            <w:hyperlink w:history="1" r:id="rId9bkvwqndrqugcu0lbzsrw">
               <w:r>
                 <w:rPr>
                   <w:rFonts w:ascii="Arial" w:cs="Arial" w:eastAsia="Arial" w:hAnsi="Arial"/>
@@ -6947,7 +6947,7 @@
             <w:pPr>
               <w:spacing w:after="20" w:before="0"/>
             </w:pPr>
-            <w:hyperlink w:history="1" r:id="rIdvgde5esl-kpupkqqx9mhh">
+            <w:hyperlink w:history="1" r:id="rIdgk8z6krklxy4cn529is1v">
               <w:r>
                 <w:rPr>
                   <w:rFonts w:ascii="Arial" w:cs="Arial" w:eastAsia="Arial" w:hAnsi="Arial"/>
@@ -6980,7 +6980,7 @@
               <w:spacing w:after="10" w:before="0"/>
               <w:ind w:left="120"/>
             </w:pPr>
-            <w:hyperlink w:history="1" r:id="rIdqya1hndwph_hhxc3jhdzf">
+            <w:hyperlink w:history="1" r:id="rIdhb3psr9hnaajfkwtgdrvf">
               <w:r>
                 <w:rPr>
                   <w:rFonts w:ascii="Arial" w:cs="Arial" w:eastAsia="Arial" w:hAnsi="Arial"/>
@@ -7175,7 +7175,7 @@
             <w:pPr>
               <w:spacing w:after="20" w:before="0"/>
             </w:pPr>
-            <w:hyperlink w:history="1" r:id="rId1r9xpzd-tdbalr69ekcdi">
+            <w:hyperlink w:history="1" r:id="rIdq1eub81r3ylzrlmnk-hx4">
               <w:r>
                 <w:rPr>
                   <w:rFonts w:ascii="Arial" w:cs="Arial" w:eastAsia="Arial" w:hAnsi="Arial"/>
@@ -7208,7 +7208,7 @@
               <w:spacing w:after="10" w:before="0"/>
               <w:ind w:left="120"/>
             </w:pPr>
-            <w:hyperlink w:history="1" r:id="rId08bvxzf3_2n_peqcbi_ra">
+            <w:hyperlink w:history="1" r:id="rIdwudkxjcmkc2hig5yntelu">
               <w:r>
                 <w:rPr>
                   <w:rFonts w:ascii="Arial" w:cs="Arial" w:eastAsia="Arial" w:hAnsi="Arial"/>
@@ -7253,7 +7253,7 @@
             <w:pPr>
               <w:spacing w:after="20" w:before="0"/>
             </w:pPr>
-            <w:hyperlink w:history="1" r:id="rIdfpotlyycmuwmk0fswxu_1">
+            <w:hyperlink w:history="1" r:id="rIdsze9tjfrmynjdqak6kner">
               <w:r>
                 <w:rPr>
                   <w:rFonts w:ascii="Arial" w:cs="Arial" w:eastAsia="Arial" w:hAnsi="Arial"/>
@@ -7286,7 +7286,7 @@
               <w:spacing w:after="10" w:before="0"/>
               <w:ind w:left="120"/>
             </w:pPr>
-            <w:hyperlink w:history="1" r:id="rId1lr8bewtudra9yksvi9t_">
+            <w:hyperlink w:history="1" r:id="rId60sii43cabz6jgjcmtde_">
               <w:r>
                 <w:rPr>
                   <w:rFonts w:ascii="Arial" w:cs="Arial" w:eastAsia="Arial" w:hAnsi="Arial"/>
@@ -7481,7 +7481,7 @@
             <w:pPr>
               <w:spacing w:after="20" w:before="0"/>
             </w:pPr>
-            <w:hyperlink w:history="1" r:id="rIduzlbpeccdbpxepvb6zxn4">
+            <w:hyperlink w:history="1" r:id="rId5fupidtxwdwr-039zd3bn">
               <w:r>
                 <w:rPr>
                   <w:rFonts w:ascii="Arial" w:cs="Arial" w:eastAsia="Arial" w:hAnsi="Arial"/>
@@ -7514,7 +7514,7 @@
               <w:spacing w:after="10" w:before="0"/>
               <w:ind w:left="120"/>
             </w:pPr>
-            <w:hyperlink w:history="1" r:id="rIdvn-qk7k0-kdoa7fdfq7eo">
+            <w:hyperlink w:history="1" r:id="rIdd6qw9kb7dkfs75sb-sjhm">
               <w:r>
                 <w:rPr>
                   <w:rFonts w:ascii="Arial" w:cs="Arial" w:eastAsia="Arial" w:hAnsi="Arial"/>
@@ -7559,7 +7559,7 @@
             <w:pPr>
               <w:spacing w:after="20" w:before="0"/>
             </w:pPr>
-            <w:hyperlink w:history="1" r:id="rIdbiu38a68c_ke-lx5agmot">
+            <w:hyperlink w:history="1" r:id="rIde3x5kontrszhhfglspl6m">
               <w:r>
                 <w:rPr>
                   <w:rFonts w:ascii="Arial" w:cs="Arial" w:eastAsia="Arial" w:hAnsi="Arial"/>
@@ -7592,7 +7592,7 @@
               <w:spacing w:after="10" w:before="0"/>
               <w:ind w:left="120"/>
             </w:pPr>
-            <w:hyperlink w:history="1" r:id="rIdefxscah2kb9jeh0qxyhit">
+            <w:hyperlink w:history="1" r:id="rIdqdlsqzq2f7zhnkfuufh7z">
               <w:r>
                 <w:rPr>
                   <w:rFonts w:ascii="Arial" w:cs="Arial" w:eastAsia="Arial" w:hAnsi="Arial"/>
@@ -9079,7 +9079,7 @@
             <w:pPr>
               <w:spacing w:after="20" w:before="0"/>
             </w:pPr>
-            <w:hyperlink w:history="1" r:id="rIdjyntyqurrd-uedxf7mdvg">
+            <w:hyperlink w:history="1" r:id="rIdkrznkojosjwzbjmihx9sn">
               <w:r>
                 <w:rPr>
                   <w:rFonts w:ascii="Arial" w:cs="Arial" w:eastAsia="Arial" w:hAnsi="Arial"/>
@@ -9112,7 +9112,7 @@
               <w:spacing w:after="10" w:before="0"/>
               <w:ind w:left="120"/>
             </w:pPr>
-            <w:hyperlink w:history="1" r:id="rIdig3wvrcfvsm8wtpaea870">
+            <w:hyperlink w:history="1" r:id="rIdpnoqi5ucgy2r8x7qh2kwy">
               <w:r>
                 <w:rPr>
                   <w:rFonts w:ascii="Arial" w:cs="Arial" w:eastAsia="Arial" w:hAnsi="Arial"/>
@@ -9157,7 +9157,7 @@
             <w:pPr>
               <w:spacing w:after="20" w:before="0"/>
             </w:pPr>
-            <w:hyperlink w:history="1" r:id="rId75razqtxklhu0ipuzvfe9">
+            <w:hyperlink w:history="1" r:id="rIdfb2lq2e8vbyupecwhezam">
               <w:r>
                 <w:rPr>
                   <w:rFonts w:ascii="Arial" w:cs="Arial" w:eastAsia="Arial" w:hAnsi="Arial"/>
@@ -9190,7 +9190,7 @@
               <w:spacing w:after="10" w:before="0"/>
               <w:ind w:left="120"/>
             </w:pPr>
-            <w:hyperlink w:history="1" r:id="rIdsgcwlfmds4lhgxrnhz3tp">
+            <w:hyperlink w:history="1" r:id="rId2cqbpf3-uiazte5r9yh_l">
               <w:r>
                 <w:rPr>
                   <w:rFonts w:ascii="Arial" w:cs="Arial" w:eastAsia="Arial" w:hAnsi="Arial"/>
@@ -9385,7 +9385,7 @@
             <w:pPr>
               <w:spacing w:after="20" w:before="0"/>
             </w:pPr>
-            <w:hyperlink w:history="1" r:id="rIdzlnpezkkjeqhbu8ery-cw">
+            <w:hyperlink w:history="1" r:id="rIdvfcfibcsp7lffhgj_sja5">
               <w:r>
                 <w:rPr>
                   <w:rFonts w:ascii="Arial" w:cs="Arial" w:eastAsia="Arial" w:hAnsi="Arial"/>
@@ -9418,7 +9418,7 @@
               <w:spacing w:after="10" w:before="0"/>
               <w:ind w:left="120"/>
             </w:pPr>
-            <w:hyperlink w:history="1" r:id="rId8wl69clazcnwhepkbjiwr">
+            <w:hyperlink w:history="1" r:id="rIderm7v27aa19vy33igsnci">
               <w:r>
                 <w:rPr>
                   <w:rFonts w:ascii="Arial" w:cs="Arial" w:eastAsia="Arial" w:hAnsi="Arial"/>
@@ -9463,7 +9463,7 @@
             <w:pPr>
               <w:spacing w:after="20" w:before="0"/>
             </w:pPr>
-            <w:hyperlink w:history="1" r:id="rIdpwk2iagvfpcg5nwldcphh">
+            <w:hyperlink w:history="1" r:id="rId8edwcbohcorcpuyzeat0c">
               <w:r>
                 <w:rPr>
                   <w:rFonts w:ascii="Arial" w:cs="Arial" w:eastAsia="Arial" w:hAnsi="Arial"/>
@@ -9496,7 +9496,7 @@
               <w:spacing w:after="10" w:before="0"/>
               <w:ind w:left="120"/>
             </w:pPr>
-            <w:hyperlink w:history="1" r:id="rIdlmdtorrhtvm8magtp36ek">
+            <w:hyperlink w:history="1" r:id="rIdqvndz9wn7rlok6ssqo8eq">
               <w:r>
                 <w:rPr>
                   <w:rFonts w:ascii="Arial" w:cs="Arial" w:eastAsia="Arial" w:hAnsi="Arial"/>
@@ -9691,7 +9691,7 @@
             <w:pPr>
               <w:spacing w:after="20" w:before="0"/>
             </w:pPr>
-            <w:hyperlink w:history="1" r:id="rIdg2mbtykhkj3qf4wxnyspb">
+            <w:hyperlink w:history="1" r:id="rIdiyv2ahyxprb_kpyw4yafn">
               <w:r>
                 <w:rPr>
                   <w:rFonts w:ascii="Arial" w:cs="Arial" w:eastAsia="Arial" w:hAnsi="Arial"/>
@@ -9724,7 +9724,7 @@
               <w:spacing w:after="10" w:before="0"/>
               <w:ind w:left="120"/>
             </w:pPr>
-            <w:hyperlink w:history="1" r:id="rIdvtusw3e9ggwcdrjatcawe">
+            <w:hyperlink w:history="1" r:id="rIdxlukytxgqd9etmhofdqt-">
               <w:r>
                 <w:rPr>
                   <w:rFonts w:ascii="Arial" w:cs="Arial" w:eastAsia="Arial" w:hAnsi="Arial"/>
@@ -9769,7 +9769,7 @@
             <w:pPr>
               <w:spacing w:after="20" w:before="0"/>
             </w:pPr>
-            <w:hyperlink w:history="1" r:id="rId8qudwgstxgrsqgo58p1vn">
+            <w:hyperlink w:history="1" r:id="rIdelvah_ylo1r3mbnp2e6cz">
               <w:r>
                 <w:rPr>
                   <w:rFonts w:ascii="Arial" w:cs="Arial" w:eastAsia="Arial" w:hAnsi="Arial"/>
@@ -9802,7 +9802,7 @@
               <w:spacing w:after="10" w:before="0"/>
               <w:ind w:left="120"/>
             </w:pPr>
-            <w:hyperlink w:history="1" r:id="rIdk8ppjzqkeqgo9vz_2rmrm">
+            <w:hyperlink w:history="1" r:id="rIdzdmcahwjmpb5gxn0cxkng">
               <w:r>
                 <w:rPr>
                   <w:rFonts w:ascii="Arial" w:cs="Arial" w:eastAsia="Arial" w:hAnsi="Arial"/>
@@ -9997,7 +9997,7 @@
             <w:pPr>
               <w:spacing w:after="20" w:before="0"/>
             </w:pPr>
-            <w:hyperlink w:history="1" r:id="rIdsqn1n9vsisi-hgw5zx2wv">
+            <w:hyperlink w:history="1" r:id="rIdbsjs7tc8pgfpgi8rrgrz0">
               <w:r>
                 <w:rPr>
                   <w:rFonts w:ascii="Arial" w:cs="Arial" w:eastAsia="Arial" w:hAnsi="Arial"/>
@@ -10030,7 +10030,7 @@
               <w:spacing w:after="10" w:before="0"/>
               <w:ind w:left="120"/>
             </w:pPr>
-            <w:hyperlink w:history="1" r:id="rIdyg3_ebacihvya4qm_c8vb">
+            <w:hyperlink w:history="1" r:id="rId477i2tva99pyoyx-bwpwz">
               <w:r>
                 <w:rPr>
                   <w:rFonts w:ascii="Arial" w:cs="Arial" w:eastAsia="Arial" w:hAnsi="Arial"/>
@@ -10075,7 +10075,7 @@
             <w:pPr>
               <w:spacing w:after="20" w:before="0"/>
             </w:pPr>
-            <w:hyperlink w:history="1" r:id="rIdq-znvt9_cospxb86bf3ar">
+            <w:hyperlink w:history="1" r:id="rIdrfh3agpjgfsrxcrdr3uzv">
               <w:r>
                 <w:rPr>
                   <w:rFonts w:ascii="Arial" w:cs="Arial" w:eastAsia="Arial" w:hAnsi="Arial"/>
@@ -10108,7 +10108,7 @@
               <w:spacing w:after="10" w:before="0"/>
               <w:ind w:left="120"/>
             </w:pPr>
-            <w:hyperlink w:history="1" r:id="rIddo3zmheepuy_rqs3p1ngh">
+            <w:hyperlink w:history="1" r:id="rIdtfhja3-zaznrg8lbkx38e">
               <w:r>
                 <w:rPr>
                   <w:rFonts w:ascii="Arial" w:cs="Arial" w:eastAsia="Arial" w:hAnsi="Arial"/>
@@ -10303,7 +10303,7 @@
             <w:pPr>
               <w:spacing w:after="20" w:before="0"/>
             </w:pPr>
-            <w:hyperlink w:history="1" r:id="rIdjmtigly_mn2gbry4k3xtd">
+            <w:hyperlink w:history="1" r:id="rId-8oeoqk3onzlo_nvdcwxd">
               <w:r>
                 <w:rPr>
                   <w:rFonts w:ascii="Arial" w:cs="Arial" w:eastAsia="Arial" w:hAnsi="Arial"/>
@@ -10336,7 +10336,7 @@
               <w:spacing w:after="10" w:before="0"/>
               <w:ind w:left="120"/>
             </w:pPr>
-            <w:hyperlink w:history="1" r:id="rIdqhp8ie0_ghtofcpc28nqi">
+            <w:hyperlink w:history="1" r:id="rIdibjxk5rhfeitt1rsvtbsz">
               <w:r>
                 <w:rPr>
                   <w:rFonts w:ascii="Arial" w:cs="Arial" w:eastAsia="Arial" w:hAnsi="Arial"/>
@@ -10381,7 +10381,7 @@
             <w:pPr>
               <w:spacing w:after="20" w:before="0"/>
             </w:pPr>
-            <w:hyperlink w:history="1" r:id="rIdkm01msfo4ipybeq7oukly">
+            <w:hyperlink w:history="1" r:id="rIdt-smgqg1v6jnfjevp3gxk">
               <w:r>
                 <w:rPr>
                   <w:rFonts w:ascii="Arial" w:cs="Arial" w:eastAsia="Arial" w:hAnsi="Arial"/>
@@ -10414,7 +10414,7 @@
               <w:spacing w:after="10" w:before="0"/>
               <w:ind w:left="120"/>
             </w:pPr>
-            <w:hyperlink w:history="1" r:id="rId__1zo8regzykc3svbvbcs">
+            <w:hyperlink w:history="1" r:id="rIdstl4duf2hkevb3bonikbh">
               <w:r>
                 <w:rPr>
                   <w:rFonts w:ascii="Arial" w:cs="Arial" w:eastAsia="Arial" w:hAnsi="Arial"/>
@@ -11901,7 +11901,7 @@
             <w:pPr>
               <w:spacing w:after="20" w:before="0"/>
             </w:pPr>
-            <w:hyperlink w:history="1" r:id="rIdkq1_1skuvqroy6shmgwwi">
+            <w:hyperlink w:history="1" r:id="rIdao9pslmmtpvze2g3q2n5v">
               <w:r>
                 <w:rPr>
                   <w:rFonts w:ascii="Arial" w:cs="Arial" w:eastAsia="Arial" w:hAnsi="Arial"/>
@@ -11934,7 +11934,7 @@
               <w:spacing w:after="10" w:before="0"/>
               <w:ind w:left="120"/>
             </w:pPr>
-            <w:hyperlink w:history="1" r:id="rIdqsvgviko1zo9cf7nz4ewo">
+            <w:hyperlink w:history="1" r:id="rIdbx7zbx7begeukowdx8pxn">
               <w:r>
                 <w:rPr>
                   <w:rFonts w:ascii="Arial" w:cs="Arial" w:eastAsia="Arial" w:hAnsi="Arial"/>
@@ -11979,7 +11979,7 @@
             <w:pPr>
               <w:spacing w:after="20" w:before="0"/>
             </w:pPr>
-            <w:hyperlink w:history="1" r:id="rIdhojnm3hvf6ayo2x9lgwil">
+            <w:hyperlink w:history="1" r:id="rId0o-rek-mn6xnwpc7iakmd">
               <w:r>
                 <w:rPr>
                   <w:rFonts w:ascii="Arial" w:cs="Arial" w:eastAsia="Arial" w:hAnsi="Arial"/>
@@ -12012,7 +12012,7 @@
               <w:spacing w:after="10" w:before="0"/>
               <w:ind w:left="120"/>
             </w:pPr>
-            <w:hyperlink w:history="1" r:id="rIdbcrswwpjququqpp5ujkmk">
+            <w:hyperlink w:history="1" r:id="rIdthal3dpcj90vkfa13-xxb">
               <w:r>
                 <w:rPr>
                   <w:rFonts w:ascii="Arial" w:cs="Arial" w:eastAsia="Arial" w:hAnsi="Arial"/>
@@ -12207,7 +12207,7 @@
             <w:pPr>
               <w:spacing w:after="20" w:before="0"/>
             </w:pPr>
-            <w:hyperlink w:history="1" r:id="rIdfrtmgfaoo0kv_zuyvn9s7">
+            <w:hyperlink w:history="1" r:id="rIdfmdzvazidw1vmtrh2i0y4">
               <w:r>
                 <w:rPr>
                   <w:rFonts w:ascii="Arial" w:cs="Arial" w:eastAsia="Arial" w:hAnsi="Arial"/>
@@ -12240,7 +12240,7 @@
               <w:spacing w:after="10" w:before="0"/>
               <w:ind w:left="120"/>
             </w:pPr>
-            <w:hyperlink w:history="1" r:id="rIdelpgrrlmi05mgvpasubrd">
+            <w:hyperlink w:history="1" r:id="rIdy7hokgmvrn_nqdk5r9kbr">
               <w:r>
                 <w:rPr>
                   <w:rFonts w:ascii="Arial" w:cs="Arial" w:eastAsia="Arial" w:hAnsi="Arial"/>
@@ -12285,7 +12285,7 @@
             <w:pPr>
               <w:spacing w:after="20" w:before="0"/>
             </w:pPr>
-            <w:hyperlink w:history="1" r:id="rIdkbbmppprbbruafee6pbau">
+            <w:hyperlink w:history="1" r:id="rId4k-ls6oamcb5qsvtqfej3">
               <w:r>
                 <w:rPr>
                   <w:rFonts w:ascii="Arial" w:cs="Arial" w:eastAsia="Arial" w:hAnsi="Arial"/>
@@ -12318,7 +12318,7 @@
               <w:spacing w:after="10" w:before="0"/>
               <w:ind w:left="120"/>
             </w:pPr>
-            <w:hyperlink w:history="1" r:id="rIdwluwy_rpsxup3kd5rq4hn">
+            <w:hyperlink w:history="1" r:id="rIdatpiiihvwwspo0igadyva">
               <w:r>
                 <w:rPr>
                   <w:rFonts w:ascii="Arial" w:cs="Arial" w:eastAsia="Arial" w:hAnsi="Arial"/>
@@ -12513,7 +12513,7 @@
             <w:pPr>
               <w:spacing w:after="20" w:before="0"/>
             </w:pPr>
-            <w:hyperlink w:history="1" r:id="rIdyualoj5j2ayhh4nimkxi5">
+            <w:hyperlink w:history="1" r:id="rIdwn2ve2mfvu-zeueykksdw">
               <w:r>
                 <w:rPr>
                   <w:rFonts w:ascii="Arial" w:cs="Arial" w:eastAsia="Arial" w:hAnsi="Arial"/>
@@ -12546,7 +12546,7 @@
               <w:spacing w:after="10" w:before="0"/>
               <w:ind w:left="120"/>
             </w:pPr>
-            <w:hyperlink w:history="1" r:id="rId_xskorsp3lstdrr-wtfbf">
+            <w:hyperlink w:history="1" r:id="rIdy3smaalbszhghjqbriwm_">
               <w:r>
                 <w:rPr>
                   <w:rFonts w:ascii="Arial" w:cs="Arial" w:eastAsia="Arial" w:hAnsi="Arial"/>
@@ -12591,7 +12591,7 @@
             <w:pPr>
               <w:spacing w:after="20" w:before="0"/>
             </w:pPr>
-            <w:hyperlink w:history="1" r:id="rIdid5gs2gfiwe2coz3snsdf">
+            <w:hyperlink w:history="1" r:id="rIdjz7scpnzwz0koc7slun1d">
               <w:r>
                 <w:rPr>
                   <w:rFonts w:ascii="Arial" w:cs="Arial" w:eastAsia="Arial" w:hAnsi="Arial"/>
@@ -12624,7 +12624,7 @@
               <w:spacing w:after="10" w:before="0"/>
               <w:ind w:left="120"/>
             </w:pPr>
-            <w:hyperlink w:history="1" r:id="rId3h3delptuujnwthcyn5c7">
+            <w:hyperlink w:history="1" r:id="rIdxnzybglsskq2lxot9wd4e">
               <w:r>
                 <w:rPr>
                   <w:rFonts w:ascii="Arial" w:cs="Arial" w:eastAsia="Arial" w:hAnsi="Arial"/>
@@ -12819,7 +12819,7 @@
             <w:pPr>
               <w:spacing w:after="20" w:before="0"/>
             </w:pPr>
-            <w:hyperlink w:history="1" r:id="rIdlxaems1a0fmf9-jqexmo7">
+            <w:hyperlink w:history="1" r:id="rIdiwle3oipymqfnyz6qf3sk">
               <w:r>
                 <w:rPr>
                   <w:rFonts w:ascii="Arial" w:cs="Arial" w:eastAsia="Arial" w:hAnsi="Arial"/>
@@ -12852,7 +12852,7 @@
               <w:spacing w:after="10" w:before="0"/>
               <w:ind w:left="120"/>
             </w:pPr>
-            <w:hyperlink w:history="1" r:id="rId-t_rimwabjdzt0gu1nljt">
+            <w:hyperlink w:history="1" r:id="rIdcucdwqv0uhzhvzqjanxpk">
               <w:r>
                 <w:rPr>
                   <w:rFonts w:ascii="Arial" w:cs="Arial" w:eastAsia="Arial" w:hAnsi="Arial"/>
@@ -12897,7 +12897,7 @@
             <w:pPr>
               <w:spacing w:after="20" w:before="0"/>
             </w:pPr>
-            <w:hyperlink w:history="1" r:id="rIdfgm633fc5bdilc5jah6os">
+            <w:hyperlink w:history="1" r:id="rIdteuttazsawbskf5aqexao">
               <w:r>
                 <w:rPr>
                   <w:rFonts w:ascii="Arial" w:cs="Arial" w:eastAsia="Arial" w:hAnsi="Arial"/>
@@ -12930,7 +12930,7 @@
               <w:spacing w:after="10" w:before="0"/>
               <w:ind w:left="120"/>
             </w:pPr>
-            <w:hyperlink w:history="1" r:id="rIdq-zukxbbbga0grcfrslrt">
+            <w:hyperlink w:history="1" r:id="rIdi1gb54am2dzdfw8sbvnmi">
               <w:r>
                 <w:rPr>
                   <w:rFonts w:ascii="Arial" w:cs="Arial" w:eastAsia="Arial" w:hAnsi="Arial"/>
@@ -13125,7 +13125,7 @@
             <w:pPr>
               <w:spacing w:after="20" w:before="0"/>
             </w:pPr>
-            <w:hyperlink w:history="1" r:id="rId5la-qsdxw5dzkvkbsd9tg">
+            <w:hyperlink w:history="1" r:id="rIdnnptueaos7qie1o0h4gfh">
               <w:r>
                 <w:rPr>
                   <w:rFonts w:ascii="Arial" w:cs="Arial" w:eastAsia="Arial" w:hAnsi="Arial"/>
@@ -13158,7 +13158,7 @@
               <w:spacing w:after="10" w:before="0"/>
               <w:ind w:left="120"/>
             </w:pPr>
-            <w:hyperlink w:history="1" r:id="rIdvb2owsijykzsrbrzjaaik">
+            <w:hyperlink w:history="1" r:id="rIddzov46fpbnn5lgw3g-4u1">
               <w:r>
                 <w:rPr>
                   <w:rFonts w:ascii="Arial" w:cs="Arial" w:eastAsia="Arial" w:hAnsi="Arial"/>
@@ -13203,7 +13203,7 @@
             <w:pPr>
               <w:spacing w:after="20" w:before="0"/>
             </w:pPr>
-            <w:hyperlink w:history="1" r:id="rIdcs6x7fjpcyg-_8xj_m0tl">
+            <w:hyperlink w:history="1" r:id="rIdm56f8fuyuvnjtb2tu8iyg">
               <w:r>
                 <w:rPr>
                   <w:rFonts w:ascii="Arial" w:cs="Arial" w:eastAsia="Arial" w:hAnsi="Arial"/>
@@ -13236,7 +13236,7 @@
               <w:spacing w:after="10" w:before="0"/>
               <w:ind w:left="120"/>
             </w:pPr>
-            <w:hyperlink w:history="1" r:id="rIdt_5elrpip30f8flwvnokw">
+            <w:hyperlink w:history="1" r:id="rId5fkon7_dgpwgn8jjktmrm">
               <w:r>
                 <w:rPr>
                   <w:rFonts w:ascii="Arial" w:cs="Arial" w:eastAsia="Arial" w:hAnsi="Arial"/>
@@ -14723,7 +14723,7 @@
             <w:pPr>
               <w:spacing w:after="20" w:before="0"/>
             </w:pPr>
-            <w:hyperlink w:history="1" r:id="rIddoek42p2vgzfcpsugrxrw">
+            <w:hyperlink w:history="1" r:id="rIdhkvmemxrhlclfea0xgt0d">
               <w:r>
                 <w:rPr>
                   <w:rFonts w:ascii="Arial" w:cs="Arial" w:eastAsia="Arial" w:hAnsi="Arial"/>
@@ -14756,7 +14756,7 @@
               <w:spacing w:after="10" w:before="0"/>
               <w:ind w:left="120"/>
             </w:pPr>
-            <w:hyperlink w:history="1" r:id="rId3fqtmv_gedlgwhtdme8pf">
+            <w:hyperlink w:history="1" r:id="rId1hlcaok0ijo7rbqcgqkgw">
               <w:r>
                 <w:rPr>
                   <w:rFonts w:ascii="Arial" w:cs="Arial" w:eastAsia="Arial" w:hAnsi="Arial"/>
@@ -14801,7 +14801,7 @@
             <w:pPr>
               <w:spacing w:after="20" w:before="0"/>
             </w:pPr>
-            <w:hyperlink w:history="1" r:id="rIdyboky-ejhc0xccot8il_a">
+            <w:hyperlink w:history="1" r:id="rIdtezo0chg_m_zg1h-jz_4b">
               <w:r>
                 <w:rPr>
                   <w:rFonts w:ascii="Arial" w:cs="Arial" w:eastAsia="Arial" w:hAnsi="Arial"/>
@@ -14834,7 +14834,7 @@
               <w:spacing w:after="10" w:before="0"/>
               <w:ind w:left="120"/>
             </w:pPr>
-            <w:hyperlink w:history="1" r:id="rIdqt5gz0vz41txno7wo5dvy">
+            <w:hyperlink w:history="1" r:id="rIdzrbzp1ymqf67-rxkvftuw">
               <w:r>
                 <w:rPr>
                   <w:rFonts w:ascii="Arial" w:cs="Arial" w:eastAsia="Arial" w:hAnsi="Arial"/>
@@ -15029,7 +15029,7 @@
             <w:pPr>
               <w:spacing w:after="20" w:before="0"/>
             </w:pPr>
-            <w:hyperlink w:history="1" r:id="rId6ejtjwdyznstl2adpzkkt">
+            <w:hyperlink w:history="1" r:id="rId4f-sea0p9qx4emtpj2y29">
               <w:r>
                 <w:rPr>
                   <w:rFonts w:ascii="Arial" w:cs="Arial" w:eastAsia="Arial" w:hAnsi="Arial"/>
@@ -15062,7 +15062,7 @@
               <w:spacing w:after="10" w:before="0"/>
               <w:ind w:left="120"/>
             </w:pPr>
-            <w:hyperlink w:history="1" r:id="rIdetqn1z-nvzi14rjbccxpq">
+            <w:hyperlink w:history="1" r:id="rIdodfxyt0bls5xmlvl0hwzz">
               <w:r>
                 <w:rPr>
                   <w:rFonts w:ascii="Arial" w:cs="Arial" w:eastAsia="Arial" w:hAnsi="Arial"/>
@@ -15107,7 +15107,7 @@
             <w:pPr>
               <w:spacing w:after="20" w:before="0"/>
             </w:pPr>
-            <w:hyperlink w:history="1" r:id="rIddnbnjb4fg1jdfnza0pydx">
+            <w:hyperlink w:history="1" r:id="rId8fa4hbcjlwj4doe6wzw-w">
               <w:r>
                 <w:rPr>
                   <w:rFonts w:ascii="Arial" w:cs="Arial" w:eastAsia="Arial" w:hAnsi="Arial"/>
@@ -15140,7 +15140,7 @@
               <w:spacing w:after="10" w:before="0"/>
               <w:ind w:left="120"/>
             </w:pPr>
-            <w:hyperlink w:history="1" r:id="rIdvem2qkevwnoyclzf6ly9r">
+            <w:hyperlink w:history="1" r:id="rIdyvemx8q7fpzagbv_cxnu7">
               <w:r>
                 <w:rPr>
                   <w:rFonts w:ascii="Arial" w:cs="Arial" w:eastAsia="Arial" w:hAnsi="Arial"/>
@@ -15335,7 +15335,7 @@
             <w:pPr>
               <w:spacing w:after="20" w:before="0"/>
             </w:pPr>
-            <w:hyperlink w:history="1" r:id="rIdc3sqgq15lj0rxgtm0viwk">
+            <w:hyperlink w:history="1" r:id="rIdcitg5y2j7bubucuuqkwc7">
               <w:r>
                 <w:rPr>
                   <w:rFonts w:ascii="Arial" w:cs="Arial" w:eastAsia="Arial" w:hAnsi="Arial"/>
@@ -15368,7 +15368,7 @@
               <w:spacing w:after="10" w:before="0"/>
               <w:ind w:left="120"/>
             </w:pPr>
-            <w:hyperlink w:history="1" r:id="rIdazte_bmlg9tqq-wma-pay">
+            <w:hyperlink w:history="1" r:id="rIdaodb8i7uu9s8vyhbifdqp">
               <w:r>
                 <w:rPr>
                   <w:rFonts w:ascii="Arial" w:cs="Arial" w:eastAsia="Arial" w:hAnsi="Arial"/>
@@ -15413,7 +15413,7 @@
             <w:pPr>
               <w:spacing w:after="20" w:before="0"/>
             </w:pPr>
-            <w:hyperlink w:history="1" r:id="rId3llm6-wqt21czjm5tusbu">
+            <w:hyperlink w:history="1" r:id="rId6hhmca0r0crzi6chtvuer">
               <w:r>
                 <w:rPr>
                   <w:rFonts w:ascii="Arial" w:cs="Arial" w:eastAsia="Arial" w:hAnsi="Arial"/>
@@ -15446,7 +15446,7 @@
               <w:spacing w:after="10" w:before="0"/>
               <w:ind w:left="120"/>
             </w:pPr>
-            <w:hyperlink w:history="1" r:id="rIdizcclvhz-h-5i4kdqft0n">
+            <w:hyperlink w:history="1" r:id="rIdg-jklbxd1xzrohrvb1qgp">
               <w:r>
                 <w:rPr>
                   <w:rFonts w:ascii="Arial" w:cs="Arial" w:eastAsia="Arial" w:hAnsi="Arial"/>
@@ -15641,7 +15641,7 @@
             <w:pPr>
               <w:spacing w:after="20" w:before="0"/>
             </w:pPr>
-            <w:hyperlink w:history="1" r:id="rIdvpt4ldv1wab0ddat3c02a">
+            <w:hyperlink w:history="1" r:id="rId8xmwvtabf5e6-hud9o5ib">
               <w:r>
                 <w:rPr>
                   <w:rFonts w:ascii="Arial" w:cs="Arial" w:eastAsia="Arial" w:hAnsi="Arial"/>
@@ -15674,7 +15674,7 @@
               <w:spacing w:after="10" w:before="0"/>
               <w:ind w:left="120"/>
             </w:pPr>
-            <w:hyperlink w:history="1" r:id="rIdge2fqkdgpbsgag89bvpon">
+            <w:hyperlink w:history="1" r:id="rIdztcoloya633vn_cwozkwy">
               <w:r>
                 <w:rPr>
                   <w:rFonts w:ascii="Arial" w:cs="Arial" w:eastAsia="Arial" w:hAnsi="Arial"/>
@@ -15719,7 +15719,7 @@
             <w:pPr>
               <w:spacing w:after="20" w:before="0"/>
             </w:pPr>
-            <w:hyperlink w:history="1" r:id="rId1kgdrinzuruzfwjcbkd9b">
+            <w:hyperlink w:history="1" r:id="rIdjg06utqedg7x4slsrtvis">
               <w:r>
                 <w:rPr>
                   <w:rFonts w:ascii="Arial" w:cs="Arial" w:eastAsia="Arial" w:hAnsi="Arial"/>
@@ -15752,7 +15752,7 @@
               <w:spacing w:after="10" w:before="0"/>
               <w:ind w:left="120"/>
             </w:pPr>
-            <w:hyperlink w:history="1" r:id="rId4s88e6twdmufvzbvh7uv7">
+            <w:hyperlink w:history="1" r:id="rIdoqdldvhs-glpvnpj3faq7">
               <w:r>
                 <w:rPr>
                   <w:rFonts w:ascii="Arial" w:cs="Arial" w:eastAsia="Arial" w:hAnsi="Arial"/>
@@ -15947,7 +15947,7 @@
             <w:pPr>
               <w:spacing w:after="20" w:before="0"/>
             </w:pPr>
-            <w:hyperlink w:history="1" r:id="rIdk0tn5pp-v5t-va5rvvf0t">
+            <w:hyperlink w:history="1" r:id="rIdxb63ngvbqfwu35c8ai0p9">
               <w:r>
                 <w:rPr>
                   <w:rFonts w:ascii="Arial" w:cs="Arial" w:eastAsia="Arial" w:hAnsi="Arial"/>
@@ -15980,7 +15980,7 @@
               <w:spacing w:after="10" w:before="0"/>
               <w:ind w:left="120"/>
             </w:pPr>
-            <w:hyperlink w:history="1" r:id="rIdzbo1ytne5pawiovppjrrh">
+            <w:hyperlink w:history="1" r:id="rIdnyq_rnfmzb_uc6vn9teph">
               <w:r>
                 <w:rPr>
                   <w:rFonts w:ascii="Arial" w:cs="Arial" w:eastAsia="Arial" w:hAnsi="Arial"/>
@@ -16025,7 +16025,7 @@
             <w:pPr>
               <w:spacing w:after="20" w:before="0"/>
             </w:pPr>
-            <w:hyperlink w:history="1" r:id="rIdbdmsy73bxhfvdbxom1dzp">
+            <w:hyperlink w:history="1" r:id="rIddwrnzrmvvqmvgvywzrek_">
               <w:r>
                 <w:rPr>
                   <w:rFonts w:ascii="Arial" w:cs="Arial" w:eastAsia="Arial" w:hAnsi="Arial"/>
@@ -16058,7 +16058,7 @@
               <w:spacing w:after="10" w:before="0"/>
               <w:ind w:left="120"/>
             </w:pPr>
-            <w:hyperlink w:history="1" r:id="rId9zwinipd4rcvul0prdy_q">
+            <w:hyperlink w:history="1" r:id="rIdn3gsf8m9_0uysmr1hfncs">
               <w:r>
                 <w:rPr>
                   <w:rFonts w:ascii="Arial" w:cs="Arial" w:eastAsia="Arial" w:hAnsi="Arial"/>
@@ -17545,7 +17545,7 @@
             <w:pPr>
               <w:spacing w:after="20" w:before="0"/>
             </w:pPr>
-            <w:hyperlink w:history="1" r:id="rIdbuo6muwbzy8jpdvhmqh-v">
+            <w:hyperlink w:history="1" r:id="rId9ypzumbgn_bxtuc_kbydu">
               <w:r>
                 <w:rPr>
                   <w:rFonts w:ascii="Arial" w:cs="Arial" w:eastAsia="Arial" w:hAnsi="Arial"/>
@@ -17578,7 +17578,7 @@
               <w:spacing w:after="10" w:before="0"/>
               <w:ind w:left="120"/>
             </w:pPr>
-            <w:hyperlink w:history="1" r:id="rIdql9qimsbdzlwgwjlzthr6">
+            <w:hyperlink w:history="1" r:id="rIdjqztm-kpdgmvpfydvenss">
               <w:r>
                 <w:rPr>
                   <w:rFonts w:ascii="Arial" w:cs="Arial" w:eastAsia="Arial" w:hAnsi="Arial"/>
@@ -17623,7 +17623,7 @@
             <w:pPr>
               <w:spacing w:after="20" w:before="0"/>
             </w:pPr>
-            <w:hyperlink w:history="1" r:id="rIdj8yec0trydb9swhnax2lf">
+            <w:hyperlink w:history="1" r:id="rId_9qwidnxac_efewa953_n">
               <w:r>
                 <w:rPr>
                   <w:rFonts w:ascii="Arial" w:cs="Arial" w:eastAsia="Arial" w:hAnsi="Arial"/>
@@ -17656,7 +17656,7 @@
               <w:spacing w:after="10" w:before="0"/>
               <w:ind w:left="120"/>
             </w:pPr>
-            <w:hyperlink w:history="1" r:id="rId1piu5f6-p9_dnt713eae9">
+            <w:hyperlink w:history="1" r:id="rIddgugkdsj1xuehh4gjt4g0">
               <w:r>
                 <w:rPr>
                   <w:rFonts w:ascii="Arial" w:cs="Arial" w:eastAsia="Arial" w:hAnsi="Arial"/>
@@ -17851,7 +17851,7 @@
             <w:pPr>
               <w:spacing w:after="20" w:before="0"/>
             </w:pPr>
-            <w:hyperlink w:history="1" r:id="rIdx2ipo4utxz8iedddolvpe">
+            <w:hyperlink w:history="1" r:id="rIduyjvs7m7mvxmkbsnvbhov">
               <w:r>
                 <w:rPr>
                   <w:rFonts w:ascii="Arial" w:cs="Arial" w:eastAsia="Arial" w:hAnsi="Arial"/>
@@ -17884,7 +17884,7 @@
               <w:spacing w:after="10" w:before="0"/>
               <w:ind w:left="120"/>
             </w:pPr>
-            <w:hyperlink w:history="1" r:id="rIdgx8ljcckhfodymiue8yqn">
+            <w:hyperlink w:history="1" r:id="rIdh5rbikgrcab0ofd7mpkai">
               <w:r>
                 <w:rPr>
                   <w:rFonts w:ascii="Arial" w:cs="Arial" w:eastAsia="Arial" w:hAnsi="Arial"/>
@@ -17929,7 +17929,7 @@
             <w:pPr>
               <w:spacing w:after="20" w:before="0"/>
             </w:pPr>
-            <w:hyperlink w:history="1" r:id="rIdvvwenpqor8throezq24ib">
+            <w:hyperlink w:history="1" r:id="rIdrnvpmiy4x_umlwcjgpmbn">
               <w:r>
                 <w:rPr>
                   <w:rFonts w:ascii="Arial" w:cs="Arial" w:eastAsia="Arial" w:hAnsi="Arial"/>
@@ -17962,7 +17962,7 @@
               <w:spacing w:after="10" w:before="0"/>
               <w:ind w:left="120"/>
             </w:pPr>
-            <w:hyperlink w:history="1" r:id="rIdjq0znazvtrbww6fgcehf1">
+            <w:hyperlink w:history="1" r:id="rIddorz5xncgtip3inqlqrkv">
               <w:r>
                 <w:rPr>
                   <w:rFonts w:ascii="Arial" w:cs="Arial" w:eastAsia="Arial" w:hAnsi="Arial"/>
@@ -18157,7 +18157,7 @@
             <w:pPr>
               <w:spacing w:after="20" w:before="0"/>
             </w:pPr>
-            <w:hyperlink w:history="1" r:id="rId7kcf_v6utovnlrgqmtkhn">
+            <w:hyperlink w:history="1" r:id="rIdy9xwsfkbj6uphaz9ldavt">
               <w:r>
                 <w:rPr>
                   <w:rFonts w:ascii="Arial" w:cs="Arial" w:eastAsia="Arial" w:hAnsi="Arial"/>
@@ -18190,7 +18190,7 @@
               <w:spacing w:after="10" w:before="0"/>
               <w:ind w:left="120"/>
             </w:pPr>
-            <w:hyperlink w:history="1" r:id="rIdl6nwcl-vcqnpd8i2rmhw_">
+            <w:hyperlink w:history="1" r:id="rIdbpqbl_jcjmnqje3rzaa0m">
               <w:r>
                 <w:rPr>
                   <w:rFonts w:ascii="Arial" w:cs="Arial" w:eastAsia="Arial" w:hAnsi="Arial"/>
@@ -18235,7 +18235,7 @@
             <w:pPr>
               <w:spacing w:after="20" w:before="0"/>
             </w:pPr>
-            <w:hyperlink w:history="1" r:id="rIdjtpmrcfeq1-z8habwphe8">
+            <w:hyperlink w:history="1" r:id="rIdkvef4bc-9amyjkggilwse">
               <w:r>
                 <w:rPr>
                   <w:rFonts w:ascii="Arial" w:cs="Arial" w:eastAsia="Arial" w:hAnsi="Arial"/>
@@ -18268,7 +18268,7 @@
               <w:spacing w:after="10" w:before="0"/>
               <w:ind w:left="120"/>
             </w:pPr>
-            <w:hyperlink w:history="1" r:id="rIdnnlszm-fhqlrgxcugrfyt">
+            <w:hyperlink w:history="1" r:id="rIdhh1lppepvop0cjez_mzyt">
               <w:r>
                 <w:rPr>
                   <w:rFonts w:ascii="Arial" w:cs="Arial" w:eastAsia="Arial" w:hAnsi="Arial"/>
@@ -18463,7 +18463,7 @@
             <w:pPr>
               <w:spacing w:after="20" w:before="0"/>
             </w:pPr>
-            <w:hyperlink w:history="1" r:id="rIdj12jswbwsdqtbjaf_xtq4">
+            <w:hyperlink w:history="1" r:id="rIdecyv8s6-hcjsswvp0brgj">
               <w:r>
                 <w:rPr>
                   <w:rFonts w:ascii="Arial" w:cs="Arial" w:eastAsia="Arial" w:hAnsi="Arial"/>
@@ -18496,7 +18496,7 @@
               <w:spacing w:after="10" w:before="0"/>
               <w:ind w:left="120"/>
             </w:pPr>
-            <w:hyperlink w:history="1" r:id="rId-fux_kql8-pqpxtb1onja">
+            <w:hyperlink w:history="1" r:id="rIdop7egixnwne9xfkoprgth">
               <w:r>
                 <w:rPr>
                   <w:rFonts w:ascii="Arial" w:cs="Arial" w:eastAsia="Arial" w:hAnsi="Arial"/>
@@ -18541,7 +18541,7 @@
             <w:pPr>
               <w:spacing w:after="20" w:before="0"/>
             </w:pPr>
-            <w:hyperlink w:history="1" r:id="rIdsevjhyphbiixm0rpwo6xg">
+            <w:hyperlink w:history="1" r:id="rIdalhple-xk55gz2rowst6b">
               <w:r>
                 <w:rPr>
                   <w:rFonts w:ascii="Arial" w:cs="Arial" w:eastAsia="Arial" w:hAnsi="Arial"/>
@@ -18574,7 +18574,7 @@
               <w:spacing w:after="10" w:before="0"/>
               <w:ind w:left="120"/>
             </w:pPr>
-            <w:hyperlink w:history="1" r:id="rIdihh-pc0ophrq5f68h-t4n">
+            <w:hyperlink w:history="1" r:id="rIdnvj74ycxbjlmkwhgk3vm-">
               <w:r>
                 <w:rPr>
                   <w:rFonts w:ascii="Arial" w:cs="Arial" w:eastAsia="Arial" w:hAnsi="Arial"/>
@@ -18769,7 +18769,7 @@
             <w:pPr>
               <w:spacing w:after="20" w:before="0"/>
             </w:pPr>
-            <w:hyperlink w:history="1" r:id="rIdhaczlbbqfxpwgnvxyqceu">
+            <w:hyperlink w:history="1" r:id="rIdsrcvc_r-cbzps1kot7lrs">
               <w:r>
                 <w:rPr>
                   <w:rFonts w:ascii="Arial" w:cs="Arial" w:eastAsia="Arial" w:hAnsi="Arial"/>
@@ -18802,7 +18802,7 @@
               <w:spacing w:after="10" w:before="0"/>
               <w:ind w:left="120"/>
             </w:pPr>
-            <w:hyperlink w:history="1" r:id="rIdf-khdnepbqnvepum7jemq">
+            <w:hyperlink w:history="1" r:id="rIdcvbugijjyenuariqh5gs5">
               <w:r>
                 <w:rPr>
                   <w:rFonts w:ascii="Arial" w:cs="Arial" w:eastAsia="Arial" w:hAnsi="Arial"/>
@@ -18847,7 +18847,7 @@
             <w:pPr>
               <w:spacing w:after="20" w:before="0"/>
             </w:pPr>
-            <w:hyperlink w:history="1" r:id="rIdqbwzx-wabg9rquid3nytt">
+            <w:hyperlink w:history="1" r:id="rIdtc6-jf6dsotl0lt9cdta_">
               <w:r>
                 <w:rPr>
                   <w:rFonts w:ascii="Arial" w:cs="Arial" w:eastAsia="Arial" w:hAnsi="Arial"/>
@@ -18880,7 +18880,7 @@
               <w:spacing w:after="10" w:before="0"/>
               <w:ind w:left="120"/>
             </w:pPr>
-            <w:hyperlink w:history="1" r:id="rIde_qps0xwhgnkvxiencus4">
+            <w:hyperlink w:history="1" r:id="rIdhprajwhaao8m3qr8it6if">
               <w:r>
                 <w:rPr>
                   <w:rFonts w:ascii="Arial" w:cs="Arial" w:eastAsia="Arial" w:hAnsi="Arial"/>
@@ -20367,7 +20367,7 @@
             <w:pPr>
               <w:spacing w:after="20" w:before="0"/>
             </w:pPr>
-            <w:hyperlink w:history="1" r:id="rId-117hidbtlkx0sgxu252t">
+            <w:hyperlink w:history="1" r:id="rIdmncdgfrnp2wg9nx7yndpc">
               <w:r>
                 <w:rPr>
                   <w:rFonts w:ascii="Arial" w:cs="Arial" w:eastAsia="Arial" w:hAnsi="Arial"/>
@@ -20400,7 +20400,7 @@
               <w:spacing w:after="10" w:before="0"/>
               <w:ind w:left="120"/>
             </w:pPr>
-            <w:hyperlink w:history="1" r:id="rId4idacbxpteunmprx9mc2i">
+            <w:hyperlink w:history="1" r:id="rIdsgtiz4u9k1hvsudc55p9d">
               <w:r>
                 <w:rPr>
                   <w:rFonts w:ascii="Arial" w:cs="Arial" w:eastAsia="Arial" w:hAnsi="Arial"/>
@@ -20445,7 +20445,7 @@
             <w:pPr>
               <w:spacing w:after="20" w:before="0"/>
             </w:pPr>
-            <w:hyperlink w:history="1" r:id="rIdb6irt7v70t2qz64-5pp34">
+            <w:hyperlink w:history="1" r:id="rIdhpsliryeslt7evzuvxtlq">
               <w:r>
                 <w:rPr>
                   <w:rFonts w:ascii="Arial" w:cs="Arial" w:eastAsia="Arial" w:hAnsi="Arial"/>
@@ -20478,7 +20478,7 @@
               <w:spacing w:after="10" w:before="0"/>
               <w:ind w:left="120"/>
             </w:pPr>
-            <w:hyperlink w:history="1" r:id="rIdxjsk0-ycb93ot60d9sjyt">
+            <w:hyperlink w:history="1" r:id="rIdicqgenc1in-zgpf4xjeum">
               <w:r>
                 <w:rPr>
                   <w:rFonts w:ascii="Arial" w:cs="Arial" w:eastAsia="Arial" w:hAnsi="Arial"/>
@@ -20673,7 +20673,7 @@
             <w:pPr>
               <w:spacing w:after="20" w:before="0"/>
             </w:pPr>
-            <w:hyperlink w:history="1" r:id="rIdbpvt-h6buxdcoanfshopm">
+            <w:hyperlink w:history="1" r:id="rIdyouspdin8blacswc0mqth">
               <w:r>
                 <w:rPr>
                   <w:rFonts w:ascii="Arial" w:cs="Arial" w:eastAsia="Arial" w:hAnsi="Arial"/>
@@ -20706,7 +20706,7 @@
               <w:spacing w:after="10" w:before="0"/>
               <w:ind w:left="120"/>
             </w:pPr>
-            <w:hyperlink w:history="1" r:id="rIdpdw-6jpl5lwxbr8oxwmx4">
+            <w:hyperlink w:history="1" r:id="rIddfrstihg3sqjgd9ky5gcp">
               <w:r>
                 <w:rPr>
                   <w:rFonts w:ascii="Arial" w:cs="Arial" w:eastAsia="Arial" w:hAnsi="Arial"/>
@@ -20751,7 +20751,7 @@
             <w:pPr>
               <w:spacing w:after="20" w:before="0"/>
             </w:pPr>
-            <w:hyperlink w:history="1" r:id="rIdsuiup8vfaw6f-rezvelrp">
+            <w:hyperlink w:history="1" r:id="rIdighbci30dezuusznq_9ln">
               <w:r>
                 <w:rPr>
                   <w:rFonts w:ascii="Arial" w:cs="Arial" w:eastAsia="Arial" w:hAnsi="Arial"/>
@@ -20784,7 +20784,7 @@
               <w:spacing w:after="10" w:before="0"/>
               <w:ind w:left="120"/>
             </w:pPr>
-            <w:hyperlink w:history="1" r:id="rId0clbrbnopjmnreag6_x7g">
+            <w:hyperlink w:history="1" r:id="rIdqa0zx8dn6plqupgzrmvjv">
               <w:r>
                 <w:rPr>
                   <w:rFonts w:ascii="Arial" w:cs="Arial" w:eastAsia="Arial" w:hAnsi="Arial"/>
@@ -20979,7 +20979,7 @@
             <w:pPr>
               <w:spacing w:after="20" w:before="0"/>
             </w:pPr>
-            <w:hyperlink w:history="1" r:id="rIdvtqggb61rths9mnbhxacp">
+            <w:hyperlink w:history="1" r:id="rIdcy5cf_qumu1ul80d6fzpx">
               <w:r>
                 <w:rPr>
                   <w:rFonts w:ascii="Arial" w:cs="Arial" w:eastAsia="Arial" w:hAnsi="Arial"/>
@@ -21012,7 +21012,7 @@
               <w:spacing w:after="10" w:before="0"/>
               <w:ind w:left="120"/>
             </w:pPr>
-            <w:hyperlink w:history="1" r:id="rIdhweqbrt7ksrt4ti-uwmgh">
+            <w:hyperlink w:history="1" r:id="rIdtgcwuqpk8vynrsnctfjyi">
               <w:r>
                 <w:rPr>
                   <w:rFonts w:ascii="Arial" w:cs="Arial" w:eastAsia="Arial" w:hAnsi="Arial"/>
@@ -21057,7 +21057,7 @@
             <w:pPr>
               <w:spacing w:after="20" w:before="0"/>
             </w:pPr>
-            <w:hyperlink w:history="1" r:id="rIdygoieacohpi4qq5e7eg-9">
+            <w:hyperlink w:history="1" r:id="rId3a0t1mvedsxadnclib2_n">
               <w:r>
                 <w:rPr>
                   <w:rFonts w:ascii="Arial" w:cs="Arial" w:eastAsia="Arial" w:hAnsi="Arial"/>
@@ -21090,7 +21090,7 @@
               <w:spacing w:after="10" w:before="0"/>
               <w:ind w:left="120"/>
             </w:pPr>
-            <w:hyperlink w:history="1" r:id="rIdgdj8_l1atnusbpvsp86_w">
+            <w:hyperlink w:history="1" r:id="rIdst6mlewyalbxpsfmlsjls">
               <w:r>
                 <w:rPr>
                   <w:rFonts w:ascii="Arial" w:cs="Arial" w:eastAsia="Arial" w:hAnsi="Arial"/>
@@ -21285,7 +21285,7 @@
             <w:pPr>
               <w:spacing w:after="20" w:before="0"/>
             </w:pPr>
-            <w:hyperlink w:history="1" r:id="rId3a_ss-ibztgcqnf72enrq">
+            <w:hyperlink w:history="1" r:id="rIdrf8p7z7fmpl3ho6-fwxy1">
               <w:r>
                 <w:rPr>
                   <w:rFonts w:ascii="Arial" w:cs="Arial" w:eastAsia="Arial" w:hAnsi="Arial"/>
@@ -21318,7 +21318,7 @@
               <w:spacing w:after="10" w:before="0"/>
               <w:ind w:left="120"/>
             </w:pPr>
-            <w:hyperlink w:history="1" r:id="rIdsrsinlhw_fnc49ghlirdn">
+            <w:hyperlink w:history="1" r:id="rIdcktpw76ldk5yizpq0erac">
               <w:r>
                 <w:rPr>
                   <w:rFonts w:ascii="Arial" w:cs="Arial" w:eastAsia="Arial" w:hAnsi="Arial"/>
@@ -21363,7 +21363,7 @@
             <w:pPr>
               <w:spacing w:after="20" w:before="0"/>
             </w:pPr>
-            <w:hyperlink w:history="1" r:id="rIdcsiyvuqyya6k6s9ociuq3">
+            <w:hyperlink w:history="1" r:id="rIdxzpm5b3satzf8odp_h04m">
               <w:r>
                 <w:rPr>
                   <w:rFonts w:ascii="Arial" w:cs="Arial" w:eastAsia="Arial" w:hAnsi="Arial"/>
@@ -21396,7 +21396,7 @@
               <w:spacing w:after="10" w:before="0"/>
               <w:ind w:left="120"/>
             </w:pPr>
-            <w:hyperlink w:history="1" r:id="rId13aicu-yojgdrfifivkkq">
+            <w:hyperlink w:history="1" r:id="rIdawzak1gnbsmpagomjj8yr">
               <w:r>
                 <w:rPr>
                   <w:rFonts w:ascii="Arial" w:cs="Arial" w:eastAsia="Arial" w:hAnsi="Arial"/>
@@ -21591,7 +21591,7 @@
             <w:pPr>
               <w:spacing w:after="20" w:before="0"/>
             </w:pPr>
-            <w:hyperlink w:history="1" r:id="rIdywiqn253fkdquht7odk5g">
+            <w:hyperlink w:history="1" r:id="rId3ri9vzosdvnsbry1mm3x8">
               <w:r>
                 <w:rPr>
                   <w:rFonts w:ascii="Arial" w:cs="Arial" w:eastAsia="Arial" w:hAnsi="Arial"/>
@@ -21624,7 +21624,7 @@
               <w:spacing w:after="10" w:before="0"/>
               <w:ind w:left="120"/>
             </w:pPr>
-            <w:hyperlink w:history="1" r:id="rIdljgnnjpb64pyqzcx6hvmk">
+            <w:hyperlink w:history="1" r:id="rIdecrhjlt_vpionu5go84k2">
               <w:r>
                 <w:rPr>
                   <w:rFonts w:ascii="Arial" w:cs="Arial" w:eastAsia="Arial" w:hAnsi="Arial"/>
@@ -21669,7 +21669,7 @@
             <w:pPr>
               <w:spacing w:after="20" w:before="0"/>
             </w:pPr>
-            <w:hyperlink w:history="1" r:id="rIdm9lve2ccp1edsfofxz-zd">
+            <w:hyperlink w:history="1" r:id="rIdpjymdtvd-wlkkh-pijjjq">
               <w:r>
                 <w:rPr>
                   <w:rFonts w:ascii="Arial" w:cs="Arial" w:eastAsia="Arial" w:hAnsi="Arial"/>
@@ -21702,7 +21702,7 @@
               <w:spacing w:after="10" w:before="0"/>
               <w:ind w:left="120"/>
             </w:pPr>
-            <w:hyperlink w:history="1" r:id="rIdtecxyp2ztmxghsypahx42">
+            <w:hyperlink w:history="1" r:id="rIdd55dmjj9-otj3tpgztmu_">
               <w:r>
                 <w:rPr>
                   <w:rFonts w:ascii="Arial" w:cs="Arial" w:eastAsia="Arial" w:hAnsi="Arial"/>
@@ -23189,7 +23189,7 @@
             <w:pPr>
               <w:spacing w:after="20" w:before="0"/>
             </w:pPr>
-            <w:hyperlink w:history="1" r:id="rIdhqmqr4abmglyem2w-waxe">
+            <w:hyperlink w:history="1" r:id="rIdpxiozzyo1mucthubophv6">
               <w:r>
                 <w:rPr>
                   <w:rFonts w:ascii="Arial" w:cs="Arial" w:eastAsia="Arial" w:hAnsi="Arial"/>
@@ -23222,7 +23222,7 @@
               <w:spacing w:after="10" w:before="0"/>
               <w:ind w:left="120"/>
             </w:pPr>
-            <w:hyperlink w:history="1" r:id="rIdwz5xna-eo9arrashwkrnt">
+            <w:hyperlink w:history="1" r:id="rId8yevxko9-j9o8m_kjrwdi">
               <w:r>
                 <w:rPr>
                   <w:rFonts w:ascii="Arial" w:cs="Arial" w:eastAsia="Arial" w:hAnsi="Arial"/>
@@ -23267,7 +23267,7 @@
             <w:pPr>
               <w:spacing w:after="20" w:before="0"/>
             </w:pPr>
-            <w:hyperlink w:history="1" r:id="rIdwvrsviuuwtg1y1xhszgqt">
+            <w:hyperlink w:history="1" r:id="rIdnu-j2rq_fmus1y_i2mqec">
               <w:r>
                 <w:rPr>
                   <w:rFonts w:ascii="Arial" w:cs="Arial" w:eastAsia="Arial" w:hAnsi="Arial"/>
@@ -23300,7 +23300,7 @@
               <w:spacing w:after="10" w:before="0"/>
               <w:ind w:left="120"/>
             </w:pPr>
-            <w:hyperlink w:history="1" r:id="rIdnzlzdqvpvsxmbdahabwos">
+            <w:hyperlink w:history="1" r:id="rIdvhxunrsewojgx9gos0inn">
               <w:r>
                 <w:rPr>
                   <w:rFonts w:ascii="Arial" w:cs="Arial" w:eastAsia="Arial" w:hAnsi="Arial"/>
@@ -23495,7 +23495,7 @@
             <w:pPr>
               <w:spacing w:after="20" w:before="0"/>
             </w:pPr>
-            <w:hyperlink w:history="1" r:id="rIdijfabe1luo6v7uvvos5he">
+            <w:hyperlink w:history="1" r:id="rIdac5pp-twlbps8iwwyuuqy">
               <w:r>
                 <w:rPr>
                   <w:rFonts w:ascii="Arial" w:cs="Arial" w:eastAsia="Arial" w:hAnsi="Arial"/>
@@ -23528,7 +23528,7 @@
               <w:spacing w:after="10" w:before="0"/>
               <w:ind w:left="120"/>
             </w:pPr>
-            <w:hyperlink w:history="1" r:id="rIdkgiyh5-68uu6llqxfqtpr">
+            <w:hyperlink w:history="1" r:id="rIdwhl5qxneoizkarx1l_oko">
               <w:r>
                 <w:rPr>
                   <w:rFonts w:ascii="Arial" w:cs="Arial" w:eastAsia="Arial" w:hAnsi="Arial"/>
@@ -23573,7 +23573,7 @@
             <w:pPr>
               <w:spacing w:after="20" w:before="0"/>
             </w:pPr>
-            <w:hyperlink w:history="1" r:id="rIddhv3z2bgjhtx1devdvdqu">
+            <w:hyperlink w:history="1" r:id="rIdmxjby8gefrr_bluxg9cg4">
               <w:r>
                 <w:rPr>
                   <w:rFonts w:ascii="Arial" w:cs="Arial" w:eastAsia="Arial" w:hAnsi="Arial"/>
@@ -23606,7 +23606,7 @@
               <w:spacing w:after="10" w:before="0"/>
               <w:ind w:left="120"/>
             </w:pPr>
-            <w:hyperlink w:history="1" r:id="rIdxc5zzt_jrxpq8lb2w5ngj">
+            <w:hyperlink w:history="1" r:id="rIdpj6fxlq9vwexf2olgq899">
               <w:r>
                 <w:rPr>
                   <w:rFonts w:ascii="Arial" w:cs="Arial" w:eastAsia="Arial" w:hAnsi="Arial"/>
@@ -23801,7 +23801,7 @@
             <w:pPr>
               <w:spacing w:after="20" w:before="0"/>
             </w:pPr>
-            <w:hyperlink w:history="1" r:id="rIdi5q4xkhwcsyqzzzfhrbel">
+            <w:hyperlink w:history="1" r:id="rIdmnd9elhv3qrp5p41vxk3e">
               <w:r>
                 <w:rPr>
                   <w:rFonts w:ascii="Arial" w:cs="Arial" w:eastAsia="Arial" w:hAnsi="Arial"/>
@@ -23834,7 +23834,7 @@
               <w:spacing w:after="10" w:before="0"/>
               <w:ind w:left="120"/>
             </w:pPr>
-            <w:hyperlink w:history="1" r:id="rIdwusonp66nf9g5c8_usm1g">
+            <w:hyperlink w:history="1" r:id="rId2rvxgxv4m7l0ofywziyt_">
               <w:r>
                 <w:rPr>
                   <w:rFonts w:ascii="Arial" w:cs="Arial" w:eastAsia="Arial" w:hAnsi="Arial"/>
@@ -23879,7 +23879,7 @@
             <w:pPr>
               <w:spacing w:after="20" w:before="0"/>
             </w:pPr>
-            <w:hyperlink w:history="1" r:id="rIdh5mopon5ph4vnzkv3o1vz">
+            <w:hyperlink w:history="1" r:id="rIdoxkuxhjhremcg1kf1nm9s">
               <w:r>
                 <w:rPr>
                   <w:rFonts w:ascii="Arial" w:cs="Arial" w:eastAsia="Arial" w:hAnsi="Arial"/>
@@ -23912,7 +23912,7 @@
               <w:spacing w:after="10" w:before="0"/>
               <w:ind w:left="120"/>
             </w:pPr>
-            <w:hyperlink w:history="1" r:id="rIdgrpquwewuj_r3xhnoc9o3">
+            <w:hyperlink w:history="1" r:id="rIdzasworevklubo7jxsmpla">
               <w:r>
                 <w:rPr>
                   <w:rFonts w:ascii="Arial" w:cs="Arial" w:eastAsia="Arial" w:hAnsi="Arial"/>
@@ -24107,7 +24107,7 @@
             <w:pPr>
               <w:spacing w:after="20" w:before="0"/>
             </w:pPr>
-            <w:hyperlink w:history="1" r:id="rIdtir50-2wzkb1s8azhgptg">
+            <w:hyperlink w:history="1" r:id="rId0ybruvdnhfzvt4wdcrh5p">
               <w:r>
                 <w:rPr>
                   <w:rFonts w:ascii="Arial" w:cs="Arial" w:eastAsia="Arial" w:hAnsi="Arial"/>
@@ -24140,7 +24140,7 @@
               <w:spacing w:after="10" w:before="0"/>
               <w:ind w:left="120"/>
             </w:pPr>
-            <w:hyperlink w:history="1" r:id="rIdn9oymews7qzpasriukh-p">
+            <w:hyperlink w:history="1" r:id="rIdtjf4sjjgplqiccxrjpnlr">
               <w:r>
                 <w:rPr>
                   <w:rFonts w:ascii="Arial" w:cs="Arial" w:eastAsia="Arial" w:hAnsi="Arial"/>
@@ -24185,7 +24185,7 @@
             <w:pPr>
               <w:spacing w:after="20" w:before="0"/>
             </w:pPr>
-            <w:hyperlink w:history="1" r:id="rId2n9rg-a-su-g_yrfbtkq9">
+            <w:hyperlink w:history="1" r:id="rIdwjyxbvcfaccalsolurkjg">
               <w:r>
                 <w:rPr>
                   <w:rFonts w:ascii="Arial" w:cs="Arial" w:eastAsia="Arial" w:hAnsi="Arial"/>
@@ -24218,7 +24218,7 @@
               <w:spacing w:after="10" w:before="0"/>
               <w:ind w:left="120"/>
             </w:pPr>
-            <w:hyperlink w:history="1" r:id="rId2pqeejopp7bjro6uuqd3j">
+            <w:hyperlink w:history="1" r:id="rIdtkjybmfhizzyyzx8eqhfr">
               <w:r>
                 <w:rPr>
                   <w:rFonts w:ascii="Arial" w:cs="Arial" w:eastAsia="Arial" w:hAnsi="Arial"/>
@@ -24413,7 +24413,7 @@
             <w:pPr>
               <w:spacing w:after="20" w:before="0"/>
             </w:pPr>
-            <w:hyperlink w:history="1" r:id="rIdnerdaoaydhmoxso1fjbar">
+            <w:hyperlink w:history="1" r:id="rIdgzrelb8mfy6_hvfjole6b">
               <w:r>
                 <w:rPr>
                   <w:rFonts w:ascii="Arial" w:cs="Arial" w:eastAsia="Arial" w:hAnsi="Arial"/>
@@ -24446,7 +24446,7 @@
               <w:spacing w:after="10" w:before="0"/>
               <w:ind w:left="120"/>
             </w:pPr>
-            <w:hyperlink w:history="1" r:id="rIdfxkktvfsvuocktsogbxj3">
+            <w:hyperlink w:history="1" r:id="rIds0qndhs6wmce9f4xvrz8b">
               <w:r>
                 <w:rPr>
                   <w:rFonts w:ascii="Arial" w:cs="Arial" w:eastAsia="Arial" w:hAnsi="Arial"/>
@@ -24491,7 +24491,7 @@
             <w:pPr>
               <w:spacing w:after="20" w:before="0"/>
             </w:pPr>
-            <w:hyperlink w:history="1" r:id="rIdc5svtf5mdg4_cpizmrsfj">
+            <w:hyperlink w:history="1" r:id="rIdiw0vuofm3l1gejd-dsazg">
               <w:r>
                 <w:rPr>
                   <w:rFonts w:ascii="Arial" w:cs="Arial" w:eastAsia="Arial" w:hAnsi="Arial"/>
@@ -24524,7 +24524,7 @@
               <w:spacing w:after="10" w:before="0"/>
               <w:ind w:left="120"/>
             </w:pPr>
-            <w:hyperlink w:history="1" r:id="rId7wzjwgw-aoasnyhjkvkoh">
+            <w:hyperlink w:history="1" r:id="rId0cvb_mgs7x4tvtwyefyu7">
               <w:r>
                 <w:rPr>
                   <w:rFonts w:ascii="Arial" w:cs="Arial" w:eastAsia="Arial" w:hAnsi="Arial"/>
@@ -26011,7 +26011,7 @@
             <w:pPr>
               <w:spacing w:after="20" w:before="0"/>
             </w:pPr>
-            <w:hyperlink w:history="1" r:id="rIdjpcaeooezt-olefspq0p8">
+            <w:hyperlink w:history="1" r:id="rIdwoskugp3ktetrfizxawa8">
               <w:r>
                 <w:rPr>
                   <w:rFonts w:ascii="Arial" w:cs="Arial" w:eastAsia="Arial" w:hAnsi="Arial"/>
@@ -26044,7 +26044,7 @@
               <w:spacing w:after="10" w:before="0"/>
               <w:ind w:left="120"/>
             </w:pPr>
-            <w:hyperlink w:history="1" r:id="rIdcils2iua0gjfghzo0af-l">
+            <w:hyperlink w:history="1" r:id="rIdwpkltexwgofkraope8q1f">
               <w:r>
                 <w:rPr>
                   <w:rFonts w:ascii="Arial" w:cs="Arial" w:eastAsia="Arial" w:hAnsi="Arial"/>
@@ -26089,7 +26089,7 @@
             <w:pPr>
               <w:spacing w:after="20" w:before="0"/>
             </w:pPr>
-            <w:hyperlink w:history="1" r:id="rId4oizu-3a1a5l7hd2hbsss">
+            <w:hyperlink w:history="1" r:id="rId8cxuvfaz-8wsrs_vbid2g">
               <w:r>
                 <w:rPr>
                   <w:rFonts w:ascii="Arial" w:cs="Arial" w:eastAsia="Arial" w:hAnsi="Arial"/>
@@ -26122,7 +26122,7 @@
               <w:spacing w:after="10" w:before="0"/>
               <w:ind w:left="120"/>
             </w:pPr>
-            <w:hyperlink w:history="1" r:id="rIdqc0btbx7wv-wof1wwkxqt">
+            <w:hyperlink w:history="1" r:id="rIdxfegcbdj9e2x5zp9sbej1">
               <w:r>
                 <w:rPr>
                   <w:rFonts w:ascii="Arial" w:cs="Arial" w:eastAsia="Arial" w:hAnsi="Arial"/>
@@ -26317,7 +26317,7 @@
             <w:pPr>
               <w:spacing w:after="20" w:before="0"/>
             </w:pPr>
-            <w:hyperlink w:history="1" r:id="rIdubpye_cxzs9ch7py7jlrb">
+            <w:hyperlink w:history="1" r:id="rIdzsbt4bb-nrs_njkcfepcg">
               <w:r>
                 <w:rPr>
                   <w:rFonts w:ascii="Arial" w:cs="Arial" w:eastAsia="Arial" w:hAnsi="Arial"/>
@@ -26350,7 +26350,7 @@
               <w:spacing w:after="10" w:before="0"/>
               <w:ind w:left="120"/>
             </w:pPr>
-            <w:hyperlink w:history="1" r:id="rIdu2m8iraim8radzewl_qod">
+            <w:hyperlink w:history="1" r:id="rIdsa2f1har8107ctpyrhqmx">
               <w:r>
                 <w:rPr>
                   <w:rFonts w:ascii="Arial" w:cs="Arial" w:eastAsia="Arial" w:hAnsi="Arial"/>
@@ -26395,7 +26395,7 @@
             <w:pPr>
               <w:spacing w:after="20" w:before="0"/>
             </w:pPr>
-            <w:hyperlink w:history="1" r:id="rIdv-lzjkrik50b2gd8vhcea">
+            <w:hyperlink w:history="1" r:id="rId_5g_o6z1wjis2awp28xwc">
               <w:r>
                 <w:rPr>
                   <w:rFonts w:ascii="Arial" w:cs="Arial" w:eastAsia="Arial" w:hAnsi="Arial"/>
@@ -26428,7 +26428,7 @@
               <w:spacing w:after="10" w:before="0"/>
               <w:ind w:left="120"/>
             </w:pPr>
-            <w:hyperlink w:history="1" r:id="rIdi17gzbzck_w44iomvau7z">
+            <w:hyperlink w:history="1" r:id="rIdgnviarmh2hzolyhspfh2w">
               <w:r>
                 <w:rPr>
                   <w:rFonts w:ascii="Arial" w:cs="Arial" w:eastAsia="Arial" w:hAnsi="Arial"/>
@@ -26623,7 +26623,7 @@
             <w:pPr>
               <w:spacing w:after="20" w:before="0"/>
             </w:pPr>
-            <w:hyperlink w:history="1" r:id="rIdxe6he0xe_ap67xejgotek">
+            <w:hyperlink w:history="1" r:id="rIdflpdirvqyoafjsoguhhyw">
               <w:r>
                 <w:rPr>
                   <w:rFonts w:ascii="Arial" w:cs="Arial" w:eastAsia="Arial" w:hAnsi="Arial"/>
@@ -26656,7 +26656,7 @@
               <w:spacing w:after="10" w:before="0"/>
               <w:ind w:left="120"/>
             </w:pPr>
-            <w:hyperlink w:history="1" r:id="rIdn4gmcluqjdlgqu8erk3va">
+            <w:hyperlink w:history="1" r:id="rIdh88ih0-qizmkitbg_wsjk">
               <w:r>
                 <w:rPr>
                   <w:rFonts w:ascii="Arial" w:cs="Arial" w:eastAsia="Arial" w:hAnsi="Arial"/>
@@ -26701,7 +26701,7 @@
             <w:pPr>
               <w:spacing w:after="20" w:before="0"/>
             </w:pPr>
-            <w:hyperlink w:history="1" r:id="rIdwvxufxsd6e3y4bplwq8q1">
+            <w:hyperlink w:history="1" r:id="rIdg9kz_f5vknchmu1n08u79">
               <w:r>
                 <w:rPr>
                   <w:rFonts w:ascii="Arial" w:cs="Arial" w:eastAsia="Arial" w:hAnsi="Arial"/>
@@ -26734,7 +26734,7 @@
               <w:spacing w:after="10" w:before="0"/>
               <w:ind w:left="120"/>
             </w:pPr>
-            <w:hyperlink w:history="1" r:id="rId74gt5f5tdw_giejinrjvx">
+            <w:hyperlink w:history="1" r:id="rId-eomsj37-vlkjtecvr9cz">
               <w:r>
                 <w:rPr>
                   <w:rFonts w:ascii="Arial" w:cs="Arial" w:eastAsia="Arial" w:hAnsi="Arial"/>
@@ -26929,7 +26929,7 @@
             <w:pPr>
               <w:spacing w:after="20" w:before="0"/>
             </w:pPr>
-            <w:hyperlink w:history="1" r:id="rIdcpcxknphcg8v5w97awlto">
+            <w:hyperlink w:history="1" r:id="rIdb8ug7iuea2_mmun4u6mou">
               <w:r>
                 <w:rPr>
                   <w:rFonts w:ascii="Arial" w:cs="Arial" w:eastAsia="Arial" w:hAnsi="Arial"/>
@@ -26962,7 +26962,7 @@
               <w:spacing w:after="10" w:before="0"/>
               <w:ind w:left="120"/>
             </w:pPr>
-            <w:hyperlink w:history="1" r:id="rId2ytdarw4t6jducsgovqes">
+            <w:hyperlink w:history="1" r:id="rIdzd9ymzrxenpzqnovnuyfp">
               <w:r>
                 <w:rPr>
                   <w:rFonts w:ascii="Arial" w:cs="Arial" w:eastAsia="Arial" w:hAnsi="Arial"/>
@@ -27007,7 +27007,7 @@
             <w:pPr>
               <w:spacing w:after="20" w:before="0"/>
             </w:pPr>
-            <w:hyperlink w:history="1" r:id="rId_bgv1dthl4wexisa7gvek">
+            <w:hyperlink w:history="1" r:id="rIdboeedig-tcg80ubofazk8">
               <w:r>
                 <w:rPr>
                   <w:rFonts w:ascii="Arial" w:cs="Arial" w:eastAsia="Arial" w:hAnsi="Arial"/>
@@ -27040,7 +27040,7 @@
               <w:spacing w:after="10" w:before="0"/>
               <w:ind w:left="120"/>
             </w:pPr>
-            <w:hyperlink w:history="1" r:id="rId3b5l0ygwwyz5hy_nep8ex">
+            <w:hyperlink w:history="1" r:id="rIdobsgllgymcxata6bztigh">
               <w:r>
                 <w:rPr>
                   <w:rFonts w:ascii="Arial" w:cs="Arial" w:eastAsia="Arial" w:hAnsi="Arial"/>
@@ -27235,7 +27235,7 @@
             <w:pPr>
               <w:spacing w:after="20" w:before="0"/>
             </w:pPr>
-            <w:hyperlink w:history="1" r:id="rIdcvla49zhu0xqwmryt6yye">
+            <w:hyperlink w:history="1" r:id="rIdh5knfrkytdx9inu8pmkkt">
               <w:r>
                 <w:rPr>
                   <w:rFonts w:ascii="Arial" w:cs="Arial" w:eastAsia="Arial" w:hAnsi="Arial"/>
@@ -27268,7 +27268,7 @@
               <w:spacing w:after="10" w:before="0"/>
               <w:ind w:left="120"/>
             </w:pPr>
-            <w:hyperlink w:history="1" r:id="rIdrhslufsnim9hqbosly1am">
+            <w:hyperlink w:history="1" r:id="rIdcorg55ibmpcmim6hws_hi">
               <w:r>
                 <w:rPr>
                   <w:rFonts w:ascii="Arial" w:cs="Arial" w:eastAsia="Arial" w:hAnsi="Arial"/>
@@ -27313,7 +27313,7 @@
             <w:pPr>
               <w:spacing w:after="20" w:before="0"/>
             </w:pPr>
-            <w:hyperlink w:history="1" r:id="rIddfdxcb8uff_3nlgai0-oo">
+            <w:hyperlink w:history="1" r:id="rId4wnjhg3og3vz6hshspefo">
               <w:r>
                 <w:rPr>
                   <w:rFonts w:ascii="Arial" w:cs="Arial" w:eastAsia="Arial" w:hAnsi="Arial"/>
@@ -27346,7 +27346,7 @@
               <w:spacing w:after="10" w:before="0"/>
               <w:ind w:left="120"/>
             </w:pPr>
-            <w:hyperlink w:history="1" r:id="rIdqssf53s_dqezfupnijakm">
+            <w:hyperlink w:history="1" r:id="rIdcogknxnapn0zzu18f0lfn">
               <w:r>
                 <w:rPr>
                   <w:rFonts w:ascii="Arial" w:cs="Arial" w:eastAsia="Arial" w:hAnsi="Arial"/>
@@ -28833,7 +28833,7 @@
             <w:pPr>
               <w:spacing w:after="20" w:before="0"/>
             </w:pPr>
-            <w:hyperlink w:history="1" r:id="rIdoze7dlnerorygs6zz1on1">
+            <w:hyperlink w:history="1" r:id="rIdecrccrbr7ydrw3awlqfax">
               <w:r>
                 <w:rPr>
                   <w:rFonts w:ascii="Arial" w:cs="Arial" w:eastAsia="Arial" w:hAnsi="Arial"/>
@@ -28866,7 +28866,7 @@
               <w:spacing w:after="10" w:before="0"/>
               <w:ind w:left="120"/>
             </w:pPr>
-            <w:hyperlink w:history="1" r:id="rId142hlpr_qu0jooocbnogw">
+            <w:hyperlink w:history="1" r:id="rIdtt5szinkqexemv5rug-fs">
               <w:r>
                 <w:rPr>
                   <w:rFonts w:ascii="Arial" w:cs="Arial" w:eastAsia="Arial" w:hAnsi="Arial"/>
@@ -28911,7 +28911,7 @@
             <w:pPr>
               <w:spacing w:after="20" w:before="0"/>
             </w:pPr>
-            <w:hyperlink w:history="1" r:id="rIdyvjkid_oow0z0fd6-mrfa">
+            <w:hyperlink w:history="1" r:id="rIdbw3j2xk_azgld2pbugawd">
               <w:r>
                 <w:rPr>
                   <w:rFonts w:ascii="Arial" w:cs="Arial" w:eastAsia="Arial" w:hAnsi="Arial"/>
@@ -28944,7 +28944,7 @@
               <w:spacing w:after="10" w:before="0"/>
               <w:ind w:left="120"/>
             </w:pPr>
-            <w:hyperlink w:history="1" r:id="rIdwkudscug9a0dvwzfyit7d">
+            <w:hyperlink w:history="1" r:id="rIdxt1bro5vhfb5gbh5hs2q9">
               <w:r>
                 <w:rPr>
                   <w:rFonts w:ascii="Arial" w:cs="Arial" w:eastAsia="Arial" w:hAnsi="Arial"/>
@@ -29139,7 +29139,7 @@
             <w:pPr>
               <w:spacing w:after="20" w:before="0"/>
             </w:pPr>
-            <w:hyperlink w:history="1" r:id="rIdz8dojfksx971ml5oqcnka">
+            <w:hyperlink w:history="1" r:id="rIdur-jtyxtxllownikcvopw">
               <w:r>
                 <w:rPr>
                   <w:rFonts w:ascii="Arial" w:cs="Arial" w:eastAsia="Arial" w:hAnsi="Arial"/>
@@ -29172,7 +29172,7 @@
               <w:spacing w:after="10" w:before="0"/>
               <w:ind w:left="120"/>
             </w:pPr>
-            <w:hyperlink w:history="1" r:id="rId-makub2jjtlloae7ldcqd">
+            <w:hyperlink w:history="1" r:id="rId0gmzggbnrluyzauaatxja">
               <w:r>
                 <w:rPr>
                   <w:rFonts w:ascii="Arial" w:cs="Arial" w:eastAsia="Arial" w:hAnsi="Arial"/>
@@ -29217,7 +29217,7 @@
             <w:pPr>
               <w:spacing w:after="20" w:before="0"/>
             </w:pPr>
-            <w:hyperlink w:history="1" r:id="rIdnhvko2hid7fwryxfjhopk">
+            <w:hyperlink w:history="1" r:id="rIdvlrk655kcyje0q0mboolk">
               <w:r>
                 <w:rPr>
                   <w:rFonts w:ascii="Arial" w:cs="Arial" w:eastAsia="Arial" w:hAnsi="Arial"/>
@@ -29250,7 +29250,7 @@
               <w:spacing w:after="10" w:before="0"/>
               <w:ind w:left="120"/>
             </w:pPr>
-            <w:hyperlink w:history="1" r:id="rId7spx0tiqg8mkd3c_7v3jc">
+            <w:hyperlink w:history="1" r:id="rIdqdd8oh54ko9rzypukldez">
               <w:r>
                 <w:rPr>
                   <w:rFonts w:ascii="Arial" w:cs="Arial" w:eastAsia="Arial" w:hAnsi="Arial"/>
@@ -29445,7 +29445,7 @@
             <w:pPr>
               <w:spacing w:after="20" w:before="0"/>
             </w:pPr>
-            <w:hyperlink w:history="1" r:id="rIdxomsybgsul3xjxqzsbfke">
+            <w:hyperlink w:history="1" r:id="rIdrxzcxvx5jbyvrle0tiwf9">
               <w:r>
                 <w:rPr>
                   <w:rFonts w:ascii="Arial" w:cs="Arial" w:eastAsia="Arial" w:hAnsi="Arial"/>
@@ -29478,7 +29478,7 @@
               <w:spacing w:after="10" w:before="0"/>
               <w:ind w:left="120"/>
             </w:pPr>
-            <w:hyperlink w:history="1" r:id="rIdtf9bp_a49w506u1lp4x5q">
+            <w:hyperlink w:history="1" r:id="rIdgw0xtqdzo5i-xvtjtkhdl">
               <w:r>
                 <w:rPr>
                   <w:rFonts w:ascii="Arial" w:cs="Arial" w:eastAsia="Arial" w:hAnsi="Arial"/>
@@ -29523,7 +29523,7 @@
             <w:pPr>
               <w:spacing w:after="20" w:before="0"/>
             </w:pPr>
-            <w:hyperlink w:history="1" r:id="rIdvqigtk0d1waz6nbtu4bax">
+            <w:hyperlink w:history="1" r:id="rIdxxl9s8fhj7cgwsu9o1qja">
               <w:r>
                 <w:rPr>
                   <w:rFonts w:ascii="Arial" w:cs="Arial" w:eastAsia="Arial" w:hAnsi="Arial"/>
@@ -29556,7 +29556,7 @@
               <w:spacing w:after="10" w:before="0"/>
               <w:ind w:left="120"/>
             </w:pPr>
-            <w:hyperlink w:history="1" r:id="rIdtj75kariuyddzwr9kjlq0">
+            <w:hyperlink w:history="1" r:id="rId6kbr0ewrjstnv65qtew_f">
               <w:r>
                 <w:rPr>
                   <w:rFonts w:ascii="Arial" w:cs="Arial" w:eastAsia="Arial" w:hAnsi="Arial"/>
@@ -29751,7 +29751,7 @@
             <w:pPr>
               <w:spacing w:after="20" w:before="0"/>
             </w:pPr>
-            <w:hyperlink w:history="1" r:id="rIdqhrtbgk_p9zooctoryiof">
+            <w:hyperlink w:history="1" r:id="rId_ompj3st-u_kwydkoj5yf">
               <w:r>
                 <w:rPr>
                   <w:rFonts w:ascii="Arial" w:cs="Arial" w:eastAsia="Arial" w:hAnsi="Arial"/>
@@ -29784,7 +29784,7 @@
               <w:spacing w:after="10" w:before="0"/>
               <w:ind w:left="120"/>
             </w:pPr>
-            <w:hyperlink w:history="1" r:id="rId1jb5sxht5yhqxe_xivb4c">
+            <w:hyperlink w:history="1" r:id="rIdaafdpjxezgrej_25gta-q">
               <w:r>
                 <w:rPr>
                   <w:rFonts w:ascii="Arial" w:cs="Arial" w:eastAsia="Arial" w:hAnsi="Arial"/>
@@ -29829,7 +29829,7 @@
             <w:pPr>
               <w:spacing w:after="20" w:before="0"/>
             </w:pPr>
-            <w:hyperlink w:history="1" r:id="rIdvqoithwm-mwagop9jnhyq">
+            <w:hyperlink w:history="1" r:id="rIdu3f-wthabgztfiwz9yoi0">
               <w:r>
                 <w:rPr>
                   <w:rFonts w:ascii="Arial" w:cs="Arial" w:eastAsia="Arial" w:hAnsi="Arial"/>
@@ -29862,7 +29862,7 @@
               <w:spacing w:after="10" w:before="0"/>
               <w:ind w:left="120"/>
             </w:pPr>
-            <w:hyperlink w:history="1" r:id="rIdmc0gf7mfejp2sfg0tiv4k">
+            <w:hyperlink w:history="1" r:id="rIdkjjbwllvdc0vbrgvxkzyg">
               <w:r>
                 <w:rPr>
                   <w:rFonts w:ascii="Arial" w:cs="Arial" w:eastAsia="Arial" w:hAnsi="Arial"/>
@@ -30057,7 +30057,7 @@
             <w:pPr>
               <w:spacing w:after="20" w:before="0"/>
             </w:pPr>
-            <w:hyperlink w:history="1" r:id="rIdhoawjbe1g_ed8zsfaqx2g">
+            <w:hyperlink w:history="1" r:id="rIdcvtk6efundoreuolwkscb">
               <w:r>
                 <w:rPr>
                   <w:rFonts w:ascii="Arial" w:cs="Arial" w:eastAsia="Arial" w:hAnsi="Arial"/>
@@ -30090,7 +30090,7 @@
               <w:spacing w:after="10" w:before="0"/>
               <w:ind w:left="120"/>
             </w:pPr>
-            <w:hyperlink w:history="1" r:id="rIdaotygiy8yhe5qzlencbm3">
+            <w:hyperlink w:history="1" r:id="rIdlesw_vlod-13qrujmocgo">
               <w:r>
                 <w:rPr>
                   <w:rFonts w:ascii="Arial" w:cs="Arial" w:eastAsia="Arial" w:hAnsi="Arial"/>
@@ -30135,7 +30135,7 @@
             <w:pPr>
               <w:spacing w:after="20" w:before="0"/>
             </w:pPr>
-            <w:hyperlink w:history="1" r:id="rIdqg-spkvhpyhmogrljydpg">
+            <w:hyperlink w:history="1" r:id="rIdr24buhdo7mlnfs0qndzqn">
               <w:r>
                 <w:rPr>
                   <w:rFonts w:ascii="Arial" w:cs="Arial" w:eastAsia="Arial" w:hAnsi="Arial"/>
@@ -30168,7 +30168,7 @@
               <w:spacing w:after="10" w:before="0"/>
               <w:ind w:left="120"/>
             </w:pPr>
-            <w:hyperlink w:history="1" r:id="rIdgodj_lsdksmuk5gy8ro4e">
+            <w:hyperlink w:history="1" r:id="rId7qm9y8pdj2ow9rasw5tnl">
               <w:r>
                 <w:rPr>
                   <w:rFonts w:ascii="Arial" w:cs="Arial" w:eastAsia="Arial" w:hAnsi="Arial"/>

--- a/data/outputs/v2/Maths/SS3.2_Rotation/Mathematics_Rotation_CBE_LessonSequence.docx
+++ b/data/outputs/v2/Maths/SS3.2_Rotation/Mathematics_Rotation_CBE_LessonSequence.docx
@@ -3340,7 +3340,7 @@
             <w:pPr>
               <w:spacing w:after="20" w:before="0"/>
             </w:pPr>
-            <w:hyperlink w:history="1" r:id="rId4r3zesobo7rwrv5sq2s2b">
+            <w:hyperlink w:history="1" r:id="rIdbeqyaletneuzf_xrzurmt">
               <w:r>
                 <w:rPr>
                   <w:rFonts w:ascii="Arial" w:cs="Arial" w:eastAsia="Arial" w:hAnsi="Arial"/>
@@ -3373,7 +3373,7 @@
               <w:spacing w:after="10" w:before="0"/>
               <w:ind w:left="120"/>
             </w:pPr>
-            <w:hyperlink w:history="1" r:id="rIdictrsdsbi5thzi5yinnka">
+            <w:hyperlink w:history="1" r:id="rIdw-irvpkx7g1qqwyu8lxhk">
               <w:r>
                 <w:rPr>
                   <w:rFonts w:ascii="Arial" w:cs="Arial" w:eastAsia="Arial" w:hAnsi="Arial"/>
@@ -3418,7 +3418,7 @@
             <w:pPr>
               <w:spacing w:after="20" w:before="0"/>
             </w:pPr>
-            <w:hyperlink w:history="1" r:id="rIdmbwe6r18klwrdk_58cxj9">
+            <w:hyperlink w:history="1" r:id="rId2ldcgl63rvocqrcwkcmy0">
               <w:r>
                 <w:rPr>
                   <w:rFonts w:ascii="Arial" w:cs="Arial" w:eastAsia="Arial" w:hAnsi="Arial"/>
@@ -3451,7 +3451,7 @@
               <w:spacing w:after="10" w:before="0"/>
               <w:ind w:left="120"/>
             </w:pPr>
-            <w:hyperlink w:history="1" r:id="rIdgwvuvikusr-qfbmkbjbzm">
+            <w:hyperlink w:history="1" r:id="rIdrhc00siifth9lohtvoumy">
               <w:r>
                 <w:rPr>
                   <w:rFonts w:ascii="Arial" w:cs="Arial" w:eastAsia="Arial" w:hAnsi="Arial"/>
@@ -3646,7 +3646,7 @@
             <w:pPr>
               <w:spacing w:after="20" w:before="0"/>
             </w:pPr>
-            <w:hyperlink w:history="1" r:id="rIdxgkutwtpasji9dxqvpgwv">
+            <w:hyperlink w:history="1" r:id="rIdpglia-hzzxwad5zrqew9t">
               <w:r>
                 <w:rPr>
                   <w:rFonts w:ascii="Arial" w:cs="Arial" w:eastAsia="Arial" w:hAnsi="Arial"/>
@@ -3679,7 +3679,7 @@
               <w:spacing w:after="10" w:before="0"/>
               <w:ind w:left="120"/>
             </w:pPr>
-            <w:hyperlink w:history="1" r:id="rIdu4au13pw6mmkwqa1zaear">
+            <w:hyperlink w:history="1" r:id="rIdz_lfw2etru_7r5nxj-vxe">
               <w:r>
                 <w:rPr>
                   <w:rFonts w:ascii="Arial" w:cs="Arial" w:eastAsia="Arial" w:hAnsi="Arial"/>
@@ -3724,7 +3724,7 @@
             <w:pPr>
               <w:spacing w:after="20" w:before="0"/>
             </w:pPr>
-            <w:hyperlink w:history="1" r:id="rIdlkop5grsv2oabldvhtntl">
+            <w:hyperlink w:history="1" r:id="rIdwimkiqnxzugzp-og4psow">
               <w:r>
                 <w:rPr>
                   <w:rFonts w:ascii="Arial" w:cs="Arial" w:eastAsia="Arial" w:hAnsi="Arial"/>
@@ -3757,7 +3757,7 @@
               <w:spacing w:after="10" w:before="0"/>
               <w:ind w:left="120"/>
             </w:pPr>
-            <w:hyperlink w:history="1" r:id="rIdf5gasszgnnxyxh4_r_vav">
+            <w:hyperlink w:history="1" r:id="rIdipuw0lmppjdc4lbyfrlse">
               <w:r>
                 <w:rPr>
                   <w:rFonts w:ascii="Arial" w:cs="Arial" w:eastAsia="Arial" w:hAnsi="Arial"/>
@@ -3952,7 +3952,7 @@
             <w:pPr>
               <w:spacing w:after="20" w:before="0"/>
             </w:pPr>
-            <w:hyperlink w:history="1" r:id="rId7wpxbpmailb-vmsuibi3_">
+            <w:hyperlink w:history="1" r:id="rIdkv307whfhrf8rbvpasksn">
               <w:r>
                 <w:rPr>
                   <w:rFonts w:ascii="Arial" w:cs="Arial" w:eastAsia="Arial" w:hAnsi="Arial"/>
@@ -3985,7 +3985,7 @@
               <w:spacing w:after="10" w:before="0"/>
               <w:ind w:left="120"/>
             </w:pPr>
-            <w:hyperlink w:history="1" r:id="rIdvmjjajuucdm6bmqxgsi9e">
+            <w:hyperlink w:history="1" r:id="rIdzlegbqjcjhp9yq6nzhn7q">
               <w:r>
                 <w:rPr>
                   <w:rFonts w:ascii="Arial" w:cs="Arial" w:eastAsia="Arial" w:hAnsi="Arial"/>
@@ -4030,7 +4030,7 @@
             <w:pPr>
               <w:spacing w:after="20" w:before="0"/>
             </w:pPr>
-            <w:hyperlink w:history="1" r:id="rIdnqjetzbwmvtg_z02f8p4b">
+            <w:hyperlink w:history="1" r:id="rIdw3qrpsqqzbp5fb8et7o1o">
               <w:r>
                 <w:rPr>
                   <w:rFonts w:ascii="Arial" w:cs="Arial" w:eastAsia="Arial" w:hAnsi="Arial"/>
@@ -4063,7 +4063,7 @@
               <w:spacing w:after="10" w:before="0"/>
               <w:ind w:left="120"/>
             </w:pPr>
-            <w:hyperlink w:history="1" r:id="rIdl5lab-mxs2xy3qla9s54_">
+            <w:hyperlink w:history="1" r:id="rIdlfnzixdwsqqbjlnqx37c4">
               <w:r>
                 <w:rPr>
                   <w:rFonts w:ascii="Arial" w:cs="Arial" w:eastAsia="Arial" w:hAnsi="Arial"/>
@@ -4258,7 +4258,7 @@
             <w:pPr>
               <w:spacing w:after="20" w:before="0"/>
             </w:pPr>
-            <w:hyperlink w:history="1" r:id="rIdjfvjrtbp8xqqfpijrrd-a">
+            <w:hyperlink w:history="1" r:id="rIdjlng5l6-djlhwdkdsi1gg">
               <w:r>
                 <w:rPr>
                   <w:rFonts w:ascii="Arial" w:cs="Arial" w:eastAsia="Arial" w:hAnsi="Arial"/>
@@ -4291,7 +4291,7 @@
               <w:spacing w:after="10" w:before="0"/>
               <w:ind w:left="120"/>
             </w:pPr>
-            <w:hyperlink w:history="1" r:id="rIdjsahvkos1xxyli98tgo7l">
+            <w:hyperlink w:history="1" r:id="rIdgvekcctu1bexs1nvhkq_a">
               <w:r>
                 <w:rPr>
                   <w:rFonts w:ascii="Arial" w:cs="Arial" w:eastAsia="Arial" w:hAnsi="Arial"/>
@@ -4336,7 +4336,7 @@
             <w:pPr>
               <w:spacing w:after="20" w:before="0"/>
             </w:pPr>
-            <w:hyperlink w:history="1" r:id="rIdkhmnsejb2wkmk2_fg940e">
+            <w:hyperlink w:history="1" r:id="rIdn9huhlgsdj7g4cv2lzl2v">
               <w:r>
                 <w:rPr>
                   <w:rFonts w:ascii="Arial" w:cs="Arial" w:eastAsia="Arial" w:hAnsi="Arial"/>
@@ -4369,7 +4369,7 @@
               <w:spacing w:after="10" w:before="0"/>
               <w:ind w:left="120"/>
             </w:pPr>
-            <w:hyperlink w:history="1" r:id="rId8choh9wiyng6fs6g8tips">
+            <w:hyperlink w:history="1" r:id="rIdejy4sjdqzjjxulwj2tpxi">
               <w:r>
                 <w:rPr>
                   <w:rFonts w:ascii="Arial" w:cs="Arial" w:eastAsia="Arial" w:hAnsi="Arial"/>
@@ -4564,7 +4564,7 @@
             <w:pPr>
               <w:spacing w:after="20" w:before="0"/>
             </w:pPr>
-            <w:hyperlink w:history="1" r:id="rId-dls7a289aoejnj4prrbd">
+            <w:hyperlink w:history="1" r:id="rIdjqayx-nttgr-fqwwinaat">
               <w:r>
                 <w:rPr>
                   <w:rFonts w:ascii="Arial" w:cs="Arial" w:eastAsia="Arial" w:hAnsi="Arial"/>
@@ -4597,7 +4597,7 @@
               <w:spacing w:after="10" w:before="0"/>
               <w:ind w:left="120"/>
             </w:pPr>
-            <w:hyperlink w:history="1" r:id="rIdomtojdsa6qqnslm2wp-ub">
+            <w:hyperlink w:history="1" r:id="rIdxdkdi3b-unro6aoulbiuh">
               <w:r>
                 <w:rPr>
                   <w:rFonts w:ascii="Arial" w:cs="Arial" w:eastAsia="Arial" w:hAnsi="Arial"/>
@@ -4642,7 +4642,7 @@
             <w:pPr>
               <w:spacing w:after="20" w:before="0"/>
             </w:pPr>
-            <w:hyperlink w:history="1" r:id="rIdxnglko4ps76x8vghjgug5">
+            <w:hyperlink w:history="1" r:id="rIdubdodibbuwwxdjrf7hjvl">
               <w:r>
                 <w:rPr>
                   <w:rFonts w:ascii="Arial" w:cs="Arial" w:eastAsia="Arial" w:hAnsi="Arial"/>
@@ -4675,7 +4675,7 @@
               <w:spacing w:after="10" w:before="0"/>
               <w:ind w:left="120"/>
             </w:pPr>
-            <w:hyperlink w:history="1" r:id="rId1__lmy85xptldekhgmvgl">
+            <w:hyperlink w:history="1" r:id="rId56vb-jo9lcpzx_b7xopam">
               <w:r>
                 <w:rPr>
                   <w:rFonts w:ascii="Arial" w:cs="Arial" w:eastAsia="Arial" w:hAnsi="Arial"/>
@@ -6257,7 +6257,7 @@
             <w:pPr>
               <w:spacing w:after="20" w:before="0"/>
             </w:pPr>
-            <w:hyperlink w:history="1" r:id="rIdo8etkhkw3y8vlwtsrkcqr">
+            <w:hyperlink w:history="1" r:id="rIdfgnkrg6inuxfvec7icuc9">
               <w:r>
                 <w:rPr>
                   <w:rFonts w:ascii="Arial" w:cs="Arial" w:eastAsia="Arial" w:hAnsi="Arial"/>
@@ -6290,7 +6290,7 @@
               <w:spacing w:after="10" w:before="0"/>
               <w:ind w:left="120"/>
             </w:pPr>
-            <w:hyperlink w:history="1" r:id="rIdf1sdl0pmegts2lwepdiwi">
+            <w:hyperlink w:history="1" r:id="rIda3-nvjno05wx4adthpe1d">
               <w:r>
                 <w:rPr>
                   <w:rFonts w:ascii="Arial" w:cs="Arial" w:eastAsia="Arial" w:hAnsi="Arial"/>
@@ -6335,7 +6335,7 @@
             <w:pPr>
               <w:spacing w:after="20" w:before="0"/>
             </w:pPr>
-            <w:hyperlink w:history="1" r:id="rId-7asbbop73gzfphewp60r">
+            <w:hyperlink w:history="1" r:id="rIdvg2mgkecsb9vzsg5wbkmy">
               <w:r>
                 <w:rPr>
                   <w:rFonts w:ascii="Arial" w:cs="Arial" w:eastAsia="Arial" w:hAnsi="Arial"/>
@@ -6368,7 +6368,7 @@
               <w:spacing w:after="10" w:before="0"/>
               <w:ind w:left="120"/>
             </w:pPr>
-            <w:hyperlink w:history="1" r:id="rIdqi85r8vuv3hxd9n1egili">
+            <w:hyperlink w:history="1" r:id="rIdzghsfisib3ltrjglaslef">
               <w:r>
                 <w:rPr>
                   <w:rFonts w:ascii="Arial" w:cs="Arial" w:eastAsia="Arial" w:hAnsi="Arial"/>
@@ -6563,7 +6563,7 @@
             <w:pPr>
               <w:spacing w:after="20" w:before="0"/>
             </w:pPr>
-            <w:hyperlink w:history="1" r:id="rIdnqpbxp46hjktywmpe2q1n">
+            <w:hyperlink w:history="1" r:id="rIdl8uyljkhdrt3bwgaw2ern">
               <w:r>
                 <w:rPr>
                   <w:rFonts w:ascii="Arial" w:cs="Arial" w:eastAsia="Arial" w:hAnsi="Arial"/>
@@ -6596,7 +6596,7 @@
               <w:spacing w:after="10" w:before="0"/>
               <w:ind w:left="120"/>
             </w:pPr>
-            <w:hyperlink w:history="1" r:id="rIddxsdirzpwueftbs9jxtzg">
+            <w:hyperlink w:history="1" r:id="rIdcsx3lpmrd2ns9p4ucvbua">
               <w:r>
                 <w:rPr>
                   <w:rFonts w:ascii="Arial" w:cs="Arial" w:eastAsia="Arial" w:hAnsi="Arial"/>
@@ -6641,7 +6641,7 @@
             <w:pPr>
               <w:spacing w:after="20" w:before="0"/>
             </w:pPr>
-            <w:hyperlink w:history="1" r:id="rId5hwe5xm3odoog2y-5prkl">
+            <w:hyperlink w:history="1" r:id="rIdr8cqxalq0pagqqrbemjxp">
               <w:r>
                 <w:rPr>
                   <w:rFonts w:ascii="Arial" w:cs="Arial" w:eastAsia="Arial" w:hAnsi="Arial"/>
@@ -6674,7 +6674,7 @@
               <w:spacing w:after="10" w:before="0"/>
               <w:ind w:left="120"/>
             </w:pPr>
-            <w:hyperlink w:history="1" r:id="rIdnukfner01oz_jat7sg-cq">
+            <w:hyperlink w:history="1" r:id="rIdb51c1cccrmhn-pftwl7vw">
               <w:r>
                 <w:rPr>
                   <w:rFonts w:ascii="Arial" w:cs="Arial" w:eastAsia="Arial" w:hAnsi="Arial"/>
@@ -6869,7 +6869,7 @@
             <w:pPr>
               <w:spacing w:after="20" w:before="0"/>
             </w:pPr>
-            <w:hyperlink w:history="1" r:id="rIdzblcbdcgfbvktrzjs3_tx">
+            <w:hyperlink w:history="1" r:id="rIdubni4yvndnyf4bzqllg7w">
               <w:r>
                 <w:rPr>
                   <w:rFonts w:ascii="Arial" w:cs="Arial" w:eastAsia="Arial" w:hAnsi="Arial"/>
@@ -6902,7 +6902,7 @@
               <w:spacing w:after="10" w:before="0"/>
               <w:ind w:left="120"/>
             </w:pPr>
-            <w:hyperlink w:history="1" r:id="rId9bkvwqndrqugcu0lbzsrw">
+            <w:hyperlink w:history="1" r:id="rIdxfbknioihwmw_jczre04p">
               <w:r>
                 <w:rPr>
                   <w:rFonts w:ascii="Arial" w:cs="Arial" w:eastAsia="Arial" w:hAnsi="Arial"/>
@@ -6947,7 +6947,7 @@
             <w:pPr>
               <w:spacing w:after="20" w:before="0"/>
             </w:pPr>
-            <w:hyperlink w:history="1" r:id="rIdgk8z6krklxy4cn529is1v">
+            <w:hyperlink w:history="1" r:id="rIdkvkv5rj6pdnbtwc7lauq0">
               <w:r>
                 <w:rPr>
                   <w:rFonts w:ascii="Arial" w:cs="Arial" w:eastAsia="Arial" w:hAnsi="Arial"/>
@@ -6980,7 +6980,7 @@
               <w:spacing w:after="10" w:before="0"/>
               <w:ind w:left="120"/>
             </w:pPr>
-            <w:hyperlink w:history="1" r:id="rIdhb3psr9hnaajfkwtgdrvf">
+            <w:hyperlink w:history="1" r:id="rIdg_p_gjfv4vfmddqhhvpma">
               <w:r>
                 <w:rPr>
                   <w:rFonts w:ascii="Arial" w:cs="Arial" w:eastAsia="Arial" w:hAnsi="Arial"/>
@@ -7175,7 +7175,7 @@
             <w:pPr>
               <w:spacing w:after="20" w:before="0"/>
             </w:pPr>
-            <w:hyperlink w:history="1" r:id="rIdq1eub81r3ylzrlmnk-hx4">
+            <w:hyperlink w:history="1" r:id="rIdtay2eunj0__bjr9qbvfa9">
               <w:r>
                 <w:rPr>
                   <w:rFonts w:ascii="Arial" w:cs="Arial" w:eastAsia="Arial" w:hAnsi="Arial"/>
@@ -7208,7 +7208,7 @@
               <w:spacing w:after="10" w:before="0"/>
               <w:ind w:left="120"/>
             </w:pPr>
-            <w:hyperlink w:history="1" r:id="rIdwudkxjcmkc2hig5yntelu">
+            <w:hyperlink w:history="1" r:id="rIdvam2k6hlczcs_jwuftcpv">
               <w:r>
                 <w:rPr>
                   <w:rFonts w:ascii="Arial" w:cs="Arial" w:eastAsia="Arial" w:hAnsi="Arial"/>
@@ -7253,7 +7253,7 @@
             <w:pPr>
               <w:spacing w:after="20" w:before="0"/>
             </w:pPr>
-            <w:hyperlink w:history="1" r:id="rIdsze9tjfrmynjdqak6kner">
+            <w:hyperlink w:history="1" r:id="rIdtk7xfkwcs3ne86pnbc3yw">
               <w:r>
                 <w:rPr>
                   <w:rFonts w:ascii="Arial" w:cs="Arial" w:eastAsia="Arial" w:hAnsi="Arial"/>
@@ -7286,7 +7286,7 @@
               <w:spacing w:after="10" w:before="0"/>
               <w:ind w:left="120"/>
             </w:pPr>
-            <w:hyperlink w:history="1" r:id="rId60sii43cabz6jgjcmtde_">
+            <w:hyperlink w:history="1" r:id="rIdycqt6eqobbgvuayigdqt5">
               <w:r>
                 <w:rPr>
                   <w:rFonts w:ascii="Arial" w:cs="Arial" w:eastAsia="Arial" w:hAnsi="Arial"/>
@@ -7481,7 +7481,7 @@
             <w:pPr>
               <w:spacing w:after="20" w:before="0"/>
             </w:pPr>
-            <w:hyperlink w:history="1" r:id="rId5fupidtxwdwr-039zd3bn">
+            <w:hyperlink w:history="1" r:id="rIdg_xdfnrpmimsw0_1fq9er">
               <w:r>
                 <w:rPr>
                   <w:rFonts w:ascii="Arial" w:cs="Arial" w:eastAsia="Arial" w:hAnsi="Arial"/>
@@ -7514,7 +7514,7 @@
               <w:spacing w:after="10" w:before="0"/>
               <w:ind w:left="120"/>
             </w:pPr>
-            <w:hyperlink w:history="1" r:id="rIdd6qw9kb7dkfs75sb-sjhm">
+            <w:hyperlink w:history="1" r:id="rIdrqzrnicedyrkzppcynr_q">
               <w:r>
                 <w:rPr>
                   <w:rFonts w:ascii="Arial" w:cs="Arial" w:eastAsia="Arial" w:hAnsi="Arial"/>
@@ -7559,7 +7559,7 @@
             <w:pPr>
               <w:spacing w:after="20" w:before="0"/>
             </w:pPr>
-            <w:hyperlink w:history="1" r:id="rIde3x5kontrszhhfglspl6m">
+            <w:hyperlink w:history="1" r:id="rIdtzsnhgkdkydbfod5mbhdz">
               <w:r>
                 <w:rPr>
                   <w:rFonts w:ascii="Arial" w:cs="Arial" w:eastAsia="Arial" w:hAnsi="Arial"/>
@@ -7592,7 +7592,7 @@
               <w:spacing w:after="10" w:before="0"/>
               <w:ind w:left="120"/>
             </w:pPr>
-            <w:hyperlink w:history="1" r:id="rIdqdlsqzq2f7zhnkfuufh7z">
+            <w:hyperlink w:history="1" r:id="rIdl7033yg0z0akaub_rucee">
               <w:r>
                 <w:rPr>
                   <w:rFonts w:ascii="Arial" w:cs="Arial" w:eastAsia="Arial" w:hAnsi="Arial"/>
@@ -9079,7 +9079,7 @@
             <w:pPr>
               <w:spacing w:after="20" w:before="0"/>
             </w:pPr>
-            <w:hyperlink w:history="1" r:id="rIdkrznkojosjwzbjmihx9sn">
+            <w:hyperlink w:history="1" r:id="rIdlsgqwqmxyhyxq_w-tfy3m">
               <w:r>
                 <w:rPr>
                   <w:rFonts w:ascii="Arial" w:cs="Arial" w:eastAsia="Arial" w:hAnsi="Arial"/>
@@ -9112,7 +9112,7 @@
               <w:spacing w:after="10" w:before="0"/>
               <w:ind w:left="120"/>
             </w:pPr>
-            <w:hyperlink w:history="1" r:id="rIdpnoqi5ucgy2r8x7qh2kwy">
+            <w:hyperlink w:history="1" r:id="rIdgpi5mldxpofxmyzyx6t-k">
               <w:r>
                 <w:rPr>
                   <w:rFonts w:ascii="Arial" w:cs="Arial" w:eastAsia="Arial" w:hAnsi="Arial"/>
@@ -9157,7 +9157,7 @@
             <w:pPr>
               <w:spacing w:after="20" w:before="0"/>
             </w:pPr>
-            <w:hyperlink w:history="1" r:id="rIdfb2lq2e8vbyupecwhezam">
+            <w:hyperlink w:history="1" r:id="rIdosqztyd-iacw8nclwcuok">
               <w:r>
                 <w:rPr>
                   <w:rFonts w:ascii="Arial" w:cs="Arial" w:eastAsia="Arial" w:hAnsi="Arial"/>
@@ -9190,7 +9190,7 @@
               <w:spacing w:after="10" w:before="0"/>
               <w:ind w:left="120"/>
             </w:pPr>
-            <w:hyperlink w:history="1" r:id="rId2cqbpf3-uiazte5r9yh_l">
+            <w:hyperlink w:history="1" r:id="rIdlcf2jvg-foq2_ngxicd48">
               <w:r>
                 <w:rPr>
                   <w:rFonts w:ascii="Arial" w:cs="Arial" w:eastAsia="Arial" w:hAnsi="Arial"/>
@@ -9385,7 +9385,7 @@
             <w:pPr>
               <w:spacing w:after="20" w:before="0"/>
             </w:pPr>
-            <w:hyperlink w:history="1" r:id="rIdvfcfibcsp7lffhgj_sja5">
+            <w:hyperlink w:history="1" r:id="rIdypybfpij84wpsi9ijir9e">
               <w:r>
                 <w:rPr>
                   <w:rFonts w:ascii="Arial" w:cs="Arial" w:eastAsia="Arial" w:hAnsi="Arial"/>
@@ -9418,7 +9418,7 @@
               <w:spacing w:after="10" w:before="0"/>
               <w:ind w:left="120"/>
             </w:pPr>
-            <w:hyperlink w:history="1" r:id="rIderm7v27aa19vy33igsnci">
+            <w:hyperlink w:history="1" r:id="rIdtepv3tcxzko9nlkdd441g">
               <w:r>
                 <w:rPr>
                   <w:rFonts w:ascii="Arial" w:cs="Arial" w:eastAsia="Arial" w:hAnsi="Arial"/>
@@ -9463,7 +9463,7 @@
             <w:pPr>
               <w:spacing w:after="20" w:before="0"/>
             </w:pPr>
-            <w:hyperlink w:history="1" r:id="rId8edwcbohcorcpuyzeat0c">
+            <w:hyperlink w:history="1" r:id="rId6snunh0p6ufzwyylujvnf">
               <w:r>
                 <w:rPr>
                   <w:rFonts w:ascii="Arial" w:cs="Arial" w:eastAsia="Arial" w:hAnsi="Arial"/>
@@ -9496,7 +9496,7 @@
               <w:spacing w:after="10" w:before="0"/>
               <w:ind w:left="120"/>
             </w:pPr>
-            <w:hyperlink w:history="1" r:id="rIdqvndz9wn7rlok6ssqo8eq">
+            <w:hyperlink w:history="1" r:id="rIdrice7t9_anpwpa51okqdd">
               <w:r>
                 <w:rPr>
                   <w:rFonts w:ascii="Arial" w:cs="Arial" w:eastAsia="Arial" w:hAnsi="Arial"/>
@@ -9691,7 +9691,7 @@
             <w:pPr>
               <w:spacing w:after="20" w:before="0"/>
             </w:pPr>
-            <w:hyperlink w:history="1" r:id="rIdiyv2ahyxprb_kpyw4yafn">
+            <w:hyperlink w:history="1" r:id="rIdhjr4dirxd_8u2q4wnamd2">
               <w:r>
                 <w:rPr>
                   <w:rFonts w:ascii="Arial" w:cs="Arial" w:eastAsia="Arial" w:hAnsi="Arial"/>
@@ -9724,7 +9724,7 @@
               <w:spacing w:after="10" w:before="0"/>
               <w:ind w:left="120"/>
             </w:pPr>
-            <w:hyperlink w:history="1" r:id="rIdxlukytxgqd9etmhofdqt-">
+            <w:hyperlink w:history="1" r:id="rIdsymk7kq-7xq8dvwel87e7">
               <w:r>
                 <w:rPr>
                   <w:rFonts w:ascii="Arial" w:cs="Arial" w:eastAsia="Arial" w:hAnsi="Arial"/>
@@ -9769,7 +9769,7 @@
             <w:pPr>
               <w:spacing w:after="20" w:before="0"/>
             </w:pPr>
-            <w:hyperlink w:history="1" r:id="rIdelvah_ylo1r3mbnp2e6cz">
+            <w:hyperlink w:history="1" r:id="rIdury1gxebbp71vdn5dp1bi">
               <w:r>
                 <w:rPr>
                   <w:rFonts w:ascii="Arial" w:cs="Arial" w:eastAsia="Arial" w:hAnsi="Arial"/>
@@ -9802,7 +9802,7 @@
               <w:spacing w:after="10" w:before="0"/>
               <w:ind w:left="120"/>
             </w:pPr>
-            <w:hyperlink w:history="1" r:id="rIdzdmcahwjmpb5gxn0cxkng">
+            <w:hyperlink w:history="1" r:id="rIdvj8hslnt-formd5jkqavt">
               <w:r>
                 <w:rPr>
                   <w:rFonts w:ascii="Arial" w:cs="Arial" w:eastAsia="Arial" w:hAnsi="Arial"/>
@@ -9997,7 +9997,7 @@
             <w:pPr>
               <w:spacing w:after="20" w:before="0"/>
             </w:pPr>
-            <w:hyperlink w:history="1" r:id="rIdbsjs7tc8pgfpgi8rrgrz0">
+            <w:hyperlink w:history="1" r:id="rId8l2yydz3yntulhcsncu8o">
               <w:r>
                 <w:rPr>
                   <w:rFonts w:ascii="Arial" w:cs="Arial" w:eastAsia="Arial" w:hAnsi="Arial"/>
@@ -10030,7 +10030,7 @@
               <w:spacing w:after="10" w:before="0"/>
               <w:ind w:left="120"/>
             </w:pPr>
-            <w:hyperlink w:history="1" r:id="rId477i2tva99pyoyx-bwpwz">
+            <w:hyperlink w:history="1" r:id="rIdf6jvliqzbnl7xwpgovlao">
               <w:r>
                 <w:rPr>
                   <w:rFonts w:ascii="Arial" w:cs="Arial" w:eastAsia="Arial" w:hAnsi="Arial"/>
@@ -10075,7 +10075,7 @@
             <w:pPr>
               <w:spacing w:after="20" w:before="0"/>
             </w:pPr>
-            <w:hyperlink w:history="1" r:id="rIdrfh3agpjgfsrxcrdr3uzv">
+            <w:hyperlink w:history="1" r:id="rIdalbsaet8lpvvw0keaqt1c">
               <w:r>
                 <w:rPr>
                   <w:rFonts w:ascii="Arial" w:cs="Arial" w:eastAsia="Arial" w:hAnsi="Arial"/>
@@ -10108,7 +10108,7 @@
               <w:spacing w:after="10" w:before="0"/>
               <w:ind w:left="120"/>
             </w:pPr>
-            <w:hyperlink w:history="1" r:id="rIdtfhja3-zaznrg8lbkx38e">
+            <w:hyperlink w:history="1" r:id="rIdvbnos1a67scuclcv6lcb4">
               <w:r>
                 <w:rPr>
                   <w:rFonts w:ascii="Arial" w:cs="Arial" w:eastAsia="Arial" w:hAnsi="Arial"/>
@@ -10303,7 +10303,7 @@
             <w:pPr>
               <w:spacing w:after="20" w:before="0"/>
             </w:pPr>
-            <w:hyperlink w:history="1" r:id="rId-8oeoqk3onzlo_nvdcwxd">
+            <w:hyperlink w:history="1" r:id="rId401pakayvbyyvyxxggl4d">
               <w:r>
                 <w:rPr>
                   <w:rFonts w:ascii="Arial" w:cs="Arial" w:eastAsia="Arial" w:hAnsi="Arial"/>
@@ -10336,7 +10336,7 @@
               <w:spacing w:after="10" w:before="0"/>
               <w:ind w:left="120"/>
             </w:pPr>
-            <w:hyperlink w:history="1" r:id="rIdibjxk5rhfeitt1rsvtbsz">
+            <w:hyperlink w:history="1" r:id="rIdfty2ks69zjluebrtwnu2r">
               <w:r>
                 <w:rPr>
                   <w:rFonts w:ascii="Arial" w:cs="Arial" w:eastAsia="Arial" w:hAnsi="Arial"/>
@@ -10381,7 +10381,7 @@
             <w:pPr>
               <w:spacing w:after="20" w:before="0"/>
             </w:pPr>
-            <w:hyperlink w:history="1" r:id="rIdt-smgqg1v6jnfjevp3gxk">
+            <w:hyperlink w:history="1" r:id="rIdtsyxtvbgl4pusvmcvpowg">
               <w:r>
                 <w:rPr>
                   <w:rFonts w:ascii="Arial" w:cs="Arial" w:eastAsia="Arial" w:hAnsi="Arial"/>
@@ -10414,7 +10414,7 @@
               <w:spacing w:after="10" w:before="0"/>
               <w:ind w:left="120"/>
             </w:pPr>
-            <w:hyperlink w:history="1" r:id="rIdstl4duf2hkevb3bonikbh">
+            <w:hyperlink w:history="1" r:id="rIddeabieezmuq4kwsqsooot">
               <w:r>
                 <w:rPr>
                   <w:rFonts w:ascii="Arial" w:cs="Arial" w:eastAsia="Arial" w:hAnsi="Arial"/>
@@ -11901,7 +11901,7 @@
             <w:pPr>
               <w:spacing w:after="20" w:before="0"/>
             </w:pPr>
-            <w:hyperlink w:history="1" r:id="rIdao9pslmmtpvze2g3q2n5v">
+            <w:hyperlink w:history="1" r:id="rIdlxsa12tt3h4cgq3-tztup">
               <w:r>
                 <w:rPr>
                   <w:rFonts w:ascii="Arial" w:cs="Arial" w:eastAsia="Arial" w:hAnsi="Arial"/>
@@ -11934,7 +11934,7 @@
               <w:spacing w:after="10" w:before="0"/>
               <w:ind w:left="120"/>
             </w:pPr>
-            <w:hyperlink w:history="1" r:id="rIdbx7zbx7begeukowdx8pxn">
+            <w:hyperlink w:history="1" r:id="rIdwsjk2hv5hquhmsnyrbzdf">
               <w:r>
                 <w:rPr>
                   <w:rFonts w:ascii="Arial" w:cs="Arial" w:eastAsia="Arial" w:hAnsi="Arial"/>
@@ -11979,7 +11979,7 @@
             <w:pPr>
               <w:spacing w:after="20" w:before="0"/>
             </w:pPr>
-            <w:hyperlink w:history="1" r:id="rId0o-rek-mn6xnwpc7iakmd">
+            <w:hyperlink w:history="1" r:id="rIdmaijzobjtykehujkpz3ry">
               <w:r>
                 <w:rPr>
                   <w:rFonts w:ascii="Arial" w:cs="Arial" w:eastAsia="Arial" w:hAnsi="Arial"/>
@@ -12012,7 +12012,7 @@
               <w:spacing w:after="10" w:before="0"/>
               <w:ind w:left="120"/>
             </w:pPr>
-            <w:hyperlink w:history="1" r:id="rIdthal3dpcj90vkfa13-xxb">
+            <w:hyperlink w:history="1" r:id="rIdusghgo8aozqesz1who_up">
               <w:r>
                 <w:rPr>
                   <w:rFonts w:ascii="Arial" w:cs="Arial" w:eastAsia="Arial" w:hAnsi="Arial"/>
@@ -12207,7 +12207,7 @@
             <w:pPr>
               <w:spacing w:after="20" w:before="0"/>
             </w:pPr>
-            <w:hyperlink w:history="1" r:id="rIdfmdzvazidw1vmtrh2i0y4">
+            <w:hyperlink w:history="1" r:id="rId4f9rrf2hl2hvvfe2kzzl_">
               <w:r>
                 <w:rPr>
                   <w:rFonts w:ascii="Arial" w:cs="Arial" w:eastAsia="Arial" w:hAnsi="Arial"/>
@@ -12240,7 +12240,7 @@
               <w:spacing w:after="10" w:before="0"/>
               <w:ind w:left="120"/>
             </w:pPr>
-            <w:hyperlink w:history="1" r:id="rIdy7hokgmvrn_nqdk5r9kbr">
+            <w:hyperlink w:history="1" r:id="rIdgeatxwfa5tzoxwfhvpfzz">
               <w:r>
                 <w:rPr>
                   <w:rFonts w:ascii="Arial" w:cs="Arial" w:eastAsia="Arial" w:hAnsi="Arial"/>
@@ -12285,7 +12285,7 @@
             <w:pPr>
               <w:spacing w:after="20" w:before="0"/>
             </w:pPr>
-            <w:hyperlink w:history="1" r:id="rId4k-ls6oamcb5qsvtqfej3">
+            <w:hyperlink w:history="1" r:id="rIde8scnv4cvfxyeem8lfpti">
               <w:r>
                 <w:rPr>
                   <w:rFonts w:ascii="Arial" w:cs="Arial" w:eastAsia="Arial" w:hAnsi="Arial"/>
@@ -12318,7 +12318,7 @@
               <w:spacing w:after="10" w:before="0"/>
               <w:ind w:left="120"/>
             </w:pPr>
-            <w:hyperlink w:history="1" r:id="rIdatpiiihvwwspo0igadyva">
+            <w:hyperlink w:history="1" r:id="rIdgcgmbnfd5vswi7fx56x_4">
               <w:r>
                 <w:rPr>
                   <w:rFonts w:ascii="Arial" w:cs="Arial" w:eastAsia="Arial" w:hAnsi="Arial"/>
@@ -12513,7 +12513,7 @@
             <w:pPr>
               <w:spacing w:after="20" w:before="0"/>
             </w:pPr>
-            <w:hyperlink w:history="1" r:id="rIdwn2ve2mfvu-zeueykksdw">
+            <w:hyperlink w:history="1" r:id="rIdoyeztqo3o19rkterjrvmu">
               <w:r>
                 <w:rPr>
                   <w:rFonts w:ascii="Arial" w:cs="Arial" w:eastAsia="Arial" w:hAnsi="Arial"/>
@@ -12546,7 +12546,7 @@
               <w:spacing w:after="10" w:before="0"/>
               <w:ind w:left="120"/>
             </w:pPr>
-            <w:hyperlink w:history="1" r:id="rIdy3smaalbszhghjqbriwm_">
+            <w:hyperlink w:history="1" r:id="rIdkekhwpzjfx8ddzac48ouy">
               <w:r>
                 <w:rPr>
                   <w:rFonts w:ascii="Arial" w:cs="Arial" w:eastAsia="Arial" w:hAnsi="Arial"/>
@@ -12591,7 +12591,7 @@
             <w:pPr>
               <w:spacing w:after="20" w:before="0"/>
             </w:pPr>
-            <w:hyperlink w:history="1" r:id="rIdjz7scpnzwz0koc7slun1d">
+            <w:hyperlink w:history="1" r:id="rIdohxftdt3z0ie5mfrbldse">
               <w:r>
                 <w:rPr>
                   <w:rFonts w:ascii="Arial" w:cs="Arial" w:eastAsia="Arial" w:hAnsi="Arial"/>
@@ -12624,7 +12624,7 @@
               <w:spacing w:after="10" w:before="0"/>
               <w:ind w:left="120"/>
             </w:pPr>
-            <w:hyperlink w:history="1" r:id="rIdxnzybglsskq2lxot9wd4e">
+            <w:hyperlink w:history="1" r:id="rIdhvfm9i_vmtmeqhqqcmas3">
               <w:r>
                 <w:rPr>
                   <w:rFonts w:ascii="Arial" w:cs="Arial" w:eastAsia="Arial" w:hAnsi="Arial"/>
@@ -12819,7 +12819,7 @@
             <w:pPr>
               <w:spacing w:after="20" w:before="0"/>
             </w:pPr>
-            <w:hyperlink w:history="1" r:id="rIdiwle3oipymqfnyz6qf3sk">
+            <w:hyperlink w:history="1" r:id="rIdhxqiei6tfox3o9xvqwdfs">
               <w:r>
                 <w:rPr>
                   <w:rFonts w:ascii="Arial" w:cs="Arial" w:eastAsia="Arial" w:hAnsi="Arial"/>
@@ -12852,7 +12852,7 @@
               <w:spacing w:after="10" w:before="0"/>
               <w:ind w:left="120"/>
             </w:pPr>
-            <w:hyperlink w:history="1" r:id="rIdcucdwqv0uhzhvzqjanxpk">
+            <w:hyperlink w:history="1" r:id="rIdagzwob94vtxpzcpq6kdk7">
               <w:r>
                 <w:rPr>
                   <w:rFonts w:ascii="Arial" w:cs="Arial" w:eastAsia="Arial" w:hAnsi="Arial"/>
@@ -12897,7 +12897,7 @@
             <w:pPr>
               <w:spacing w:after="20" w:before="0"/>
             </w:pPr>
-            <w:hyperlink w:history="1" r:id="rIdteuttazsawbskf5aqexao">
+            <w:hyperlink w:history="1" r:id="rIdangfpazjhhjib36jm2usc">
               <w:r>
                 <w:rPr>
                   <w:rFonts w:ascii="Arial" w:cs="Arial" w:eastAsia="Arial" w:hAnsi="Arial"/>
@@ -12930,7 +12930,7 @@
               <w:spacing w:after="10" w:before="0"/>
               <w:ind w:left="120"/>
             </w:pPr>
-            <w:hyperlink w:history="1" r:id="rIdi1gb54am2dzdfw8sbvnmi">
+            <w:hyperlink w:history="1" r:id="rIdunvtmtoj5ckn3yrrt4cbw">
               <w:r>
                 <w:rPr>
                   <w:rFonts w:ascii="Arial" w:cs="Arial" w:eastAsia="Arial" w:hAnsi="Arial"/>
@@ -13125,7 +13125,7 @@
             <w:pPr>
               <w:spacing w:after="20" w:before="0"/>
             </w:pPr>
-            <w:hyperlink w:history="1" r:id="rIdnnptueaos7qie1o0h4gfh">
+            <w:hyperlink w:history="1" r:id="rIdlesefxn9ob3n7y60lz-xb">
               <w:r>
                 <w:rPr>
                   <w:rFonts w:ascii="Arial" w:cs="Arial" w:eastAsia="Arial" w:hAnsi="Arial"/>
@@ -13158,7 +13158,7 @@
               <w:spacing w:after="10" w:before="0"/>
               <w:ind w:left="120"/>
             </w:pPr>
-            <w:hyperlink w:history="1" r:id="rIddzov46fpbnn5lgw3g-4u1">
+            <w:hyperlink w:history="1" r:id="rIdhroskizqi7kaqbvqt66gd">
               <w:r>
                 <w:rPr>
                   <w:rFonts w:ascii="Arial" w:cs="Arial" w:eastAsia="Arial" w:hAnsi="Arial"/>
@@ -13203,7 +13203,7 @@
             <w:pPr>
               <w:spacing w:after="20" w:before="0"/>
             </w:pPr>
-            <w:hyperlink w:history="1" r:id="rIdm56f8fuyuvnjtb2tu8iyg">
+            <w:hyperlink w:history="1" r:id="rIdvhywlv-j1q45pn2raesc8">
               <w:r>
                 <w:rPr>
                   <w:rFonts w:ascii="Arial" w:cs="Arial" w:eastAsia="Arial" w:hAnsi="Arial"/>
@@ -13236,7 +13236,7 @@
               <w:spacing w:after="10" w:before="0"/>
               <w:ind w:left="120"/>
             </w:pPr>
-            <w:hyperlink w:history="1" r:id="rId5fkon7_dgpwgn8jjktmrm">
+            <w:hyperlink w:history="1" r:id="rIdctsq60pbwk8xcj1cmp2bj">
               <w:r>
                 <w:rPr>
                   <w:rFonts w:ascii="Arial" w:cs="Arial" w:eastAsia="Arial" w:hAnsi="Arial"/>
@@ -14723,7 +14723,7 @@
             <w:pPr>
               <w:spacing w:after="20" w:before="0"/>
             </w:pPr>
-            <w:hyperlink w:history="1" r:id="rIdhkvmemxrhlclfea0xgt0d">
+            <w:hyperlink w:history="1" r:id="rIdm6nzgov4hkqu2htfkuvd4">
               <w:r>
                 <w:rPr>
                   <w:rFonts w:ascii="Arial" w:cs="Arial" w:eastAsia="Arial" w:hAnsi="Arial"/>
@@ -14756,7 +14756,7 @@
               <w:spacing w:after="10" w:before="0"/>
               <w:ind w:left="120"/>
             </w:pPr>
-            <w:hyperlink w:history="1" r:id="rId1hlcaok0ijo7rbqcgqkgw">
+            <w:hyperlink w:history="1" r:id="rIdstw98vlifnr5lctznjjd2">
               <w:r>
                 <w:rPr>
                   <w:rFonts w:ascii="Arial" w:cs="Arial" w:eastAsia="Arial" w:hAnsi="Arial"/>
@@ -14801,7 +14801,7 @@
             <w:pPr>
               <w:spacing w:after="20" w:before="0"/>
             </w:pPr>
-            <w:hyperlink w:history="1" r:id="rIdtezo0chg_m_zg1h-jz_4b">
+            <w:hyperlink w:history="1" r:id="rIdy6bcgnyr5dsy0x48unvut">
               <w:r>
                 <w:rPr>
                   <w:rFonts w:ascii="Arial" w:cs="Arial" w:eastAsia="Arial" w:hAnsi="Arial"/>
@@ -14834,7 +14834,7 @@
               <w:spacing w:after="10" w:before="0"/>
               <w:ind w:left="120"/>
             </w:pPr>
-            <w:hyperlink w:history="1" r:id="rIdzrbzp1ymqf67-rxkvftuw">
+            <w:hyperlink w:history="1" r:id="rIdahttcbfspbhtaqvy2_eqr">
               <w:r>
                 <w:rPr>
                   <w:rFonts w:ascii="Arial" w:cs="Arial" w:eastAsia="Arial" w:hAnsi="Arial"/>
@@ -15029,7 +15029,7 @@
             <w:pPr>
               <w:spacing w:after="20" w:before="0"/>
             </w:pPr>
-            <w:hyperlink w:history="1" r:id="rId4f-sea0p9qx4emtpj2y29">
+            <w:hyperlink w:history="1" r:id="rIdezwsbhs6hvkhdx0gungq7">
               <w:r>
                 <w:rPr>
                   <w:rFonts w:ascii="Arial" w:cs="Arial" w:eastAsia="Arial" w:hAnsi="Arial"/>
@@ -15062,7 +15062,7 @@
               <w:spacing w:after="10" w:before="0"/>
               <w:ind w:left="120"/>
             </w:pPr>
-            <w:hyperlink w:history="1" r:id="rIdodfxyt0bls5xmlvl0hwzz">
+            <w:hyperlink w:history="1" r:id="rIdusrsn_s7d0eonhkdjxf_q">
               <w:r>
                 <w:rPr>
                   <w:rFonts w:ascii="Arial" w:cs="Arial" w:eastAsia="Arial" w:hAnsi="Arial"/>
@@ -15107,7 +15107,7 @@
             <w:pPr>
               <w:spacing w:after="20" w:before="0"/>
             </w:pPr>
-            <w:hyperlink w:history="1" r:id="rId8fa4hbcjlwj4doe6wzw-w">
+            <w:hyperlink w:history="1" r:id="rId2tt22wizgobu4cga4ak_p">
               <w:r>
                 <w:rPr>
                   <w:rFonts w:ascii="Arial" w:cs="Arial" w:eastAsia="Arial" w:hAnsi="Arial"/>
@@ -15140,7 +15140,7 @@
               <w:spacing w:after="10" w:before="0"/>
               <w:ind w:left="120"/>
             </w:pPr>
-            <w:hyperlink w:history="1" r:id="rIdyvemx8q7fpzagbv_cxnu7">
+            <w:hyperlink w:history="1" r:id="rIdsulotqbjlmho3wtwz_ewt">
               <w:r>
                 <w:rPr>
                   <w:rFonts w:ascii="Arial" w:cs="Arial" w:eastAsia="Arial" w:hAnsi="Arial"/>
@@ -15335,7 +15335,7 @@
             <w:pPr>
               <w:spacing w:after="20" w:before="0"/>
             </w:pPr>
-            <w:hyperlink w:history="1" r:id="rIdcitg5y2j7bubucuuqkwc7">
+            <w:hyperlink w:history="1" r:id="rIduekkj_7mo6bdakd2jl3xg">
               <w:r>
                 <w:rPr>
                   <w:rFonts w:ascii="Arial" w:cs="Arial" w:eastAsia="Arial" w:hAnsi="Arial"/>
@@ -15368,7 +15368,7 @@
               <w:spacing w:after="10" w:before="0"/>
               <w:ind w:left="120"/>
             </w:pPr>
-            <w:hyperlink w:history="1" r:id="rIdaodb8i7uu9s8vyhbifdqp">
+            <w:hyperlink w:history="1" r:id="rIdfcsln_qfop6uhpomwzi3v">
               <w:r>
                 <w:rPr>
                   <w:rFonts w:ascii="Arial" w:cs="Arial" w:eastAsia="Arial" w:hAnsi="Arial"/>
@@ -15413,7 +15413,7 @@
             <w:pPr>
               <w:spacing w:after="20" w:before="0"/>
             </w:pPr>
-            <w:hyperlink w:history="1" r:id="rId6hhmca0r0crzi6chtvuer">
+            <w:hyperlink w:history="1" r:id="rId6whfurn-vupjrdgx0tpko">
               <w:r>
                 <w:rPr>
                   <w:rFonts w:ascii="Arial" w:cs="Arial" w:eastAsia="Arial" w:hAnsi="Arial"/>
@@ -15446,7 +15446,7 @@
               <w:spacing w:after="10" w:before="0"/>
               <w:ind w:left="120"/>
             </w:pPr>
-            <w:hyperlink w:history="1" r:id="rIdg-jklbxd1xzrohrvb1qgp">
+            <w:hyperlink w:history="1" r:id="rIdarqivaxjuofmtag9beqim">
               <w:r>
                 <w:rPr>
                   <w:rFonts w:ascii="Arial" w:cs="Arial" w:eastAsia="Arial" w:hAnsi="Arial"/>
@@ -15641,7 +15641,7 @@
             <w:pPr>
               <w:spacing w:after="20" w:before="0"/>
             </w:pPr>
-            <w:hyperlink w:history="1" r:id="rId8xmwvtabf5e6-hud9o5ib">
+            <w:hyperlink w:history="1" r:id="rIdbgozvgif5fgti5oh4nqvx">
               <w:r>
                 <w:rPr>
                   <w:rFonts w:ascii="Arial" w:cs="Arial" w:eastAsia="Arial" w:hAnsi="Arial"/>
@@ -15674,7 +15674,7 @@
               <w:spacing w:after="10" w:before="0"/>
               <w:ind w:left="120"/>
             </w:pPr>
-            <w:hyperlink w:history="1" r:id="rIdztcoloya633vn_cwozkwy">
+            <w:hyperlink w:history="1" r:id="rIdqryvgqdx3-f56i3hh8sdj">
               <w:r>
                 <w:rPr>
                   <w:rFonts w:ascii="Arial" w:cs="Arial" w:eastAsia="Arial" w:hAnsi="Arial"/>
@@ -15719,7 +15719,7 @@
             <w:pPr>
               <w:spacing w:after="20" w:before="0"/>
             </w:pPr>
-            <w:hyperlink w:history="1" r:id="rIdjg06utqedg7x4slsrtvis">
+            <w:hyperlink w:history="1" r:id="rIdwpneru9vbfymtvy8kd9m8">
               <w:r>
                 <w:rPr>
                   <w:rFonts w:ascii="Arial" w:cs="Arial" w:eastAsia="Arial" w:hAnsi="Arial"/>
@@ -15752,7 +15752,7 @@
               <w:spacing w:after="10" w:before="0"/>
               <w:ind w:left="120"/>
             </w:pPr>
-            <w:hyperlink w:history="1" r:id="rIdoqdldvhs-glpvnpj3faq7">
+            <w:hyperlink w:history="1" r:id="rId1cybi1hqo6zftnpkqj19e">
               <w:r>
                 <w:rPr>
                   <w:rFonts w:ascii="Arial" w:cs="Arial" w:eastAsia="Arial" w:hAnsi="Arial"/>
@@ -15947,7 +15947,7 @@
             <w:pPr>
               <w:spacing w:after="20" w:before="0"/>
             </w:pPr>
-            <w:hyperlink w:history="1" r:id="rIdxb63ngvbqfwu35c8ai0p9">
+            <w:hyperlink w:history="1" r:id="rIdjgjdudoz3xzu6yjymmzcs">
               <w:r>
                 <w:rPr>
                   <w:rFonts w:ascii="Arial" w:cs="Arial" w:eastAsia="Arial" w:hAnsi="Arial"/>
@@ -15980,7 +15980,7 @@
               <w:spacing w:after="10" w:before="0"/>
               <w:ind w:left="120"/>
             </w:pPr>
-            <w:hyperlink w:history="1" r:id="rIdnyq_rnfmzb_uc6vn9teph">
+            <w:hyperlink w:history="1" r:id="rIdzej_5v_agj8rkw1tio4qd">
               <w:r>
                 <w:rPr>
                   <w:rFonts w:ascii="Arial" w:cs="Arial" w:eastAsia="Arial" w:hAnsi="Arial"/>
@@ -16025,7 +16025,7 @@
             <w:pPr>
               <w:spacing w:after="20" w:before="0"/>
             </w:pPr>
-            <w:hyperlink w:history="1" r:id="rIddwrnzrmvvqmvgvywzrek_">
+            <w:hyperlink w:history="1" r:id="rIdqkcjjtpq7zzen6pcw7y0e">
               <w:r>
                 <w:rPr>
                   <w:rFonts w:ascii="Arial" w:cs="Arial" w:eastAsia="Arial" w:hAnsi="Arial"/>
@@ -16058,7 +16058,7 @@
               <w:spacing w:after="10" w:before="0"/>
               <w:ind w:left="120"/>
             </w:pPr>
-            <w:hyperlink w:history="1" r:id="rIdn3gsf8m9_0uysmr1hfncs">
+            <w:hyperlink w:history="1" r:id="rIdcuwhxgwdy0xn2oejbhmvq">
               <w:r>
                 <w:rPr>
                   <w:rFonts w:ascii="Arial" w:cs="Arial" w:eastAsia="Arial" w:hAnsi="Arial"/>
@@ -17545,7 +17545,7 @@
             <w:pPr>
               <w:spacing w:after="20" w:before="0"/>
             </w:pPr>
-            <w:hyperlink w:history="1" r:id="rId9ypzumbgn_bxtuc_kbydu">
+            <w:hyperlink w:history="1" r:id="rId3jwhdszxolnky_7m29tr-">
               <w:r>
                 <w:rPr>
                   <w:rFonts w:ascii="Arial" w:cs="Arial" w:eastAsia="Arial" w:hAnsi="Arial"/>
@@ -17578,7 +17578,7 @@
               <w:spacing w:after="10" w:before="0"/>
               <w:ind w:left="120"/>
             </w:pPr>
-            <w:hyperlink w:history="1" r:id="rIdjqztm-kpdgmvpfydvenss">
+            <w:hyperlink w:history="1" r:id="rIdeooyd1zmtezictbwksmtc">
               <w:r>
                 <w:rPr>
                   <w:rFonts w:ascii="Arial" w:cs="Arial" w:eastAsia="Arial" w:hAnsi="Arial"/>
@@ -17623,7 +17623,7 @@
             <w:pPr>
               <w:spacing w:after="20" w:before="0"/>
             </w:pPr>
-            <w:hyperlink w:history="1" r:id="rId_9qwidnxac_efewa953_n">
+            <w:hyperlink w:history="1" r:id="rIdlxvmswk7hoapx-6flbqbd">
               <w:r>
                 <w:rPr>
                   <w:rFonts w:ascii="Arial" w:cs="Arial" w:eastAsia="Arial" w:hAnsi="Arial"/>
@@ -17656,7 +17656,7 @@
               <w:spacing w:after="10" w:before="0"/>
               <w:ind w:left="120"/>
             </w:pPr>
-            <w:hyperlink w:history="1" r:id="rIddgugkdsj1xuehh4gjt4g0">
+            <w:hyperlink w:history="1" r:id="rId3xb-nazz3vwlui-gwjwof">
               <w:r>
                 <w:rPr>
                   <w:rFonts w:ascii="Arial" w:cs="Arial" w:eastAsia="Arial" w:hAnsi="Arial"/>
@@ -17851,7 +17851,7 @@
             <w:pPr>
               <w:spacing w:after="20" w:before="0"/>
             </w:pPr>
-            <w:hyperlink w:history="1" r:id="rIduyjvs7m7mvxmkbsnvbhov">
+            <w:hyperlink w:history="1" r:id="rIdrfrntr0rfm9hbpxvydrjc">
               <w:r>
                 <w:rPr>
                   <w:rFonts w:ascii="Arial" w:cs="Arial" w:eastAsia="Arial" w:hAnsi="Arial"/>
@@ -17884,7 +17884,7 @@
               <w:spacing w:after="10" w:before="0"/>
               <w:ind w:left="120"/>
             </w:pPr>
-            <w:hyperlink w:history="1" r:id="rIdh5rbikgrcab0ofd7mpkai">
+            <w:hyperlink w:history="1" r:id="rIdb2dic4h7kofan_z-pzqjq">
               <w:r>
                 <w:rPr>
                   <w:rFonts w:ascii="Arial" w:cs="Arial" w:eastAsia="Arial" w:hAnsi="Arial"/>
@@ -17929,7 +17929,7 @@
             <w:pPr>
               <w:spacing w:after="20" w:before="0"/>
             </w:pPr>
-            <w:hyperlink w:history="1" r:id="rIdrnvpmiy4x_umlwcjgpmbn">
+            <w:hyperlink w:history="1" r:id="rIdl2x9qrsk7d0gz-altrgt7">
               <w:r>
                 <w:rPr>
                   <w:rFonts w:ascii="Arial" w:cs="Arial" w:eastAsia="Arial" w:hAnsi="Arial"/>
@@ -17962,7 +17962,7 @@
               <w:spacing w:after="10" w:before="0"/>
               <w:ind w:left="120"/>
             </w:pPr>
-            <w:hyperlink w:history="1" r:id="rIddorz5xncgtip3inqlqrkv">
+            <w:hyperlink w:history="1" r:id="rIdu2ep5jy8tejmd5snejbgj">
               <w:r>
                 <w:rPr>
                   <w:rFonts w:ascii="Arial" w:cs="Arial" w:eastAsia="Arial" w:hAnsi="Arial"/>
@@ -18157,7 +18157,7 @@
             <w:pPr>
               <w:spacing w:after="20" w:before="0"/>
             </w:pPr>
-            <w:hyperlink w:history="1" r:id="rIdy9xwsfkbj6uphaz9ldavt">
+            <w:hyperlink w:history="1" r:id="rIdker4zstgg9r-zw74tkphp">
               <w:r>
                 <w:rPr>
                   <w:rFonts w:ascii="Arial" w:cs="Arial" w:eastAsia="Arial" w:hAnsi="Arial"/>
@@ -18190,7 +18190,7 @@
               <w:spacing w:after="10" w:before="0"/>
               <w:ind w:left="120"/>
             </w:pPr>
-            <w:hyperlink w:history="1" r:id="rIdbpqbl_jcjmnqje3rzaa0m">
+            <w:hyperlink w:history="1" r:id="rIdvhvrmpennkcdecjki4fu7">
               <w:r>
                 <w:rPr>
                   <w:rFonts w:ascii="Arial" w:cs="Arial" w:eastAsia="Arial" w:hAnsi="Arial"/>
@@ -18235,7 +18235,7 @@
             <w:pPr>
               <w:spacing w:after="20" w:before="0"/>
             </w:pPr>
-            <w:hyperlink w:history="1" r:id="rIdkvef4bc-9amyjkggilwse">
+            <w:hyperlink w:history="1" r:id="rIdcllnjcfkadank5pheaasa">
               <w:r>
                 <w:rPr>
                   <w:rFonts w:ascii="Arial" w:cs="Arial" w:eastAsia="Arial" w:hAnsi="Arial"/>
@@ -18268,7 +18268,7 @@
               <w:spacing w:after="10" w:before="0"/>
               <w:ind w:left="120"/>
             </w:pPr>
-            <w:hyperlink w:history="1" r:id="rIdhh1lppepvop0cjez_mzyt">
+            <w:hyperlink w:history="1" r:id="rIdj27vutaf48c6lv_plfpwp">
               <w:r>
                 <w:rPr>
                   <w:rFonts w:ascii="Arial" w:cs="Arial" w:eastAsia="Arial" w:hAnsi="Arial"/>
@@ -18463,7 +18463,7 @@
             <w:pPr>
               <w:spacing w:after="20" w:before="0"/>
             </w:pPr>
-            <w:hyperlink w:history="1" r:id="rIdecyv8s6-hcjsswvp0brgj">
+            <w:hyperlink w:history="1" r:id="rIdccyrqlpelsy27xk-g4bfc">
               <w:r>
                 <w:rPr>
                   <w:rFonts w:ascii="Arial" w:cs="Arial" w:eastAsia="Arial" w:hAnsi="Arial"/>
@@ -18496,7 +18496,7 @@
               <w:spacing w:after="10" w:before="0"/>
               <w:ind w:left="120"/>
             </w:pPr>
-            <w:hyperlink w:history="1" r:id="rIdop7egixnwne9xfkoprgth">
+            <w:hyperlink w:history="1" r:id="rIdwbnhfqj4rnsapubxw295i">
               <w:r>
                 <w:rPr>
                   <w:rFonts w:ascii="Arial" w:cs="Arial" w:eastAsia="Arial" w:hAnsi="Arial"/>
@@ -18541,7 +18541,7 @@
             <w:pPr>
               <w:spacing w:after="20" w:before="0"/>
             </w:pPr>
-            <w:hyperlink w:history="1" r:id="rIdalhple-xk55gz2rowst6b">
+            <w:hyperlink w:history="1" r:id="rId0hqp12rlma3dzzv3mr2ql">
               <w:r>
                 <w:rPr>
                   <w:rFonts w:ascii="Arial" w:cs="Arial" w:eastAsia="Arial" w:hAnsi="Arial"/>
@@ -18574,7 +18574,7 @@
               <w:spacing w:after="10" w:before="0"/>
               <w:ind w:left="120"/>
             </w:pPr>
-            <w:hyperlink w:history="1" r:id="rIdnvj74ycxbjlmkwhgk3vm-">
+            <w:hyperlink w:history="1" r:id="rIdbpz_tiz75skadtairzjmm">
               <w:r>
                 <w:rPr>
                   <w:rFonts w:ascii="Arial" w:cs="Arial" w:eastAsia="Arial" w:hAnsi="Arial"/>
@@ -18769,7 +18769,7 @@
             <w:pPr>
               <w:spacing w:after="20" w:before="0"/>
             </w:pPr>
-            <w:hyperlink w:history="1" r:id="rIdsrcvc_r-cbzps1kot7lrs">
+            <w:hyperlink w:history="1" r:id="rId3c4d77xrupxy2bsq5z4yh">
               <w:r>
                 <w:rPr>
                   <w:rFonts w:ascii="Arial" w:cs="Arial" w:eastAsia="Arial" w:hAnsi="Arial"/>
@@ -18802,7 +18802,7 @@
               <w:spacing w:after="10" w:before="0"/>
               <w:ind w:left="120"/>
             </w:pPr>
-            <w:hyperlink w:history="1" r:id="rIdcvbugijjyenuariqh5gs5">
+            <w:hyperlink w:history="1" r:id="rIdzta0u2mmef0e6pg6rexw_">
               <w:r>
                 <w:rPr>
                   <w:rFonts w:ascii="Arial" w:cs="Arial" w:eastAsia="Arial" w:hAnsi="Arial"/>
@@ -18847,7 +18847,7 @@
             <w:pPr>
               <w:spacing w:after="20" w:before="0"/>
             </w:pPr>
-            <w:hyperlink w:history="1" r:id="rIdtc6-jf6dsotl0lt9cdta_">
+            <w:hyperlink w:history="1" r:id="rIdnksyh1ictjmvs4jov_6bn">
               <w:r>
                 <w:rPr>
                   <w:rFonts w:ascii="Arial" w:cs="Arial" w:eastAsia="Arial" w:hAnsi="Arial"/>
@@ -18880,7 +18880,7 @@
               <w:spacing w:after="10" w:before="0"/>
               <w:ind w:left="120"/>
             </w:pPr>
-            <w:hyperlink w:history="1" r:id="rIdhprajwhaao8m3qr8it6if">
+            <w:hyperlink w:history="1" r:id="rIdnuo0onjuqfsaqzcwzpt9a">
               <w:r>
                 <w:rPr>
                   <w:rFonts w:ascii="Arial" w:cs="Arial" w:eastAsia="Arial" w:hAnsi="Arial"/>
@@ -20367,7 +20367,7 @@
             <w:pPr>
               <w:spacing w:after="20" w:before="0"/>
             </w:pPr>
-            <w:hyperlink w:history="1" r:id="rIdmncdgfrnp2wg9nx7yndpc">
+            <w:hyperlink w:history="1" r:id="rId554vqvaziwu5golqwjymp">
               <w:r>
                 <w:rPr>
                   <w:rFonts w:ascii="Arial" w:cs="Arial" w:eastAsia="Arial" w:hAnsi="Arial"/>
@@ -20400,7 +20400,7 @@
               <w:spacing w:after="10" w:before="0"/>
               <w:ind w:left="120"/>
             </w:pPr>
-            <w:hyperlink w:history="1" r:id="rIdsgtiz4u9k1hvsudc55p9d">
+            <w:hyperlink w:history="1" r:id="rIdtovidxt0_ngmdtbuymikk">
               <w:r>
                 <w:rPr>
                   <w:rFonts w:ascii="Arial" w:cs="Arial" w:eastAsia="Arial" w:hAnsi="Arial"/>
@@ -20445,7 +20445,7 @@
             <w:pPr>
               <w:spacing w:after="20" w:before="0"/>
             </w:pPr>
-            <w:hyperlink w:history="1" r:id="rIdhpsliryeslt7evzuvxtlq">
+            <w:hyperlink w:history="1" r:id="rIdar3zzcr0btncuhjihxcf3">
               <w:r>
                 <w:rPr>
                   <w:rFonts w:ascii="Arial" w:cs="Arial" w:eastAsia="Arial" w:hAnsi="Arial"/>
@@ -20478,7 +20478,7 @@
               <w:spacing w:after="10" w:before="0"/>
               <w:ind w:left="120"/>
             </w:pPr>
-            <w:hyperlink w:history="1" r:id="rIdicqgenc1in-zgpf4xjeum">
+            <w:hyperlink w:history="1" r:id="rIdu0sapl3xs8hq86eptcr_-">
               <w:r>
                 <w:rPr>
                   <w:rFonts w:ascii="Arial" w:cs="Arial" w:eastAsia="Arial" w:hAnsi="Arial"/>
@@ -20673,7 +20673,7 @@
             <w:pPr>
               <w:spacing w:after="20" w:before="0"/>
             </w:pPr>
-            <w:hyperlink w:history="1" r:id="rIdyouspdin8blacswc0mqth">
+            <w:hyperlink w:history="1" r:id="rIdl6_6sse5agbfourvz4grw">
               <w:r>
                 <w:rPr>
                   <w:rFonts w:ascii="Arial" w:cs="Arial" w:eastAsia="Arial" w:hAnsi="Arial"/>
@@ -20706,7 +20706,7 @@
               <w:spacing w:after="10" w:before="0"/>
               <w:ind w:left="120"/>
             </w:pPr>
-            <w:hyperlink w:history="1" r:id="rIddfrstihg3sqjgd9ky5gcp">
+            <w:hyperlink w:history="1" r:id="rId_ywcnscrxfrb6geuc_aks">
               <w:r>
                 <w:rPr>
                   <w:rFonts w:ascii="Arial" w:cs="Arial" w:eastAsia="Arial" w:hAnsi="Arial"/>
@@ -20751,7 +20751,7 @@
             <w:pPr>
               <w:spacing w:after="20" w:before="0"/>
             </w:pPr>
-            <w:hyperlink w:history="1" r:id="rIdighbci30dezuusznq_9ln">
+            <w:hyperlink w:history="1" r:id="rIdernrysxylepms5es2jh_m">
               <w:r>
                 <w:rPr>
                   <w:rFonts w:ascii="Arial" w:cs="Arial" w:eastAsia="Arial" w:hAnsi="Arial"/>
@@ -20784,7 +20784,7 @@
               <w:spacing w:after="10" w:before="0"/>
               <w:ind w:left="120"/>
             </w:pPr>
-            <w:hyperlink w:history="1" r:id="rIdqa0zx8dn6plqupgzrmvjv">
+            <w:hyperlink w:history="1" r:id="rId4lrspavgv8kye17lvpgdn">
               <w:r>
                 <w:rPr>
                   <w:rFonts w:ascii="Arial" w:cs="Arial" w:eastAsia="Arial" w:hAnsi="Arial"/>
@@ -20979,7 +20979,7 @@
             <w:pPr>
               <w:spacing w:after="20" w:before="0"/>
             </w:pPr>
-            <w:hyperlink w:history="1" r:id="rIdcy5cf_qumu1ul80d6fzpx">
+            <w:hyperlink w:history="1" r:id="rIdsqu2rcyflejvs6worbk4h">
               <w:r>
                 <w:rPr>
                   <w:rFonts w:ascii="Arial" w:cs="Arial" w:eastAsia="Arial" w:hAnsi="Arial"/>
@@ -21012,7 +21012,7 @@
               <w:spacing w:after="10" w:before="0"/>
               <w:ind w:left="120"/>
             </w:pPr>
-            <w:hyperlink w:history="1" r:id="rIdtgcwuqpk8vynrsnctfjyi">
+            <w:hyperlink w:history="1" r:id="rIdhwivnw2_coy7vmkhmtno6">
               <w:r>
                 <w:rPr>
                   <w:rFonts w:ascii="Arial" w:cs="Arial" w:eastAsia="Arial" w:hAnsi="Arial"/>
@@ -21057,7 +21057,7 @@
             <w:pPr>
               <w:spacing w:after="20" w:before="0"/>
             </w:pPr>
-            <w:hyperlink w:history="1" r:id="rId3a0t1mvedsxadnclib2_n">
+            <w:hyperlink w:history="1" r:id="rIds_bb2rrky5muu0idb19i1">
               <w:r>
                 <w:rPr>
                   <w:rFonts w:ascii="Arial" w:cs="Arial" w:eastAsia="Arial" w:hAnsi="Arial"/>
@@ -21090,7 +21090,7 @@
               <w:spacing w:after="10" w:before="0"/>
               <w:ind w:left="120"/>
             </w:pPr>
-            <w:hyperlink w:history="1" r:id="rIdst6mlewyalbxpsfmlsjls">
+            <w:hyperlink w:history="1" r:id="rIdsshnahjxrptbfrabzvzqu">
               <w:r>
                 <w:rPr>
                   <w:rFonts w:ascii="Arial" w:cs="Arial" w:eastAsia="Arial" w:hAnsi="Arial"/>
@@ -21285,7 +21285,7 @@
             <w:pPr>
               <w:spacing w:after="20" w:before="0"/>
             </w:pPr>
-            <w:hyperlink w:history="1" r:id="rIdrf8p7z7fmpl3ho6-fwxy1">
+            <w:hyperlink w:history="1" r:id="rIdpdk6tebthcb082yq0mee8">
               <w:r>
                 <w:rPr>
                   <w:rFonts w:ascii="Arial" w:cs="Arial" w:eastAsia="Arial" w:hAnsi="Arial"/>
@@ -21318,7 +21318,7 @@
               <w:spacing w:after="10" w:before="0"/>
               <w:ind w:left="120"/>
             </w:pPr>
-            <w:hyperlink w:history="1" r:id="rIdcktpw76ldk5yizpq0erac">
+            <w:hyperlink w:history="1" r:id="rId-_bmaw92-rewncnquolkm">
               <w:r>
                 <w:rPr>
                   <w:rFonts w:ascii="Arial" w:cs="Arial" w:eastAsia="Arial" w:hAnsi="Arial"/>
@@ -21363,7 +21363,7 @@
             <w:pPr>
               <w:spacing w:after="20" w:before="0"/>
             </w:pPr>
-            <w:hyperlink w:history="1" r:id="rIdxzpm5b3satzf8odp_h04m">
+            <w:hyperlink w:history="1" r:id="rIdmkycrtvtvhjwseqw1edls">
               <w:r>
                 <w:rPr>
                   <w:rFonts w:ascii="Arial" w:cs="Arial" w:eastAsia="Arial" w:hAnsi="Arial"/>
@@ -21396,7 +21396,7 @@
               <w:spacing w:after="10" w:before="0"/>
               <w:ind w:left="120"/>
             </w:pPr>
-            <w:hyperlink w:history="1" r:id="rIdawzak1gnbsmpagomjj8yr">
+            <w:hyperlink w:history="1" r:id="rIdhvhepef6dv1anxqlimlc-">
               <w:r>
                 <w:rPr>
                   <w:rFonts w:ascii="Arial" w:cs="Arial" w:eastAsia="Arial" w:hAnsi="Arial"/>
@@ -21591,7 +21591,7 @@
             <w:pPr>
               <w:spacing w:after="20" w:before="0"/>
             </w:pPr>
-            <w:hyperlink w:history="1" r:id="rId3ri9vzosdvnsbry1mm3x8">
+            <w:hyperlink w:history="1" r:id="rIdl-mcwzu-w8ojcw17xq6gx">
               <w:r>
                 <w:rPr>
                   <w:rFonts w:ascii="Arial" w:cs="Arial" w:eastAsia="Arial" w:hAnsi="Arial"/>
@@ -21624,7 +21624,7 @@
               <w:spacing w:after="10" w:before="0"/>
               <w:ind w:left="120"/>
             </w:pPr>
-            <w:hyperlink w:history="1" r:id="rIdecrhjlt_vpionu5go84k2">
+            <w:hyperlink w:history="1" r:id="rIdjs-crqmxrwpjbooizu43p">
               <w:r>
                 <w:rPr>
                   <w:rFonts w:ascii="Arial" w:cs="Arial" w:eastAsia="Arial" w:hAnsi="Arial"/>
@@ -21669,7 +21669,7 @@
             <w:pPr>
               <w:spacing w:after="20" w:before="0"/>
             </w:pPr>
-            <w:hyperlink w:history="1" r:id="rIdpjymdtvd-wlkkh-pijjjq">
+            <w:hyperlink w:history="1" r:id="rId_kmyfs549j6ho1onsg7ix">
               <w:r>
                 <w:rPr>
                   <w:rFonts w:ascii="Arial" w:cs="Arial" w:eastAsia="Arial" w:hAnsi="Arial"/>
@@ -21702,7 +21702,7 @@
               <w:spacing w:after="10" w:before="0"/>
               <w:ind w:left="120"/>
             </w:pPr>
-            <w:hyperlink w:history="1" r:id="rIdd55dmjj9-otj3tpgztmu_">
+            <w:hyperlink w:history="1" r:id="rIdurqie2u0pb1rpyztfuwj6">
               <w:r>
                 <w:rPr>
                   <w:rFonts w:ascii="Arial" w:cs="Arial" w:eastAsia="Arial" w:hAnsi="Arial"/>
@@ -23189,7 +23189,7 @@
             <w:pPr>
               <w:spacing w:after="20" w:before="0"/>
             </w:pPr>
-            <w:hyperlink w:history="1" r:id="rIdpxiozzyo1mucthubophv6">
+            <w:hyperlink w:history="1" r:id="rIdwwgyxhdakt6dd17qoehwm">
               <w:r>
                 <w:rPr>
                   <w:rFonts w:ascii="Arial" w:cs="Arial" w:eastAsia="Arial" w:hAnsi="Arial"/>
@@ -23222,7 +23222,7 @@
               <w:spacing w:after="10" w:before="0"/>
               <w:ind w:left="120"/>
             </w:pPr>
-            <w:hyperlink w:history="1" r:id="rId8yevxko9-j9o8m_kjrwdi">
+            <w:hyperlink w:history="1" r:id="rId9ncaotwmj6xb_7gnyfa4h">
               <w:r>
                 <w:rPr>
                   <w:rFonts w:ascii="Arial" w:cs="Arial" w:eastAsia="Arial" w:hAnsi="Arial"/>
@@ -23267,7 +23267,7 @@
             <w:pPr>
               <w:spacing w:after="20" w:before="0"/>
             </w:pPr>
-            <w:hyperlink w:history="1" r:id="rIdnu-j2rq_fmus1y_i2mqec">
+            <w:hyperlink w:history="1" r:id="rIdnpfnslpt_sg3lxu6gkpex">
               <w:r>
                 <w:rPr>
                   <w:rFonts w:ascii="Arial" w:cs="Arial" w:eastAsia="Arial" w:hAnsi="Arial"/>
@@ -23300,7 +23300,7 @@
               <w:spacing w:after="10" w:before="0"/>
               <w:ind w:left="120"/>
             </w:pPr>
-            <w:hyperlink w:history="1" r:id="rIdvhxunrsewojgx9gos0inn">
+            <w:hyperlink w:history="1" r:id="rIdvn7zrezl7dnc7bgdfst9x">
               <w:r>
                 <w:rPr>
                   <w:rFonts w:ascii="Arial" w:cs="Arial" w:eastAsia="Arial" w:hAnsi="Arial"/>
@@ -23495,7 +23495,7 @@
             <w:pPr>
               <w:spacing w:after="20" w:before="0"/>
             </w:pPr>
-            <w:hyperlink w:history="1" r:id="rIdac5pp-twlbps8iwwyuuqy">
+            <w:hyperlink w:history="1" r:id="rIduwqme1hugmleeweipbfzh">
               <w:r>
                 <w:rPr>
                   <w:rFonts w:ascii="Arial" w:cs="Arial" w:eastAsia="Arial" w:hAnsi="Arial"/>
@@ -23528,7 +23528,7 @@
               <w:spacing w:after="10" w:before="0"/>
               <w:ind w:left="120"/>
             </w:pPr>
-            <w:hyperlink w:history="1" r:id="rIdwhl5qxneoizkarx1l_oko">
+            <w:hyperlink w:history="1" r:id="rIdsw8mwwalgvoyh7mrvibfe">
               <w:r>
                 <w:rPr>
                   <w:rFonts w:ascii="Arial" w:cs="Arial" w:eastAsia="Arial" w:hAnsi="Arial"/>
@@ -23573,7 +23573,7 @@
             <w:pPr>
               <w:spacing w:after="20" w:before="0"/>
             </w:pPr>
-            <w:hyperlink w:history="1" r:id="rIdmxjby8gefrr_bluxg9cg4">
+            <w:hyperlink w:history="1" r:id="rIdnufb3uhzpet50e6ysfqg-">
               <w:r>
                 <w:rPr>
                   <w:rFonts w:ascii="Arial" w:cs="Arial" w:eastAsia="Arial" w:hAnsi="Arial"/>
@@ -23606,7 +23606,7 @@
               <w:spacing w:after="10" w:before="0"/>
               <w:ind w:left="120"/>
             </w:pPr>
-            <w:hyperlink w:history="1" r:id="rIdpj6fxlq9vwexf2olgq899">
+            <w:hyperlink w:history="1" r:id="rIdvxlquvwwbcqd08f0lfjpd">
               <w:r>
                 <w:rPr>
                   <w:rFonts w:ascii="Arial" w:cs="Arial" w:eastAsia="Arial" w:hAnsi="Arial"/>
@@ -23801,7 +23801,7 @@
             <w:pPr>
               <w:spacing w:after="20" w:before="0"/>
             </w:pPr>
-            <w:hyperlink w:history="1" r:id="rIdmnd9elhv3qrp5p41vxk3e">
+            <w:hyperlink w:history="1" r:id="rIddakjxzwlmcmelrbcrowla">
               <w:r>
                 <w:rPr>
                   <w:rFonts w:ascii="Arial" w:cs="Arial" w:eastAsia="Arial" w:hAnsi="Arial"/>
@@ -23834,7 +23834,7 @@
               <w:spacing w:after="10" w:before="0"/>
               <w:ind w:left="120"/>
             </w:pPr>
-            <w:hyperlink w:history="1" r:id="rId2rvxgxv4m7l0ofywziyt_">
+            <w:hyperlink w:history="1" r:id="rId1im66on8oqgax8uquv3sh">
               <w:r>
                 <w:rPr>
                   <w:rFonts w:ascii="Arial" w:cs="Arial" w:eastAsia="Arial" w:hAnsi="Arial"/>
@@ -23879,7 +23879,7 @@
             <w:pPr>
               <w:spacing w:after="20" w:before="0"/>
             </w:pPr>
-            <w:hyperlink w:history="1" r:id="rIdoxkuxhjhremcg1kf1nm9s">
+            <w:hyperlink w:history="1" r:id="rIdmubrqgjzbrthdvmirqdcw">
               <w:r>
                 <w:rPr>
                   <w:rFonts w:ascii="Arial" w:cs="Arial" w:eastAsia="Arial" w:hAnsi="Arial"/>
@@ -23912,7 +23912,7 @@
               <w:spacing w:after="10" w:before="0"/>
               <w:ind w:left="120"/>
             </w:pPr>
-            <w:hyperlink w:history="1" r:id="rIdzasworevklubo7jxsmpla">
+            <w:hyperlink w:history="1" r:id="rIdzz38vlbvxyw7v4s4z3ovl">
               <w:r>
                 <w:rPr>
                   <w:rFonts w:ascii="Arial" w:cs="Arial" w:eastAsia="Arial" w:hAnsi="Arial"/>
@@ -24107,7 +24107,7 @@
             <w:pPr>
               <w:spacing w:after="20" w:before="0"/>
             </w:pPr>
-            <w:hyperlink w:history="1" r:id="rId0ybruvdnhfzvt4wdcrh5p">
+            <w:hyperlink w:history="1" r:id="rIdmggtdcngw-glxupqry01p">
               <w:r>
                 <w:rPr>
                   <w:rFonts w:ascii="Arial" w:cs="Arial" w:eastAsia="Arial" w:hAnsi="Arial"/>
@@ -24140,7 +24140,7 @@
               <w:spacing w:after="10" w:before="0"/>
               <w:ind w:left="120"/>
             </w:pPr>
-            <w:hyperlink w:history="1" r:id="rIdtjf4sjjgplqiccxrjpnlr">
+            <w:hyperlink w:history="1" r:id="rIdzk2gaabuzt2zipzovfyub">
               <w:r>
                 <w:rPr>
                   <w:rFonts w:ascii="Arial" w:cs="Arial" w:eastAsia="Arial" w:hAnsi="Arial"/>
@@ -24185,7 +24185,7 @@
             <w:pPr>
               <w:spacing w:after="20" w:before="0"/>
             </w:pPr>
-            <w:hyperlink w:history="1" r:id="rIdwjyxbvcfaccalsolurkjg">
+            <w:hyperlink w:history="1" r:id="rIdmg3c90tvpdvyf-i0_nko-">
               <w:r>
                 <w:rPr>
                   <w:rFonts w:ascii="Arial" w:cs="Arial" w:eastAsia="Arial" w:hAnsi="Arial"/>
@@ -24218,7 +24218,7 @@
               <w:spacing w:after="10" w:before="0"/>
               <w:ind w:left="120"/>
             </w:pPr>
-            <w:hyperlink w:history="1" r:id="rIdtkjybmfhizzyyzx8eqhfr">
+            <w:hyperlink w:history="1" r:id="rId3qtoa0ffshy8lbvt5baza">
               <w:r>
                 <w:rPr>
                   <w:rFonts w:ascii="Arial" w:cs="Arial" w:eastAsia="Arial" w:hAnsi="Arial"/>
@@ -24413,7 +24413,7 @@
             <w:pPr>
               <w:spacing w:after="20" w:before="0"/>
             </w:pPr>
-            <w:hyperlink w:history="1" r:id="rIdgzrelb8mfy6_hvfjole6b">
+            <w:hyperlink w:history="1" r:id="rIdlcfqimevi4y56kqmtg7c1">
               <w:r>
                 <w:rPr>
                   <w:rFonts w:ascii="Arial" w:cs="Arial" w:eastAsia="Arial" w:hAnsi="Arial"/>
@@ -24446,7 +24446,7 @@
               <w:spacing w:after="10" w:before="0"/>
               <w:ind w:left="120"/>
             </w:pPr>
-            <w:hyperlink w:history="1" r:id="rIds0qndhs6wmce9f4xvrz8b">
+            <w:hyperlink w:history="1" r:id="rIdlnca-y3coa_fflh0tnfvu">
               <w:r>
                 <w:rPr>
                   <w:rFonts w:ascii="Arial" w:cs="Arial" w:eastAsia="Arial" w:hAnsi="Arial"/>
@@ -24491,7 +24491,7 @@
             <w:pPr>
               <w:spacing w:after="20" w:before="0"/>
             </w:pPr>
-            <w:hyperlink w:history="1" r:id="rIdiw0vuofm3l1gejd-dsazg">
+            <w:hyperlink w:history="1" r:id="rIdtemvfdbcbcyus7q9fu2ic">
               <w:r>
                 <w:rPr>
                   <w:rFonts w:ascii="Arial" w:cs="Arial" w:eastAsia="Arial" w:hAnsi="Arial"/>
@@ -24524,7 +24524,7 @@
               <w:spacing w:after="10" w:before="0"/>
               <w:ind w:left="120"/>
             </w:pPr>
-            <w:hyperlink w:history="1" r:id="rId0cvb_mgs7x4tvtwyefyu7">
+            <w:hyperlink w:history="1" r:id="rIdyezixchkwiy1dzy6xlw8-">
               <w:r>
                 <w:rPr>
                   <w:rFonts w:ascii="Arial" w:cs="Arial" w:eastAsia="Arial" w:hAnsi="Arial"/>
@@ -26011,7 +26011,7 @@
             <w:pPr>
               <w:spacing w:after="20" w:before="0"/>
             </w:pPr>
-            <w:hyperlink w:history="1" r:id="rIdwoskugp3ktetrfizxawa8">
+            <w:hyperlink w:history="1" r:id="rIduc59fvr27ftatxujstnnf">
               <w:r>
                 <w:rPr>
                   <w:rFonts w:ascii="Arial" w:cs="Arial" w:eastAsia="Arial" w:hAnsi="Arial"/>
@@ -26044,7 +26044,7 @@
               <w:spacing w:after="10" w:before="0"/>
               <w:ind w:left="120"/>
             </w:pPr>
-            <w:hyperlink w:history="1" r:id="rIdwpkltexwgofkraope8q1f">
+            <w:hyperlink w:history="1" r:id="rIdpt8r1oyyn_bvvcpbdqug8">
               <w:r>
                 <w:rPr>
                   <w:rFonts w:ascii="Arial" w:cs="Arial" w:eastAsia="Arial" w:hAnsi="Arial"/>
@@ -26089,7 +26089,7 @@
             <w:pPr>
               <w:spacing w:after="20" w:before="0"/>
             </w:pPr>
-            <w:hyperlink w:history="1" r:id="rId8cxuvfaz-8wsrs_vbid2g">
+            <w:hyperlink w:history="1" r:id="rIdfsmnp-yzu7q6m4e0oqats">
               <w:r>
                 <w:rPr>
                   <w:rFonts w:ascii="Arial" w:cs="Arial" w:eastAsia="Arial" w:hAnsi="Arial"/>
@@ -26122,7 +26122,7 @@
               <w:spacing w:after="10" w:before="0"/>
               <w:ind w:left="120"/>
             </w:pPr>
-            <w:hyperlink w:history="1" r:id="rIdxfegcbdj9e2x5zp9sbej1">
+            <w:hyperlink w:history="1" r:id="rIdsfuyz0f-w3zcrz6umnmyd">
               <w:r>
                 <w:rPr>
                   <w:rFonts w:ascii="Arial" w:cs="Arial" w:eastAsia="Arial" w:hAnsi="Arial"/>
@@ -26317,7 +26317,7 @@
             <w:pPr>
               <w:spacing w:after="20" w:before="0"/>
             </w:pPr>
-            <w:hyperlink w:history="1" r:id="rIdzsbt4bb-nrs_njkcfepcg">
+            <w:hyperlink w:history="1" r:id="rIdwpjj5c18s3etl3khkru6h">
               <w:r>
                 <w:rPr>
                   <w:rFonts w:ascii="Arial" w:cs="Arial" w:eastAsia="Arial" w:hAnsi="Arial"/>
@@ -26350,7 +26350,7 @@
               <w:spacing w:after="10" w:before="0"/>
               <w:ind w:left="120"/>
             </w:pPr>
-            <w:hyperlink w:history="1" r:id="rIdsa2f1har8107ctpyrhqmx">
+            <w:hyperlink w:history="1" r:id="rId8fu_kbid7fhsdziy0r5_q">
               <w:r>
                 <w:rPr>
                   <w:rFonts w:ascii="Arial" w:cs="Arial" w:eastAsia="Arial" w:hAnsi="Arial"/>
@@ -26395,7 +26395,7 @@
             <w:pPr>
               <w:spacing w:after="20" w:before="0"/>
             </w:pPr>
-            <w:hyperlink w:history="1" r:id="rId_5g_o6z1wjis2awp28xwc">
+            <w:hyperlink w:history="1" r:id="rIde0es3jx1rlr_q7rcnl0eo">
               <w:r>
                 <w:rPr>
                   <w:rFonts w:ascii="Arial" w:cs="Arial" w:eastAsia="Arial" w:hAnsi="Arial"/>
@@ -26428,7 +26428,7 @@
               <w:spacing w:after="10" w:before="0"/>
               <w:ind w:left="120"/>
             </w:pPr>
-            <w:hyperlink w:history="1" r:id="rIdgnviarmh2hzolyhspfh2w">
+            <w:hyperlink w:history="1" r:id="rId0cr6dfzuwx45jl87u3h3d">
               <w:r>
                 <w:rPr>
                   <w:rFonts w:ascii="Arial" w:cs="Arial" w:eastAsia="Arial" w:hAnsi="Arial"/>
@@ -26623,7 +26623,7 @@
             <w:pPr>
               <w:spacing w:after="20" w:before="0"/>
             </w:pPr>
-            <w:hyperlink w:history="1" r:id="rIdflpdirvqyoafjsoguhhyw">
+            <w:hyperlink w:history="1" r:id="rIdebs9av-2yhpdqfvs_9u2o">
               <w:r>
                 <w:rPr>
                   <w:rFonts w:ascii="Arial" w:cs="Arial" w:eastAsia="Arial" w:hAnsi="Arial"/>
@@ -26656,7 +26656,7 @@
               <w:spacing w:after="10" w:before="0"/>
               <w:ind w:left="120"/>
             </w:pPr>
-            <w:hyperlink w:history="1" r:id="rIdh88ih0-qizmkitbg_wsjk">
+            <w:hyperlink w:history="1" r:id="rIdmsnufxwrwbr5y4k3av21y">
               <w:r>
                 <w:rPr>
                   <w:rFonts w:ascii="Arial" w:cs="Arial" w:eastAsia="Arial" w:hAnsi="Arial"/>
@@ -26701,7 +26701,7 @@
             <w:pPr>
               <w:spacing w:after="20" w:before="0"/>
             </w:pPr>
-            <w:hyperlink w:history="1" r:id="rIdg9kz_f5vknchmu1n08u79">
+            <w:hyperlink w:history="1" r:id="rIdh4zmqz0uxyafupo8qfoe9">
               <w:r>
                 <w:rPr>
                   <w:rFonts w:ascii="Arial" w:cs="Arial" w:eastAsia="Arial" w:hAnsi="Arial"/>
@@ -26734,7 +26734,7 @@
               <w:spacing w:after="10" w:before="0"/>
               <w:ind w:left="120"/>
             </w:pPr>
-            <w:hyperlink w:history="1" r:id="rId-eomsj37-vlkjtecvr9cz">
+            <w:hyperlink w:history="1" r:id="rIdnuhjfalrm1agjgbliknop">
               <w:r>
                 <w:rPr>
                   <w:rFonts w:ascii="Arial" w:cs="Arial" w:eastAsia="Arial" w:hAnsi="Arial"/>
@@ -26929,7 +26929,7 @@
             <w:pPr>
               <w:spacing w:after="20" w:before="0"/>
             </w:pPr>
-            <w:hyperlink w:history="1" r:id="rIdb8ug7iuea2_mmun4u6mou">
+            <w:hyperlink w:history="1" r:id="rIduogjkp4habxb_wigqjgw-">
               <w:r>
                 <w:rPr>
                   <w:rFonts w:ascii="Arial" w:cs="Arial" w:eastAsia="Arial" w:hAnsi="Arial"/>
@@ -26962,7 +26962,7 @@
               <w:spacing w:after="10" w:before="0"/>
               <w:ind w:left="120"/>
             </w:pPr>
-            <w:hyperlink w:history="1" r:id="rIdzd9ymzrxenpzqnovnuyfp">
+            <w:hyperlink w:history="1" r:id="rIdwepge4m4qdo96kzms7deq">
               <w:r>
                 <w:rPr>
                   <w:rFonts w:ascii="Arial" w:cs="Arial" w:eastAsia="Arial" w:hAnsi="Arial"/>
@@ -27007,7 +27007,7 @@
             <w:pPr>
               <w:spacing w:after="20" w:before="0"/>
             </w:pPr>
-            <w:hyperlink w:history="1" r:id="rIdboeedig-tcg80ubofazk8">
+            <w:hyperlink w:history="1" r:id="rIdu65vv0wkxdhf4spiwzw2-">
               <w:r>
                 <w:rPr>
                   <w:rFonts w:ascii="Arial" w:cs="Arial" w:eastAsia="Arial" w:hAnsi="Arial"/>
@@ -27040,7 +27040,7 @@
               <w:spacing w:after="10" w:before="0"/>
               <w:ind w:left="120"/>
             </w:pPr>
-            <w:hyperlink w:history="1" r:id="rIdobsgllgymcxata6bztigh">
+            <w:hyperlink w:history="1" r:id="rIdklr135wiqdugq7dejbhvm">
               <w:r>
                 <w:rPr>
                   <w:rFonts w:ascii="Arial" w:cs="Arial" w:eastAsia="Arial" w:hAnsi="Arial"/>
@@ -27235,7 +27235,7 @@
             <w:pPr>
               <w:spacing w:after="20" w:before="0"/>
             </w:pPr>
-            <w:hyperlink w:history="1" r:id="rIdh5knfrkytdx9inu8pmkkt">
+            <w:hyperlink w:history="1" r:id="rId9xrjxac_clps5qryrnpcf">
               <w:r>
                 <w:rPr>
                   <w:rFonts w:ascii="Arial" w:cs="Arial" w:eastAsia="Arial" w:hAnsi="Arial"/>
@@ -27268,7 +27268,7 @@
               <w:spacing w:after="10" w:before="0"/>
               <w:ind w:left="120"/>
             </w:pPr>
-            <w:hyperlink w:history="1" r:id="rIdcorg55ibmpcmim6hws_hi">
+            <w:hyperlink w:history="1" r:id="rIdodb943huu4zjoat6xh5y6">
               <w:r>
                 <w:rPr>
                   <w:rFonts w:ascii="Arial" w:cs="Arial" w:eastAsia="Arial" w:hAnsi="Arial"/>
@@ -27313,7 +27313,7 @@
             <w:pPr>
               <w:spacing w:after="20" w:before="0"/>
             </w:pPr>
-            <w:hyperlink w:history="1" r:id="rId4wnjhg3og3vz6hshspefo">
+            <w:hyperlink w:history="1" r:id="rId4_qfhuh8kc0iccthafj70">
               <w:r>
                 <w:rPr>
                   <w:rFonts w:ascii="Arial" w:cs="Arial" w:eastAsia="Arial" w:hAnsi="Arial"/>
@@ -27346,7 +27346,7 @@
               <w:spacing w:after="10" w:before="0"/>
               <w:ind w:left="120"/>
             </w:pPr>
-            <w:hyperlink w:history="1" r:id="rIdcogknxnapn0zzu18f0lfn">
+            <w:hyperlink w:history="1" r:id="rIddnfsn1cobza9btt27uyou">
               <w:r>
                 <w:rPr>
                   <w:rFonts w:ascii="Arial" w:cs="Arial" w:eastAsia="Arial" w:hAnsi="Arial"/>
@@ -28833,7 +28833,7 @@
             <w:pPr>
               <w:spacing w:after="20" w:before="0"/>
             </w:pPr>
-            <w:hyperlink w:history="1" r:id="rIdecrccrbr7ydrw3awlqfax">
+            <w:hyperlink w:history="1" r:id="rIdejz9qivkbqxryac6qettb">
               <w:r>
                 <w:rPr>
                   <w:rFonts w:ascii="Arial" w:cs="Arial" w:eastAsia="Arial" w:hAnsi="Arial"/>
@@ -28866,7 +28866,7 @@
               <w:spacing w:after="10" w:before="0"/>
               <w:ind w:left="120"/>
             </w:pPr>
-            <w:hyperlink w:history="1" r:id="rIdtt5szinkqexemv5rug-fs">
+            <w:hyperlink w:history="1" r:id="rIdmczfpoeylqkqvy_ndkrwe">
               <w:r>
                 <w:rPr>
                   <w:rFonts w:ascii="Arial" w:cs="Arial" w:eastAsia="Arial" w:hAnsi="Arial"/>
@@ -28911,7 +28911,7 @@
             <w:pPr>
               <w:spacing w:after="20" w:before="0"/>
             </w:pPr>
-            <w:hyperlink w:history="1" r:id="rIdbw3j2xk_azgld2pbugawd">
+            <w:hyperlink w:history="1" r:id="rId9gp0qp9_v5lqbbtsoejwz">
               <w:r>
                 <w:rPr>
                   <w:rFonts w:ascii="Arial" w:cs="Arial" w:eastAsia="Arial" w:hAnsi="Arial"/>
@@ -28944,7 +28944,7 @@
               <w:spacing w:after="10" w:before="0"/>
               <w:ind w:left="120"/>
             </w:pPr>
-            <w:hyperlink w:history="1" r:id="rIdxt1bro5vhfb5gbh5hs2q9">
+            <w:hyperlink w:history="1" r:id="rId7kwd9jgpt9vbdsjxkjppr">
               <w:r>
                 <w:rPr>
                   <w:rFonts w:ascii="Arial" w:cs="Arial" w:eastAsia="Arial" w:hAnsi="Arial"/>
@@ -29139,7 +29139,7 @@
             <w:pPr>
               <w:spacing w:after="20" w:before="0"/>
             </w:pPr>
-            <w:hyperlink w:history="1" r:id="rIdur-jtyxtxllownikcvopw">
+            <w:hyperlink w:history="1" r:id="rIdbw_psl8ggs-i-p-bfbuvf">
               <w:r>
                 <w:rPr>
                   <w:rFonts w:ascii="Arial" w:cs="Arial" w:eastAsia="Arial" w:hAnsi="Arial"/>
@@ -29172,7 +29172,7 @@
               <w:spacing w:after="10" w:before="0"/>
               <w:ind w:left="120"/>
             </w:pPr>
-            <w:hyperlink w:history="1" r:id="rId0gmzggbnrluyzauaatxja">
+            <w:hyperlink w:history="1" r:id="rIdmqefpf4dfc-7y4bwzu6y6">
               <w:r>
                 <w:rPr>
                   <w:rFonts w:ascii="Arial" w:cs="Arial" w:eastAsia="Arial" w:hAnsi="Arial"/>
@@ -29217,7 +29217,7 @@
             <w:pPr>
               <w:spacing w:after="20" w:before="0"/>
             </w:pPr>
-            <w:hyperlink w:history="1" r:id="rIdvlrk655kcyje0q0mboolk">
+            <w:hyperlink w:history="1" r:id="rIdu3-2dc8adwsyluprm-0zl">
               <w:r>
                 <w:rPr>
                   <w:rFonts w:ascii="Arial" w:cs="Arial" w:eastAsia="Arial" w:hAnsi="Arial"/>
@@ -29250,7 +29250,7 @@
               <w:spacing w:after="10" w:before="0"/>
               <w:ind w:left="120"/>
             </w:pPr>
-            <w:hyperlink w:history="1" r:id="rIdqdd8oh54ko9rzypukldez">
+            <w:hyperlink w:history="1" r:id="rIdmxpuzivxgckyxzylsxoqo">
               <w:r>
                 <w:rPr>
                   <w:rFonts w:ascii="Arial" w:cs="Arial" w:eastAsia="Arial" w:hAnsi="Arial"/>
@@ -29445,7 +29445,7 @@
             <w:pPr>
               <w:spacing w:after="20" w:before="0"/>
             </w:pPr>
-            <w:hyperlink w:history="1" r:id="rIdrxzcxvx5jbyvrle0tiwf9">
+            <w:hyperlink w:history="1" r:id="rIdiwn7gy9q6n4xzkjhfy108">
               <w:r>
                 <w:rPr>
                   <w:rFonts w:ascii="Arial" w:cs="Arial" w:eastAsia="Arial" w:hAnsi="Arial"/>
@@ -29478,7 +29478,7 @@
               <w:spacing w:after="10" w:before="0"/>
               <w:ind w:left="120"/>
             </w:pPr>
-            <w:hyperlink w:history="1" r:id="rIdgw0xtqdzo5i-xvtjtkhdl">
+            <w:hyperlink w:history="1" r:id="rId2gamhdqx6ji6igbwx0dw3">
               <w:r>
                 <w:rPr>
                   <w:rFonts w:ascii="Arial" w:cs="Arial" w:eastAsia="Arial" w:hAnsi="Arial"/>
@@ -29523,7 +29523,7 @@
             <w:pPr>
               <w:spacing w:after="20" w:before="0"/>
             </w:pPr>
-            <w:hyperlink w:history="1" r:id="rIdxxl9s8fhj7cgwsu9o1qja">
+            <w:hyperlink w:history="1" r:id="rIdzmvv9yqltlpfn4tnwvrtk">
               <w:r>
                 <w:rPr>
                   <w:rFonts w:ascii="Arial" w:cs="Arial" w:eastAsia="Arial" w:hAnsi="Arial"/>
@@ -29556,7 +29556,7 @@
               <w:spacing w:after="10" w:before="0"/>
               <w:ind w:left="120"/>
             </w:pPr>
-            <w:hyperlink w:history="1" r:id="rId6kbr0ewrjstnv65qtew_f">
+            <w:hyperlink w:history="1" r:id="rIdgutp0-bzqxy6ukj-k3sms">
               <w:r>
                 <w:rPr>
                   <w:rFonts w:ascii="Arial" w:cs="Arial" w:eastAsia="Arial" w:hAnsi="Arial"/>
@@ -29751,7 +29751,7 @@
             <w:pPr>
               <w:spacing w:after="20" w:before="0"/>
             </w:pPr>
-            <w:hyperlink w:history="1" r:id="rId_ompj3st-u_kwydkoj5yf">
+            <w:hyperlink w:history="1" r:id="rId2m2zgz3sao2wnnhwuldun">
               <w:r>
                 <w:rPr>
                   <w:rFonts w:ascii="Arial" w:cs="Arial" w:eastAsia="Arial" w:hAnsi="Arial"/>
@@ -29784,7 +29784,7 @@
               <w:spacing w:after="10" w:before="0"/>
               <w:ind w:left="120"/>
             </w:pPr>
-            <w:hyperlink w:history="1" r:id="rIdaafdpjxezgrej_25gta-q">
+            <w:hyperlink w:history="1" r:id="rIdm__dae1v0nyx_dsubv28z">
               <w:r>
                 <w:rPr>
                   <w:rFonts w:ascii="Arial" w:cs="Arial" w:eastAsia="Arial" w:hAnsi="Arial"/>
@@ -29829,7 +29829,7 @@
             <w:pPr>
               <w:spacing w:after="20" w:before="0"/>
             </w:pPr>
-            <w:hyperlink w:history="1" r:id="rIdu3f-wthabgztfiwz9yoi0">
+            <w:hyperlink w:history="1" r:id="rId5rktir-9yudquwkae1zxz">
               <w:r>
                 <w:rPr>
                   <w:rFonts w:ascii="Arial" w:cs="Arial" w:eastAsia="Arial" w:hAnsi="Arial"/>
@@ -29862,7 +29862,7 @@
               <w:spacing w:after="10" w:before="0"/>
               <w:ind w:left="120"/>
             </w:pPr>
-            <w:hyperlink w:history="1" r:id="rIdkjjbwllvdc0vbrgvxkzyg">
+            <w:hyperlink w:history="1" r:id="rIdmj2ndo0svzmcifobv5lh8">
               <w:r>
                 <w:rPr>
                   <w:rFonts w:ascii="Arial" w:cs="Arial" w:eastAsia="Arial" w:hAnsi="Arial"/>
@@ -30057,7 +30057,7 @@
             <w:pPr>
               <w:spacing w:after="20" w:before="0"/>
             </w:pPr>
-            <w:hyperlink w:history="1" r:id="rIdcvtk6efundoreuolwkscb">
+            <w:hyperlink w:history="1" r:id="rIds_shb7hbdwcnvibx8_rl_">
               <w:r>
                 <w:rPr>
                   <w:rFonts w:ascii="Arial" w:cs="Arial" w:eastAsia="Arial" w:hAnsi="Arial"/>
@@ -30090,7 +30090,7 @@
               <w:spacing w:after="10" w:before="0"/>
               <w:ind w:left="120"/>
             </w:pPr>
-            <w:hyperlink w:history="1" r:id="rIdlesw_vlod-13qrujmocgo">
+            <w:hyperlink w:history="1" r:id="rIdbwtbd_ex3wqj8kbhxbz_z">
               <w:r>
                 <w:rPr>
                   <w:rFonts w:ascii="Arial" w:cs="Arial" w:eastAsia="Arial" w:hAnsi="Arial"/>
@@ -30135,7 +30135,7 @@
             <w:pPr>
               <w:spacing w:after="20" w:before="0"/>
             </w:pPr>
-            <w:hyperlink w:history="1" r:id="rIdr24buhdo7mlnfs0qndzqn">
+            <w:hyperlink w:history="1" r:id="rIdh3-ulfe7wjyddj2ea8i6r">
               <w:r>
                 <w:rPr>
                   <w:rFonts w:ascii="Arial" w:cs="Arial" w:eastAsia="Arial" w:hAnsi="Arial"/>
@@ -30168,7 +30168,7 @@
               <w:spacing w:after="10" w:before="0"/>
               <w:ind w:left="120"/>
             </w:pPr>
-            <w:hyperlink w:history="1" r:id="rId7qm9y8pdj2ow9rasw5tnl">
+            <w:hyperlink w:history="1" r:id="rIdubo-jg55oxpynlv6rnzqh">
               <w:r>
                 <w:rPr>
                   <w:rFonts w:ascii="Arial" w:cs="Arial" w:eastAsia="Arial" w:hAnsi="Arial"/>
